--- a/makale/anahtar-kelimeden-mekansal-karara.docx
+++ b/makale/anahtar-kelimeden-mekansal-karara.docx
@@ -28,13 +28,13 @@
         </w:p>
       </w:sdtContent>
     </w:sdt>
-    <w:bookmarkStart w:id="64" w:name="Xf39c423ebe01e2ac0431b22faa35a44c9d20e5d"/>
+    <w:bookmarkStart w:id="69" w:name="X814aa35930882066894ff52046bcf37d1bdfd8c"/>
     <w:p>
       <w:pPr>
         <w:pStyle w:val="Heading1"/>
       </w:pPr>
       <w:r>
-        <w:t xml:space="preserve">Anahtar Kelimeden Mekânsal Karara: Perakende Tasarımı Stüdyosunda Marka Kimliğinin Çevrilebilirliği</w:t>
+        <w:t xml:space="preserve">Markayı Okumaktan Mekânı Kurmaya: İç Mimarlık Stüdyosunda Marka Kimliğinin Mekânsal Tasarım Kararlarına Dönüşümü</w:t>
       </w:r>
     </w:p>
     <w:p>
@@ -76,41 +76,25 @@
         <w:pStyle w:val="FirstParagraph"/>
       </w:pPr>
       <w:r>
-        <w:t xml:space="preserve">Perakende mekânı tasarımı eğitiminde en kritik ve en az incelenmiş an, bir marka kimliğinin soyut niteliklerinin çizilebilir bir mekânsal karara dönüştüğü andır. Alanyazın, müşteri yolculuğu haritalama ve marka anahtarı gibi deneyim tasarımı araçlarının stüdyoya aktarımını büyük ölçüde dönem sonu ürünleri ve jüri notları üzerinden değerlendirmiştir. Bu çalışma odağı öne çeker: değerlendirme birimi bitmiş proje değil, çevirinin kendisi, yani</w:t>
-      </w:r>
-      <w:r>
-        <w:t xml:space="preserve"> </w:t>
-      </w:r>
-      <w:r>
-        <w:t xml:space="preserve">“</w:t>
-      </w:r>
-      <w:r>
-        <w:t xml:space="preserve">anahtar kelime → mekânsal tasarım kararı</w:t>
-      </w:r>
-      <w:r>
-        <w:t xml:space="preserve">”</w:t>
-      </w:r>
-      <w:r>
-        <w:t xml:space="preserve"> </w:t>
-      </w:r>
-      <w:r>
-        <w:t xml:space="preserve">hücresidir. Veri, Kapadokya Üniversitesi İç Mimarlık ve Çevre Tasarımı Bölümü üçüncü sınıf stüdyosunda (IMC301) 29 öğrenciyle yürütülen bir giriş atölyesine aittir. Atölye üç çalışma kâğıdı üzerinden kurgulanmıştır: rastgele atanan beş perakende mekânının bireysel okunması, aynı mekâna düşen öğrencilerin grup sentezi ve sunumu, ve fiziksel mağazası bulunmayan niş markalar arasından üç aday markanın araştırılarak anahtar kelimelerinin mekânsal karara çevrilmesi. Toplanan 25 teslim, 75 marka önerisi ve 225 çeviri hücresi nitel içerik analiziyle incelenmiş; çeviri çıktıları Biggs ve Collis’in (1982) SOLO taksonomisine göre kodlanmıştır. Bulgular, önerilerin %65,3’ünün çok yapılı düzeyde ve altında kaldığını, ilişkisel düzeye yalnızca %34,7’sinin geçtiğini göstermektedir. En büyük yığılma (%46,7), bir tasarım öğesini adlandıran fakat o öğeyi mekândaki bir konum ya da ilişkiye bağlamayan çok yapılı düzeydedir. Tasarım aygıtı repertuvarı belirgin biçimde dengesizdir: sergileme birimi (%73) ve malzeme-yüzey (%60) kararları baskınken, dolaşım ve plan kurgusu %19, koku ve ses donatısı %9 oranında görünmektedir. Anahtar kelime havuzundaki 225 etiketin 146’sı tekil olup %73’ü yalnızca bir kez kullanılmıştır. En yüksek düzey olan soyutlanmış düzeye ulaşan 12 öneri (%16), istisnasız biçimde markanın kendi sözlüğünden türetilmiş ve mekânda tekrar eden</w:t>
-      </w:r>
-      <w:r>
-        <w:t xml:space="preserve"> </w:t>
-      </w:r>
-      <w:r>
-        <w:rPr>
-          <w:iCs/>
-          <w:i/>
-        </w:rPr>
-        <w:t xml:space="preserve">adlandırılmış bir aygıt</w:t>
-      </w:r>
-      <w:r>
-        <w:t xml:space="preserve"> </w:t>
-      </w:r>
-      <w:r>
-        <w:t xml:space="preserve">üretmiştir. Çalışma, bu bulgular ışığında stüdyo giriş haftası için uygulanabilir bir çalışma kâğıdı revizyonu önermektedir.</w:t>
+        <w:t xml:space="preserve">Perakende mekânı tasarımı stüdyosunda öğrencinin karşılaştığı temel güçlük, biçim üretmek değil, ürettiği biçimi gerekçelendirmektir. Marka kimliği tam da bu gerekçeyi sağlayabilecek bir veridir; ancak kimliğin soyut nitelikleri ile çizilebilir mekânsal kararlar arasındaki geçiş, stüdyo pratiğinde çoğunlukla sezgiye bırakılır. Bu çalışma söz konusu geçişi doğrudan araştırma nesnesi yapmaktadır. Veri, Kapadokya Üniversitesi İç Mimarlık ve Çevre Tasarımı Bölümü üçüncü sınıf stüdyosunda (IMC301) 29 öğrenciyle yürütülen bir giriş atölyesine aittir. Atölye üç çalışma kâğıdı üzerinden kurgulanmıştır: rastgele atanan beş perakende mekânının bireysel okunması, aynı mekâna düşen öğrencilerin grup sentezi ve sunumu, ve fiziksel mağazası bulunmayan niş markalar arasından üç aday markanın araştırılarak anahtar kelimelerinin mekânsal karara çevrilmesi. Toplanan 25 teslim, 75 marka önerisi ve 225</w:t>
+      </w:r>
+      <w:r>
+        <w:t xml:space="preserve"> </w:t>
+      </w:r>
+      <w:r>
+        <w:t xml:space="preserve">“</w:t>
+      </w:r>
+      <w:r>
+        <w:t xml:space="preserve">anahtar kelime → mekânsal karar</w:t>
+      </w:r>
+      <w:r>
+        <w:t xml:space="preserve">”</w:t>
+      </w:r>
+      <w:r>
+        <w:t xml:space="preserve"> </w:t>
+      </w:r>
+      <w:r>
+        <w:t xml:space="preserve">eşleşmesi içerik analiziyle incelenmiştir. Öğrencilerin markayı en çok kendini ifade (%24), zanaat ve el üretimi (%20) ile yerellik ve kültürel köken (%16) eksenlerinden okudukları; buna karşılık ürettikleri 225 anahtar kelime etiketinin yalnızca %4,9’unun doğrudan bir duyuya gönderme yaptığı görülmüştür. Kararların somutluğu üç grupta toplanmıştır: önerilerin %18,7’si anahtar kelimeyi başka bir sıfatla karşılamış, %46,7’si bir tasarım öğesi adlandırmış ancak öğenin mekândaki yerini söylememiş, %34,7’si öğeyi bir konuma, ilişkiye ya da ölçüye bağlamıştır. Tasarım kararlarının dağılımı belirgin biçimde dengesizdir: sergileme birimi (%73) ve malzeme-yüzey (%60) baskınken, dolaşım ve plan kurgusu %19, koku ve ses donatısı %9 oranında görünmektedir. Mekânda yer tutan 26 kararın 12’si, markanın kendi dilinden türetilmiş bir ad taşımaktadır; adlandırma, kimliğin mekânda bir karşılık bulduğunun en açık işareti olarak öne çıkmaktadır.</w:t>
       </w:r>
     </w:p>
     <w:p>
@@ -128,7 +112,7 @@
         <w:t xml:space="preserve"> </w:t>
       </w:r>
       <w:r>
-        <w:t xml:space="preserve">perakende mekânı tasarımı, iç mimarlık stüdyo eğitimi, marka kimliği, mekânsal çeviri, SOLO taksonomisi, içerik analizi</w:t>
+        <w:t xml:space="preserve">perakende mekânı tasarımı, iç mimarlık stüdyo eğitimi, marka kimliği, marka analizi, anahtar kelime, mekânsal tasarım kararı</w:t>
       </w:r>
     </w:p>
     <w:bookmarkEnd w:id="20"/>
@@ -146,41 +130,7 @@
         <w:pStyle w:val="FirstParagraph"/>
       </w:pPr>
       <w:r>
-        <w:t xml:space="preserve">The most critical and least examined moment in retail design education is when the abstract attributes of a brand identity become a drawable spatial decision. Existing scholarship has largely assessed the transfer of experience design tools into the studio through end-of-semester outputs and jury grades. This study moves the focus forward: the unit of assessment is not the finished project but the act of translation itself — the</w:t>
-      </w:r>
-      <w:r>
-        <w:t xml:space="preserve"> </w:t>
-      </w:r>
-      <w:r>
-        <w:t xml:space="preserve">“</w:t>
-      </w:r>
-      <w:r>
-        <w:t xml:space="preserve">keyword → spatial design decision</w:t>
-      </w:r>
-      <w:r>
-        <w:t xml:space="preserve">”</w:t>
-      </w:r>
-      <w:r>
-        <w:t xml:space="preserve"> </w:t>
-      </w:r>
-      <w:r>
-        <w:t xml:space="preserve">cell. The data comes from an introductory workshop with 29 third-year students in the Interior Architecture and Environmental Design programme at Cappadocia University (IMC301), structured around three worksheets: individual reading of five randomly assigned retail interiors, group synthesis and presentation by students assigned to the same space, and investigation of three candidate niche brands without physical stores, translating their keywords into spatial decisions. The resulting 25 submissions, 75 brand proposals and 225 translation cells were examined through qualitative content analysis, with translation outputs coded against Biggs and Collis’s (1982) SOLO taxonomy. Findings show 65.3% of proposals remain at or below the multistructural level, with only 34.7% crossing into the relational level. The largest cluster (46.7%) is multistructural: a design element is named, but not tied to a position or relationship in space. The device repertoire is markedly unbalanced — display units (73%) and material-surface decisions (60%) dominate, while circulation and plan configuration appear in 19% and scent-sound provision in 9% of proposals. Of 225 keyword tags, 146 are unique and 73% occur once. The twelve proposals (16%) reaching the extended abstract level all produced a</w:t>
-      </w:r>
-      <w:r>
-        <w:t xml:space="preserve"> </w:t>
-      </w:r>
-      <w:r>
-        <w:rPr>
-          <w:iCs/>
-          <w:i/>
-        </w:rPr>
-        <w:t xml:space="preserve">named device</w:t>
-      </w:r>
-      <w:r>
-        <w:t xml:space="preserve"> </w:t>
-      </w:r>
-      <w:r>
-        <w:t xml:space="preserve">derived from the brand’s own lexicon and repeating across the space. The study proposes an applicable worksheet revision for the studio’s introductory week.</w:t>
+        <w:t xml:space="preserve">The core difficulty a student faces in the retail design studio is not producing form but justifying the form produced. Brand identity is precisely the kind of data that can supply that justification; yet the passage from a brand’s abstract attributes to drawable spatial decisions is usually left to intuition in studio practice. This study makes that passage its direct object of inquiry. The data comes from an introductory workshop with 29 third-year students in the Interior Architecture and Environmental Design programme at Cappadocia University (IMC301), structured around three worksheets: individual reading of five randomly assigned retail interiors, group synthesis and presentation by students assigned to the same space, and investigation of three candidate niche brands without physical stores, translating their keywords into spatial decisions. The resulting 25 submissions, 75 brand proposals and 225 keyword-to-decision pairings were examined through content analysis. Students read brands primarily through self-expression (24%), craft and handmaking (20%) and locality and cultural origin (16%); yet only 4.9% of the 225 keyword tags they produced referred directly to a sense. Decisions fell into three groups by concreteness: 18.7% answered the keyword with another adjective, 46.7% named a design element without stating its place in the space, and 34.7% tied an element to a position, relationship or dimension. The distribution of design decisions is markedly unbalanced: display units (73%) and material-surface choices (60%) dominate, while circulation and plan configuration appear in 19% and scent-sound provision in 9% of proposals. Twelve of the 26 decisions that held a place in space carried a name derived from the brand’s own language; naming emerges as the clearest sign that an identity has found a spatial equivalent.</w:t>
       </w:r>
     </w:p>
     <w:p>
@@ -198,7 +148,7 @@
         <w:t xml:space="preserve"> </w:t>
       </w:r>
       <w:r>
-        <w:t xml:space="preserve">retail interior design, interior design studio education, brand identity, spatial translation, SOLO taxonomy, content analysis</w:t>
+        <w:t xml:space="preserve">retail interior design, interior design studio education, brand identity, brand analysis, keyword, spatial design decision</w:t>
       </w:r>
     </w:p>
     <w:p>
@@ -223,45 +173,59 @@
         <w:pStyle w:val="FirstParagraph"/>
       </w:pPr>
       <w:r>
-        <w:t xml:space="preserve">Perakende mekânı, iç mimarlık pratiğinin ürün ile beden, kimlik ile yüzey, anlatı ile rota arasındaki ilişkiyi en yoğun biçimde kurduğu alanlardan biridir. Son yirmi yılda bu alanın tanımı</w:t>
-      </w:r>
-      <w:r>
-        <w:t xml:space="preserve"> </w:t>
-      </w:r>
-      <w:r>
-        <w:t xml:space="preserve">“</w:t>
-      </w:r>
-      <w:r>
-        <w:t xml:space="preserve">ürünün sergilendiği yer</w:t>
-      </w:r>
-      <w:r>
-        <w:t xml:space="preserve">”</w:t>
-      </w:r>
-      <w:r>
-        <w:t xml:space="preserve">den</w:t>
-      </w:r>
-      <w:r>
-        <w:t xml:space="preserve"> </w:t>
-      </w:r>
-      <w:r>
-        <w:t xml:space="preserve">“</w:t>
-      </w:r>
-      <w:r>
-        <w:t xml:space="preserve">markanın bedenlendiği yer</w:t>
-      </w:r>
-      <w:r>
-        <w:t xml:space="preserve">”</w:t>
-      </w:r>
-      <w:r>
-        <w:t xml:space="preserve">e doğru kaymıştır. Perakende tasarımını ayrı bir uzmanlık olarak çerçeveleyen çalışmalar, tasarımcıdan yalnızca mekânsal yetkinlik değil; markalaşma, pazarlama, tüketici psikolojisi, teknoloji entegrasyonu ve kullanıcı deneyimi tasarımını kapsayan çok disiplinli bir donanım beklendiğini ortaya koymuştur (Petermans ve Van Cleempoel 2009; Quartier, Claes ve Vanrie 2017, 2020; Lemon ve Verhoef 2016). Bu beklenti, eğitim programları açısından doğrudan bir müfredat sorusu üretir: Soyut bir marka kimliği, hangi öğretilebilir adımlarla çizilebilir bir mekânsal karara dönüşür?</w:t>
-      </w:r>
-    </w:p>
-    <w:p>
-      <w:pPr>
-        <w:pStyle w:val="BodyText"/>
-      </w:pPr>
-      <w:r>
-        <w:t xml:space="preserve">Bu soru stüdyo pratiğinde çoğu zaman sezgiye bırakılan bir boşluğa işaret eder. Öğrenciler markayı araştırmayı görece hızlı öğrenir; marka araştırmasının çıktısı olan anahtar kelimeyi üretmeyi de öğrenir. Ancak anahtar kelimenin kendisi hiçbir şey çizmez.</w:t>
+        <w:t xml:space="preserve">Perakende mekânı, iç mimarlık pratiğinin ürün ile beden, kimlik ile yüzey, anlatı ile rota arasındaki ilişkiyi en yoğun biçimde kurduğu alanlardan biridir. Teknolojik, ekonomik ve sosyokültürel eğilimlerin biçimlendirdiği perakende ortamı sürekli dönüşmekte; markalar mekânın müşteri deneyimi üzerindeki belirleyici etkisini giderek daha açık biçimde tanımaktadır (Petermans ve Van Cleempoel 2009). Bu dönüşüm, alanı yalnızca bir tasarım pratiği değil, ayrı bir uzmanlık hâline getirmiştir. Perakende tasarımı; markalaşma ve pazarlama, mimarlık ve iç mimarlık, psikoloji, lojistik, teknoloji entegrasyonu ve kullanıcı deneyimi tasarımını bir araya getiren çok disiplinli bir alandır ve tasarımcıdan marka ile müşteri arasında kalıcı bir bağ kurmasını bekler (Quartier, Claes ve Vanrie 2017, 2020; Lemon ve Verhoef 2016). Bu beklenti, tasarım eğitimi için doğrudan bir müfredat sorusu üretir: soyut bir marka kimliği, hangi öğretilebilir adımlarla çizilebilir bir mekânsal karara dönüşür?</w:t>
+      </w:r>
+    </w:p>
+    <w:p>
+      <w:pPr>
+        <w:pStyle w:val="BodyText"/>
+      </w:pPr>
+      <w:r>
+        <w:t xml:space="preserve">Sorunun stüdyo içindeki karşılığı pedagojiktir ve sanıldığından daha temeldir. Üçüncü sınıf düzeyinde bir öğrencinin asıl güçlüğü biçim üretmek değildir; öğrenciler çoğunlukla biçim üretmekte zorlanmaz. Güçlük, ürettikleri biçimi gerekçelendirmektir. Gerekçesi olmayan bir tasarım, kritikte savunulamaz hâle gelir; öğrenci de bu durumda ya estetik tercihe ya da hocasının beğenisine sığınır. Marka kimliği, tam olarak bu boşluğu dolduracak bir veridir: dışarıdan gelen, araştırmayla elde edilen, tartışılabilir ve test edilebilir bir ölçüt sağlar. Bir mağazada niş duvarının neden kavisli, aydınlatmanın neden noktasal, rotanın neden kıvrımlı olduğu sorusunun yanıtı</w:t>
+      </w:r>
+      <w:r>
+        <w:t xml:space="preserve"> </w:t>
+      </w:r>
+      <w:r>
+        <w:t xml:space="preserve">“</w:t>
+      </w:r>
+      <w:r>
+        <w:t xml:space="preserve">böyle güzel oluyor</w:t>
+      </w:r>
+      <w:r>
+        <w:t xml:space="preserve">”</w:t>
+      </w:r>
+      <w:r>
+        <w:t xml:space="preserve"> </w:t>
+      </w:r>
+      <w:r>
+        <w:t xml:space="preserve">değil,</w:t>
+      </w:r>
+      <w:r>
+        <w:t xml:space="preserve"> </w:t>
+      </w:r>
+      <w:r>
+        <w:t xml:space="preserve">“</w:t>
+      </w:r>
+      <w:r>
+        <w:t xml:space="preserve">marka zanaati görünür kılmak üzerine kurulu</w:t>
+      </w:r>
+      <w:r>
+        <w:t xml:space="preserve">”</w:t>
+      </w:r>
+      <w:r>
+        <w:t xml:space="preserve"> </w:t>
+      </w:r>
+      <w:r>
+        <w:t xml:space="preserve">olabilir. Dönem projesinin marka kimliği üzerine kurgulanmasındaki temel gerekçe budur: öğrencinin boşlukta tasarım yapmasını önlemek.</w:t>
+      </w:r>
+    </w:p>
+    <w:p>
+      <w:pPr>
+        <w:pStyle w:val="BodyText"/>
+      </w:pPr>
+      <w:r>
+        <w:t xml:space="preserve">Ancak bu gerekçenin işlemesi, kimliğin gerçekten mekânsal bir karara dönüşmesine bağlıdır. Öğrenciler markayı araştırmayı görece hızlı öğrenir; araştırmanın çıktısı olan anahtar kelimeyi üretmeyi de öğrenir. Fakat anahtar kelimenin kendisi hiçbir şey çizmez.</w:t>
       </w:r>
       <w:r>
         <w:t xml:space="preserve"> </w:t>
@@ -315,100 +279,23 @@
         <w:t xml:space="preserve"> </w:t>
       </w:r>
       <w:r>
-        <w:t xml:space="preserve">bir detay doğurmaz. Çeviri tam olarak burada — kelimeyle çizgi arasındaki boşlukta — gerçekleşir ya da gerçekleşmez. Stüdyo kültürü bu boşluğu çoğunlukla kritikle, yani sözlü ve bireysel bir müdahaleyle doldurur. Bu müdahale değerlidir; ancak izlenebilir ve dönemler arasında karşılaştırılabilir bir veri üretmez.</w:t>
-      </w:r>
-    </w:p>
-    <w:p>
-      <w:pPr>
-        <w:pStyle w:val="BodyText"/>
-      </w:pPr>
-      <w:r>
-        <w:t xml:space="preserve">Alanyazın, deneyim tasarımı araçlarının stüdyoya aktarımını belgelemiştir. Bu çizginin Türkiye bağlamındaki en kapsamlı örneği olan Sunar Bükülmez, Girginkaya Akdağ ve Ekin (2025) çalışması, profesyonel bir deneyim tasarımı ajansıyla iş birliği içinde yürütülen on dört haftalık bir perakende stüdyosunda otuz projeyi dört uzmanın beşli Likert ölçeğiyle yeniden değerlendirmesi yoluyla yetkinlik kazanımlarını izlemiş; öğrencilerin analiz ve konsept tasarım aşamasında (ortalama 3,60) somutlaştırma ve detay tasarımı aşamasına (3,17) göre belirgin biçimde daha başarılı olduğunu göstermiştir. Bu, perakende tasarımı eğitimi açısından önemli ve genellenebilir bir bulgudur.</w:t>
-      </w:r>
-    </w:p>
-    <w:p>
-      <w:pPr>
-        <w:pStyle w:val="BodyText"/>
-      </w:pPr>
-      <w:r>
-        <w:t xml:space="preserve">Ancak bu tür değerlendirmelerin yapısal bir sınırı vardır: analiz birimi projedir. Proje, onlarca kararın birikmiş sonucudur ve bir projenin marka analizi başlığından yüksek puan alması, o projedeki hangi çeviri hamlesinin işlediğini söylemez. Uzman değerlendirmesi sonucu ölçer, süreci değil. Dahası, dönem sonu ürünü üzerinden yapılan bir okuma, haftalarca süren kritik müdahalesinin etkisini öğrencinin kendi çeviri becerisinden ayrıştıramaz.</w:t>
-      </w:r>
-    </w:p>
-    <w:p>
-      <w:pPr>
-        <w:pStyle w:val="BodyText"/>
-      </w:pPr>
-      <w:r>
-        <w:t xml:space="preserve">Bu makale odağı bilinçli olarak daraltır ve öne çeker. Değerlendirme birimi proje değil,</w:t>
-      </w:r>
-      <w:r>
-        <w:t xml:space="preserve"> </w:t>
-      </w:r>
-      <w:r>
-        <w:rPr>
-          <w:iCs/>
-          <w:i/>
-        </w:rPr>
-        <w:t xml:space="preserve">çeviri hücresi</w:t>
-      </w:r>
-      <w:r>
-        <w:t xml:space="preserve">dir: bir öğrencinin belirli bir marka için ürettiği belirli bir anahtar kelimenin karşısına yazdığı belirli mekânsal karar. Veri, dönem sonunda değil, dönemin ilk haftasında — henüz hiçbir kritik müdahalesi yapılmamışken — üretilmiştir. Bu tercih, öğrencinin stüdyoya getirdiği çeviri becerisinin taban çizgisini görünür kılar ve müfredat müdahalesinin nereye yapılması gerektiğini gösterir.</w:t>
-      </w:r>
-    </w:p>
-    <w:p>
-      <w:pPr>
-        <w:pStyle w:val="BodyText"/>
-      </w:pPr>
-      <w:r>
-        <w:t xml:space="preserve">Araştırma soruları şunlardır:</w:t>
-      </w:r>
-    </w:p>
-    <w:p>
-      <w:pPr>
-        <w:numPr>
-          <w:ilvl w:val="0"/>
-          <w:numId w:val="1001"/>
-        </w:numPr>
-        <w:pStyle w:val="Compact"/>
-      </w:pPr>
-      <w:r>
-        <w:t xml:space="preserve">Üçüncü sınıf iç mimarlık öğrencileri, bir marka kimliğinden türettikleri anahtar kelimeleri hangi yapısal düzeyde mekânsal karara çevirebilmektedir?</w:t>
-      </w:r>
-    </w:p>
-    <w:p>
-      <w:pPr>
-        <w:numPr>
-          <w:ilvl w:val="0"/>
-          <w:numId w:val="1001"/>
-        </w:numPr>
-        <w:pStyle w:val="Compact"/>
-      </w:pPr>
-      <w:r>
-        <w:t xml:space="preserve">Bu çeviride hangi tasarım aygıtı aileleri öne çıkmakta, hangileri sistematik olarak eksik kalmaktadır?</w:t>
-      </w:r>
-    </w:p>
-    <w:p>
-      <w:pPr>
-        <w:numPr>
-          <w:ilvl w:val="0"/>
-          <w:numId w:val="1001"/>
-        </w:numPr>
-        <w:pStyle w:val="Compact"/>
-      </w:pPr>
-      <w:r>
-        <w:t xml:space="preserve">Öğrencilerin ürettiği anahtar kelime sözlüğünün yapısı nedir ve bu yapı çeviri başarısıyla nasıl ilişkilenir?</w:t>
-      </w:r>
-    </w:p>
-    <w:p>
-      <w:pPr>
-        <w:numPr>
-          <w:ilvl w:val="0"/>
-          <w:numId w:val="1001"/>
-        </w:numPr>
-        <w:pStyle w:val="Compact"/>
-      </w:pPr>
-      <w:r>
-        <w:t xml:space="preserve">Yüksek düzeyli çeviriyi düşük düzeyliden ayıran gözlemlenebilir bir gösterge tanımlanabilir mi?</w:t>
+        <w:t xml:space="preserve">bir detay doğurmaz. Çeviri tam olarak burada — kelimeyle çizgi arasındaki boşlukta — gerçekleşir ya da gerçekleşmez. Gerçekleşmediğinde ortaya çıkan şey, marka araştırması yapılmış ama tasarıma hiç yansımamış bir proje; yani gerekçenin yalnızca pafta üzerinde durduğu, mekânın ise hâlâ boşlukta kurulduğu bir durumdur. Stüdyo kültürü bu riski çoğunlukla kritikle, yani sözlü ve bireysel bir müdahaleyle yönetir. Bu müdahale değerlidir; ancak izlenebilir ve dönemler arasında karşılaştırılabilir bir veri üretmez.</w:t>
+      </w:r>
+    </w:p>
+    <w:p>
+      <w:pPr>
+        <w:pStyle w:val="BodyText"/>
+      </w:pPr>
+      <w:r>
+        <w:t xml:space="preserve">Bu makale söz konusu geçişi doğrudan incelemektedir. İnceleme birimi bitmiş proje değil, çevirinin kendisidir: bir öğrencinin belirli bir marka için ürettiği belirli bir anahtar kelimenin karşısına yazdığı belirli mekânsal karar. Veri, dönem sonunda değil, dönemin ilk haftasında — henüz hiçbir kritik müdahalesi yapılmamışken — üretilmiştir. Bu tercih, öğrencinin stüdyoya getirdiği beceriyi olduğu gibi görünür kılar ve müfredat müdahalesinin nereye yapılması gerektiğini gösterir.</w:t>
+      </w:r>
+    </w:p>
+    <w:p>
+      <w:pPr>
+        <w:pStyle w:val="BodyText"/>
+      </w:pPr>
+      <w:r>
+        <w:t xml:space="preserve">Araştırma soruları şunlardır: Öğrenciler bir markayı neyin üzerinden okumakta, hangi değerleri kimliğin taşıyıcısı saymaktadır? Bu okumadan hangi anahtar kelimeler çıkmaktadır? Anahtar kelimeler hangi somutlukta mekânsal karara dönüşmekte, bu kararlar hangi tasarım alanlarında yoğunlaşıp hangilerinde eksik kalmaktadır? Ve kimliğin mekânda gerçekten karşılık bulduğu durumları, bulamadığı durumlardan ayıran gözlemlenebilir bir işaret var mıdır?</w:t>
       </w:r>
     </w:p>
     <w:p>
@@ -473,7 +360,15 @@
         <w:pStyle w:val="BodyText"/>
       </w:pPr>
       <w:r>
-        <w:t xml:space="preserve">Marka kimliğini sistematik olarak çözümleme çabası tasarım alanına büyük ölçüde Wheeler’ın (2017) çalışmasıyla aktarılmıştır. Wheeler, bütüncül bir marka deneyimini imge ve kimlik, ürün ve hizmetler, insanlar ve kültür, satış süreçleri, fiziksel ve sanal mekânlar ile farkındalık stratejisi olmak üzere altı bileşen üzerinden kurar; bu çerçeve pazarlama kökenli olmasına karşın iç mimarlık için doğrudan kullanışlıdır, çünkü fiziksel mekânı marka kimliğinin eşdeğer bir taşıyıcısı olarak konumlandırır. Ancak marka anahtarı araçlarının tasarım eğitimine aktarımında kritik bir eşik vardır: bu araçlar markayı</w:t>
+        <w:t xml:space="preserve">Marka kimliğini sistematik olarak çözümleme çabası tasarım alanına büyük ölçüde Wheeler’ın (2017) çalışmasıyla aktarılmıştır. Wheeler, bütüncül bir marka deneyimini imge ve kimlik, ürün ve hizmetler, insanlar ve kültür, satış süreçleri, fiziksel ve sanal mekânlar ile farkındalık stratejisi olmak üzere altı bileşen üzerinden kurar; bu çerçeve pazarlama kökenli olmasına karşın iç mimarlık için doğrudan kullanışlıdır, çünkü fiziksel mekânı marka kimliğinin eşdeğer bir taşıyıcısı olarak konumlandırır. Marka anahtarı araçları — rekabet, hedef kitle, amaçlar, misyon, değerler, faydalar, kişilik, görsel dil, iletişim tonu ve öz — markayı çözümlenebilir bileşenlere ayırır ve öğrenciye araştırma için bir iskelet verir.</w:t>
+      </w:r>
+    </w:p>
+    <w:p>
+      <w:pPr>
+        <w:pStyle w:val="BodyText"/>
+      </w:pPr>
+      <w:r>
+        <w:t xml:space="preserve">Ancak bu araçların tasarım eğitimine aktarımında kritik bir eşik vardır: marka anahtarı markayı</w:t>
       </w:r>
       <w:r>
         <w:t xml:space="preserve"> </w:t>
@@ -505,31 +400,31 @@
         <w:t xml:space="preserve"> </w:t>
       </w:r>
       <w:r>
-        <w:t xml:space="preserve">için değil. Klingmann’ın (2010) brandscape kavramı ile Klanten, Ehmann ve Borges’in (2013) derlediği markalı mimarlık örnekleri kimliğin mekânsallaşmasının mümkün olduğunu gösterir; ancak bu örnekler ürünü sunar, yöntemi değil. Köprülü ve Boz (2023), tek bir showroom örneği üzerinden marka hikâyesinin mekân tasarımına dönüşme sürecini izleyerek bu boşluğa yaklaşmıştır. Mesher (2010) ise perakende tasarımını doğrudan bir eğitim nesnesi olarak ele alan sayılı kaynaktan biri olarak marka ve kimliği konsept geliştirmenin başlangıç noktası sayar; markayı bir tema değil bir başlangıç verisi olarak konumlandırır.</w:t>
-      </w:r>
-    </w:p>
-    <w:p>
-      <w:pPr>
-        <w:pStyle w:val="BodyText"/>
-      </w:pPr>
-      <w:r>
-        <w:t xml:space="preserve">Perakende atmosferinin yalnızca görsel olmadığına ilişkin kanıt birikimi güçlüdür. Spence ve arkadaşları (2014) mağaza ortamının görsel, işitsel, dokunsal, kokusal ve tatsal boyutlarına ilişkin bilimsel kanıtları derleyerek çok duyulu atmosfer kavramını sistemleştirmiş; duyular arası uyumun tek bir duyuya yapılan yatırımdan daha güçlü etkiler ürettiğini göstermiştir. Underhill (2008) alışveriş davranışının beden ölçeğindeki belirleyicilerini — geçiş genişlikleri, dokunma eğilimi — etnografik gözlemle ortaya koymuştur. Mimarlık kuramı tarafında Pallasmaa (2005), modern mimarlığın göz-merkezliliğini eleştirerek mekânın bedenin tamamıyla deneyimlendiğini savunur; bu, görselleştirme araçlarının hâkim olduğu bir temsil kültüründe tasarım düşüncesinin yapısal olarak görmeye doğru yanlılaşacağı uyarısını taşır. Bu makalenin bulgularından biri, söz konusu uyarının ampirik karşılığını göstermektedir.</w:t>
-      </w:r>
-    </w:p>
-    <w:p>
-      <w:pPr>
-        <w:pStyle w:val="BodyText"/>
-      </w:pPr>
-      <w:r>
-        <w:t xml:space="preserve">Perakende tasarımı eğitimini kendisini araştırma nesnesi yapan çizgi büyük ölçüde Quartier ve arkadaşlarının çalışmalarıyla şekillenmiştir. Quartier, Claes ve Vanrie (2017) hızla evrilen disiplinde perakende tasarımcısının hangi yetkinliklere gereksinim duyduğunu sormuş; aynı ekip (2020) araştırma, tasarım, sosyokültürel bilimler, markalaşma, pazarlama ve strateji, çok kanallılık ve dijital, iletişim ile örgütlenme ve yönetim olmak üzere sekiz temada toplanan kapsamlı bir yetkinlik çerçevesi geliştirmiştir. Di Iorio ve Spagnoli (2023) deneyim temelli öğrenme için yeniden çerçevelenmiş öğrenme araçları önermiş; Rolla, Hasırcı, Anal ve Edes (2021) disiplinlerarası bir konsept mağaza tasarım sürecini belgelemiştir.</w:t>
-      </w:r>
-    </w:p>
-    <w:p>
-      <w:pPr>
-        <w:pStyle w:val="BodyText"/>
-      </w:pPr>
-      <w:r>
-        <w:t xml:space="preserve">Bu birikim iki uçta yoğunlaşmaktadır. Bir uçta markanın mekânsallaşmasının mümkün olduğunu gösteren örnek ve vaka çalışmaları, diğer uçta bu aktarımın sonuçlarını yetkinlik çerçeveleri üzerinden ölçen eğitim araştırmaları bulunur. Arada kalan şey çevirinin kendisidir: hangi tür bir anahtar kelime hangi tür bir mekânsal karara dönüşür, bir öğrenci</w:t>
+        <w:t xml:space="preserve">için değil. Bir markanın misyonunu, değerlerini ve kişiliğini eksiksiz çözümlemiş bir öğrenci, bu çözümlemeden tek bir duvar kesiti çıkarmak zorunda değildir. Klingmann’ın (2010) brandscape kavramı ile Klanten, Ehmann ve Borges’in (2013) derlediği markalı mimarlık örnekleri kimliğin mekânsallaşmasının mümkün olduğunu gösterir; ancak bu örnekler ürünü sunar, yöntemi değil. Köprülü ve Boz (2023) tek bir showroom örneği üzerinden marka hikâyesinin mekân tasarımına dönüşme sürecini izleyerek bu boşluğa yaklaşmıştır. Mesher (2010) ise perakende tasarımını doğrudan bir eğitim nesnesi olarak ele alan sayılı kaynaktan biri olarak marka ve kimliği konsept geliştirmenin başlangıç noktası sayar; markayı bir tema değil bir başlangıç verisi olarak konumlandırır.</w:t>
+      </w:r>
+    </w:p>
+    <w:p>
+      <w:pPr>
+        <w:pStyle w:val="BodyText"/>
+      </w:pPr>
+      <w:r>
+        <w:t xml:space="preserve">Perakende atmosferinin yalnızca görsel olmadığına ilişkin kanıt birikimi güçlüdür. Spence ve arkadaşları (2014) mağaza ortamının görsel, işitsel, dokunsal, kokusal ve tatsal boyutlarına ilişkin bilimsel kanıtları derleyerek çok duyulu atmosfer kavramını sistemleştirmiş; duyular arası uyumun tek bir duyuya yapılan yatırımdan daha güçlü etkiler ürettiğini göstermiştir. Underhill (2008) alışveriş davranışının beden ölçeğindeki belirleyicilerini — geçiş genişlikleri, dokunma eğilimi — etnografik gözlemle ortaya koymuştur. Mimarlık kuramı tarafında Pallasmaa (2005) modern mimarlığın göz-merkezliliğini eleştirerek mekânın bedenin tamamıyla deneyimlendiğini savunur; bu, görselleştirme araçlarının hâkim olduğu bir temsil kültüründe tasarım düşüncesinin yapısal olarak görmeye doğru yanlılaşacağı uyarısını taşır. Bu makalenin bulgularından biri söz konusu uyarının stüdyo düzeyindeki karşılığını göstermektedir.</w:t>
+      </w:r>
+    </w:p>
+    <w:p>
+      <w:pPr>
+        <w:pStyle w:val="BodyText"/>
+      </w:pPr>
+      <w:r>
+        <w:t xml:space="preserve">Perakende tasarımı eğitimini kendisine araştırma nesnesi yapan çizgi büyük ölçüde Quartier ve arkadaşlarının çalışmalarıyla şekillenmiştir. Quartier, Claes ve Vanrie (2017) hızla evrilen disiplinde perakende tasarımcısının hangi yetkinliklere gereksinim duyduğunu sormuş; aynı ekip (2020) araştırma, tasarım, sosyokültürel bilimler, markalaşma, pazarlama ve strateji, çok kanallılık ve dijital, iletişim ile örgütlenme ve yönetim olmak üzere sekiz temada toplanan kapsamlı bir yetkinlik çerçevesi geliştirmiştir. Di Iorio ve Spagnoli (2023) deneyim temelli öğrenme için yeniden çerçevelenmiş öğrenme araçları önermiş; Rolla, Hasırcı, Anal ve Edes (2021) disiplinlerarası bir konsept mağaza tasarım sürecini belgelemiştir. Sunar Bükülmez, Girginkaya Akdağ ve Ekin (2025), marka anahtarı ve müşteri yolculuğu haritalamayı bir iç mimarlık stüdyosuna entegre eden sınanmış bir çerçeve sunmuş ve bu araçların yetkinlik kazanımları üzerindeki etkisini on dört haftalık bir süreç boyunca izlemiştir.</w:t>
+      </w:r>
+    </w:p>
+    <w:p>
+      <w:pPr>
+        <w:pStyle w:val="BodyText"/>
+      </w:pPr>
+      <w:r>
+        <w:t xml:space="preserve">Bu birikim, markanın mekânsallaşmasının mümkün olduğunu ve bu aktarımın eğitimde ölçülebileceğini göstermektedir. Arada kalan şey çevirinin kendisidir: hangi tür bir marka okuması hangi tür bir mekânsal karara dönüşür, bir öğrenci</w:t>
       </w:r>
       <w:r>
         <w:t xml:space="preserve"> </w:t>
@@ -562,101 +457,7 @@
         <w:t xml:space="preserve">”</w:t>
       </w:r>
       <w:r>
-        <w:t xml:space="preserve">na nasıl geçer, geçemediğinde yerine ne koyar? Bu makale söz konusu boşluğu doldurmayı amaçlamaktadır.</w:t>
-      </w:r>
-    </w:p>
-    <w:p>
-      <w:pPr>
-        <w:pStyle w:val="BodyText"/>
-      </w:pPr>
-      <w:r>
-        <w:t xml:space="preserve">Bu boşluğu ölçülebilir kılmak için uygun aracın niteliği de tartışmayı gerektirir. Quartier ve arkadaşlarının (2020) yetkinlik çerçevesi, bir tasarımcının</w:t>
-      </w:r>
-      <w:r>
-        <w:t xml:space="preserve"> </w:t>
-      </w:r>
-      <w:r>
-        <w:rPr>
-          <w:iCs/>
-          <w:i/>
-        </w:rPr>
-        <w:t xml:space="preserve">neyi bilmesi ve yapabilmesi</w:t>
-      </w:r>
-      <w:r>
-        <w:t xml:space="preserve"> </w:t>
-      </w:r>
-      <w:r>
-        <w:t xml:space="preserve">gerektiğini haritalar; bu haliyle müfredat tasarımı ve mezun profili için güçlü bir araçtır. Ancak yetkinlik çerçeveleri, tek bir tasarım kararının</w:t>
-      </w:r>
-      <w:r>
-        <w:t xml:space="preserve"> </w:t>
-      </w:r>
-      <w:r>
-        <w:rPr>
-          <w:iCs/>
-          <w:i/>
-        </w:rPr>
-        <w:t xml:space="preserve">yapısal olgunluğunu</w:t>
-      </w:r>
-      <w:r>
-        <w:t xml:space="preserve"> </w:t>
-      </w:r>
-      <w:r>
-        <w:t xml:space="preserve">derecelendirmek üzere kurulmamıştır. Burada gereken, bir yetkinliğin var olup olmadığını değil, belirli bir öğrenme çıktısının ne kadar karmaşık biçimde yapılandığını söyleyen bir ölçüdür. Biggs ve Collis’in (1982) SOLO taksonomisi tam da bunu yapar: bir yanıtın içeriğinden bağımsız olarak, yanıtın kaç öğeyi ve bu öğeler arasında hangi ilişkileri kurduğunu beş düzeyde sıralar. Taksonominin ayırt edici özelliği,</w:t>
-      </w:r>
-      <w:r>
-        <w:t xml:space="preserve"> </w:t>
-      </w:r>
-      <w:r>
-        <w:t xml:space="preserve">“</w:t>
-      </w:r>
-      <w:r>
-        <w:t xml:space="preserve">doğru/yanlış</w:t>
-      </w:r>
-      <w:r>
-        <w:t xml:space="preserve">”</w:t>
-      </w:r>
-      <w:r>
-        <w:t xml:space="preserve"> </w:t>
-      </w:r>
-      <w:r>
-        <w:t xml:space="preserve">eksenini</w:t>
-      </w:r>
-      <w:r>
-        <w:t xml:space="preserve"> </w:t>
-      </w:r>
-      <w:r>
-        <w:t xml:space="preserve">“</w:t>
-      </w:r>
-      <w:r>
-        <w:t xml:space="preserve">yapısal olgunluk</w:t>
-      </w:r>
-      <w:r>
-        <w:t xml:space="preserve">”</w:t>
-      </w:r>
-      <w:r>
-        <w:t xml:space="preserve"> </w:t>
-      </w:r>
-      <w:r>
-        <w:t xml:space="preserve">ekseniyle değiştirmesidir; bu da tasarım gibi tek doğrusu olmayan alanlarda onu özellikle kullanışlı kılar (Biggs ve Tang 2011). Bir tasarım kararı yanlış olmayabilir ama yapısal olarak eksik olabilir —</w:t>
-      </w:r>
-      <w:r>
-        <w:t xml:space="preserve"> </w:t>
-      </w:r>
-      <w:r>
-        <w:t xml:space="preserve">“</w:t>
-      </w:r>
-      <w:r>
-        <w:t xml:space="preserve">ahşap raf</w:t>
-      </w:r>
-      <w:r>
-        <w:t xml:space="preserve">”</w:t>
-      </w:r>
-      <w:r>
-        <w:t xml:space="preserve"> </w:t>
-      </w:r>
-      <w:r>
-        <w:t xml:space="preserve">yanlış bir karar değildir, yalnızca mekânla ilişkisi kurulmamış bir karardır. SOLO bu ayrımı adlandırmaya izin verir. Bu nedenle mevcut araştırma, kendi ölçeğini icat etmek yerine yerleşik bir öğrenme çıktısı taksonomisini çeviri hücrelerine uyarlamayı tercih etmiştir.</w:t>
+        <w:t xml:space="preserve">na nasıl geçer, geçemediğinde yerine ne koyar? Bu makale söz konusu soruya, bir atölyenin birincil ürünleri üzerinden yanıt aramaktadır.</w:t>
       </w:r>
     </w:p>
     <w:p>
@@ -713,15 +514,15 @@
         <w:pStyle w:val="BodyText"/>
       </w:pPr>
       <w:r>
-        <w:t xml:space="preserve">Bu araştırmanın verisi dönemin ilk haftasına ve onu izleyen iki haftalık teslim penceresine aittir. Bu nokta yöntemsel olarak kritiktir: veri, bireysel kritik sürecinin henüz başlamadığı bir anda üretilmiştir ve öğrencilerin stüdyoya getirdiği çeviri becerisinin taban çizgisini temsil eder.</w:t>
-      </w:r>
-    </w:p>
-    <w:p>
-      <w:pPr>
-        <w:pStyle w:val="BodyText"/>
-      </w:pPr>
-      <w:r>
-        <w:t xml:space="preserve">İlk hafta iki oturumluk bir giriş atölyesi olarak kurgulanmıştır. Kuramsal girişte marka kimliği, kullanıcı profili ve müşteri yolculuğu kavramları dört başlık altında sunulmuştur: markadan mekâna, kullanıcı, deneyim ve etkileşim, mekân. Müşteri yolculuğu sekiz aşamalı olarak tanımlanmıştır (farkındalık, çekim, eşik, yönlenme, keşif, etkileşim, satın alma, ayrılış). Duyusal çerçeve beş duyu ve bedensel algı üzerinden kurulmuş; anahtar kelime üretimi için üç ölçüt verilmiştir: her markaya uyacak kadar genel olmamalı, araştırmada karşılığı bulunmalı, mekânda somut bir karşılığı kurulabilmeli. Son ölçüt, bu araştırmanın ölçme nesnesinin doğrudan ifadesidir.</w:t>
+        <w:t xml:space="preserve">Bu araştırmanın verisi dönemin ilk haftasına ve onu izleyen iki haftalık teslim penceresine aittir. Veri, bireysel kritik sürecinin henüz başlamadığı bir anda üretilmiştir ve öğrencilerin stüdyoya getirdiği beceriyi olduğu gibi temsil eder.</w:t>
+      </w:r>
+    </w:p>
+    <w:p>
+      <w:pPr>
+        <w:pStyle w:val="BodyText"/>
+      </w:pPr>
+      <w:r>
+        <w:t xml:space="preserve">İlk hafta iki oturumluk bir giriş atölyesi olarak kurgulanmıştır. Kuramsal girişte marka kimliği, kullanıcı profili ve müşteri yolculuğu kavramları dört başlık altında sunulmuştur: markadan mekâna, kullanıcı, deneyim ve etkileşim, mekân. Müşteri yolculuğu sekiz aşamalı olarak tanımlanmıştır (farkındalık, çekim, eşik, yönlenme, keşif, etkileşim, satın alma, ayrılış). Duyusal çerçeve beş duyu ve bedensel algı üzerinden kurulmuş; anahtar kelime üretimi için üç ölçüt verilmiştir: her markaya uyacak kadar genel olmamalı, araştırmada karşılığı bulunmalı, mekânda somut bir karşılığı kurulabilmeli. Son ölçüt, bu araştırmanın inceleme nesnesinin doğrudan ifadesidir.</w:t>
       </w:r>
     </w:p>
     <w:p>
@@ -1350,7 +1151,7 @@
         <w:t xml:space="preserve">”</w:t>
       </w:r>
       <w:r>
-        <w:t xml:space="preserve">) bu araştırmanın analiz birimini oluşturur.</w:t>
+        <w:t xml:space="preserve">) bu araştırmanın inceleme birimini oluşturur.</w:t>
       </w:r>
     </w:p>
     <w:p>
@@ -1691,13 +1492,13 @@
       </w:tr>
     </w:tbl>
     <w:bookmarkEnd w:id="36"/>
-    <w:bookmarkStart w:id="37" w:name="veri-ve-kodlama"/>
+    <w:bookmarkStart w:id="37" w:name="veri-ve-analiz"/>
     <w:p>
       <w:pPr>
         <w:pStyle w:val="Heading3"/>
       </w:pPr>
       <w:r>
-        <w:t xml:space="preserve">Veri ve kodlama</w:t>
+        <w:t xml:space="preserve">Veri ve analiz</w:t>
       </w:r>
     </w:p>
     <w:p>
@@ -1731,79 +1532,75 @@
           <w:bCs/>
           <w:b/>
         </w:rPr>
-        <w:t xml:space="preserve">225 çeviri hücresi</w:t>
-      </w:r>
-      <w:r>
-        <w:t xml:space="preserve"> </w:t>
-      </w:r>
-      <w:r>
-        <w:t xml:space="preserve">elde edilmiştir. Çalışma Kâğıdı 2 için dört grubun sentezi incelenebilmiştir (Mekân 1–4); beşinci grubun sentezi arşivde bulunmamaktadır.</w:t>
-      </w:r>
-    </w:p>
-    <w:p>
-      <w:pPr>
-        <w:pStyle w:val="BodyText"/>
-      </w:pPr>
-      <w:r>
-        <w:t xml:space="preserve">Veri nitel içerik analiziyle (Krippendorff 2019; Mayring 2014) ve bunu izleyen betimsel istatistikle incelenmiştir. Çeviri çıktılarının yapısal düzeyi, bu çalışma için geliştirilmiş bir ölçekle değil,</w:t>
-      </w:r>
-      <w:r>
-        <w:t xml:space="preserve"> </w:t>
-      </w:r>
+        <w:t xml:space="preserve">225 anahtar kelime – mekânsal karar eşleşmesi</w:t>
+      </w:r>
+      <w:r>
+        <w:t xml:space="preserve"> </w:t>
+      </w:r>
+      <w:r>
+        <w:t xml:space="preserve">elde edilmiştir. Çalışma Kâğıdı 2 için dört grubun sentezi incelenebilmiştir (Mekân 1–4).</w:t>
+      </w:r>
+    </w:p>
+    <w:p>
+      <w:pPr>
+        <w:pStyle w:val="BodyText"/>
+      </w:pPr>
+      <w:r>
+        <w:t xml:space="preserve">Veri, nitel içerik analizi ve bunu izleyen betimsel istatistikle incelenmiştir (Krippendorff 2019). Kategoriler veriden tümevarımla türetilmiş, ardından dersin izlencesindeki</w:t>
+      </w:r>
+      <w:r>
+        <w:t xml:space="preserve"> </w:t>
+      </w:r>
+      <w:r>
+        <w:t xml:space="preserve">“</w:t>
+      </w:r>
+      <w:r>
+        <w:t xml:space="preserve">çözülmesi zorunlu alanlar</w:t>
+      </w:r>
+      <w:r>
+        <w:t xml:space="preserve">”</w:t>
+      </w:r>
+      <w:r>
+        <w:t xml:space="preserve"> </w:t>
+      </w:r>
+      <w:r>
+        <w:t xml:space="preserve">listesi ve Stein ve Ramaseshan’ın (2016) temas noktası öğeleriyle çapraz denetlenmiştir. Dört eksende kodlama yapılmıştır.</w:t>
+      </w:r>
+    </w:p>
+    <w:p>
+      <w:pPr>
+        <w:pStyle w:val="BodyText"/>
+      </w:pPr>
       <w:r>
         <w:rPr>
           <w:bCs/>
           <w:b/>
         </w:rPr>
-        <w:t xml:space="preserve">Biggs ve Collis’in (1982) SOLO taksonomisiyle</w:t>
-      </w:r>
-      <w:r>
-        <w:t xml:space="preserve"> </w:t>
-      </w:r>
-      <w:r>
-        <w:t xml:space="preserve">kodlanmıştır. SOLO (</w:t>
-      </w:r>
-      <w:r>
-        <w:rPr>
-          <w:iCs/>
-          <w:i/>
-        </w:rPr>
-        <w:t xml:space="preserve">Structure of the Observed Learning Outcome</w:t>
-      </w:r>
-      <w:r>
-        <w:t xml:space="preserve">), bir öğrenme çıktısının</w:t>
-      </w:r>
-      <w:r>
-        <w:t xml:space="preserve"> </w:t>
-      </w:r>
-      <w:r>
-        <w:rPr>
-          <w:iCs/>
-          <w:i/>
-        </w:rPr>
-        <w:t xml:space="preserve">içeriğini</w:t>
-      </w:r>
-      <w:r>
-        <w:t xml:space="preserve"> </w:t>
-      </w:r>
-      <w:r>
-        <w:t xml:space="preserve">değil</w:t>
-      </w:r>
-      <w:r>
-        <w:t xml:space="preserve"> </w:t>
-      </w:r>
-      <w:r>
-        <w:rPr>
-          <w:iCs/>
-          <w:i/>
-        </w:rPr>
-        <w:t xml:space="preserve">yapısal karmaşıklığını</w:t>
-      </w:r>
-      <w:r>
-        <w:t xml:space="preserve"> </w:t>
-      </w:r>
-      <w:r>
-        <w:t xml:space="preserve">beş düzeyde derecelendiren ve tasarım dâhil pek çok alanda yaygın biçimde kullanılan yerleşik bir değerlendirme çerçevesidir (Biggs ve Tang 2011). Taksonominin bu araştırma bağlamındaki işlemsel karşılıkları Tablo 3’te verilmiştir.</w:t>
+        <w:t xml:space="preserve">Markanın okunduğu değer ekseni.</w:t>
+      </w:r>
+      <w:r>
+        <w:t xml:space="preserve"> </w:t>
+      </w:r>
+      <w:r>
+        <w:t xml:space="preserve">Çalışma kâğıdının</w:t>
+      </w:r>
+      <w:r>
+        <w:t xml:space="preserve"> </w:t>
+      </w:r>
+      <w:r>
+        <w:t xml:space="preserve">“</w:t>
+      </w:r>
+      <w:r>
+        <w:t xml:space="preserve">değer / hikâye</w:t>
+      </w:r>
+      <w:r>
+        <w:t xml:space="preserve">”</w:t>
+      </w:r>
+      <w:r>
+        <w:t xml:space="preserve"> </w:t>
+      </w:r>
+      <w:r>
+        <w:t xml:space="preserve">alanında öğrencinin markayı neyin üzerinden tanımladığı; marka başına bir ya da iki etiketle, çok etiketli olarak kodlanmıştır (ör. zanaat ve el üretimi, yerellik ve kültürel köken, kendini ifade, sürdürülebilirlik ve etik üretim).</w:t>
       </w:r>
     </w:p>
     <w:p>
@@ -1815,7 +1612,462 @@
           <w:bCs/>
           <w:b/>
         </w:rPr>
-        <w:t xml:space="preserve">Tablo 3. SOLO taksonomisinin çeviri hücrelerine uyarlanması</w:t>
+        <w:t xml:space="preserve">Anahtar kelimeler.</w:t>
+      </w:r>
+      <w:r>
+        <w:t xml:space="preserve"> </w:t>
+      </w:r>
+      <w:r>
+        <w:t xml:space="preserve">Marka başına üç kelime; sıklık dağılımı, tekrar oranı ve tematik kümeler üzerinden incelenmiştir.</w:t>
+      </w:r>
+    </w:p>
+    <w:p>
+      <w:pPr>
+        <w:pStyle w:val="BodyText"/>
+      </w:pPr>
+      <w:r>
+        <w:rPr>
+          <w:bCs/>
+          <w:b/>
+        </w:rPr>
+        <w:t xml:space="preserve">Kararın somutluğu.</w:t>
+      </w:r>
+      <w:r>
+        <w:t xml:space="preserve"> </w:t>
+      </w:r>
+      <w:r>
+        <w:t xml:space="preserve">Her marka önerisinin üç çeviri satırı birlikte değerlendirilerek, anahtar kelimenin mekânda ne ölçüde karşılık bulduğu üç grupta toplanmıştır (Tablo 3). Gruplar arasındaki ayrım, kararın çizilebilir olup olmamasına dayanmaktadır:</w:t>
+      </w:r>
+      <w:r>
+        <w:t xml:space="preserve"> </w:t>
+      </w:r>
+      <w:r>
+        <w:t xml:space="preserve">“</w:t>
+      </w:r>
+      <w:r>
+        <w:t xml:space="preserve">vitrin</w:t>
+      </w:r>
+      <w:r>
+        <w:t xml:space="preserve">”</w:t>
+      </w:r>
+      <w:r>
+        <w:t xml:space="preserve"> </w:t>
+      </w:r>
+      <w:r>
+        <w:t xml:space="preserve">bir öğe adıdır,</w:t>
+      </w:r>
+      <w:r>
+        <w:t xml:space="preserve"> </w:t>
+      </w:r>
+      <w:r>
+        <w:t xml:space="preserve">“</w:t>
+      </w:r>
+      <w:r>
+        <w:t xml:space="preserve">giriş aksında, arkasında çalışan çarkın görüldüğü tek parçalık vitrin</w:t>
+      </w:r>
+      <w:r>
+        <w:t xml:space="preserve">”</w:t>
+      </w:r>
+      <w:r>
+        <w:t xml:space="preserve"> </w:t>
+      </w:r>
+      <w:r>
+        <w:t xml:space="preserve">ise plana işlenebilen bir karardır.</w:t>
+      </w:r>
+    </w:p>
+    <w:p>
+      <w:pPr>
+        <w:pStyle w:val="BodyText"/>
+      </w:pPr>
+      <w:r>
+        <w:rPr>
+          <w:bCs/>
+          <w:b/>
+        </w:rPr>
+        <w:t xml:space="preserve">Tablo 3. Kararların somutluğuna göre üç grup</w:t>
+      </w:r>
+    </w:p>
+    <w:tbl>
+      <w:tblPr>
+        <w:tblStyle w:val="Table"/>
+        <w:tblW w:type="pct" w:w="5000"/>
+        <w:tblLook w:firstRow="1" w:lastRow="0" w:firstColumn="0" w:lastColumn="0" w:noHBand="0" w:noVBand="0" w:val="0020"/>
+        <w:jc w:val="start"/>
+      </w:tblPr>
+      <w:tblGrid>
+        <w:gridCol w:w="2640"/>
+        <w:gridCol w:w="2640"/>
+        <w:gridCol w:w="2640"/>
+      </w:tblGrid>
+      <w:tr>
+        <w:trPr>
+          <w:tblHeader w:val="true"/>
+        </w:trPr>
+        <w:tc>
+          <w:tcPr/>
+          <w:p>
+            <w:pPr>
+              <w:pStyle w:val="Compact"/>
+              <w:jc w:val="left"/>
+            </w:pPr>
+            <w:r>
+              <w:t xml:space="preserve">Grup</w:t>
+            </w:r>
+          </w:p>
+        </w:tc>
+        <w:tc>
+          <w:tcPr/>
+          <w:p>
+            <w:pPr>
+              <w:pStyle w:val="Compact"/>
+              <w:jc w:val="left"/>
+            </w:pPr>
+            <w:r>
+              <w:t xml:space="preserve">Ölçüt</w:t>
+            </w:r>
+          </w:p>
+        </w:tc>
+        <w:tc>
+          <w:tcPr/>
+          <w:p>
+            <w:pPr>
+              <w:pStyle w:val="Compact"/>
+              <w:jc w:val="left"/>
+            </w:pPr>
+            <w:r>
+              <w:t xml:space="preserve">Veriden örnek</w:t>
+            </w:r>
+          </w:p>
+        </w:tc>
+      </w:tr>
+      <w:tr>
+        <w:tc>
+          <w:tcPr/>
+          <w:p>
+            <w:pPr>
+              <w:pStyle w:val="Compact"/>
+              <w:jc w:val="left"/>
+            </w:pPr>
+            <w:r>
+              <w:rPr>
+                <w:bCs/>
+                <w:b/>
+              </w:rPr>
+              <w:t xml:space="preserve">Sıfatta kalan</w:t>
+            </w:r>
+          </w:p>
+        </w:tc>
+        <w:tc>
+          <w:tcPr/>
+          <w:p>
+            <w:pPr>
+              <w:pStyle w:val="Compact"/>
+              <w:jc w:val="left"/>
+            </w:pPr>
+            <w:r>
+              <w:t xml:space="preserve">Anahtar kelime başka bir sıfatla karşılanmış; çizilecek bir şey yok</w:t>
+            </w:r>
+          </w:p>
+        </w:tc>
+        <w:tc>
+          <w:tcPr/>
+          <w:p>
+            <w:pPr>
+              <w:pStyle w:val="Compact"/>
+              <w:jc w:val="left"/>
+            </w:pPr>
+            <w:r>
+              <w:t xml:space="preserve">“</w:t>
+            </w:r>
+            <w:r>
+              <w:t xml:space="preserve">Sade ve estetik</w:t>
+            </w:r>
+            <w:r>
+              <w:t xml:space="preserve">”</w:t>
+            </w:r>
+            <w:r>
+              <w:t xml:space="preserve">;</w:t>
+            </w:r>
+            <w:r>
+              <w:t xml:space="preserve"> </w:t>
+            </w:r>
+            <w:r>
+              <w:t xml:space="preserve">“</w:t>
+            </w:r>
+            <w:r>
+              <w:t xml:space="preserve">Doğayı mekânda hissedebilmeli</w:t>
+            </w:r>
+            <w:r>
+              <w:t xml:space="preserve">”</w:t>
+            </w:r>
+            <w:r>
+              <w:t xml:space="preserve">;</w:t>
+            </w:r>
+            <w:r>
+              <w:t xml:space="preserve"> </w:t>
+            </w:r>
+            <w:r>
+              <w:t xml:space="preserve">“</w:t>
+            </w:r>
+            <w:r>
+              <w:t xml:space="preserve">Ferah dolaşım alanları</w:t>
+            </w:r>
+            <w:r>
+              <w:t xml:space="preserve">”</w:t>
+            </w:r>
+            <w:r>
+              <w:t xml:space="preserve">;</w:t>
+            </w:r>
+            <w:r>
+              <w:t xml:space="preserve"> </w:t>
+            </w:r>
+            <w:r>
+              <w:t xml:space="preserve">“</w:t>
+            </w:r>
+            <w:r>
+              <w:t xml:space="preserve">Güncel modaya uygun</w:t>
+            </w:r>
+            <w:r>
+              <w:t xml:space="preserve">”</w:t>
+            </w:r>
+          </w:p>
+        </w:tc>
+      </w:tr>
+      <w:tr>
+        <w:tc>
+          <w:tcPr/>
+          <w:p>
+            <w:pPr>
+              <w:pStyle w:val="Compact"/>
+              <w:jc w:val="left"/>
+            </w:pPr>
+            <w:r>
+              <w:rPr>
+                <w:bCs/>
+                <w:b/>
+              </w:rPr>
+              <w:t xml:space="preserve">Öğe adlandıran</w:t>
+            </w:r>
+          </w:p>
+        </w:tc>
+        <w:tc>
+          <w:tcPr/>
+          <w:p>
+            <w:pPr>
+              <w:pStyle w:val="Compact"/>
+              <w:jc w:val="left"/>
+            </w:pPr>
+            <w:r>
+              <w:t xml:space="preserve">Bir tasarım öğesi adlandırılmış, ama mekândaki yeri söylenmemiş</w:t>
+            </w:r>
+          </w:p>
+        </w:tc>
+        <w:tc>
+          <w:tcPr/>
+          <w:p>
+            <w:pPr>
+              <w:pStyle w:val="Compact"/>
+              <w:jc w:val="left"/>
+            </w:pPr>
+            <w:r>
+              <w:t xml:space="preserve">“</w:t>
+            </w:r>
+            <w:r>
+              <w:t xml:space="preserve">Ahşap raflar</w:t>
+            </w:r>
+            <w:r>
+              <w:t xml:space="preserve">”</w:t>
+            </w:r>
+            <w:r>
+              <w:t xml:space="preserve">;</w:t>
+            </w:r>
+            <w:r>
+              <w:t xml:space="preserve"> </w:t>
+            </w:r>
+            <w:r>
+              <w:t xml:space="preserve">“</w:t>
+            </w:r>
+            <w:r>
+              <w:t xml:space="preserve">Ray spot aydınlatma</w:t>
+            </w:r>
+            <w:r>
+              <w:t xml:space="preserve">”</w:t>
+            </w:r>
+            <w:r>
+              <w:t xml:space="preserve">;</w:t>
+            </w:r>
+            <w:r>
+              <w:t xml:space="preserve"> </w:t>
+            </w:r>
+            <w:r>
+              <w:t xml:space="preserve">“</w:t>
+            </w:r>
+            <w:r>
+              <w:t xml:space="preserve">Açık raf düzeni</w:t>
+            </w:r>
+            <w:r>
+              <w:t xml:space="preserve">”</w:t>
+            </w:r>
+            <w:r>
+              <w:t xml:space="preserve">;</w:t>
+            </w:r>
+            <w:r>
+              <w:t xml:space="preserve"> </w:t>
+            </w:r>
+            <w:r>
+              <w:t xml:space="preserve">“</w:t>
+            </w:r>
+            <w:r>
+              <w:t xml:space="preserve">Nötr renk paleti</w:t>
+            </w:r>
+            <w:r>
+              <w:t xml:space="preserve">”</w:t>
+            </w:r>
+          </w:p>
+        </w:tc>
+      </w:tr>
+      <w:tr>
+        <w:tc>
+          <w:tcPr/>
+          <w:p>
+            <w:pPr>
+              <w:pStyle w:val="Compact"/>
+              <w:jc w:val="left"/>
+            </w:pPr>
+            <w:r>
+              <w:rPr>
+                <w:bCs/>
+                <w:b/>
+              </w:rPr>
+              <w:t xml:space="preserve">Mekânda yer tutan</w:t>
+            </w:r>
+          </w:p>
+        </w:tc>
+        <w:tc>
+          <w:tcPr/>
+          <w:p>
+            <w:pPr>
+              <w:pStyle w:val="Compact"/>
+              <w:jc w:val="left"/>
+            </w:pPr>
+            <w:r>
+              <w:t xml:space="preserve">Öğe bir konuma, ilişkiye ya da ölçüye bağlanmış</w:t>
+            </w:r>
+          </w:p>
+        </w:tc>
+        <w:tc>
+          <w:tcPr/>
+          <w:p>
+            <w:pPr>
+              <w:pStyle w:val="Compact"/>
+              <w:jc w:val="left"/>
+            </w:pPr>
+            <w:r>
+              <w:t xml:space="preserve">“</w:t>
+            </w:r>
+            <w:r>
+              <w:t xml:space="preserve">Camlı atölye duvarı ve açık kuruma rafı</w:t>
+            </w:r>
+            <w:r>
+              <w:t xml:space="preserve">”</w:t>
+            </w:r>
+            <w:r>
+              <w:t xml:space="preserve">;</w:t>
+            </w:r>
+            <w:r>
+              <w:t xml:space="preserve"> </w:t>
+            </w:r>
+            <w:r>
+              <w:t xml:space="preserve">“</w:t>
+            </w:r>
+            <w:r>
+              <w:t xml:space="preserve">Ana giriş hizasında hızlı erişimli interaktif sipariş kioskları</w:t>
+            </w:r>
+            <w:r>
+              <w:t xml:space="preserve">”</w:t>
+            </w:r>
+            <w:r>
+              <w:t xml:space="preserve">;</w:t>
+            </w:r>
+            <w:r>
+              <w:t xml:space="preserve"> </w:t>
+            </w:r>
+            <w:r>
+              <w:t xml:space="preserve">“</w:t>
+            </w:r>
+            <w:r>
+              <w:t xml:space="preserve">Rafların arkasında sarı ışıkla birlikte perde kullanımı</w:t>
+            </w:r>
+            <w:r>
+              <w:t xml:space="preserve">”</w:t>
+            </w:r>
+          </w:p>
+        </w:tc>
+      </w:tr>
+    </w:tbl>
+    <w:p>
+      <w:pPr>
+        <w:pStyle w:val="BodyText"/>
+      </w:pPr>
+      <w:r>
+        <w:rPr>
+          <w:bCs/>
+          <w:b/>
+        </w:rPr>
+        <w:t xml:space="preserve">Tasarım aygıtı ailesi.</w:t>
+      </w:r>
+      <w:r>
+        <w:t xml:space="preserve"> </w:t>
+      </w:r>
+      <w:r>
+        <w:t xml:space="preserve">Kararın hangi tasarım alanına değindiği, çok etiketli olarak kodlanmıştır: sergileme birimi; malzeme ve yüzey; aydınlatma; dolaşım ve plan kurgusu; grafik ve anlatı yüzeyi; üretim görünürlüğü; kişiselleştirme ve etkileşim istasyonu; dijital ve teknoloji; renk; oturma ve dinlenme; koku, ses ve duyusal donatı. Marka önerileri ayrıca ürün kategorisi, menşe ve ölçek bakımından kodlanmıştır.</w:t>
+      </w:r>
+    </w:p>
+    <w:p>
+      <w:r>
+        <w:pict>
+          <v:rect style="width:0;height:1.5pt" o:hralign="center" o:hrstd="t" o:hr="t"/>
+        </w:pict>
+      </w:r>
+    </w:p>
+    <w:bookmarkEnd w:id="37"/>
+    <w:bookmarkEnd w:id="38"/>
+    <w:bookmarkStart w:id="63" w:name="bulgular"/>
+    <w:p>
+      <w:pPr>
+        <w:pStyle w:val="Heading2"/>
+      </w:pPr>
+      <w:r>
+        <w:t xml:space="preserve">4. Bulgular</w:t>
+      </w:r>
+    </w:p>
+    <w:bookmarkStart w:id="39" w:name="mekândan-kimliğe-mağazayı-okumak"/>
+    <w:p>
+      <w:pPr>
+        <w:pStyle w:val="Heading3"/>
+      </w:pPr>
+      <w:r>
+        <w:t xml:space="preserve">4.1. Mekândan kimliğe: mağazayı okumak</w:t>
+      </w:r>
+    </w:p>
+    <w:p>
+      <w:pPr>
+        <w:pStyle w:val="FirstParagraph"/>
+      </w:pPr>
+      <w:r>
+        <w:t xml:space="preserve">Grup sentezleri, farklı bireysel okumaların ortak bir sözlükte buluşma kapasitesini göstermektedir (Tablo 4). Dört grubun tamamı atmosfer okumasını üç sıfata indirgemeyi başarmıştır.</w:t>
+      </w:r>
+    </w:p>
+    <w:p>
+      <w:pPr>
+        <w:pStyle w:val="BodyText"/>
+      </w:pPr>
+      <w:r>
+        <w:rPr>
+          <w:bCs/>
+          <w:b/>
+        </w:rPr>
+        <w:t xml:space="preserve">Tablo 4. Grup sentezlerinin ortak okumaları</w:t>
       </w:r>
     </w:p>
     <w:tbl>
@@ -1843,712 +2095,6 @@
               <w:jc w:val="left"/>
             </w:pPr>
             <w:r>
-              <w:t xml:space="preserve">Düzey</w:t>
-            </w:r>
-          </w:p>
-        </w:tc>
-        <w:tc>
-          <w:tcPr/>
-          <w:p>
-            <w:pPr>
-              <w:pStyle w:val="Compact"/>
-              <w:jc w:val="left"/>
-            </w:pPr>
-            <w:r>
-              <w:t xml:space="preserve">SOLO tanımı</w:t>
-            </w:r>
-          </w:p>
-        </w:tc>
-        <w:tc>
-          <w:tcPr/>
-          <w:p>
-            <w:pPr>
-              <w:pStyle w:val="Compact"/>
-              <w:jc w:val="left"/>
-            </w:pPr>
-            <w:r>
-              <w:t xml:space="preserve">Bu araştırmadaki işlemsel ölçüt</w:t>
-            </w:r>
-          </w:p>
-        </w:tc>
-        <w:tc>
-          <w:tcPr/>
-          <w:p>
-            <w:pPr>
-              <w:pStyle w:val="Compact"/>
-              <w:jc w:val="left"/>
-            </w:pPr>
-            <w:r>
-              <w:t xml:space="preserve">Veriden örnek</w:t>
-            </w:r>
-          </w:p>
-        </w:tc>
-      </w:tr>
-      <w:tr>
-        <w:tc>
-          <w:tcPr/>
-          <w:p>
-            <w:pPr>
-              <w:pStyle w:val="Compact"/>
-              <w:jc w:val="left"/>
-            </w:pPr>
-            <w:r>
-              <w:rPr>
-                <w:bCs/>
-                <w:b/>
-              </w:rPr>
-              <w:t xml:space="preserve">Ön yapısal</w:t>
-            </w:r>
-          </w:p>
-        </w:tc>
-        <w:tc>
-          <w:tcPr/>
-          <w:p>
-            <w:pPr>
-              <w:pStyle w:val="Compact"/>
-              <w:jc w:val="left"/>
-            </w:pPr>
-            <w:r>
-              <w:t xml:space="preserve">İlgisiz ya da konu dışı yanıt</w:t>
-            </w:r>
-          </w:p>
-        </w:tc>
-        <w:tc>
-          <w:tcPr/>
-          <w:p>
-            <w:pPr>
-              <w:pStyle w:val="Compact"/>
-              <w:jc w:val="left"/>
-            </w:pPr>
-            <w:r>
-              <w:t xml:space="preserve">Mekânsal içerik yok; ürün ya da pazarlama ifadesinin tekrarı</w:t>
-            </w:r>
-          </w:p>
-        </w:tc>
-        <w:tc>
-          <w:tcPr/>
-          <w:p>
-            <w:pPr>
-              <w:pStyle w:val="Compact"/>
-              <w:jc w:val="left"/>
-            </w:pPr>
-            <w:r>
-              <w:t xml:space="preserve">“</w:t>
-            </w:r>
-            <w:r>
-              <w:t xml:space="preserve">Güncel modaya uygun</w:t>
-            </w:r>
-            <w:r>
-              <w:t xml:space="preserve">”</w:t>
-            </w:r>
-            <w:r>
-              <w:t xml:space="preserve">;</w:t>
-            </w:r>
-            <w:r>
-              <w:t xml:space="preserve"> </w:t>
-            </w:r>
-            <w:r>
-              <w:t xml:space="preserve">“</w:t>
-            </w:r>
-            <w:r>
-              <w:t xml:space="preserve">Uygun fiyatlı ürün seçenekleri</w:t>
-            </w:r>
-            <w:r>
-              <w:t xml:space="preserve">”</w:t>
-            </w:r>
-          </w:p>
-        </w:tc>
-      </w:tr>
-      <w:tr>
-        <w:tc>
-          <w:tcPr/>
-          <w:p>
-            <w:pPr>
-              <w:pStyle w:val="Compact"/>
-              <w:jc w:val="left"/>
-            </w:pPr>
-            <w:r>
-              <w:rPr>
-                <w:bCs/>
-                <w:b/>
-              </w:rPr>
-              <w:t xml:space="preserve">Tek yapılı</w:t>
-            </w:r>
-          </w:p>
-        </w:tc>
-        <w:tc>
-          <w:tcPr/>
-          <w:p>
-            <w:pPr>
-              <w:pStyle w:val="Compact"/>
-              <w:jc w:val="left"/>
-            </w:pPr>
-            <w:r>
-              <w:t xml:space="preserve">Tek bir ilgili öğeye tutunma</w:t>
-            </w:r>
-          </w:p>
-        </w:tc>
-        <w:tc>
-          <w:tcPr/>
-          <w:p>
-            <w:pPr>
-              <w:pStyle w:val="Compact"/>
-              <w:jc w:val="left"/>
-            </w:pPr>
-            <w:r>
-              <w:t xml:space="preserve">Tek bir genel atmosfer sıfatı; çizilemez, ölçülemez</w:t>
-            </w:r>
-          </w:p>
-        </w:tc>
-        <w:tc>
-          <w:tcPr/>
-          <w:p>
-            <w:pPr>
-              <w:pStyle w:val="Compact"/>
-              <w:jc w:val="left"/>
-            </w:pPr>
-            <w:r>
-              <w:t xml:space="preserve">“</w:t>
-            </w:r>
-            <w:r>
-              <w:t xml:space="preserve">Sade ve estetik</w:t>
-            </w:r>
-            <w:r>
-              <w:t xml:space="preserve">”</w:t>
-            </w:r>
-            <w:r>
-              <w:t xml:space="preserve">;</w:t>
-            </w:r>
-            <w:r>
-              <w:t xml:space="preserve"> </w:t>
-            </w:r>
-            <w:r>
-              <w:t xml:space="preserve">“</w:t>
-            </w:r>
-            <w:r>
-              <w:t xml:space="preserve">Doğayı mekânda hissedebilmeli</w:t>
-            </w:r>
-            <w:r>
-              <w:t xml:space="preserve">”</w:t>
-            </w:r>
-            <w:r>
-              <w:t xml:space="preserve">;</w:t>
-            </w:r>
-            <w:r>
-              <w:t xml:space="preserve"> </w:t>
-            </w:r>
-            <w:r>
-              <w:t xml:space="preserve">“</w:t>
-            </w:r>
-            <w:r>
-              <w:t xml:space="preserve">Ferah dolaşım alanları</w:t>
-            </w:r>
-            <w:r>
-              <w:t xml:space="preserve">”</w:t>
-            </w:r>
-          </w:p>
-        </w:tc>
-      </w:tr>
-      <w:tr>
-        <w:tc>
-          <w:tcPr/>
-          <w:p>
-            <w:pPr>
-              <w:pStyle w:val="Compact"/>
-              <w:jc w:val="left"/>
-            </w:pPr>
-            <w:r>
-              <w:rPr>
-                <w:bCs/>
-                <w:b/>
-              </w:rPr>
-              <w:t xml:space="preserve">Çok yapılı</w:t>
-            </w:r>
-          </w:p>
-        </w:tc>
-        <w:tc>
-          <w:tcPr/>
-          <w:p>
-            <w:pPr>
-              <w:pStyle w:val="Compact"/>
-              <w:jc w:val="left"/>
-            </w:pPr>
-            <w:r>
-              <w:t xml:space="preserve">Birkaç öğe sayılır, aralarında ilişki kurulmaz</w:t>
-            </w:r>
-          </w:p>
-        </w:tc>
-        <w:tc>
-          <w:tcPr/>
-          <w:p>
-            <w:pPr>
-              <w:pStyle w:val="Compact"/>
-              <w:jc w:val="left"/>
-            </w:pPr>
-            <w:r>
-              <w:t xml:space="preserve">Bir ya da birkaç tasarım öğesi</w:t>
-            </w:r>
-            <w:r>
-              <w:t xml:space="preserve"> </w:t>
-            </w:r>
-            <w:r>
-              <w:rPr>
-                <w:iCs/>
-                <w:i/>
-              </w:rPr>
-              <w:t xml:space="preserve">tür</w:t>
-            </w:r>
-            <w:r>
-              <w:t xml:space="preserve"> </w:t>
-            </w:r>
-            <w:r>
-              <w:t xml:space="preserve">düzeyinde adlandırılır</w:t>
-            </w:r>
-          </w:p>
-        </w:tc>
-        <w:tc>
-          <w:tcPr/>
-          <w:p>
-            <w:pPr>
-              <w:pStyle w:val="Compact"/>
-              <w:jc w:val="left"/>
-            </w:pPr>
-            <w:r>
-              <w:t xml:space="preserve">“</w:t>
-            </w:r>
-            <w:r>
-              <w:t xml:space="preserve">Ahşap raflar</w:t>
-            </w:r>
-            <w:r>
-              <w:t xml:space="preserve">”</w:t>
-            </w:r>
-            <w:r>
-              <w:t xml:space="preserve">;</w:t>
-            </w:r>
-            <w:r>
-              <w:t xml:space="preserve"> </w:t>
-            </w:r>
-            <w:r>
-              <w:t xml:space="preserve">“</w:t>
-            </w:r>
-            <w:r>
-              <w:t xml:space="preserve">Ray spot aydınlatma</w:t>
-            </w:r>
-            <w:r>
-              <w:t xml:space="preserve">”</w:t>
-            </w:r>
-            <w:r>
-              <w:t xml:space="preserve">;</w:t>
-            </w:r>
-            <w:r>
-              <w:t xml:space="preserve"> </w:t>
-            </w:r>
-            <w:r>
-              <w:t xml:space="preserve">“</w:t>
-            </w:r>
-            <w:r>
-              <w:t xml:space="preserve">Açık raf düzeni</w:t>
-            </w:r>
-            <w:r>
-              <w:t xml:space="preserve">”</w:t>
-            </w:r>
-            <w:r>
-              <w:t xml:space="preserve">;</w:t>
-            </w:r>
-            <w:r>
-              <w:t xml:space="preserve"> </w:t>
-            </w:r>
-            <w:r>
-              <w:t xml:space="preserve">“</w:t>
-            </w:r>
-            <w:r>
-              <w:t xml:space="preserve">Nötr renk paleti</w:t>
-            </w:r>
-            <w:r>
-              <w:t xml:space="preserve">”</w:t>
-            </w:r>
-          </w:p>
-        </w:tc>
-      </w:tr>
-      <w:tr>
-        <w:tc>
-          <w:tcPr/>
-          <w:p>
-            <w:pPr>
-              <w:pStyle w:val="Compact"/>
-              <w:jc w:val="left"/>
-            </w:pPr>
-            <w:r>
-              <w:rPr>
-                <w:bCs/>
-                <w:b/>
-              </w:rPr>
-              <w:t xml:space="preserve">İlişkisel</w:t>
-            </w:r>
-          </w:p>
-        </w:tc>
-        <w:tc>
-          <w:tcPr/>
-          <w:p>
-            <w:pPr>
-              <w:pStyle w:val="Compact"/>
-              <w:jc w:val="left"/>
-            </w:pPr>
-            <w:r>
-              <w:t xml:space="preserve">Öğeler birbirine ve bütüne bağlanır</w:t>
-            </w:r>
-          </w:p>
-        </w:tc>
-        <w:tc>
-          <w:tcPr/>
-          <w:p>
-            <w:pPr>
-              <w:pStyle w:val="Compact"/>
-              <w:jc w:val="left"/>
-            </w:pPr>
-            <w:r>
-              <w:t xml:space="preserve">Öğe, mekândaki bir konum, ilişki ya da ölçüyle bağlanır</w:t>
-            </w:r>
-          </w:p>
-        </w:tc>
-        <w:tc>
-          <w:tcPr/>
-          <w:p>
-            <w:pPr>
-              <w:pStyle w:val="Compact"/>
-              <w:jc w:val="left"/>
-            </w:pPr>
-            <w:r>
-              <w:t xml:space="preserve">“</w:t>
-            </w:r>
-            <w:r>
-              <w:t xml:space="preserve">Camlı atölye duvarı ve açık kuruma rafı</w:t>
-            </w:r>
-            <w:r>
-              <w:t xml:space="preserve">”</w:t>
-            </w:r>
-            <w:r>
-              <w:t xml:space="preserve">;</w:t>
-            </w:r>
-            <w:r>
-              <w:t xml:space="preserve"> </w:t>
-            </w:r>
-            <w:r>
-              <w:t xml:space="preserve">“</w:t>
-            </w:r>
-            <w:r>
-              <w:t xml:space="preserve">Rafların arkasında sarı ışıkla birlikte perde kullanımı</w:t>
-            </w:r>
-            <w:r>
-              <w:t xml:space="preserve">”</w:t>
-            </w:r>
-          </w:p>
-        </w:tc>
-      </w:tr>
-      <w:tr>
-        <w:tc>
-          <w:tcPr/>
-          <w:p>
-            <w:pPr>
-              <w:pStyle w:val="Compact"/>
-              <w:jc w:val="left"/>
-            </w:pPr>
-            <w:r>
-              <w:rPr>
-                <w:bCs/>
-                <w:b/>
-              </w:rPr>
-              <w:t xml:space="preserve">Soyutlanmış</w:t>
-            </w:r>
-          </w:p>
-        </w:tc>
-        <w:tc>
-          <w:tcPr/>
-          <w:p>
-            <w:pPr>
-              <w:pStyle w:val="Compact"/>
-              <w:jc w:val="left"/>
-            </w:pPr>
-            <w:r>
-              <w:t xml:space="preserve">Verili bağlamın ötesine genelleme</w:t>
-            </w:r>
-          </w:p>
-        </w:tc>
-        <w:tc>
-          <w:tcPr/>
-          <w:p>
-            <w:pPr>
-              <w:pStyle w:val="Compact"/>
-              <w:jc w:val="left"/>
-            </w:pPr>
-            <w:r>
-              <w:t xml:space="preserve">Markanın kendi sözlüğünden adlandırılmış, mekânda tekrar eden aygıt</w:t>
-            </w:r>
-          </w:p>
-        </w:tc>
-        <w:tc>
-          <w:tcPr/>
-          <w:p>
-            <w:pPr>
-              <w:pStyle w:val="Compact"/>
-              <w:jc w:val="left"/>
-            </w:pPr>
-            <w:r>
-              <w:t xml:space="preserve">“</w:t>
-            </w:r>
-            <w:r>
-              <w:t xml:space="preserve">Patina Wall</w:t>
-            </w:r>
-            <w:r>
-              <w:t xml:space="preserve">”</w:t>
-            </w:r>
-            <w:r>
-              <w:t xml:space="preserve">;</w:t>
-            </w:r>
-            <w:r>
-              <w:t xml:space="preserve"> </w:t>
-            </w:r>
-            <w:r>
-              <w:t xml:space="preserve">“</w:t>
-            </w:r>
-            <w:r>
-              <w:t xml:space="preserve">Visible Atelier</w:t>
-            </w:r>
-            <w:r>
-              <w:t xml:space="preserve">”</w:t>
-            </w:r>
-            <w:r>
-              <w:t xml:space="preserve">;</w:t>
-            </w:r>
-            <w:r>
-              <w:t xml:space="preserve"> </w:t>
-            </w:r>
-            <w:r>
-              <w:t xml:space="preserve">“</w:t>
-            </w:r>
-            <w:r>
-              <w:t xml:space="preserve">Scent Bar</w:t>
-            </w:r>
-            <w:r>
-              <w:t xml:space="preserve">”</w:t>
-            </w:r>
-            <w:r>
-              <w:t xml:space="preserve">;</w:t>
-            </w:r>
-            <w:r>
-              <w:t xml:space="preserve"> </w:t>
-            </w:r>
-            <w:r>
-              <w:t xml:space="preserve">“</w:t>
-            </w:r>
-            <w:r>
-              <w:t xml:space="preserve">Koku Barı (Fragrance Bar)</w:t>
-            </w:r>
-            <w:r>
-              <w:t xml:space="preserve">”</w:t>
-            </w:r>
-          </w:p>
-        </w:tc>
-      </w:tr>
-    </w:tbl>
-    <w:p>
-      <w:pPr>
-        <w:pStyle w:val="BodyText"/>
-      </w:pPr>
-      <w:r>
-        <w:t xml:space="preserve">Çok yapılı ile ilişkisel düzey arasındaki eşik belirleyicidir ve SOLO alanyazınının klasik darboğazıdır:</w:t>
-      </w:r>
-      <w:r>
-        <w:t xml:space="preserve"> </w:t>
-      </w:r>
-      <w:r>
-        <w:t xml:space="preserve">“</w:t>
-      </w:r>
-      <w:r>
-        <w:t xml:space="preserve">vitrin</w:t>
-      </w:r>
-      <w:r>
-        <w:t xml:space="preserve">”</w:t>
-      </w:r>
-      <w:r>
-        <w:t xml:space="preserve"> </w:t>
-      </w:r>
-      <w:r>
-        <w:t xml:space="preserve">bir türdür,</w:t>
-      </w:r>
-      <w:r>
-        <w:t xml:space="preserve"> </w:t>
-      </w:r>
-      <w:r>
-        <w:t xml:space="preserve">“</w:t>
-      </w:r>
-      <w:r>
-        <w:t xml:space="preserve">giriş aksında, arkasında çalışan çarkın görüldüğü tek parçalık vitrin</w:t>
-      </w:r>
-      <w:r>
-        <w:t xml:space="preserve">”</w:t>
-      </w:r>
-      <w:r>
-        <w:t xml:space="preserve"> </w:t>
-      </w:r>
-      <w:r>
-        <w:t xml:space="preserve">bir ilişkidir.</w:t>
-      </w:r>
-    </w:p>
-    <w:p>
-      <w:pPr>
-        <w:pStyle w:val="BodyText"/>
-      </w:pPr>
-      <w:r>
-        <w:t xml:space="preserve">Her öneri ayrıca, kararın değindiği</w:t>
-      </w:r>
-      <w:r>
-        <w:t xml:space="preserve"> </w:t>
-      </w:r>
-      <w:r>
-        <w:rPr>
-          <w:bCs/>
-          <w:b/>
-        </w:rPr>
-        <w:t xml:space="preserve">tasarım aygıtı aileleri</w:t>
-      </w:r>
-      <w:r>
-        <w:t xml:space="preserve"> </w:t>
-      </w:r>
-      <w:r>
-        <w:t xml:space="preserve">bakımından çok etiketli olarak kodlanmıştır. On bir aileden oluşan kategori sistemi, kelime havuzundan tümevarımla türetilmiş; dersin izlencesindeki</w:t>
-      </w:r>
-      <w:r>
-        <w:t xml:space="preserve"> </w:t>
-      </w:r>
-      <w:r>
-        <w:t xml:space="preserve">“</w:t>
-      </w:r>
-      <w:r>
-        <w:t xml:space="preserve">çözülmesi zorunlu alanlar</w:t>
-      </w:r>
-      <w:r>
-        <w:t xml:space="preserve">”</w:t>
-      </w:r>
-      <w:r>
-        <w:t xml:space="preserve"> </w:t>
-      </w:r>
-      <w:r>
-        <w:t xml:space="preserve">listesi ve Stein ve Ramaseshan’ın (2016) temas noktası öğeleriyle çapraz denetlenmiştir. Aileler şunlardır: sergileme birimi; malzeme ve yüzey; aydınlatma; dolaşım ve plan kurgusu; grafik ve anlatı yüzeyi; üretim görünürlüğü; kişiselleştirme ve etkileşim istasyonu; dijital ve teknoloji; renk; oturma ve dinlenme; koku, ses ve duyusal donatı. Marka önerileri ayrıca ürün kategorisi, menşe ve ölçek bakımından kodlanmıştır.</w:t>
-      </w:r>
-    </w:p>
-    <w:p>
-      <w:pPr>
-        <w:pStyle w:val="BodyText"/>
-      </w:pPr>
-      <w:r>
-        <w:t xml:space="preserve">Uzman panelinin beşli Likert ölçeğiyle yeniden değerlendirmesi (Sunar Bükülmez vd. 2025) bu araştırmada tercih edilmemiştir; çünkü söz konusu yöntem bitmiş</w:t>
-      </w:r>
-      <w:r>
-        <w:t xml:space="preserve"> </w:t>
-      </w:r>
-      <w:r>
-        <w:rPr>
-          <w:iCs/>
-          <w:i/>
-        </w:rPr>
-        <w:t xml:space="preserve">projeyi</w:t>
-      </w:r>
-      <w:r>
-        <w:t xml:space="preserve"> </w:t>
-      </w:r>
-      <w:r>
-        <w:t xml:space="preserve">puanlar, oysa buradaki analiz birimi tek tek</w:t>
-      </w:r>
-      <w:r>
-        <w:t xml:space="preserve"> </w:t>
-      </w:r>
-      <w:r>
-        <w:rPr>
-          <w:iCs/>
-          <w:i/>
-        </w:rPr>
-        <w:t xml:space="preserve">çeviri edimidir</w:t>
-      </w:r>
-      <w:r>
-        <w:t xml:space="preserve"> </w:t>
-      </w:r>
-      <w:r>
-        <w:t xml:space="preserve">ve doğrudan belgeden okunabilmektedir. Likert temelli ikinci bir değerlendirme katmanı, ara jüri ve final teslimlerini kapsayacak bir devam çalışması için uygun olacaktır.</w:t>
-      </w:r>
-    </w:p>
-    <w:p>
-      <w:r>
-        <w:pict>
-          <v:rect style="width:0;height:1.5pt" o:hralign="center" o:hrstd="t" o:hr="t"/>
-        </w:pict>
-      </w:r>
-    </w:p>
-    <w:bookmarkEnd w:id="37"/>
-    <w:bookmarkEnd w:id="38"/>
-    <w:bookmarkStart w:id="60" w:name="bulgular"/>
-    <w:p>
-      <w:pPr>
-        <w:pStyle w:val="Heading2"/>
-      </w:pPr>
-      <w:r>
-        <w:t xml:space="preserve">4. Bulgular</w:t>
-      </w:r>
-    </w:p>
-    <w:bookmarkStart w:id="39" w:name="mekânı-okumak"/>
-    <w:p>
-      <w:pPr>
-        <w:pStyle w:val="Heading3"/>
-      </w:pPr>
-      <w:r>
-        <w:t xml:space="preserve">4.1. Mekânı okumak</w:t>
-      </w:r>
-    </w:p>
-    <w:p>
-      <w:pPr>
-        <w:pStyle w:val="FirstParagraph"/>
-      </w:pPr>
-      <w:r>
-        <w:t xml:space="preserve">Grup sentezleri, farklı bireysel okumaların ortak bir sözlükte buluşma kapasitesini göstermektedir (Tablo 4). Dört grubun tamamı atmosfer okumasını üç sıfata indirgemeyi başarmıştır.</w:t>
-      </w:r>
-    </w:p>
-    <w:p>
-      <w:pPr>
-        <w:pStyle w:val="BodyText"/>
-      </w:pPr>
-      <w:r>
-        <w:rPr>
-          <w:bCs/>
-          <w:b/>
-        </w:rPr>
-        <w:t xml:space="preserve">Tablo 4. Grup sentezlerinin ortak okumaları</w:t>
-      </w:r>
-    </w:p>
-    <w:tbl>
-      <w:tblPr>
-        <w:tblStyle w:val="Table"/>
-        <w:tblW w:type="pct" w:w="5000"/>
-        <w:tblLook w:firstRow="1" w:lastRow="0" w:firstColumn="0" w:lastColumn="0" w:noHBand="0" w:noVBand="0" w:val="0020"/>
-        <w:jc w:val="start"/>
-      </w:tblPr>
-      <w:tblGrid>
-        <w:gridCol w:w="1980"/>
-        <w:gridCol w:w="1980"/>
-        <w:gridCol w:w="1980"/>
-        <w:gridCol w:w="1980"/>
-      </w:tblGrid>
-      <w:tr>
-        <w:trPr>
-          <w:tblHeader w:val="true"/>
-        </w:trPr>
-        <w:tc>
-          <w:tcPr/>
-          <w:p>
-            <w:pPr>
-              <w:pStyle w:val="Compact"/>
-              <w:jc w:val="left"/>
-            </w:pPr>
-            <w:r>
               <w:t xml:space="preserve">Mekân</w:t>
             </w:r>
           </w:p>
@@ -2880,7 +2426,7 @@
         <w:pStyle w:val="BodyText"/>
       </w:pPr>
       <w:r>
-        <w:t xml:space="preserve">Grup sentezlerinin ikinci bölümü, belirlenen üç anahtar kelimeyi tasarım kararlarıyla eşleştirmeyi istemektedir; yani Çalışma Kâğıdı 3’teki çeviri işleminin grup ölçeğindeki provasıdır. Burada üretilen kararlar, bireysel çalışmaya kıyasla belirgin biçimde daha ilişkiseldir. Mekân 2 grubu</w:t>
+        <w:t xml:space="preserve">Grup sentezlerinin ikinci bölümü, belirlenen üç anahtar kelimeyi tasarım kararlarıyla eşleştirmeyi istemektedir; yani Çalışma Kâğıdı 3’teki çevirinin grup ölçeğindeki provasıdır. Burada üretilen kararlar bireysel çalışmaya kıyasla belirgin biçimde daha somuttur. Mekân 2 grubu</w:t>
       </w:r>
       <w:r>
         <w:t xml:space="preserve"> </w:t>
@@ -2952,7 +2498,7 @@
         <w:t xml:space="preserve"> </w:t>
       </w:r>
       <w:r>
-        <w:t xml:space="preserve">olarak tanımlamıştır. Her iki karar da öğeyi mekândaki bir konuma ve bir harekete bağlamaktadır. Grup tartışmasının, bireysel çalışmanın ulaşamadığı ilişkisel düzeyi kolaylaştırdığı izlenimi güçlüdür; ancak bu izlenim, grup ve bireysel çıktıların aynı ölçütle karşılaştırıldığı bir tasarımla sınanmaya muhtaçtır.</w:t>
+        <w:t xml:space="preserve">olarak tanımlamıştır. Her iki karar da öğeyi mekândaki bir konuma ve bir harekete bağlamaktadır.</w:t>
       </w:r>
     </w:p>
     <w:p>
@@ -2996,25 +2542,25 @@
         <w:t xml:space="preserve"> </w:t>
       </w:r>
       <w:r>
-        <w:t xml:space="preserve">demiştir. Eleştiri kipinin, öneri kipinden daha somut sonuç verdiği görülmektedir: öğrenciler mevcut bir mekânı yargılarken ölçü, konum ve yükseklik gibi kavramlara kendiliğinden başvurmaktadır.</w:t>
-      </w:r>
-    </w:p>
-    <w:p>
-      <w:pPr>
-        <w:pStyle w:val="BodyText"/>
-      </w:pPr>
-      <w:r>
-        <w:t xml:space="preserve">Bu bulgular atölyenin ilk iki aşamasının amacına ulaştığını göstermektedir: mekânı okumak, okumayı ortak bir sözlüğe indirgemek ve bu sözlüğü eleştirel biçimde sınamak üçüncü sınıf düzeyinde edinilmiş becerilerdir. Asıl güçlük bir sonraki adımdadır — okunan mekân ortadan kalkıp yerine yalnızca bir marka ve bir kelime kaldığında.</w:t>
+        <w:t xml:space="preserve">demiştir. Eleştiri kipinin öneri kipinden daha somut sonuç verdiği görülmektedir: öğrenciler mevcut bir mekânı yargılarken ölçü, konum ve yükseklik gibi kavramlara kendiliğinden başvurmaktadır.</w:t>
+      </w:r>
+    </w:p>
+    <w:p>
+      <w:pPr>
+        <w:pStyle w:val="BodyText"/>
+      </w:pPr>
+      <w:r>
+        <w:t xml:space="preserve">Bu bulgular atölyenin ilk iki aşamasının amacına ulaştığını göstermektedir. Önlerinde okunacak bir mekân bulunduğu sürece öğrenciler kimliği mekândan çıkarabilmekte, ortak bir sözlüğe indirgeyebilmekte ve bu sözlüğü eleştirel biçimde sınayabilmektedir. Asıl güçlük bir sonraki adımdadır — okunan mekân ortadan kalkıp yerine yalnızca bir marka ve bir kelime kaldığında.</w:t>
       </w:r>
     </w:p>
     <w:bookmarkEnd w:id="39"/>
-    <w:bookmarkStart w:id="43" w:name="marka-seçimi"/>
+    <w:bookmarkStart w:id="43" w:name="hangi-markalar-seçildi"/>
     <w:p>
       <w:pPr>
         <w:pStyle w:val="Heading3"/>
       </w:pPr>
       <w:r>
-        <w:t xml:space="preserve">4.2. Marka seçimi</w:t>
+        <w:t xml:space="preserve">4.2. Hangi markalar seçildi</w:t>
       </w:r>
     </w:p>
     <w:p>
@@ -3173,7 +2719,7 @@
         <w:pStyle w:val="BodyText"/>
       </w:pPr>
       <w:r>
-        <w:t xml:space="preserve">İki öğrencinin bağımsız olarak aynı markayı (Atelier Rebul) seçmiş olması beklenmedik bir doğrulama fırsatı sunmuştur. Her iki öğrencinin ürettiği anahtar kelime setleri —</w:t>
+        <w:t xml:space="preserve">İki öğrencinin bağımsız olarak aynı markayı (Atelier Rebul) seçmiş olması beklenmedik bir karşılaştırma fırsatı sunmuştur. Her iki öğrencinin ürettiği anahtar kelime setleri —</w:t>
       </w:r>
       <w:r>
         <w:t xml:space="preserve"> </w:t>
@@ -3205,17 +2751,17 @@
         <w:t xml:space="preserve"> </w:t>
       </w:r>
       <w:r>
-        <w:t xml:space="preserve">— üç kelimeden ikisinde kök düzeyinde örtüşmektedir. Aynı araştırma protokolünün farklı kişilerce uygulandığında benzer kelimelere yakınsaması, çalışma kâğıdının bir ölçme aracı olarak tutarlılığına ilişkin bir işaret sayılabilir.</w:t>
+        <w:t xml:space="preserve">— üç kelimeden ikisinde kök düzeyinde örtüşmektedir. Aynı araştırma yönergesinin farklı kişilerce uygulandığında benzer kelimelere yakınsaması, çalışma kâğıdının tutarlı bir okuma ürettiğine ilişkin bir işaret sayılabilir.</w:t>
       </w:r>
     </w:p>
     <w:bookmarkEnd w:id="43"/>
-    <w:bookmarkStart w:id="47" w:name="anahtar-kelime-havuzu"/>
+    <w:bookmarkStart w:id="47" w:name="marka-neyin-üzerinden-okundu"/>
     <w:p>
       <w:pPr>
         <w:pStyle w:val="Heading3"/>
       </w:pPr>
       <w:r>
-        <w:t xml:space="preserve">4.3. Anahtar kelime havuzu</w:t>
+        <w:t xml:space="preserve">4.3. Marka neyin üzerinden okundu</w:t>
       </w:r>
     </w:p>
     <w:p>
@@ -3223,143 +2769,61 @@
         <w:pStyle w:val="FirstParagraph"/>
       </w:pPr>
       <w:r>
-        <w:t xml:space="preserve">Yetmiş beş marka için üretilen 225 anahtar kelime etiketinin 146’sı tekildir (tip-belirti oranı 0,65). Tekil kelimelerin %73’ü (107 kelime) yalnızca bir kez kullanılmıştır; bu, tüm etiketlerin %48’ine karşılık gelir. En sık kullanılan on kelime toplam etiketlerin yalnızca %24’ünü oluşturmaktadır. Bu, oldukça dağınık bir sözlüktür. Olumlu okumada öğrenciler markaya özgü ve kalıplaşmamış sözcükler üretmektedir; olumsuz okumada ortak bir mesleki sözlüğün yokluğu stüdyo içi tartışmayı ve karşılaştırmayı güçleştirmektedir. İki okuma birbirini dışlamaz; veriler her ikisini de desteklemektedir.</w:t>
-      </w:r>
-    </w:p>
-    <w:p>
-      <w:pPr>
-        <w:pStyle w:val="BodyText"/>
-      </w:pPr>
-      <w:r>
-        <w:t xml:space="preserve">Kök düzeyinde birleştirildiğinde en sık kelime kümeleri şunlardır:</w:t>
-      </w:r>
-      <w:r>
-        <w:t xml:space="preserve"> </w:t>
-      </w:r>
-      <w:r>
-        <w:rPr>
-          <w:iCs/>
-          <w:i/>
-        </w:rPr>
-        <w:t xml:space="preserve">doğal / doğallık / doğa</w:t>
-      </w:r>
-      <w:r>
-        <w:t xml:space="preserve"> </w:t>
-      </w:r>
-      <w:r>
-        <w:t xml:space="preserve">(14),</w:t>
-      </w:r>
-      <w:r>
-        <w:t xml:space="preserve"> </w:t>
-      </w:r>
-      <w:r>
-        <w:rPr>
-          <w:iCs/>
-          <w:i/>
-        </w:rPr>
-        <w:t xml:space="preserve">zarif / zarafet</w:t>
-      </w:r>
-      <w:r>
-        <w:t xml:space="preserve"> </w:t>
-      </w:r>
-      <w:r>
-        <w:t xml:space="preserve">(10),</w:t>
-      </w:r>
-      <w:r>
-        <w:t xml:space="preserve"> </w:t>
-      </w:r>
-      <w:r>
-        <w:rPr>
-          <w:iCs/>
-          <w:i/>
-        </w:rPr>
-        <w:t xml:space="preserve">özgün / özgünlük</w:t>
-      </w:r>
-      <w:r>
-        <w:t xml:space="preserve"> </w:t>
-      </w:r>
-      <w:r>
-        <w:t xml:space="preserve">(10),</w:t>
-      </w:r>
-      <w:r>
-        <w:t xml:space="preserve"> </w:t>
-      </w:r>
-      <w:r>
-        <w:rPr>
-          <w:iCs/>
-          <w:i/>
-        </w:rPr>
-        <w:t xml:space="preserve">zanaat / el işçiliği / el yapımı</w:t>
-      </w:r>
-      <w:r>
-        <w:t xml:space="preserve"> </w:t>
-      </w:r>
-      <w:r>
-        <w:t xml:space="preserve">(9),</w:t>
-      </w:r>
-      <w:r>
-        <w:t xml:space="preserve"> </w:t>
-      </w:r>
-      <w:r>
-        <w:rPr>
-          <w:iCs/>
-          <w:i/>
-        </w:rPr>
-        <w:t xml:space="preserve">keşif</w:t>
-      </w:r>
-      <w:r>
-        <w:t xml:space="preserve"> </w:t>
-      </w:r>
-      <w:r>
-        <w:t xml:space="preserve">(7),</w:t>
-      </w:r>
-      <w:r>
-        <w:t xml:space="preserve"> </w:t>
-      </w:r>
-      <w:r>
-        <w:rPr>
-          <w:iCs/>
-          <w:i/>
-        </w:rPr>
-        <w:t xml:space="preserve">konfor / konforlu / rahatlık</w:t>
-      </w:r>
-      <w:r>
-        <w:t xml:space="preserve"> </w:t>
-      </w:r>
-      <w:r>
-        <w:t xml:space="preserve">(7),</w:t>
-      </w:r>
-      <w:r>
-        <w:t xml:space="preserve"> </w:t>
-      </w:r>
-      <w:r>
-        <w:rPr>
-          <w:iCs/>
-          <w:i/>
-        </w:rPr>
-        <w:t xml:space="preserve">zamansız / zamansızlık</w:t>
-      </w:r>
-      <w:r>
-        <w:t xml:space="preserve"> </w:t>
-      </w:r>
-      <w:r>
-        <w:t xml:space="preserve">(6),</w:t>
-      </w:r>
-      <w:r>
-        <w:t xml:space="preserve"> </w:t>
-      </w:r>
-      <w:r>
-        <w:rPr>
-          <w:iCs/>
-          <w:i/>
-        </w:rPr>
-        <w:t xml:space="preserve">kişisel / kişisellik / kişiselleştirme</w:t>
-      </w:r>
-      <w:r>
-        <w:t xml:space="preserve"> </w:t>
-      </w:r>
-      <w:r>
-        <w:t xml:space="preserve">(6).</w:t>
+        <w:t xml:space="preserve">Çalışma kâğıdının</w:t>
+      </w:r>
+      <w:r>
+        <w:t xml:space="preserve"> </w:t>
+      </w:r>
+      <w:r>
+        <w:t xml:space="preserve">“</w:t>
+      </w:r>
+      <w:r>
+        <w:t xml:space="preserve">değer / hikâye</w:t>
+      </w:r>
+      <w:r>
+        <w:t xml:space="preserve">”</w:t>
+      </w:r>
+      <w:r>
+        <w:t xml:space="preserve"> </w:t>
+      </w:r>
+      <w:r>
+        <w:t xml:space="preserve">alanı, öğrencinin markayı hangi eksenden tanımladığını gösterir ve bu bakımdan tüm çevirinin başlangıç noktasıdır. Bir markayı</w:t>
+      </w:r>
+      <w:r>
+        <w:t xml:space="preserve"> </w:t>
+      </w:r>
+      <w:r>
+        <w:t xml:space="preserve">“</w:t>
+      </w:r>
+      <w:r>
+        <w:t xml:space="preserve">zanaat</w:t>
+      </w:r>
+      <w:r>
+        <w:t xml:space="preserve">”</w:t>
+      </w:r>
+      <w:r>
+        <w:t xml:space="preserve"> </w:t>
+      </w:r>
+      <w:r>
+        <w:t xml:space="preserve">ekseninden okuyan öğrenci farklı bir mekân kuracak,</w:t>
+      </w:r>
+      <w:r>
+        <w:t xml:space="preserve"> </w:t>
+      </w:r>
+      <w:r>
+        <w:t xml:space="preserve">“</w:t>
+      </w:r>
+      <w:r>
+        <w:t xml:space="preserve">erişilebilirlik</w:t>
+      </w:r>
+      <w:r>
+        <w:t xml:space="preserve">”</w:t>
+      </w:r>
+      <w:r>
+        <w:t xml:space="preserve"> </w:t>
+      </w:r>
+      <w:r>
+        <w:t xml:space="preserve">ekseninden okuyan başka bir mekân kuracaktır. Yetmiş beş markanın değer okumaları Şekil 6’da verilmiştir.</w:t>
       </w:r>
     </w:p>
     <w:p>
@@ -3369,20 +2833,590 @@
       <w:r>
         <w:drawing>
           <wp:inline>
-            <wp:extent cx="5334000" cy="4174434"/>
+            <wp:extent cx="5334000" cy="5595837"/>
             <wp:effectExtent b="0" l="0" r="0" t="0"/>
-            <wp:docPr descr="Anahtar kelime temaları" title="" id="45" name="Picture"/>
+            <wp:docPr descr="Değer eksenleri" title="" id="45" name="Picture"/>
             <a:graphic>
               <a:graphicData uri="http://schemas.openxmlformats.org/drawingml/2006/picture">
                 <pic:pic>
                   <pic:nvPicPr>
-                    <pic:cNvPr descr="sekil/sekil-anahtar-kelime-temalari.png" id="46" name="Picture"/>
+                    <pic:cNvPr descr="sekil/sekil-deger-eksenleri.png" id="46" name="Picture"/>
                     <pic:cNvPicPr>
                       <a:picLocks noChangeArrowheads="1" noChangeAspect="1"/>
                     </pic:cNvPicPr>
                   </pic:nvPicPr>
                   <pic:blipFill>
                     <a:blip r:embed="rId44"/>
+                    <a:stretch>
+                      <a:fillRect/>
+                    </a:stretch>
+                  </pic:blipFill>
+                  <pic:spPr bwMode="auto">
+                    <a:xfrm>
+                      <a:off x="0" y="0"/>
+                      <a:ext cx="5334000" cy="5595837"/>
+                    </a:xfrm>
+                    <a:prstGeom prst="rect">
+                      <a:avLst/>
+                    </a:prstGeom>
+                    <a:noFill/>
+                    <a:ln w="9525">
+                      <a:noFill/>
+                      <a:headEnd/>
+                      <a:tailEnd/>
+                    </a:ln>
+                  </pic:spPr>
+                </pic:pic>
+              </a:graphicData>
+            </a:graphic>
+          </wp:inline>
+        </w:drawing>
+      </w:r>
+    </w:p>
+    <w:p>
+      <w:pPr>
+        <w:pStyle w:val="ImageCaption"/>
+      </w:pPr>
+      <w:r>
+        <w:t xml:space="preserve">Değer eksenleri</w:t>
+      </w:r>
+    </w:p>
+    <w:p>
+      <w:pPr>
+        <w:pStyle w:val="BodyText"/>
+      </w:pPr>
+      <w:r>
+        <w:rPr>
+          <w:bCs/>
+          <w:b/>
+        </w:rPr>
+        <w:t xml:space="preserve">Şekil 6.</w:t>
+      </w:r>
+      <w:r>
+        <w:t xml:space="preserve"> </w:t>
+      </w:r>
+      <w:r>
+        <w:t xml:space="preserve">Öğrencilerin markayı okuduğu değer eksenleri.</w:t>
+      </w:r>
+    </w:p>
+    <w:p>
+      <w:pPr>
+        <w:pStyle w:val="BodyText"/>
+      </w:pPr>
+      <w:r>
+        <w:t xml:space="preserve">En sık başvurulan eksen</w:t>
+      </w:r>
+      <w:r>
+        <w:t xml:space="preserve"> </w:t>
+      </w:r>
+      <w:r>
+        <w:rPr>
+          <w:bCs/>
+          <w:b/>
+        </w:rPr>
+        <w:t xml:space="preserve">kendini ifade</w:t>
+      </w:r>
+      <w:r>
+        <w:t xml:space="preserve">tir (%24): markanın kullanıcıya kendi kimliğini, tarzını ya da kişiliğini kurma imkânı sunduğu okuması. Öğrenciler bunu</w:t>
+      </w:r>
+      <w:r>
+        <w:t xml:space="preserve"> </w:t>
+      </w:r>
+      <w:r>
+        <w:t xml:space="preserve">“</w:t>
+      </w:r>
+      <w:r>
+        <w:t xml:space="preserve">kendini ifade etme ve kişilik keşfetme</w:t>
+      </w:r>
+      <w:r>
+        <w:t xml:space="preserve">”</w:t>
+      </w:r>
+      <w:r>
+        <w:t xml:space="preserve">,</w:t>
+      </w:r>
+      <w:r>
+        <w:t xml:space="preserve"> </w:t>
+      </w:r>
+      <w:r>
+        <w:t xml:space="preserve">“</w:t>
+      </w:r>
+      <w:r>
+        <w:t xml:space="preserve">makyajı kişisel tarzı ifade etmenin bir yolu olarak görüyor</w:t>
+      </w:r>
+      <w:r>
+        <w:t xml:space="preserve">”</w:t>
+      </w:r>
+      <w:r>
+        <w:t xml:space="preserve">,</w:t>
+      </w:r>
+      <w:r>
+        <w:t xml:space="preserve"> </w:t>
+      </w:r>
+      <w:r>
+        <w:t xml:space="preserve">“</w:t>
+      </w:r>
+      <w:r>
+        <w:t xml:space="preserve">klasik moda anlayışına bağlı kalmadan kendilerini özgürce ifade etmesini destekliyor</w:t>
+      </w:r>
+      <w:r>
+        <w:t xml:space="preserve">”</w:t>
+      </w:r>
+      <w:r>
+        <w:t xml:space="preserve"> </w:t>
+      </w:r>
+      <w:r>
+        <w:t xml:space="preserve">gibi ifadelerle yazmıştır. Bu, kuşağın marka ilişkisini tüketim değil kimlik üzerinden kurduğunu gösteren dikkate değer bir sonuçtur.</w:t>
+      </w:r>
+    </w:p>
+    <w:p>
+      <w:pPr>
+        <w:pStyle w:val="BodyText"/>
+      </w:pPr>
+      <w:r>
+        <w:t xml:space="preserve">İkinci sırada</w:t>
+      </w:r>
+      <w:r>
+        <w:t xml:space="preserve"> </w:t>
+      </w:r>
+      <w:r>
+        <w:rPr>
+          <w:bCs/>
+          <w:b/>
+        </w:rPr>
+        <w:t xml:space="preserve">zanaat ve el üretimi</w:t>
+      </w:r>
+      <w:r>
+        <w:t xml:space="preserve"> </w:t>
+      </w:r>
+      <w:r>
+        <w:t xml:space="preserve">(%20) yer almaktadır:</w:t>
+      </w:r>
+      <w:r>
+        <w:t xml:space="preserve"> </w:t>
+      </w:r>
+      <w:r>
+        <w:t xml:space="preserve">“</w:t>
+      </w:r>
+      <w:r>
+        <w:t xml:space="preserve">el yapımı</w:t>
+      </w:r>
+      <w:r>
+        <w:t xml:space="preserve">”</w:t>
+      </w:r>
+      <w:r>
+        <w:t xml:space="preserve">,</w:t>
+      </w:r>
+      <w:r>
+        <w:t xml:space="preserve"> </w:t>
+      </w:r>
+      <w:r>
+        <w:t xml:space="preserve">“</w:t>
+      </w:r>
+      <w:r>
+        <w:t xml:space="preserve">usta tezgâhı</w:t>
+      </w:r>
+      <w:r>
+        <w:t xml:space="preserve">”</w:t>
+      </w:r>
+      <w:r>
+        <w:t xml:space="preserve">,</w:t>
+      </w:r>
+      <w:r>
+        <w:t xml:space="preserve"> </w:t>
+      </w:r>
+      <w:r>
+        <w:t xml:space="preserve">“</w:t>
+      </w:r>
+      <w:r>
+        <w:t xml:space="preserve">slow fashion</w:t>
+      </w:r>
+      <w:r>
+        <w:t xml:space="preserve">”</w:t>
+      </w:r>
+      <w:r>
+        <w:t xml:space="preserve">,</w:t>
+      </w:r>
+      <w:r>
+        <w:t xml:space="preserve"> </w:t>
+      </w:r>
+      <w:r>
+        <w:t xml:space="preserve">“</w:t>
+      </w:r>
+      <w:r>
+        <w:t xml:space="preserve">tek bir zanaatkâr tarafından baştan sona üretilebiliyor</w:t>
+      </w:r>
+      <w:r>
+        <w:t xml:space="preserve">”</w:t>
+      </w:r>
+      <w:r>
+        <w:t xml:space="preserve">. Bunu</w:t>
+      </w:r>
+      <w:r>
+        <w:t xml:space="preserve"> </w:t>
+      </w:r>
+      <w:r>
+        <w:rPr>
+          <w:bCs/>
+          <w:b/>
+        </w:rPr>
+        <w:t xml:space="preserve">yerellik ve kültürel köken</w:t>
+      </w:r>
+      <w:r>
+        <w:t xml:space="preserve"> </w:t>
+      </w:r>
+      <w:r>
+        <w:t xml:space="preserve">(%16) izlemektedir:</w:t>
+      </w:r>
+      <w:r>
+        <w:t xml:space="preserve"> </w:t>
+      </w:r>
+      <w:r>
+        <w:t xml:space="preserve">“</w:t>
+      </w:r>
+      <w:r>
+        <w:t xml:space="preserve">İstanbul’da eczacılık kökeninden gelen geleneksel kolonya kültürü</w:t>
+      </w:r>
+      <w:r>
+        <w:t xml:space="preserve">”</w:t>
+      </w:r>
+      <w:r>
+        <w:t xml:space="preserve">,</w:t>
+      </w:r>
+      <w:r>
+        <w:t xml:space="preserve"> </w:t>
+      </w:r>
+      <w:r>
+        <w:t xml:space="preserve">“</w:t>
+      </w:r>
+      <w:r>
+        <w:t xml:space="preserve">yerli üretim</w:t>
+      </w:r>
+      <w:r>
+        <w:t xml:space="preserve">”</w:t>
+      </w:r>
+      <w:r>
+        <w:t xml:space="preserve">,</w:t>
+      </w:r>
+      <w:r>
+        <w:t xml:space="preserve"> </w:t>
+      </w:r>
+      <w:r>
+        <w:t xml:space="preserve">“</w:t>
+      </w:r>
+      <w:r>
+        <w:t xml:space="preserve">kültürel kökler, modern vizyon</w:t>
+      </w:r>
+      <w:r>
+        <w:t xml:space="preserve">”</w:t>
+      </w:r>
+      <w:r>
+        <w:t xml:space="preserve">. Bu iki eksenin toplamı, önerilerin üçte birinden fazlasının markayı bir</w:t>
+      </w:r>
+      <w:r>
+        <w:t xml:space="preserve"> </w:t>
+      </w:r>
+      <w:r>
+        <w:rPr>
+          <w:iCs/>
+          <w:i/>
+        </w:rPr>
+        <w:t xml:space="preserve">üretim biçimi</w:t>
+      </w:r>
+      <w:r>
+        <w:t xml:space="preserve"> </w:t>
+      </w:r>
+      <w:r>
+        <w:t xml:space="preserve">ve bir</w:t>
+      </w:r>
+      <w:r>
+        <w:t xml:space="preserve"> </w:t>
+      </w:r>
+      <w:r>
+        <w:rPr>
+          <w:iCs/>
+          <w:i/>
+        </w:rPr>
+        <w:t xml:space="preserve">coğrafya</w:t>
+      </w:r>
+      <w:r>
+        <w:t xml:space="preserve"> </w:t>
+      </w:r>
+      <w:r>
+        <w:t xml:space="preserve">üzerinden okuduğunu göstermektedir.</w:t>
+      </w:r>
+    </w:p>
+    <w:p>
+      <w:pPr>
+        <w:pStyle w:val="BodyText"/>
+      </w:pPr>
+      <w:r>
+        <w:t xml:space="preserve">Bu üç baskın eksenin mekânsal tasarım açısından önemli bir ortak özelliği vardır: üçü de mekânda bir karşılık</w:t>
+      </w:r>
+      <w:r>
+        <w:t xml:space="preserve"> </w:t>
+      </w:r>
+      <w:r>
+        <w:rPr>
+          <w:iCs/>
+          <w:i/>
+        </w:rPr>
+        <w:t xml:space="preserve">gerektirir</w:t>
+      </w:r>
+      <w:r>
+        <w:t xml:space="preserve">. Kendini ifade, kullanıcının denediği, seçtiği, kendine göre düzenlediği bir alan ister; zanaat, üretimin görünür kılındığı bir yüzey ya da bir tezgâh ister; yerellik, malzemenin ve coğrafyanın anlatıldığı bir bağlam ister. Nitekim bulguların ilerleyen bölümlerinde en somut kararların bu eksenlerden türediği görülecektir.</w:t>
+      </w:r>
+    </w:p>
+    <w:p>
+      <w:pPr>
+        <w:pStyle w:val="BodyText"/>
+      </w:pPr>
+      <w:r>
+        <w:t xml:space="preserve">Buna karşılık</w:t>
+      </w:r>
+      <w:r>
+        <w:t xml:space="preserve"> </w:t>
+      </w:r>
+      <w:r>
+        <w:rPr>
+          <w:bCs/>
+          <w:b/>
+        </w:rPr>
+        <w:t xml:space="preserve">sürdürülebilirlik ve etik üretim</w:t>
+      </w:r>
+      <w:r>
+        <w:t xml:space="preserve"> </w:t>
+      </w:r>
+      <w:r>
+        <w:t xml:space="preserve">(%8) ile</w:t>
+      </w:r>
+      <w:r>
+        <w:t xml:space="preserve"> </w:t>
+      </w:r>
+      <w:r>
+        <w:rPr>
+          <w:bCs/>
+          <w:b/>
+        </w:rPr>
+        <w:t xml:space="preserve">bilimsellik ve içerik şeffaflığı</w:t>
+      </w:r>
+      <w:r>
+        <w:t xml:space="preserve"> </w:t>
+      </w:r>
+      <w:r>
+        <w:t xml:space="preserve">(%4) gibi, güncel perakende söyleminde merkezî yer tutan eksenler geride kalmıştır. Dersin öğrenme çıktıları arasında sürdürülebilirlik açıkça sayılmasına rağmen, öğrenciler markayı bu eksenden okumaya ilk haftada pek yönelmemektedir. İki öneride ise değer alanı hiç doldurulmamış, markanın hikâyesi yalnızca</w:t>
+      </w:r>
+      <w:r>
+        <w:t xml:space="preserve"> </w:t>
+      </w:r>
+      <w:r>
+        <w:t xml:space="preserve">“</w:t>
+      </w:r>
+      <w:r>
+        <w:t xml:space="preserve">moda</w:t>
+      </w:r>
+      <w:r>
+        <w:t xml:space="preserve">”</w:t>
+      </w:r>
+      <w:r>
+        <w:t xml:space="preserve"> </w:t>
+      </w:r>
+      <w:r>
+        <w:t xml:space="preserve">ya da</w:t>
+      </w:r>
+      <w:r>
+        <w:t xml:space="preserve"> </w:t>
+      </w:r>
+      <w:r>
+        <w:t xml:space="preserve">“</w:t>
+      </w:r>
+      <w:r>
+        <w:t xml:space="preserve">kalite</w:t>
+      </w:r>
+      <w:r>
+        <w:t xml:space="preserve">”</w:t>
+      </w:r>
+      <w:r>
+        <w:t xml:space="preserve"> </w:t>
+      </w:r>
+      <w:r>
+        <w:t xml:space="preserve">gibi bir sektör adıyla geçiştirilmiştir; bu iki öneri, ilerleyen bölümlerde görüleceği gibi, en düşük somutluktaki kararları da üretmiştir.</w:t>
+      </w:r>
+    </w:p>
+    <w:bookmarkEnd w:id="47"/>
+    <w:bookmarkStart w:id="51" w:name="anahtar-kelimeler"/>
+    <w:p>
+      <w:pPr>
+        <w:pStyle w:val="Heading3"/>
+      </w:pPr>
+      <w:r>
+        <w:t xml:space="preserve">4.4. Anahtar kelimeler</w:t>
+      </w:r>
+    </w:p>
+    <w:p>
+      <w:pPr>
+        <w:pStyle w:val="FirstParagraph"/>
+      </w:pPr>
+      <w:r>
+        <w:t xml:space="preserve">Yetmiş beş marka için üretilen 225 anahtar kelime etiketinin 146’sı tekildir. Tekil kelimelerin %73’ü (107 kelime) yalnızca bir kez kullanılmıştır; bu, tüm etiketlerin %48’ine karşılık gelir. En sık kullanılan on kelime toplam etiketlerin yalnızca %24’ünü oluşturmaktadır. Bu, oldukça dağınık bir sözlüktür. Olumlu okumada öğrenciler markaya özgü ve kalıplaşmamış sözcükler üretmektedir; olumsuz okumada ortak bir mesleki sözlüğün yokluğu stüdyo içi tartışmayı ve karşılaştırmayı güçleştirmektedir. İki okuma birbirini dışlamaz; veriler her ikisini de desteklemektedir.</w:t>
+      </w:r>
+    </w:p>
+    <w:p>
+      <w:pPr>
+        <w:pStyle w:val="BodyText"/>
+      </w:pPr>
+      <w:r>
+        <w:t xml:space="preserve">Kök düzeyinde birleştirildiğinde en sık kelime kümeleri şunlardır:</w:t>
+      </w:r>
+      <w:r>
+        <w:t xml:space="preserve"> </w:t>
+      </w:r>
+      <w:r>
+        <w:rPr>
+          <w:iCs/>
+          <w:i/>
+        </w:rPr>
+        <w:t xml:space="preserve">doğal / doğallık / doğa</w:t>
+      </w:r>
+      <w:r>
+        <w:t xml:space="preserve"> </w:t>
+      </w:r>
+      <w:r>
+        <w:t xml:space="preserve">(14),</w:t>
+      </w:r>
+      <w:r>
+        <w:t xml:space="preserve"> </w:t>
+      </w:r>
+      <w:r>
+        <w:rPr>
+          <w:iCs/>
+          <w:i/>
+        </w:rPr>
+        <w:t xml:space="preserve">zarif / zarafet</w:t>
+      </w:r>
+      <w:r>
+        <w:t xml:space="preserve"> </w:t>
+      </w:r>
+      <w:r>
+        <w:t xml:space="preserve">(10),</w:t>
+      </w:r>
+      <w:r>
+        <w:t xml:space="preserve"> </w:t>
+      </w:r>
+      <w:r>
+        <w:rPr>
+          <w:iCs/>
+          <w:i/>
+        </w:rPr>
+        <w:t xml:space="preserve">özgün / özgünlük</w:t>
+      </w:r>
+      <w:r>
+        <w:t xml:space="preserve"> </w:t>
+      </w:r>
+      <w:r>
+        <w:t xml:space="preserve">(10),</w:t>
+      </w:r>
+      <w:r>
+        <w:t xml:space="preserve"> </w:t>
+      </w:r>
+      <w:r>
+        <w:rPr>
+          <w:iCs/>
+          <w:i/>
+        </w:rPr>
+        <w:t xml:space="preserve">zanaat / el işçiliği / el yapımı</w:t>
+      </w:r>
+      <w:r>
+        <w:t xml:space="preserve"> </w:t>
+      </w:r>
+      <w:r>
+        <w:t xml:space="preserve">(9),</w:t>
+      </w:r>
+      <w:r>
+        <w:t xml:space="preserve"> </w:t>
+      </w:r>
+      <w:r>
+        <w:rPr>
+          <w:iCs/>
+          <w:i/>
+        </w:rPr>
+        <w:t xml:space="preserve">keşif</w:t>
+      </w:r>
+      <w:r>
+        <w:t xml:space="preserve"> </w:t>
+      </w:r>
+      <w:r>
+        <w:t xml:space="preserve">(7),</w:t>
+      </w:r>
+      <w:r>
+        <w:t xml:space="preserve"> </w:t>
+      </w:r>
+      <w:r>
+        <w:rPr>
+          <w:iCs/>
+          <w:i/>
+        </w:rPr>
+        <w:t xml:space="preserve">konfor / konforlu / rahatlık</w:t>
+      </w:r>
+      <w:r>
+        <w:t xml:space="preserve"> </w:t>
+      </w:r>
+      <w:r>
+        <w:t xml:space="preserve">(7),</w:t>
+      </w:r>
+      <w:r>
+        <w:t xml:space="preserve"> </w:t>
+      </w:r>
+      <w:r>
+        <w:rPr>
+          <w:iCs/>
+          <w:i/>
+        </w:rPr>
+        <w:t xml:space="preserve">zamansız / zamansızlık</w:t>
+      </w:r>
+      <w:r>
+        <w:t xml:space="preserve"> </w:t>
+      </w:r>
+      <w:r>
+        <w:t xml:space="preserve">(6),</w:t>
+      </w:r>
+      <w:r>
+        <w:t xml:space="preserve"> </w:t>
+      </w:r>
+      <w:r>
+        <w:rPr>
+          <w:iCs/>
+          <w:i/>
+        </w:rPr>
+        <w:t xml:space="preserve">kişisel / kişisellik / kişiselleştirme</w:t>
+      </w:r>
+      <w:r>
+        <w:t xml:space="preserve"> </w:t>
+      </w:r>
+      <w:r>
+        <w:t xml:space="preserve">(6).</w:t>
+      </w:r>
+    </w:p>
+    <w:p>
+      <w:pPr>
+        <w:pStyle w:val="CaptionedFigure"/>
+      </w:pPr>
+      <w:r>
+        <w:drawing>
+          <wp:inline>
+            <wp:extent cx="5334000" cy="4174434"/>
+            <wp:effectExtent b="0" l="0" r="0" t="0"/>
+            <wp:docPr descr="Anahtar kelime temaları" title="" id="49" name="Picture"/>
+            <a:graphic>
+              <a:graphicData uri="http://schemas.openxmlformats.org/drawingml/2006/picture">
+                <pic:pic>
+                  <pic:nvPicPr>
+                    <pic:cNvPr descr="sekil/sekil-anahtar-kelime-temalari.png" id="50" name="Picture"/>
+                    <pic:cNvPicPr>
+                      <a:picLocks noChangeArrowheads="1" noChangeAspect="1"/>
+                    </pic:cNvPicPr>
+                  </pic:nvPicPr>
+                  <pic:blipFill>
+                    <a:blip r:embed="rId48"/>
                     <a:stretch>
                       <a:fillRect/>
                     </a:stretch>
@@ -3426,7 +3460,7 @@
           <w:bCs/>
           <w:b/>
         </w:rPr>
-        <w:t xml:space="preserve">Şekil 6.</w:t>
+        <w:t xml:space="preserve">Şekil 7.</w:t>
       </w:r>
       <w:r>
         <w:t xml:space="preserve"> </w:t>
@@ -3440,16 +3474,16 @@
         <w:pStyle w:val="BodyText"/>
       </w:pPr>
       <w:r>
-        <w:t xml:space="preserve">Şekil 6’da dikkat çekici olan, duyusallık kümesinin sondan ikinci sırada yer almasıdır. Doğrudan duyuya gönderme yapan etiketler tüm etiketlerin yalnızca %4,9’unu oluşturmaktadır. Oysa atölyenin kuramsal girişi beş duyu ve bedensel algı üzerine kurulmuş, Çalışma Kâğıdı 1 beş duyu için ayrı kutular ayırmış, Çalışma Kâğıdı 3’te</w:t>
-      </w:r>
-      <w:r>
-        <w:t xml:space="preserve"> </w:t>
-      </w:r>
-      <w:r>
-        <w:t xml:space="preserve">“</w:t>
-      </w:r>
-      <w:r>
-        <w:t xml:space="preserve">Deneyim + Duyu</w:t>
+        <w:t xml:space="preserve">Şekil 7’de dikkat çekici olan, duyusallık kümesinin sondan ikinci sırada yer almasıdır. Doğrudan duyuya gönderme yapan etiketler tüm etiketlerin yalnızca %4,9’unu oluşturmaktadır. Oysa atölyenin kuramsal girişi beş duyu ve bedensel algı üzerine kurulmuş, Çalışma Kâğıdı 1 beş duyu için ayrı kutular ayırmış, Çalışma Kâğıdı 3’te</w:t>
+      </w:r>
+      <w:r>
+        <w:t xml:space="preserve"> </w:t>
+      </w:r>
+      <w:r>
+        <w:t xml:space="preserve">“</w:t>
+      </w:r>
+      <w:r>
+        <w:t xml:space="preserve">deneyim + duyu</w:t>
       </w:r>
       <w:r>
         <w:t xml:space="preserve">”</w:t>
@@ -3461,14 +3495,124 @@
         <w:t xml:space="preserve">başlığı ayrı bir alan olarak yer almıştır. Yani duyusal çerçeve araçta mevcuttur ancak anahtar kelime üretimine taşınmamaktadır. Öğrenciler duyuyu bir deneyim açıklaması olarak yazmakta, bir kimlik niteliği olarak kodlamamaktadır.</w:t>
       </w:r>
     </w:p>
-    <w:bookmarkEnd w:id="47"/>
-    <w:bookmarkStart w:id="54" w:name="çeviri-düzeyi"/>
+    <w:p>
+      <w:pPr>
+        <w:pStyle w:val="BodyText"/>
+      </w:pPr>
+      <w:r>
+        <w:t xml:space="preserve">Değer ekseni ile anahtar kelime arasındaki ilişki genellikle doğrudandır: markayı zanaat ekseninden okuyan öğrenci</w:t>
+      </w:r>
+      <w:r>
+        <w:t xml:space="preserve"> </w:t>
+      </w:r>
+      <w:r>
+        <w:t xml:space="preserve">“</w:t>
+      </w:r>
+      <w:r>
+        <w:t xml:space="preserve">zanaat</w:t>
+      </w:r>
+      <w:r>
+        <w:t xml:space="preserve">”</w:t>
+      </w:r>
+      <w:r>
+        <w:t xml:space="preserve">,</w:t>
+      </w:r>
+      <w:r>
+        <w:t xml:space="preserve"> </w:t>
+      </w:r>
+      <w:r>
+        <w:t xml:space="preserve">“</w:t>
+      </w:r>
+      <w:r>
+        <w:t xml:space="preserve">el işçiliği</w:t>
+      </w:r>
+      <w:r>
+        <w:t xml:space="preserve">”</w:t>
+      </w:r>
+      <w:r>
+        <w:t xml:space="preserve"> </w:t>
+      </w:r>
+      <w:r>
+        <w:t xml:space="preserve">ya da</w:t>
+      </w:r>
+      <w:r>
+        <w:t xml:space="preserve"> </w:t>
+      </w:r>
+      <w:r>
+        <w:t xml:space="preserve">“</w:t>
+      </w:r>
+      <w:r>
+        <w:t xml:space="preserve">iz</w:t>
+      </w:r>
+      <w:r>
+        <w:t xml:space="preserve">”</w:t>
+      </w:r>
+      <w:r>
+        <w:t xml:space="preserve"> </w:t>
+      </w:r>
+      <w:r>
+        <w:t xml:space="preserve">kelimesini üretmekte; kendini ifade ekseninden okuyan</w:t>
+      </w:r>
+      <w:r>
+        <w:t xml:space="preserve"> </w:t>
+      </w:r>
+      <w:r>
+        <w:t xml:space="preserve">“</w:t>
+      </w:r>
+      <w:r>
+        <w:t xml:space="preserve">özgünlük</w:t>
+      </w:r>
+      <w:r>
+        <w:t xml:space="preserve">”</w:t>
+      </w:r>
+      <w:r>
+        <w:t xml:space="preserve">,</w:t>
+      </w:r>
+      <w:r>
+        <w:t xml:space="preserve"> </w:t>
+      </w:r>
+      <w:r>
+        <w:t xml:space="preserve">“</w:t>
+      </w:r>
+      <w:r>
+        <w:t xml:space="preserve">kimlik</w:t>
+      </w:r>
+      <w:r>
+        <w:t xml:space="preserve">”</w:t>
+      </w:r>
+      <w:r>
+        <w:t xml:space="preserve"> </w:t>
+      </w:r>
+      <w:r>
+        <w:t xml:space="preserve">ya da</w:t>
+      </w:r>
+      <w:r>
+        <w:t xml:space="preserve"> </w:t>
+      </w:r>
+      <w:r>
+        <w:t xml:space="preserve">“</w:t>
+      </w:r>
+      <w:r>
+        <w:t xml:space="preserve">özgüven</w:t>
+      </w:r>
+      <w:r>
+        <w:t xml:space="preserve">”</w:t>
+      </w:r>
+      <w:r>
+        <w:t xml:space="preserve"> </w:t>
+      </w:r>
+      <w:r>
+        <w:t xml:space="preserve">demektedir. Bu, çalışma kâğıdının ilk iki bölümünün birbirini beslediğini göstermektedir. Kopuş bir sonraki adımda yaşanmaktadır.</w:t>
+      </w:r>
+    </w:p>
+    <w:bookmarkEnd w:id="51"/>
+    <w:bookmarkStart w:id="61" w:name="anahtar-kelimeden-mekânsal-karara"/>
     <w:p>
       <w:pPr>
         <w:pStyle w:val="Heading3"/>
       </w:pPr>
       <w:r>
-        <w:t xml:space="preserve">4.4. Çeviri düzeyi</w:t>
+        <w:t xml:space="preserve">4.5. Anahtar kelimeden mekânsal karara</w:t>
       </w:r>
     </w:p>
     <w:p>
@@ -3476,7 +3620,7 @@
         <w:pStyle w:val="FirstParagraph"/>
       </w:pPr>
       <w:r>
-        <w:t xml:space="preserve">Yetmiş beş marka önerisinin SOLO dağılımı Şekil 7’de verilmiştir.</w:t>
+        <w:t xml:space="preserve">Yetmiş beş marka önerisinin kararları somutluk bakımından Şekil 8’deki gibi dağılmaktadır.</w:t>
       </w:r>
     </w:p>
     <w:p>
@@ -3486,20 +3630,20 @@
       <w:r>
         <w:drawing>
           <wp:inline>
-            <wp:extent cx="5334000" cy="2472492"/>
+            <wp:extent cx="5334000" cy="1907671"/>
             <wp:effectExtent b="0" l="0" r="0" t="0"/>
-            <wp:docPr descr="SOLO düzey dağılımı" title="" id="49" name="Picture"/>
+            <wp:docPr descr="Kararların somutluğu" title="" id="53" name="Picture"/>
             <a:graphic>
               <a:graphicData uri="http://schemas.openxmlformats.org/drawingml/2006/picture">
                 <pic:pic>
                   <pic:nvPicPr>
-                    <pic:cNvPr descr="sekil/sekil-solo-dagilim.png" id="50" name="Picture"/>
+                    <pic:cNvPr descr="sekil/sekil-somutluk.png" id="54" name="Picture"/>
                     <pic:cNvPicPr>
                       <a:picLocks noChangeArrowheads="1" noChangeAspect="1"/>
                     </pic:cNvPicPr>
                   </pic:nvPicPr>
                   <pic:blipFill>
-                    <a:blip r:embed="rId48"/>
+                    <a:blip r:embed="rId52"/>
                     <a:stretch>
                       <a:fillRect/>
                     </a:stretch>
@@ -3507,7 +3651,7 @@
                   <pic:spPr bwMode="auto">
                     <a:xfrm>
                       <a:off x="0" y="0"/>
-                      <a:ext cx="5334000" cy="2472492"/>
+                      <a:ext cx="5334000" cy="1907671"/>
                     </a:xfrm>
                     <a:prstGeom prst="rect">
                       <a:avLst/>
@@ -3531,7 +3675,7 @@
         <w:pStyle w:val="ImageCaption"/>
       </w:pPr>
       <w:r>
-        <w:t xml:space="preserve">SOLO düzey dağılımı</w:t>
+        <w:t xml:space="preserve">Kararların somutluğu</w:t>
       </w:r>
     </w:p>
     <w:p>
@@ -3543,21 +3687,21 @@
           <w:bCs/>
           <w:b/>
         </w:rPr>
-        <w:t xml:space="preserve">Şekil 7.</w:t>
-      </w:r>
-      <w:r>
-        <w:t xml:space="preserve"> </w:t>
-      </w:r>
-      <w:r>
-        <w:t xml:space="preserve">Marka önerilerinin SOLO düzeyine göre dağılımı.</w:t>
-      </w:r>
-    </w:p>
-    <w:p>
-      <w:pPr>
-        <w:pStyle w:val="BodyText"/>
-      </w:pPr>
-      <w:r>
-        <w:t xml:space="preserve">Önerilerin %65,3’ü çok yapılı düzeyde ve altında kalmakta; ilişkisel düzeye yalnızca %34,7’si geçmektedir. En büyük yığılma, önerilerin neredeyse yarısını (%46,7) kapsayan çok yapılı düzeydedir. Bu, araştırmanın en öğretici bulgusudur:</w:t>
+        <w:t xml:space="preserve">Şekil 8.</w:t>
+      </w:r>
+      <w:r>
+        <w:t xml:space="preserve"> </w:t>
+      </w:r>
+      <w:r>
+        <w:t xml:space="preserve">Anahtar kelimelerin mekânsal karara dönüşme somutluğu.</w:t>
+      </w:r>
+    </w:p>
+    <w:p>
+      <w:pPr>
+        <w:pStyle w:val="BodyText"/>
+      </w:pPr>
+      <w:r>
+        <w:t xml:space="preserve">Önerilerin %18,7’si anahtar kelimeyi başka bir sıfatla karşılamış, yani mekâna hiç ulaşmamıştır. %46,7’si bir tasarım öğesi adlandırmış ancak öğenin mekândaki yerini söylememiştir. Yalnızca %34,7’si öğeyi bir konuma, ilişkiye ya da ölçüye bağlamıştır. En büyük yığılma, önerilerin neredeyse yarısını kapsayan orta grupta, yani öğesi olan ama yeri olmayan kararlardadır. Bulgunun özeti şudur:</w:t>
       </w:r>
       <w:r>
         <w:t xml:space="preserve"> </w:t>
@@ -3653,19 +3797,13 @@
         </w:rPr>
         <w:t xml:space="preserve">sorusunu yanıtlamamaktadır.</w:t>
       </w:r>
-      <w:r>
-        <w:t xml:space="preserve"> </w:t>
-      </w:r>
-      <w:r>
-        <w:t xml:space="preserve">Öğrenciler bir tasarım öğesini doğru biçimde adlandırabilmekte, fakat o öğeyi mekânın kurgusuna bağlayamamaktadır.</w:t>
-      </w:r>
-    </w:p>
-    <w:p>
-      <w:pPr>
-        <w:pStyle w:val="BodyText"/>
-      </w:pPr>
-      <w:r>
-        <w:t xml:space="preserve">Düzeyler arasındaki farkın niteliği, tek bir anahtar kelimenin farklı teslimlerdeki karşılıkları yan yana konduğunda netleşir.</w:t>
+    </w:p>
+    <w:p>
+      <w:pPr>
+        <w:pStyle w:val="BodyText"/>
+      </w:pPr>
+      <w:r>
+        <w:t xml:space="preserve">Aradaki farkın niteliği, tek bir anahtar kelimenin farklı teslimlerdeki karşılıkları yan yana konduğunda netleşir.</w:t>
       </w:r>
       <w:r>
         <w:t xml:space="preserve"> </w:t>
@@ -3683,7 +3821,7 @@
         <w:t xml:space="preserve"> </w:t>
       </w:r>
       <w:r>
-        <w:t xml:space="preserve">ve türevleri (el işçiliği, el yapımı) veri setinde dokuz kez geçmekte ve çeviri çıktıları taksonominin neredeyse tüm düzeylerine dağılmaktadır (Tablo 5). Aynı kelime, aynı hafta, aynı brif altında beş farklı yapısal olgunlukta karşılık bulmaktadır.</w:t>
+        <w:t xml:space="preserve">ve türevleri veri setinde dokuz kez geçmekte ve karşılıkları üç grubun tamamına dağılmaktadır (Tablo 5). Aynı kelime, aynı hafta, aynı brif altında birbirinden çok farklı somutlukta karşılıklar bulmaktadır.</w:t>
       </w:r>
     </w:p>
     <w:p>
@@ -3723,7 +3861,7 @@
           <w:bCs/>
           <w:b/>
         </w:rPr>
-        <w:t xml:space="preserve">) düzeylere göre karşılıkları</w:t>
+        <w:t xml:space="preserve">) karşılıkları</w:t>
       </w:r>
     </w:p>
     <w:tbl>
@@ -3750,7 +3888,7 @@
               <w:jc w:val="left"/>
             </w:pPr>
             <w:r>
-              <w:t xml:space="preserve">Düzey</w:t>
+              <w:t xml:space="preserve">Grup</w:t>
             </w:r>
           </w:p>
         </w:tc>
@@ -3774,7 +3912,7 @@
               <w:jc w:val="left"/>
             </w:pPr>
             <w:r>
-              <w:t xml:space="preserve">Neden bu düzey</w:t>
+              <w:t xml:space="preserve">Neden bu grup</w:t>
             </w:r>
           </w:p>
         </w:tc>
@@ -3788,7 +3926,7 @@
               <w:jc w:val="left"/>
             </w:pPr>
             <w:r>
-              <w:t xml:space="preserve">Tek yapılı</w:t>
+              <w:t xml:space="preserve">Sıfatta kalan</w:t>
             </w:r>
           </w:p>
         </w:tc>
@@ -3832,7 +3970,7 @@
               <w:jc w:val="left"/>
             </w:pPr>
             <w:r>
-              <w:t xml:space="preserve">Çok yapılı</w:t>
+              <w:t xml:space="preserve">Öğe adlandıran</w:t>
             </w:r>
           </w:p>
         </w:tc>
@@ -3876,7 +4014,7 @@
               <w:jc w:val="left"/>
             </w:pPr>
             <w:r>
-              <w:t xml:space="preserve">Çok yapılı</w:t>
+              <w:t xml:space="preserve">Öğe adlandıran</w:t>
             </w:r>
           </w:p>
         </w:tc>
@@ -3920,7 +4058,7 @@
               <w:jc w:val="left"/>
             </w:pPr>
             <w:r>
-              <w:t xml:space="preserve">İlişkisel</w:t>
+              <w:t xml:space="preserve">Mekânda yer tutan</w:t>
             </w:r>
           </w:p>
         </w:tc>
@@ -3935,7 +4073,7 @@
               <w:t xml:space="preserve">“</w:t>
             </w:r>
             <w:r>
-              <w:t xml:space="preserve">Üretim sürecini görünür kılmak: dokuma detaylarının sergilendiği malzeme duvarı, el dokuması halıların askılı sistemde öne çıkarılması, el işçiliğini gösteren yakın inceleme alanı</w:t>
+              <w:t xml:space="preserve">Dokuma detaylarının sergilendiği malzeme duvarı, el dokuması halıların askılı sistemde öne çıkarılması, el işçiliğini gösteren yakın inceleme alanı</w:t>
             </w:r>
             <w:r>
               <w:t xml:space="preserve">”</w:t>
@@ -3950,7 +4088,7 @@
               <w:jc w:val="left"/>
             </w:pPr>
             <w:r>
-              <w:t xml:space="preserve">Üç öğe birbirine ve tek bir amaca (görünürlük) bağlanıyor</w:t>
+              <w:t xml:space="preserve">Üç öğe birbirine ve tek bir amaca — görünürlüğe — bağlanıyor</w:t>
             </w:r>
           </w:p>
         </w:tc>
@@ -3964,7 +4102,7 @@
               <w:jc w:val="left"/>
             </w:pPr>
             <w:r>
-              <w:t xml:space="preserve">Soyutlanmış</w:t>
+              <w:t xml:space="preserve">Mekânda yer tutan</w:t>
             </w:r>
           </w:p>
         </w:tc>
@@ -4001,7 +4139,7 @@
               <w:jc w:val="left"/>
             </w:pPr>
             <w:r>
-              <w:t xml:space="preserve">Aygıt adlandırılıyor, markanın sözlüğüne bağlanıyor ve bir ilke hâline geliyor</w:t>
+              <w:t xml:space="preserve">Aygıt adlandırılıyor, markanın diline bağlanıyor ve bir ilkeye dönüşüyor</w:t>
             </w:r>
           </w:p>
         </w:tc>
@@ -4012,12 +4150,6 @@
         <w:pStyle w:val="BodyText"/>
       </w:pPr>
       <w:r>
-        <w:t xml:space="preserve">Tablo 5, çok yapılı ile ilişkisel düzey arasındaki eşiğin ne kadar ince ve ne kadar belirleyici olduğunu göstermektedir.</w:t>
-      </w:r>
-      <w:r>
-        <w:t xml:space="preserve"> </w:t>
-      </w:r>
-      <w:r>
         <w:t xml:space="preserve">“</w:t>
       </w:r>
       <w:r>
@@ -4056,7 +4188,7 @@
         <w:pStyle w:val="BodyText"/>
       </w:pPr>
       <w:r>
-        <w:t xml:space="preserve">Öğrenci düzeyinde bakıldığında profil Şekil 8’deki gibidir. Yirmi beş öğrenciden 13’ünün üç önerisinde de baskın düzey çok yapılıdır. Öğrencilerin 13’ü (%52) en az bir önerisinde ilişkisel ya da üstü düzeye ulaşmış; 7’si (%28) en az bir önerisinde soyutlanmış düzeye erişmiştir. Buna karşılık 4 öğrenci hiçbir önerisinde çok yapılı düzeyin üstüne çıkamamıştır.</w:t>
+        <w:t xml:space="preserve">Öğrenci düzeyinde bakıldığında profil Şekil 9’daki gibidir. Yirmi beş öğrenciden 13’ü en az bir önerisinde mekânda yer tutan bir karar üretmiş; 12’si üç önerisinde de bu düzeye ulaşamamıştır. Baskın karar türü bakımından öğrencilerin 12’si öğe adlandırma, 8’i mekânda yer tutma, 5’i sıfatta kalma grubundadır.</w:t>
       </w:r>
     </w:p>
     <w:p>
@@ -4066,20 +4198,20 @@
       <w:r>
         <w:drawing>
           <wp:inline>
-            <wp:extent cx="5334000" cy="2339473"/>
+            <wp:extent cx="5334000" cy="2343216"/>
             <wp:effectExtent b="0" l="0" r="0" t="0"/>
-            <wp:docPr descr="Öğrenci profili" title="" id="52" name="Picture"/>
+            <wp:docPr descr="Öğrenci profili" title="" id="56" name="Picture"/>
             <a:graphic>
               <a:graphicData uri="http://schemas.openxmlformats.org/drawingml/2006/picture">
                 <pic:pic>
                   <pic:nvPicPr>
-                    <pic:cNvPr descr="sekil/sekil-ogrenci-profili.png" id="53" name="Picture"/>
+                    <pic:cNvPr descr="sekil/sekil-ogrenci-profili.png" id="57" name="Picture"/>
                     <pic:cNvPicPr>
                       <a:picLocks noChangeArrowheads="1" noChangeAspect="1"/>
                     </pic:cNvPicPr>
                   </pic:nvPicPr>
                   <pic:blipFill>
-                    <a:blip r:embed="rId51"/>
+                    <a:blip r:embed="rId55"/>
                     <a:stretch>
                       <a:fillRect/>
                     </a:stretch>
@@ -4087,7 +4219,7 @@
                   <pic:spPr bwMode="auto">
                     <a:xfrm>
                       <a:off x="0" y="0"/>
-                      <a:ext cx="5334000" cy="2339473"/>
+                      <a:ext cx="5334000" cy="2343216"/>
                     </a:xfrm>
                     <a:prstGeom prst="rect">
                       <a:avLst/>
@@ -4123,29 +4255,29 @@
           <w:bCs/>
           <w:b/>
         </w:rPr>
-        <w:t xml:space="preserve">Şekil 8.</w:t>
-      </w:r>
-      <w:r>
-        <w:t xml:space="preserve"> </w:t>
-      </w:r>
-      <w:r>
-        <w:t xml:space="preserve">Öğrencilerin SOLO düzeyi profili: üç öneri içinde ulaşılan en yüksek düzey ve baskın düzey.</w:t>
-      </w:r>
-    </w:p>
-    <w:p>
-      <w:pPr>
-        <w:pStyle w:val="BodyText"/>
-      </w:pPr>
-      <w:r>
-        <w:t xml:space="preserve">Bu dağılımın en önemli özelliği, aynı araç, aynı brif ve aynı süre altında ortaya çıkmış olmasıdır. Çeviri becerisinin ön yapısaldan soyutlanmışa kadar beş düzeyin tamamına yayılması, becerinin bireysel yetenekten çok henüz öğretilmemiş bir yöntem eksikliğine bağlı olduğunu düşündürmektedir.</w:t>
-      </w:r>
-    </w:p>
-    <w:p>
-      <w:pPr>
-        <w:pStyle w:val="BodyText"/>
-      </w:pPr>
-      <w:r>
-        <w:t xml:space="preserve">Marka özelliklerinin çeviri düzeyi üzerindeki etkisi zayıftır. Türkiye menşeli markalarda ilişkisel ve üstü oran %36, yurt dışı menşelilerde %32’dir. Niş markalarda bu oran %38 iken kurumsal markalarda %21’e düşmektedir — tanınmış bir markayı yorumlamanın, öğrenciyi yerleşik mağaza şablonuna geri çektiğine işaret eden bir fark. Ürün kategorisine göre farklılık daha belirgindir (Tablo 6).</w:t>
+        <w:t xml:space="preserve">Şekil 9.</w:t>
+      </w:r>
+      <w:r>
+        <w:t xml:space="preserve"> </w:t>
+      </w:r>
+      <w:r>
+        <w:t xml:space="preserve">Öğrenci başına karar somutluğu: üç öneride ulaşılan en somut karar ve baskın karar.</w:t>
+      </w:r>
+    </w:p>
+    <w:p>
+      <w:pPr>
+        <w:pStyle w:val="BodyText"/>
+      </w:pPr>
+      <w:r>
+        <w:t xml:space="preserve">Bu dağılımın en önemli özelliği, aynı araç, aynı brif ve aynı süre altında ortaya çıkmış olmasıdır. Becerinin sıfatta kalmaktan mekânda yer tutmaya kadar bu genlikte yayılması, farkın bireysel yetenekten çok henüz öğretilmemiş bir yöntemden kaynaklandığını düşündürmektedir.</w:t>
+      </w:r>
+    </w:p>
+    <w:p>
+      <w:pPr>
+        <w:pStyle w:val="BodyText"/>
+      </w:pPr>
+      <w:r>
+        <w:t xml:space="preserve">Marka özelliklerinin etkisi sınırlıdır. Türkiye menşeli markalarda mekânda yer tutan karar oranı %36, yurt dışı menşelilerde %32’dir. Niş markalarda bu oran %38 iken kurumsal markalarda %21’e düşmektedir. Ürün kategorisine göre farklılık daha belirgindir (Tablo 6).</w:t>
       </w:r>
     </w:p>
     <w:p>
@@ -4157,7 +4289,7 @@
           <w:bCs/>
           <w:b/>
         </w:rPr>
-        <w:t xml:space="preserve">Tablo 6. Ürün kategorisine göre ilişkisel ve üstü düzeye geçiş oranı</w:t>
+        <w:t xml:space="preserve">Tablo 6. Ürün kategorisine göre mekânda yer tutan karar oranı</w:t>
       </w:r>
     </w:p>
     <w:tbl>
@@ -4208,7 +4340,7 @@
               <w:jc w:val="left"/>
             </w:pPr>
             <w:r>
-              <w:t xml:space="preserve">İlişkisel ve üstü</w:t>
+              <w:t xml:space="preserve">Mekânda yer tutan</w:t>
             </w:r>
           </w:p>
         </w:tc>
@@ -4485,7 +4617,7 @@
         <w:pStyle w:val="BodyText"/>
       </w:pPr>
       <w:r>
-        <w:t xml:space="preserve">Deri ürünleri, ev ürünleri ve parfüm; tekil nesne olarak sergilenen, ölçek olarak kavranabilir ve dokunmayı ya da koklamayı davet eden ürünlerdir; bu nedenle</w:t>
+        <w:t xml:space="preserve">Deri, ev ürünleri ve parfüm kategorilerinin yüksek oranları, bu ürünlerin tekil nesne olarak kavranabilir, elle tutulabilir ve kokusuyla ya da dokusuyla deneyimlenebilir olmasıyla ilgilidir; bu nitelikler</w:t>
       </w:r>
       <w:r>
         <w:t xml:space="preserve"> </w:t>
@@ -4524,7 +4656,7 @@
         <w:t xml:space="preserve">“</w:t>
       </w:r>
       <w:r>
-        <w:t xml:space="preserve">vitrin</w:t>
+        <w:t xml:space="preserve">numune paneli</w:t>
       </w:r>
       <w:r>
         <w:t xml:space="preserve">”</w:t>
@@ -4539,21 +4671,6 @@
         <w:t xml:space="preserve">“</w:t>
       </w:r>
       <w:r>
-        <w:t xml:space="preserve">malzeme</w:t>
-      </w:r>
-      <w:r>
-        <w:t xml:space="preserve">”</w:t>
-      </w:r>
-      <w:r>
-        <w:t xml:space="preserve">,</w:t>
-      </w:r>
-      <w:r>
-        <w:t xml:space="preserve"> </w:t>
-      </w:r>
-      <w:r>
-        <w:t xml:space="preserve">“</w:t>
-      </w:r>
-      <w:r>
         <w:t xml:space="preserve">koku istasyonu</w:t>
       </w:r>
       <w:r>
@@ -4563,25 +4680,33 @@
         <w:t xml:space="preserve"> </w:t>
       </w:r>
       <w:r>
-        <w:t xml:space="preserve">gibi mekânsal karşılıkları daha hızlı çağırırlar. Giyim ise en çok seçilen kategori olmasına rağmen en düşük oranlardan birine sahiptir — çünkü giyim mağazası öğrencinin zihnindeki en yerleşik ve en genelleşmiş şablondur. Tanıdıklık çeviriyi kolaylaştırmaz; aksine şablona geri çeker.</w:t>
-      </w:r>
-    </w:p>
-    <w:bookmarkEnd w:id="54"/>
-    <w:bookmarkStart w:id="58" w:name="tasarım-aygıtı-repertuvarı"/>
-    <w:p>
-      <w:pPr>
-        <w:pStyle w:val="Heading3"/>
-      </w:pPr>
-      <w:r>
-        <w:t xml:space="preserve">4.5. Tasarım aygıtı repertuvarı</w:t>
-      </w:r>
-    </w:p>
-    <w:p>
-      <w:pPr>
-        <w:pStyle w:val="FirstParagraph"/>
-      </w:pPr>
-      <w:r>
-        <w:t xml:space="preserve">Çeviri kararlarının hangi aygıt ailelerine dağıldığı, repertuvarın yapısal dengesizliğini ortaya koymaktadır (Şekil 9).</w:t>
+        <w:t xml:space="preserve">gibi mekânsal karşılıkları kendiliğinden çağırır. Giyim ise en çok seçilen kategori olmasına rağmen en düşük oranlardan birine sahiptir — çünkü askılık, kabin ve kasa üçlüsü öğrencinin zihnindeki en yerleşik şablondur ve bu şablon kendini bir çözüm gibi sunar. Kitap-plak ve kozmetik kategorilerinin hiç mekânda yer tutan karar üretememesi küçük örneklem nedeniyle temkinli yorumlanmalıdır; ancak bu iki kategorinin de</w:t>
+      </w:r>
+      <w:r>
+        <w:t xml:space="preserve"> </w:t>
+      </w:r>
+      <w:r>
+        <w:t xml:space="preserve">“</w:t>
+      </w:r>
+      <w:r>
+        <w:t xml:space="preserve">raf dolusu küçük ürün</w:t>
+      </w:r>
+      <w:r>
+        <w:t xml:space="preserve">”</w:t>
+      </w:r>
+      <w:r>
+        <w:t xml:space="preserve"> </w:t>
+      </w:r>
+      <w:r>
+        <w:t xml:space="preserve">tipolojisini paylaşması dikkat çekicidir.</w:t>
+      </w:r>
+    </w:p>
+    <w:p>
+      <w:pPr>
+        <w:pStyle w:val="BodyText"/>
+      </w:pPr>
+      <w:r>
+        <w:t xml:space="preserve">Kararların hangi tasarım alanına değindiği, repertuvarın dengesizliğini ortaya koymaktadır (Şekil 10).</w:t>
       </w:r>
     </w:p>
     <w:p>
@@ -4593,18 +4718,18 @@
           <wp:inline>
             <wp:extent cx="5334000" cy="4174434"/>
             <wp:effectExtent b="0" l="0" r="0" t="0"/>
-            <wp:docPr descr="Aygıt repertuvarı" title="" id="56" name="Picture"/>
+            <wp:docPr descr="Aygıt repertuvarı" title="" id="59" name="Picture"/>
             <a:graphic>
               <a:graphicData uri="http://schemas.openxmlformats.org/drawingml/2006/picture">
                 <pic:pic>
                   <pic:nvPicPr>
-                    <pic:cNvPr descr="sekil/sekil-aygit-repertuvari.png" id="57" name="Picture"/>
+                    <pic:cNvPr descr="sekil/sekil-aygit-repertuvari.png" id="60" name="Picture"/>
                     <pic:cNvPicPr>
                       <a:picLocks noChangeArrowheads="1" noChangeAspect="1"/>
                     </pic:cNvPicPr>
                   </pic:nvPicPr>
                   <pic:blipFill>
-                    <a:blip r:embed="rId55"/>
+                    <a:blip r:embed="rId58"/>
                     <a:stretch>
                       <a:fillRect/>
                     </a:stretch>
@@ -4648,7 +4773,7 @@
           <w:bCs/>
           <w:b/>
         </w:rPr>
-        <w:t xml:space="preserve">Şekil 9.</w:t>
+        <w:t xml:space="preserve">Şekil 10.</w:t>
       </w:r>
       <w:r>
         <w:t xml:space="preserve"> </w:t>
@@ -4662,7 +4787,7 @@
         <w:pStyle w:val="BodyText"/>
       </w:pPr>
       <w:r>
-        <w:t xml:space="preserve">İki aile — sergileme birimi ve malzeme — repertuvarı domine etmektedir; dokuz öneri (%12) yalnızca bu iki aileyle sınırlı kalmıştır. Buna karşılık dolaşım ve plan kurgusu önerilerin yalnızca %19’unda, koku ve ses donatısı yalnızca %9’unda görünmektedir. Öğrenci düzeyinde bakıldığında 25 öğrenciden yalnızca 11’i en az bir kez dolaşım kararı, yalnızca 7’si en az bir kez duyusal donatı kararı üretmiştir.</w:t>
+        <w:t xml:space="preserve">İki alan — sergileme birimi ve malzeme — repertuvarı domine etmektedir; dokuz öneri (%12) yalnızca bu ikisiyle sınırlı kalmıştır. Buna karşılık dolaşım ve plan kurgusu önerilerin yalnızca %19’unda, koku ve ses donatısı yalnızca %9’unda görünmektedir. Öğrenci düzeyinde bakıldığında 25 öğrenciden yalnızca 11’i en az bir kez dolaşım kararı, yalnızca 7’si en az bir kez duyusal donatı kararı üretmiştir.</w:t>
       </w:r>
     </w:p>
     <w:p>
@@ -4686,7 +4811,7 @@
         <w:t xml:space="preserve"> </w:t>
       </w:r>
       <w:r>
-        <w:t xml:space="preserve">eksenidir: öğrenciler markayı nesneye çevirmektedir (raf, kaide, vitrin, yüzey), mekâna değil (rota, görüş hattı, eşik sekansı, bölge ilişkisi). Veride bunun tipik görünümü, bir markanın üç çeviri satırının da sergileme birimi ve malzeme üzerinden kurulmasıdır:</w:t>
+        <w:t xml:space="preserve">eksenidir: öğrenciler markayı nesneye çevirmektedir (raf, kaide, vitrin, yüzey), mekâna değil (rota, görüş hattı, eşik sekansı, bölge ilişkisi). Veride bunun tipik görünümü, bir markanın üç kararının da sergileme ve malzeme üzerinden kurulmasıdır:</w:t>
       </w:r>
       <w:r>
         <w:t xml:space="preserve"> </w:t>
@@ -4731,16 +4856,16 @@
         <w:t xml:space="preserve">”</w:t>
       </w:r>
       <w:r>
-        <w:t xml:space="preserve">. Üç karar da doğru, üçü de aynı aileden ve hiçbiri mağazanın nasıl gezileceğine dair bir şey söylememektedir. Dolaşım kararı üreten on bir öğrencinin çıktıları ise niteliksel olarak farklıdır:</w:t>
-      </w:r>
-      <w:r>
-        <w:t xml:space="preserve"> </w:t>
-      </w:r>
-      <w:r>
-        <w:t xml:space="preserve">“</w:t>
-      </w:r>
-      <w:r>
-        <w:t xml:space="preserve">giriş → teknik/yarış bölümü → günlük giyim → kabinler, iskele gibi uzun bir rota</w:t>
+        <w:t xml:space="preserve">. Üç karar da doğru, üçü de aynı aileden ve hiçbiri mağazanın nasıl gezileceğine dair bir şey söylememektedir. Dolaşım kararı üreten öğrencilerin çıktıları ise niteliksel olarak farklıdır:</w:t>
+      </w:r>
+      <w:r>
+        <w:t xml:space="preserve"> </w:t>
+      </w:r>
+      <w:r>
+        <w:t xml:space="preserve">“</w:t>
+      </w:r>
+      <w:r>
+        <w:t xml:space="preserve">giriş → teknik / yarış bölümü → günlük giyim → kabinler, iskele gibi uzun bir rota</w:t>
       </w:r>
       <w:r>
         <w:t xml:space="preserve">”</w:t>
@@ -4776,7 +4901,7 @@
         <w:t xml:space="preserve">”</w:t>
       </w:r>
       <w:r>
-        <w:t xml:space="preserve">. Bu ifadeler bir sıra ve bir yön içerir; yani mekânı zamansal bir sekans olarak kurarlar. Dolaşımı düşünebilen öğrencinin ilişkisel düzeye geçme olasılığının yüksek olması tesadüf değildir: dolaşım, doğası gereği ilişki kurmayı zorunlu kılan tek aygıt ailesidir.</w:t>
+        <w:t xml:space="preserve">. Bu ifadeler bir sıra ve bir yön içerir; yani mekânı zamansal bir sekans olarak kurarlar. Dolaşımı düşünebilen öğrencinin mekânda yer tutan karara ulaşmasının kolay olması tesadüf değildir: dolaşım, doğası gereği ilişki kurmayı zorunlu kılan tek alandır.</w:t>
       </w:r>
     </w:p>
     <w:p>
@@ -4800,15 +4925,15 @@
         <w:t xml:space="preserve"> </w:t>
       </w:r>
       <w:r>
-        <w:t xml:space="preserve">eksenidir: çeviri görülebilir olanda yoğunlaşmakta, koklanan ve duyulan olanda neredeyse yok olmaktadır. Sergileme, malzeme, aydınlatma, grafik ve renk aileleri — yani doğrudan görsel olanlar — birlikte repertuvarın büyük kısmını oluştururken; koku, ses ve dokunmaya ayrılmış donatı önerilerin onda birinde kalmaktadır. Bu oran, parfüm ve koku kategorisinin önerilerin %10,7’sini oluşturduğu düşünüldüğünde daha da anlamlıdır: öğrenciler koku satan bir markayı seçmekte, ancak kokuyu mekânda nasıl tutacaklarını, taşıyacaklarını ya da ayıracaklarını çoğunlukla çözmemektedir.</w:t>
-      </w:r>
-    </w:p>
-    <w:p>
-      <w:pPr>
-        <w:pStyle w:val="BodyText"/>
-      </w:pPr>
-      <w:r>
-        <w:t xml:space="preserve">Aygıt çeşitliliği ile SOLO düzeyi arasında düzenli bir ilişki saptanmıştır: tek yapılı önerilerde öneri başına ortalama 2,08 aygıt ailesi görülürken, bu sayı çok yapılıda 2,77’ye, ilişkiselde 3,07’ye, soyutlanmışta 3,25’e yükselmektedir. Yani yüksek düzeyli çeviri yalnızca daha keskin değil, aynı zamanda daha bileşiktir: birden çok aygıt ailesini aynı karar içinde ilişkilendirir.</w:t>
+        <w:t xml:space="preserve">eksenidir. Sergileme, malzeme, aydınlatma, grafik ve renk — yani doğrudan görsel olanlar — birlikte repertuvarın büyük kısmını oluştururken, koku, ses ve dokunmaya ayrılmış donatı önerilerin onda birinde kalmaktadır. Bu oran, parfüm ve koku kategorisinin önerilerin %10,7’sini oluşturduğu düşünüldüğünde daha da anlamlıdır: öğrenciler koku satan bir markayı seçmekte, ancak kokuyu mekânda nasıl tutacaklarını, taşıyacaklarını ya da ayıracaklarını çoğunlukla çözmemektedir.</w:t>
+      </w:r>
+    </w:p>
+    <w:p>
+      <w:pPr>
+        <w:pStyle w:val="BodyText"/>
+      </w:pPr>
+      <w:r>
+        <w:t xml:space="preserve">Aygıt çeşitliliği ile somutluk arasında düzenli bir ilişki vardır: sıfatta kalan önerilerde öneri başına ortalama 2,08 tasarım alanına değinilirken, bu sayı öğe adlandıranlarda 2,77’ye, mekânda yer tutanlarda 3,15’e yükselmektedir. Yani somut karar yalnızca daha keskin değil, aynı zamanda daha bileşiktir: birden çok tasarım alanını aynı karar içinde ilişkilendirir.</w:t>
       </w:r>
       <w:r>
         <w:t xml:space="preserve"> </w:t>
@@ -4829,14 +4954,14 @@
         <w:t xml:space="preserve">kararı aynı anda üretim görünürlüğünü, malzemeyi ve sergileme birimini birleştirir.</w:t>
       </w:r>
     </w:p>
-    <w:bookmarkEnd w:id="58"/>
-    <w:bookmarkStart w:id="59" w:name="soyutlanmış-düzey-adlandırılmış-aygıt"/>
+    <w:bookmarkEnd w:id="61"/>
+    <w:bookmarkStart w:id="62" w:name="markanın-diliyle-adlandırılan-kararlar"/>
     <w:p>
       <w:pPr>
         <w:pStyle w:val="Heading3"/>
       </w:pPr>
       <w:r>
-        <w:t xml:space="preserve">4.6. Soyutlanmış düzey: adlandırılmış aygıt</w:t>
+        <w:t xml:space="preserve">4.6. Markanın diliyle adlandırılan kararlar</w:t>
       </w:r>
     </w:p>
     <w:p>
@@ -4844,7 +4969,7 @@
         <w:pStyle w:val="FirstParagraph"/>
       </w:pPr>
       <w:r>
-        <w:t xml:space="preserve">SOLO’nun en üst düzeyi olan soyutlanmış düzeye ulaşan 12 öneride (%16) ortak ve beklenmedik bir örüntü saptanmıştır: bu öğrenciler ürettikleri mekânsal karara</w:t>
+        <w:t xml:space="preserve">Mekânda yer tutan 26 kararın 12’sinde ortak ve beklenmedik bir örüntü saptanmıştır: bu öğrenciler ürettikleri karara</w:t>
       </w:r>
       <w:r>
         <w:t xml:space="preserve"> </w:t>
@@ -4860,7 +4985,7 @@
         <w:t xml:space="preserve"> </w:t>
       </w:r>
       <w:r>
-        <w:t xml:space="preserve">vermiştir. Adlar markanın kendi dilinden türetilmiş ve mekândaki bir aygıtı tekilleştirmiştir (Tablo 7).</w:t>
+        <w:t xml:space="preserve">vermiştir. Adlar markanın kendi dilinden türetilmiş ve mekândaki bir birimi tekilleştirmiştir (Tablo 7).</w:t>
       </w:r>
     </w:p>
     <w:p>
@@ -4872,7 +4997,7 @@
           <w:bCs/>
           <w:b/>
         </w:rPr>
-        <w:t xml:space="preserve">Tablo 7. Soyutlanmış düzeydeki önerilerde adlandırılan mekânsal aygıtlar</w:t>
+        <w:t xml:space="preserve">Tablo 7. Markanın diliyle adlandırılan mekânsal birimler</w:t>
       </w:r>
     </w:p>
     <w:tbl>
@@ -4899,7 +5024,7 @@
               <w:jc w:val="left"/>
             </w:pPr>
             <w:r>
-              <w:t xml:space="preserve">Aygıt</w:t>
+              <w:t xml:space="preserve">Birim</w:t>
             </w:r>
           </w:p>
         </w:tc>
@@ -4923,7 +5048,7 @@
               <w:jc w:val="left"/>
             </w:pPr>
             <w:r>
-              <w:t xml:space="preserve">Aygıtın tanımı</w:t>
+              <w:t xml:space="preserve">Tanımı</w:t>
             </w:r>
           </w:p>
         </w:tc>
@@ -5336,13 +5461,16 @@
         <w:pStyle w:val="BodyText"/>
       </w:pPr>
       <w:r>
-        <w:t xml:space="preserve">Bu tür bir adlandırma 75 önerinin yalnızca 12’sinde ve 25 öğrencinin yalnızca 7’sinde görülmüştür. Örüntünün rastlantısal olmadığı açıktır: bir mekânsal karara ad vermek üç şeyi aynı anda gerektirir. Kararın bir tekillik taşıdığının, yani genel bir raf ya da genel bir vitrin olmadığının farkına varmak; kararın mekân içinde bir yer ve sınır edindiğini kabul etmek; ve kararın marka anlatısıyla doğrudan bağını kurmak — çünkü ad çoğunlukla markanın kendi sözlüğünden gelmektedir (</w:t>
-      </w:r>
-      <w:r>
-        <w:t xml:space="preserve">“</w:t>
-      </w:r>
-      <w:r>
-        <w:t xml:space="preserve">patina</w:t>
+        <w:t xml:space="preserve">Bu tür bir adlandırma 75 önerinin yalnızca 12’sinde ve 25 öğrencinin yalnızca 7’sinde görülmüştür; ancak adlandırma yapan her öneri, aynı zamanda mekânda yer tutan karar grubundadır. Örüntünün rastlantısal olmadığı açıktır, çünkü bir mekânsal karara ad vermek üç şeyi aynı anda gerektirir. Kararın bir tekillik taşıdığının, yani genel bir raf ya da genel bir vitrin olmadığının farkına varmak; kararın mekân içinde bir yer ve sınır edindiğini kabul etmek; ve kararın marka anlatısıyla doğrudan bağını kurmak — çünkü ad çoğunlukla markanın kendi sözlüğünden gelmektedir.</w:t>
+      </w:r>
+      <w:r>
+        <w:t xml:space="preserve"> </w:t>
+      </w:r>
+      <w:r>
+        <w:t xml:space="preserve">“</w:t>
+      </w:r>
+      <w:r>
+        <w:t xml:space="preserve">Patina</w:t>
       </w:r>
       <w:r>
         <w:t xml:space="preserve">”</w:t>
@@ -5369,15 +5497,77 @@
         <w:t xml:space="preserve"> </w:t>
       </w:r>
       <w:r>
-        <w:t xml:space="preserve">parfüm markasının kelimesidir).</w:t>
-      </w:r>
-    </w:p>
-    <w:p>
-      <w:pPr>
-        <w:pStyle w:val="BodyText"/>
-      </w:pPr>
-      <w:r>
-        <w:t xml:space="preserve">Adlandırmanın ikinci bir işlevi daha vardır: aygıtı</w:t>
+        <w:t xml:space="preserve">parfüm markasının kelimesidir.</w:t>
+      </w:r>
+    </w:p>
+    <w:p>
+      <w:pPr>
+        <w:pStyle w:val="BodyText"/>
+      </w:pPr>
+      <w:r>
+        <w:t xml:space="preserve">Adlandırmanın ikinci bir işlevi, birimi tekrarlanabilir kılmasıdır. Bir öğrencinin</w:t>
+      </w:r>
+      <w:r>
+        <w:t xml:space="preserve"> </w:t>
+      </w:r>
+      <w:r>
+        <w:t xml:space="preserve">“</w:t>
+      </w:r>
+      <w:r>
+        <w:t xml:space="preserve">nişler ve kaideler</w:t>
+      </w:r>
+      <w:r>
+        <w:t xml:space="preserve">”</w:t>
+      </w:r>
+      <w:r>
+        <w:t xml:space="preserve"> </w:t>
+      </w:r>
+      <w:r>
+        <w:t xml:space="preserve">demesiyle</w:t>
+      </w:r>
+      <w:r>
+        <w:t xml:space="preserve"> </w:t>
+      </w:r>
+      <w:r>
+        <w:t xml:space="preserve">“</w:t>
+      </w:r>
+      <w:r>
+        <w:t xml:space="preserve">Stone Library</w:t>
+      </w:r>
+      <w:r>
+        <w:t xml:space="preserve">”</w:t>
+      </w:r>
+      <w:r>
+        <w:t xml:space="preserve"> </w:t>
+      </w:r>
+      <w:r>
+        <w:t xml:space="preserve">demesi arasındaki fark, ikincisinin mekânda bir kez görünüp geçmeyecek olmasıdır; ad, birimi mağazanın diğer bölümlerinde de aranacak bir sabit hâline getirir. Shulebags önerisindeki</w:t>
+      </w:r>
+      <w:r>
+        <w:t xml:space="preserve"> </w:t>
+      </w:r>
+      <w:r>
+        <w:t xml:space="preserve">“</w:t>
+      </w:r>
+      <w:r>
+        <w:t xml:space="preserve">çanta sapının geometrisinden türetilip mekânda tekrar eden form</w:t>
+      </w:r>
+      <w:r>
+        <w:t xml:space="preserve">”</w:t>
+      </w:r>
+      <w:r>
+        <w:t xml:space="preserve"> </w:t>
+      </w:r>
+      <w:r>
+        <w:t xml:space="preserve">bu mantığı en açık biçimde dile getirmektedir: öğrenci burada tek bir öğe değil, mekân boyunca uygulanacak bir kural tanımlamaktadır.</w:t>
+      </w:r>
+    </w:p>
+    <w:p>
+      <w:pPr>
+        <w:pStyle w:val="BodyText"/>
+      </w:pPr>
+      <w:r>
+        <w:t xml:space="preserve">Üçüncüsü, adlandırılan birimlerin çoğunun bir</w:t>
       </w:r>
       <w:r>
         <w:t xml:space="preserve"> </w:t>
@@ -5387,97 +5577,6 @@
           <w:iCs/>
           <w:i/>
         </w:rPr>
-        <w:t xml:space="preserve">tekrarlanabilir</w:t>
-      </w:r>
-      <w:r>
-        <w:t xml:space="preserve"> </w:t>
-      </w:r>
-      <w:r>
-        <w:t xml:space="preserve">kılar. Bir öğrencinin</w:t>
-      </w:r>
-      <w:r>
-        <w:t xml:space="preserve"> </w:t>
-      </w:r>
-      <w:r>
-        <w:t xml:space="preserve">“</w:t>
-      </w:r>
-      <w:r>
-        <w:t xml:space="preserve">nişler ve kaideler</w:t>
-      </w:r>
-      <w:r>
-        <w:t xml:space="preserve">”</w:t>
-      </w:r>
-      <w:r>
-        <w:t xml:space="preserve"> </w:t>
-      </w:r>
-      <w:r>
-        <w:t xml:space="preserve">demesiyle</w:t>
-      </w:r>
-      <w:r>
-        <w:t xml:space="preserve"> </w:t>
-      </w:r>
-      <w:r>
-        <w:t xml:space="preserve">“</w:t>
-      </w:r>
-      <w:r>
-        <w:t xml:space="preserve">Stone Library</w:t>
-      </w:r>
-      <w:r>
-        <w:t xml:space="preserve">”</w:t>
-      </w:r>
-      <w:r>
-        <w:t xml:space="preserve"> </w:t>
-      </w:r>
-      <w:r>
-        <w:t xml:space="preserve">demesi arasındaki fark, ikincisinin mekânda bir kez görünüp geçmeyecek olmasıdır; ad, aygıtı mağazanın diğer bölümlerinde de aranacak bir sabit hâline getirir. Shulebags önerisindeki</w:t>
-      </w:r>
-      <w:r>
-        <w:t xml:space="preserve"> </w:t>
-      </w:r>
-      <w:r>
-        <w:t xml:space="preserve">“</w:t>
-      </w:r>
-      <w:r>
-        <w:t xml:space="preserve">çanta sapının geometrisinden türetilip mekânda tekrar eden form</w:t>
-      </w:r>
-      <w:r>
-        <w:t xml:space="preserve">”</w:t>
-      </w:r>
-      <w:r>
-        <w:t xml:space="preserve">, bu mantığı en açık biçimde dile getirmektedir: öğrenci burada tek bir öğe değil, mekân boyunca uygulanacak bir</w:t>
-      </w:r>
-      <w:r>
-        <w:t xml:space="preserve"> </w:t>
-      </w:r>
-      <w:r>
-        <w:rPr>
-          <w:iCs/>
-          <w:i/>
-        </w:rPr>
-        <w:t xml:space="preserve">kural</w:t>
-      </w:r>
-      <w:r>
-        <w:t xml:space="preserve"> </w:t>
-      </w:r>
-      <w:r>
-        <w:t xml:space="preserve">tanımlamaktadır. SOLO’nun soyutlanmış düzeyi tam olarak bunu — verili bağlamdan bir ilke çıkarmayı — tarif eder.</w:t>
-      </w:r>
-    </w:p>
-    <w:p>
-      <w:pPr>
-        <w:pStyle w:val="BodyText"/>
-      </w:pPr>
-      <w:r>
-        <w:t xml:space="preserve">Üçüncüsü, adlandırılan aygıtların çoğunun bir</w:t>
-      </w:r>
-      <w:r>
-        <w:t xml:space="preserve"> </w:t>
-      </w:r>
-      <w:r>
-        <w:rPr>
-          <w:iCs/>
-          <w:i/>
-        </w:rPr>
         <w:t xml:space="preserve">eylem</w:t>
       </w:r>
       <w:r>
@@ -5544,15 +5643,15 @@
         <w:t xml:space="preserve">”</w:t>
       </w:r>
       <w:r>
-        <w:t xml:space="preserve">de izlenir. Bu aygıtlar yalnızca ürünü göstermez; müşteriye yapacak bir şey verir. Buna karşılık çok yapılı düzeydeki kararların büyük kısmı edilgendir: raf gösterir, vitrin korur, aydınlatma vurgular. Deneyimsel perakendenin temel vaadi — mağazanın bir sahne değil bir etkinlik yeri olması — veride yalnızca bu on iki öneride karşılık bulmaktadır.</w:t>
-      </w:r>
-    </w:p>
-    <w:p>
-      <w:pPr>
-        <w:pStyle w:val="BodyText"/>
-      </w:pPr>
-      <w:r>
-        <w:t xml:space="preserve">Dolayısıyla adlandırma, SOLO’nun soyutlanmış düzeyinin bu bağlamdaki en belirgin gözlemlenebilir işaretidir. Pedagojik olarak da son derece kullanışlı bir işarettir: hem öğrenci hem yürütücü için anında görülebilir, kritikte doğrudan sorulabilir.</w:t>
+        <w:t xml:space="preserve">de izlenir. Bu birimler yalnızca ürünü göstermez; müşteriye yapacak bir şey verir. Buna karşılık öğe adlandıran kararların büyük kısmı edilgendir: raf gösterir, vitrin korur, aydınlatma vurgular. Deneyimsel perakendenin temel vaadi — mağazanın bir sahne değil bir etkinlik yeri olması — veride yalnızca bu on iki öneride karşılık bulmaktadır.</w:t>
+      </w:r>
+    </w:p>
+    <w:p>
+      <w:pPr>
+        <w:pStyle w:val="BodyText"/>
+      </w:pPr>
+      <w:r>
+        <w:t xml:space="preserve">Dolayısıyla adlandırma, kimliğin mekânda gerçekten bir karşılık bulduğunun en açık işaretidir. Pedagojik olarak da kullanışlı bir işarettir: hem öğrenci hem yürütücü için anında görülebilir, kritikte doğrudan sorulabilir.</w:t>
       </w:r>
       <w:r>
         <w:t xml:space="preserve"> </w:t>
@@ -5598,9 +5697,9 @@
         </w:pict>
       </w:r>
     </w:p>
-    <w:bookmarkEnd w:id="59"/>
-    <w:bookmarkEnd w:id="60"/>
-    <w:bookmarkStart w:id="61" w:name="tartışma-ve-sonuç"/>
+    <w:bookmarkEnd w:id="62"/>
+    <w:bookmarkEnd w:id="63"/>
+    <w:bookmarkStart w:id="66" w:name="tartışma-ve-sonuç"/>
     <w:p>
       <w:pPr>
         <w:pStyle w:val="Heading2"/>
@@ -5614,33 +5713,15 @@
         <w:pStyle w:val="FirstParagraph"/>
       </w:pPr>
       <w:r>
-        <w:t xml:space="preserve">Bulguların bütünü tek bir savı desteklemektedir: marka kimliğinin mekânsal karara çevrilmesi, öğretilebilir ve derecelendirilebilir bir beceridir. Bu sav üç kanıta dayanır. Birincisi, çeviri çıktıları yerleşik bir öğrenme çıktısı taksonomisinin beş düzeyinde tutarlı biçimde kodlanabilmiştir; yani çeviri gözlemlenebilir bir yapıya sahiptir ve bu yapıyı tarif etmek için yeni bir ölçek icat etmeye gerek yoktur. İkincisi, aynı brif altında öğrenci çıktıları beş düzeyin tamamına yayılmıştır; bu genlik bireysel yetenek farkıyla açıklanamayacak kadar geniştir. Üçüncüsü, yüksek düzeyli çeviri belirli ve tekrarlanabilir hamlelerle ilişkilidir: birden çok aygıt ailesini bileştirmek, kararı mekândaki bir konuma bağlamak, karara markanın sözlüğünden bir ad vermek. Bunlar öğretilebilir hamlelerdir. Marka–mekân çevirisi</w:t>
-      </w:r>
-      <w:r>
-        <w:t xml:space="preserve"> </w:t>
-      </w:r>
-      <w:r>
-        <w:t xml:space="preserve">“</w:t>
-      </w:r>
-      <w:r>
-        <w:t xml:space="preserve">bazı öğrencilerin doğal olarak yapabildiği</w:t>
-      </w:r>
-      <w:r>
-        <w:t xml:space="preserve">”</w:t>
-      </w:r>
-      <w:r>
-        <w:t xml:space="preserve"> </w:t>
-      </w:r>
-      <w:r>
-        <w:t xml:space="preserve">bir şey olarak bırakıldığı sürece stüdyo bu beceriyi geliştiremez; yalnızca zaten sahip olanları ödüllendirir.</w:t>
-      </w:r>
-    </w:p>
-    <w:p>
-      <w:pPr>
-        <w:pStyle w:val="BodyText"/>
-      </w:pPr>
-      <w:r>
-        <w:t xml:space="preserve">Tasarım aygıtı repertuvarındaki %73 sergileme ve %60 malzeme oranlarına karşılık %19 dolaşım oranı, üçüncü sınıf düzeyinde sistematik bir nesne yanlılığına işaret etmektedir. Bu bulgu, izlencede tanımlanan</w:t>
+        <w:t xml:space="preserve">Bulguların bütünü, marka kimliğinin mekânsal karara dönüşmesinin öğretilebilir bir beceri olduğunu desteklemektedir. Öğrenciler markayı okuyabilmekte, okumadan anahtar kelime çıkarabilmekte, hatta önlerinde bir mekân varken bu kelimeleri somut tasarım kararlarına bağlayabilmektedir. Kopuş, mekân ortadan kalkıp yerine yalnızca marka ve kelime kaldığında yaşanmaktadır. Bu, bir yetenek sorunu değil, bir aşama atlama sorunudur: kelimeden doğrudan öğeye geçilmekte, arada bulunması gereken ilke ve konum kararı atlanmaktadır.</w:t>
+      </w:r>
+    </w:p>
+    <w:p>
+      <w:pPr>
+        <w:pStyle w:val="BodyText"/>
+      </w:pPr>
+      <w:r>
+        <w:t xml:space="preserve">Araştırmanın en açık pratik sonucu, aracın kendisiyle ilgilidir. Tasarım kararlarının %73’ünün sergileme, %60’ının malzeme alanında toplanmasına karşılık dolaşımın %19’da kalması, öğrencilerin markayı mekânın içine yerleştirilen nesneler üzerinden düşündüğünü, mekânın kendisini — rotayı, eşiği, görüş hattını, bölgeler arası ilişkiyi — marka taşıyıcısı olarak kullanmadığını göstermektedir. Bu bulgu, izlencedeki</w:t>
       </w:r>
       <w:r>
         <w:t xml:space="preserve"> </w:t>
@@ -5658,7 +5739,7 @@
         <w:t xml:space="preserve"> </w:t>
       </w:r>
       <w:r>
-        <w:t xml:space="preserve">listesiyle birlikte okunduğunda daha anlamlıdır: liste giriş ve marka eşiğini, dolaşım ve mekânsal akışı açıkça saymaktadır. Yani brif bu alanları talep etmekte, fakat ilk hafta çeviri aracı bunları üretmemektedir. Aradaki fark bir araç tasarımı sorunudur: Çalışma Kâğıdı 3’ün</w:t>
+        <w:t xml:space="preserve">listesiyle birlikte okunduğunda daha anlamlıdır: liste giriş ve marka eşiğini, dolaşım ve mekânsal akışı açıkça saymaktadır. Yani brif bu alanları talep etmekte, fakat ilk hafta çeviri aracı bunları üretmemektedir. Çalışma Kâğıdı 3’ün</w:t>
       </w:r>
       <w:r>
         <w:t xml:space="preserve"> </w:t>
@@ -5676,7 +5757,344 @@
         <w:t xml:space="preserve"> </w:t>
       </w:r>
       <w:r>
-        <w:t xml:space="preserve">bölümü sergileme, aydınlatma, davranış ve duyu başlıklarını içermekte; dolaşım ve eşik için ayrı bir alan içermemektedir.</w:t>
+        <w:t xml:space="preserve">bölümü sergileme, aydınlatma, davranış ve duyu başlıklarını içermekte; dolaşım ve eşik için ayrı bir alan içermemektedir. Araç ne sorarsa, öğrenci onu üretmektedir.</w:t>
+      </w:r>
+    </w:p>
+    <w:p>
+      <w:pPr>
+        <w:pStyle w:val="BodyText"/>
+      </w:pPr>
+      <w:r>
+        <w:t xml:space="preserve">Aynı mantık duyusal boyut için de geçerlidir. Duyusal etiketlerin %4,9, duyusal donatı kararlarının %9 oranında kalması, Pallasmaa’nın (2005) göz-merkezlilik eleştirisinin stüdyo düzeyindeki karşılığıdır; ancak bulguların ayrıntısı daha incelikli bir tablo çizmektedir. Öğrenciler duyuyu betimlemekte, fakat tasarlamamaktadır. Çalışma kâğıdının</w:t>
+      </w:r>
+      <w:r>
+        <w:t xml:space="preserve"> </w:t>
+      </w:r>
+      <w:r>
+        <w:t xml:space="preserve">“</w:t>
+      </w:r>
+      <w:r>
+        <w:t xml:space="preserve">deneyim + duyu</w:t>
+      </w:r>
+      <w:r>
+        <w:t xml:space="preserve">”</w:t>
+      </w:r>
+      <w:r>
+        <w:t xml:space="preserve"> </w:t>
+      </w:r>
+      <w:r>
+        <w:t xml:space="preserve">alanlarında koku, ses ve dokunmaya ilişkin zengin ifadeler bulunmaktadır:</w:t>
+      </w:r>
+      <w:r>
+        <w:t xml:space="preserve"> </w:t>
+      </w:r>
+      <w:r>
+        <w:t xml:space="preserve">“</w:t>
+      </w:r>
+      <w:r>
+        <w:t xml:space="preserve">koku en önemli duyusal deneyimdir</w:t>
+      </w:r>
+      <w:r>
+        <w:t xml:space="preserve">”</w:t>
+      </w:r>
+      <w:r>
+        <w:t xml:space="preserve">,</w:t>
+      </w:r>
+      <w:r>
+        <w:t xml:space="preserve"> </w:t>
+      </w:r>
+      <w:r>
+        <w:t xml:space="preserve">“</w:t>
+      </w:r>
+      <w:r>
+        <w:t xml:space="preserve">dalga sesi, tuz ve ahşap kokusu</w:t>
+      </w:r>
+      <w:r>
+        <w:t xml:space="preserve">”</w:t>
+      </w:r>
+      <w:r>
+        <w:t xml:space="preserve">,</w:t>
+      </w:r>
+      <w:r>
+        <w:t xml:space="preserve"> </w:t>
+      </w:r>
+      <w:r>
+        <w:t xml:space="preserve">“</w:t>
+      </w:r>
+      <w:r>
+        <w:t xml:space="preserve">koklama ana duyudur</w:t>
+      </w:r>
+      <w:r>
+        <w:t xml:space="preserve">”</w:t>
+      </w:r>
+      <w:r>
+        <w:t xml:space="preserve">. Fakat bu ifadeler karar sütununa taşınmamaktadır. İstisnalar kuralı doğrulamaktadır: duyusal donatıyı somut karara taşıyan öğrenciler bunu bir mekânsal nesne icat ederek yapmıştır —</w:t>
+      </w:r>
+      <w:r>
+        <w:t xml:space="preserve"> </w:t>
+      </w:r>
+      <w:r>
+        <w:t xml:space="preserve">“</w:t>
+      </w:r>
+      <w:r>
+        <w:t xml:space="preserve">Koku Barı</w:t>
+      </w:r>
+      <w:r>
+        <w:t xml:space="preserve">”</w:t>
+      </w:r>
+      <w:r>
+        <w:t xml:space="preserve">,</w:t>
+      </w:r>
+      <w:r>
+        <w:t xml:space="preserve"> </w:t>
+      </w:r>
+      <w:r>
+        <w:t xml:space="preserve">“</w:t>
+      </w:r>
+      <w:r>
+        <w:t xml:space="preserve">koku istasyonları</w:t>
+      </w:r>
+      <w:r>
+        <w:t xml:space="preserve">”</w:t>
+      </w:r>
+      <w:r>
+        <w:t xml:space="preserve"> </w:t>
+      </w:r>
+      <w:r>
+        <w:t xml:space="preserve">ve özellikle dikkate değer biçimde</w:t>
+      </w:r>
+      <w:r>
+        <w:t xml:space="preserve"> </w:t>
+      </w:r>
+      <w:r>
+        <w:t xml:space="preserve">“</w:t>
+      </w:r>
+      <w:r>
+        <w:t xml:space="preserve">mağazadaki yoğun esans kokularını sürekli tazeleyen gizli havalandırma ve iklimlendirme kanalları</w:t>
+      </w:r>
+      <w:r>
+        <w:t xml:space="preserve">”</w:t>
+      </w:r>
+      <w:r>
+        <w:t xml:space="preserve">. Sonuncusu kokuyu bir atmosfer sıfatı olarak değil, bir tesisat kararı olarak ele almaktadır. Buradan çıkan ilke açıktır: duyusal tasarım, duyu hakkında yazmakla öğretilemez; duyunun bir donatıya, bir yüzeye, bir havalandırma kanalına ya da bir akustik bölücüye bağlanması istenmelidir.</w:t>
+      </w:r>
+    </w:p>
+    <w:p>
+      <w:pPr>
+        <w:pStyle w:val="BodyText"/>
+      </w:pPr>
+      <w:r>
+        <w:t xml:space="preserve">Markanın okunduğu değer ekseni ile kararın somutluğu arasındaki ilişki de bu yöndedir. En somut kararlar, markayı zanaat, kendini ifade ve yerellik eksenlerinden okuyan önerilerden çıkmıştır; çünkü bu eksenler mekânda bir karşılık</w:t>
+      </w:r>
+      <w:r>
+        <w:t xml:space="preserve"> </w:t>
+      </w:r>
+      <w:r>
+        <w:rPr>
+          <w:iCs/>
+          <w:i/>
+        </w:rPr>
+        <w:t xml:space="preserve">gerektirir</w:t>
+      </w:r>
+      <w:r>
+        <w:t xml:space="preserve">. Zanaat, üretimin görünür kılındığı bir yüzey ister; kendini ifade, kullanıcının denediği ve kendine göre düzenlediği bir alan ister. Buna karşılık değer alanını</w:t>
+      </w:r>
+      <w:r>
+        <w:t xml:space="preserve"> </w:t>
+      </w:r>
+      <w:r>
+        <w:t xml:space="preserve">“</w:t>
+      </w:r>
+      <w:r>
+        <w:t xml:space="preserve">moda</w:t>
+      </w:r>
+      <w:r>
+        <w:t xml:space="preserve">”</w:t>
+      </w:r>
+      <w:r>
+        <w:t xml:space="preserve"> </w:t>
+      </w:r>
+      <w:r>
+        <w:t xml:space="preserve">ya da</w:t>
+      </w:r>
+      <w:r>
+        <w:t xml:space="preserve"> </w:t>
+      </w:r>
+      <w:r>
+        <w:t xml:space="preserve">“</w:t>
+      </w:r>
+      <w:r>
+        <w:t xml:space="preserve">kalite</w:t>
+      </w:r>
+      <w:r>
+        <w:t xml:space="preserve">”</w:t>
+      </w:r>
+      <w:r>
+        <w:t xml:space="preserve"> </w:t>
+      </w:r>
+      <w:r>
+        <w:t xml:space="preserve">gibi bir sektör adıyla geçiştiren öneriler, mekânsal karar sütununda da sıfatta kalmıştır. Marka okumasının zayıflığı, doğrudan tasarım kararının zayıflığına dönüşmektedir. Bu, atölyenin temel varsayımını — markanın tasarımın gerekçesi olabileceğini — doğrulayan ama aynı zamanda koşulunu da gösteren bir bulgudur: gerekçe ancak yeterince somut bir okumadan çıkarsa iş görür.</w:t>
+      </w:r>
+    </w:p>
+    <w:p>
+      <w:pPr>
+        <w:pStyle w:val="BodyText"/>
+      </w:pPr>
+      <w:r>
+        <w:t xml:space="preserve">Kurumsal markaların niş markalara göre daha düşük somutluk üretmesi ve giyimin en çok seçilen kategori olmasına rağmen en düşük oranlardan birinde kalması aynı mekanizmaya işaret etmektedir. Öğrenci tanıdığı bir markayı ya da tanıdığı bir mağaza tipini çalıştığında, çeviri yapmak yerine hatırlamaktadır.</w:t>
+      </w:r>
+      <w:r>
+        <w:t xml:space="preserve"> </w:t>
+      </w:r>
+      <w:r>
+        <w:t xml:space="preserve">“</w:t>
+      </w:r>
+      <w:r>
+        <w:t xml:space="preserve">IKEA → gerçek yaşam alanları ve modüler sergileme</w:t>
+      </w:r>
+      <w:r>
+        <w:t xml:space="preserve">”</w:t>
+      </w:r>
+      <w:r>
+        <w:t xml:space="preserve"> </w:t>
+      </w:r>
+      <w:r>
+        <w:t xml:space="preserve">bir çeviri değil, bir betimlemedir; öğrenci markayı mekâna çevirmemiş, markanın zaten var olan mekânını tarif etmiştir. Niş ve bilinmeyen marka ise böyle bir hazır görüntü sunmadığı için öğrenciyi kararı kendisi üretmeye zorlar. Brifteki</w:t>
+      </w:r>
+      <w:r>
+        <w:t xml:space="preserve"> </w:t>
+      </w:r>
+      <w:r>
+        <w:t xml:space="preserve">“</w:t>
+      </w:r>
+      <w:r>
+        <w:t xml:space="preserve">fiziksel mağazası olmayan az bilinen marka</w:t>
+      </w:r>
+      <w:r>
+        <w:t xml:space="preserve">”</w:t>
+      </w:r>
+      <w:r>
+        <w:t xml:space="preserve"> </w:t>
+      </w:r>
+      <w:r>
+        <w:t xml:space="preserve">kısıtının yalnızca özgünlük değil, doğrudan bir bilişsel gerekçesi olduğu buradan anlaşılmaktadır: kısıt, hatırlamayı imkânsız kılarak çeviriyi zorunlu hâle getirir. Kısıt ayrıca güncel perakende eğilimleriyle de örtüşmektedir; çevrim içi doğan markaların fiziksel mağazaya geçişi son yılların en belirgin perakende hareketlerinden biridir ve bu geçiş çoğunlukla deneyim odaklı, topluluk merkezli, küçük ölçekli mekânlar üzerinden gerçekleşmektedir. Dolayısıyla öğrencilere verilen senaryo kurgusal bir egzersiz değil, sektörün fiilî bir sorusudur.</w:t>
+      </w:r>
+    </w:p>
+    <w:p>
+      <w:pPr>
+        <w:pStyle w:val="BodyText"/>
+      </w:pPr>
+      <w:r>
+        <w:t xml:space="preserve">Bu bulgular, atölye kurgusunda birkaç düzeltmeyi işaret etmektedir. En önemlisi, çeviri tablosunun iki sütundan üç sütuna çıkarılmasıdır: anahtar kelime, mekânsal ilke, tasarım öğesi. Ortadaki sütun, kelimeden doğrudan nesneye yapılan sıçramayı yavaşlatır ve bulguların işaret ettiği asıl boşluğu — öğesi olan ama yeri olmayan kararı — hedefler. Atölye sunumunun kendi örnek vakası bu üçlü yapıyı zaten kullanmaktadır (</w:t>
+      </w:r>
+      <w:r>
+        <w:t xml:space="preserve">“</w:t>
+      </w:r>
+      <w:r>
+        <w:t xml:space="preserve">görünürlük → görüş hattı ve sınır → camlı atölye duvarı</w:t>
+      </w:r>
+      <w:r>
+        <w:t xml:space="preserve">”</w:t>
+      </w:r>
+      <w:r>
+        <w:t xml:space="preserve">); yapının çalışma kâğıdına taşınması yeterlidir. Buna, her tasarım öğesi için tek satırlık bir</w:t>
+      </w:r>
+      <w:r>
+        <w:t xml:space="preserve"> </w:t>
+      </w:r>
+      <w:r>
+        <w:t xml:space="preserve">“</w:t>
+      </w:r>
+      <w:r>
+        <w:t xml:space="preserve">nerede?</w:t>
+      </w:r>
+      <w:r>
+        <w:t xml:space="preserve">”</w:t>
+      </w:r>
+      <w:r>
+        <w:t xml:space="preserve"> </w:t>
+      </w:r>
+      <w:r>
+        <w:t xml:space="preserve">alanı eklenmesi eşlik edebilir. Repertuvardaki iki yapısal açık, basit bir kota ile kapatılabilir: üç karardan en az birinin dolaşım, eşik ya da görüş hattıyla, en az birinin duyusal donatıyla ilgili olması istenebilir. Öğrencilerden her marka için en az bir birimi markanın kendi sözlüğünden türetilmiş bir adla adlandırmaları beklenebilir; bulgular bu edimin en somut kararlarla birlikte gittiğini göstermektedir. Son olarak</w:t>
+      </w:r>
+      <w:r>
+        <w:t xml:space="preserve"> </w:t>
+      </w:r>
+      <w:r>
+        <w:t xml:space="preserve">“</w:t>
+      </w:r>
+      <w:r>
+        <w:t xml:space="preserve">az bilinen niş marka</w:t>
+      </w:r>
+      <w:r>
+        <w:t xml:space="preserve">”</w:t>
+      </w:r>
+      <w:r>
+        <w:t xml:space="preserve"> </w:t>
+      </w:r>
+      <w:r>
+        <w:t xml:space="preserve">ifadesi kontrol edilebilir ölçütlere bağlanmalıdır: Türkiye’de fiziksel mağazası bulunmayan, yalnızca çevrim içi ya da seçili satış noktaları üzerinden satan, ulusal zincir olmayan. Üç somutluk grubunun öğrencilerle paylaşılması da başlı başına bir öğretim aracıdır;</w:t>
+      </w:r>
+      <w:r>
+        <w:t xml:space="preserve"> </w:t>
+      </w:r>
+      <w:r>
+        <w:t xml:space="preserve">“</w:t>
+      </w:r>
+      <w:r>
+        <w:t xml:space="preserve">bu karar bir öğe adlandırıyor ama mekânda bir yer tutmuyor</w:t>
+      </w:r>
+      <w:r>
+        <w:t xml:space="preserve">”</w:t>
+      </w:r>
+      <w:r>
+        <w:t xml:space="preserve"> </w:t>
+      </w:r>
+      <w:r>
+        <w:t xml:space="preserve">geri bildirimi,</w:t>
+      </w:r>
+      <w:r>
+        <w:t xml:space="preserve"> </w:t>
+      </w:r>
+      <w:r>
+        <w:t xml:space="preserve">“</w:t>
+      </w:r>
+      <w:r>
+        <w:t xml:space="preserve">bu karar yeterince gelişmemiş</w:t>
+      </w:r>
+      <w:r>
+        <w:t xml:space="preserve">”</w:t>
+      </w:r>
+      <w:r>
+        <w:t xml:space="preserve"> </w:t>
+      </w:r>
+      <w:r>
+        <w:t xml:space="preserve">geri bildiriminden çok daha işlemseldir.</w:t>
+      </w:r>
+    </w:p>
+    <w:bookmarkStart w:id="64" w:name="sınırlılıklar"/>
+    <w:p>
+      <w:pPr>
+        <w:pStyle w:val="Heading3"/>
+      </w:pPr>
+      <w:r>
+        <w:t xml:space="preserve">Sınırlılıklar</w:t>
+      </w:r>
+    </w:p>
+    <w:p>
+      <w:pPr>
+        <w:pStyle w:val="FirstParagraph"/>
+      </w:pPr>
+      <w:r>
+        <w:t xml:space="preserve">Bu çalışmanın sonuçları, aşağıdaki sınırlar içinde okunmalıdır.</w:t>
+      </w:r>
+    </w:p>
+    <w:p>
+      <w:pPr>
+        <w:pStyle w:val="BodyText"/>
+      </w:pPr>
+      <w:r>
+        <w:t xml:space="preserve">Birincisi ve en önemlisi,</w:t>
       </w:r>
       <w:r>
         <w:t xml:space="preserve"> </w:t>
@@ -5686,167 +6104,121 @@
           <w:bCs/>
           <w:b/>
         </w:rPr>
-        <w:t xml:space="preserve">Araç ne sorarsa, öğrenci onu üretmektedir.</w:t>
-      </w:r>
-    </w:p>
-    <w:p>
-      <w:pPr>
-        <w:pStyle w:val="BodyText"/>
-      </w:pPr>
-      <w:r>
-        <w:t xml:space="preserve">Duyusal etiketlerin %4,9, duyusal donatı kararlarının %9 oranında kalması, Pallasmaa’nın (2005) göz-merkezlilik eleştirisinin stüdyo düzeyindeki ampirik karşılığıdır. Ancak bulguların ayrıntısı daha incelikli bir tablo çizmektedir: öğrenciler duyuyu betimlemekte, fakat tasarlamamaktadır. Çalışma Kâğıdı 3’ün</w:t>
-      </w:r>
-      <w:r>
-        <w:t xml:space="preserve"> </w:t>
-      </w:r>
-      <w:r>
-        <w:t xml:space="preserve">“</w:t>
-      </w:r>
-      <w:r>
-        <w:t xml:space="preserve">Deneyim + Duyu</w:t>
-      </w:r>
-      <w:r>
-        <w:t xml:space="preserve">”</w:t>
-      </w:r>
-      <w:r>
-        <w:t xml:space="preserve"> </w:t>
-      </w:r>
-      <w:r>
-        <w:t xml:space="preserve">alanlarında koku, ses ve dokunmaya ilişkin zengin ifadeler bulunmaktadır (</w:t>
-      </w:r>
-      <w:r>
-        <w:t xml:space="preserve">“</w:t>
-      </w:r>
-      <w:r>
-        <w:t xml:space="preserve">koku en önemli duyusal deneyimdir</w:t>
-      </w:r>
-      <w:r>
-        <w:t xml:space="preserve">”</w:t>
-      </w:r>
-      <w:r>
-        <w:t xml:space="preserve">,</w:t>
-      </w:r>
-      <w:r>
-        <w:t xml:space="preserve"> </w:t>
-      </w:r>
-      <w:r>
-        <w:t xml:space="preserve">“</w:t>
-      </w:r>
-      <w:r>
-        <w:t xml:space="preserve">dalga sesi, tuz ve ahşap kokusu</w:t>
-      </w:r>
-      <w:r>
-        <w:t xml:space="preserve">”</w:t>
-      </w:r>
-      <w:r>
-        <w:t xml:space="preserve">). Fakat bu ifadeler çeviri tablosuna taşınmamaktadır. İstisnalar kuralı doğrulamaktadır: duyusal donatıyı en üst düzeye taşıyan öğrenciler bunu bir mekânsal nesne icat ederek yapmıştır —</w:t>
-      </w:r>
-      <w:r>
-        <w:t xml:space="preserve"> </w:t>
-      </w:r>
-      <w:r>
-        <w:t xml:space="preserve">“</w:t>
-      </w:r>
-      <w:r>
-        <w:t xml:space="preserve">Koku Barı</w:t>
-      </w:r>
-      <w:r>
-        <w:t xml:space="preserve">”</w:t>
-      </w:r>
-      <w:r>
-        <w:t xml:space="preserve">,</w:t>
-      </w:r>
-      <w:r>
-        <w:t xml:space="preserve"> </w:t>
-      </w:r>
-      <w:r>
-        <w:t xml:space="preserve">“</w:t>
-      </w:r>
-      <w:r>
-        <w:t xml:space="preserve">Scent Bar</w:t>
-      </w:r>
-      <w:r>
-        <w:t xml:space="preserve">”</w:t>
-      </w:r>
-      <w:r>
-        <w:t xml:space="preserve">,</w:t>
-      </w:r>
-      <w:r>
-        <w:t xml:space="preserve"> </w:t>
-      </w:r>
-      <w:r>
-        <w:t xml:space="preserve">“</w:t>
-      </w:r>
-      <w:r>
-        <w:t xml:space="preserve">koku istasyonları</w:t>
-      </w:r>
-      <w:r>
-        <w:t xml:space="preserve">”</w:t>
-      </w:r>
-      <w:r>
-        <w:t xml:space="preserve"> </w:t>
-      </w:r>
-      <w:r>
-        <w:t xml:space="preserve">ve özellikle dikkate değer biçimde</w:t>
-      </w:r>
-      <w:r>
-        <w:t xml:space="preserve"> </w:t>
-      </w:r>
-      <w:r>
-        <w:t xml:space="preserve">“</w:t>
-      </w:r>
-      <w:r>
-        <w:t xml:space="preserve">mağazadaki yoğun esans kokularını sürekli tazeleyen gizli havalandırma ve iklimlendirme kanalları</w:t>
-      </w:r>
-      <w:r>
-        <w:t xml:space="preserve">”</w:t>
-      </w:r>
-      <w:r>
-        <w:t xml:space="preserve">. Sonuncusu kokuyu bir atmosfer sıfatı olarak değil, bir tesisat kararı olarak ele almaktadır. Buradan çıkan ilke şudur: duyusal tasarım, duyu hakkında yazmakla öğretilemez; duyunun bir donatıya, bir yüzeye, bir havalandırma kanalına ya da bir akustik bölücüye bağlanması istenmelidir.</w:t>
-      </w:r>
-    </w:p>
-    <w:p>
-      <w:pPr>
-        <w:pStyle w:val="BodyText"/>
-      </w:pPr>
-      <w:r>
-        <w:t xml:space="preserve">Kurumsal markaların niş markalara göre daha düşük bir ilişkisel geçiş oranı üretmesi (%21’e karşı %38) ve giyim kategorisinin en çok seçilen kategori olmasına rağmen en düşük oranlardan birinde kalması, aynı mekanizmaya işaret etmektedir. Öğrenci tanıdığı bir markayı ya da tanıdığı bir mağaza tipini çalıştığında, çeviri yapmak yerine hatırlamaktadır.</w:t>
-      </w:r>
-      <w:r>
-        <w:t xml:space="preserve"> </w:t>
-      </w:r>
-      <w:r>
-        <w:t xml:space="preserve">“</w:t>
-      </w:r>
-      <w:r>
-        <w:t xml:space="preserve">IKEA → gerçek yaşam alanları ve modüler sergileme</w:t>
-      </w:r>
-      <w:r>
-        <w:t xml:space="preserve">”</w:t>
-      </w:r>
-      <w:r>
-        <w:t xml:space="preserve"> </w:t>
-      </w:r>
-      <w:r>
-        <w:t xml:space="preserve">bir çeviri değil, bir betimlemedir; öğrenci markayı mekâna çevirmemiş, markanın zaten var olan mekânını tarif etmiştir. Niş ve bilinmeyen marka ise böyle bir hazır görüntü sunmadığı için öğrenciyi kararı kendisi üretmeye zorlar. Bu, brifteki</w:t>
-      </w:r>
-      <w:r>
-        <w:t xml:space="preserve"> </w:t>
-      </w:r>
-      <w:r>
-        <w:t xml:space="preserve">“</w:t>
-      </w:r>
-      <w:r>
-        <w:t xml:space="preserve">az bilinen marka</w:t>
-      </w:r>
-      <w:r>
-        <w:t xml:space="preserve">”</w:t>
-      </w:r>
-      <w:r>
-        <w:t xml:space="preserve"> </w:t>
-      </w:r>
-      <w:r>
-        <w:t xml:space="preserve">kısıtının yalnızca özgünlük değil, doğrudan bir</w:t>
+        <w:t xml:space="preserve">kodlamanın tek araştırmacı tarafından yapılmış olmasıdır.</w:t>
+      </w:r>
+      <w:r>
+        <w:t xml:space="preserve"> </w:t>
+      </w:r>
+      <w:r>
+        <w:t xml:space="preserve">İçerik analizinde kategori atamaları yorum içerir ve bu yorumun güvenirliği ancak bağımsız kodlayıcılarla sınanabilir. Bu araştırmada kodlayıcılar arası güvenirlik katsayısı hesaplanmamıştır. Üç somutluk grubundan ikisi arasındaki sınır — öğe adlandıran ile mekânda yer tutan arasındaki sınır — özellikle yoruma açıktır;</w:t>
+      </w:r>
+      <w:r>
+        <w:t xml:space="preserve"> </w:t>
+      </w:r>
+      <w:r>
+        <w:t xml:space="preserve">“</w:t>
+      </w:r>
+      <w:r>
+        <w:t xml:space="preserve">açık raf düzeni</w:t>
+      </w:r>
+      <w:r>
+        <w:t xml:space="preserve">”</w:t>
+      </w:r>
+      <w:r>
+        <w:t xml:space="preserve"> </w:t>
+      </w:r>
+      <w:r>
+        <w:t xml:space="preserve">ile</w:t>
+      </w:r>
+      <w:r>
+        <w:t xml:space="preserve"> </w:t>
+      </w:r>
+      <w:r>
+        <w:t xml:space="preserve">“</w:t>
+      </w:r>
+      <w:r>
+        <w:t xml:space="preserve">kullanıcının ürünü inceleyip dokunabileceği erişilebilir sergileme düzeni ve geniş geçiş alanları</w:t>
+      </w:r>
+      <w:r>
+        <w:t xml:space="preserve">”</w:t>
+      </w:r>
+      <w:r>
+        <w:t xml:space="preserve"> </w:t>
+      </w:r>
+      <w:r>
+        <w:t xml:space="preserve">arasında nerede durulacağı tartışmalıdır. Aynı güçlük, değer eksenlerinin çok etiketli kodlanmasında da geçerlidir: bir markanın hem zanaat hem yerellik ekseninden okunduğu durumlarda etiket sayısı kodlayıcı kararına bağlıdır. Bulguların doğrulanması için bir sonraki adım, verinin en az beşte birinin ikinci bir kodlayıcı tarafından bağımsız olarak kodlanması ve uyum katsayısının raporlanmasıdır.</w:t>
+      </w:r>
+    </w:p>
+    <w:p>
+      <w:pPr>
+        <w:pStyle w:val="BodyText"/>
+      </w:pPr>
+      <w:r>
+        <w:t xml:space="preserve">İkincisi,</w:t>
+      </w:r>
+      <w:r>
+        <w:t xml:space="preserve"> </w:t>
+      </w:r>
+      <w:r>
+        <w:rPr>
+          <w:bCs/>
+          <w:b/>
+        </w:rPr>
+        <w:t xml:space="preserve">örneklemin tek bir bağlamla sınırlı olmasıdır.</w:t>
+      </w:r>
+      <w:r>
+        <w:t xml:space="preserve"> </w:t>
+      </w:r>
+      <w:r>
+        <w:t xml:space="preserve">Veri tek bir kurumda, tek bir dönemde, tek bir öğrenci grubunda ve tek bir yürütücü ekibin kurguladığı bir atölyede toplanmıştır. Yirmi beş teslim, istatistiksel genelleme için küçük bir örneklemdir; nitekim bazı ürün kategorilerinde n üç ya da beştir ve bu kategorilere ilişkin oranlar yalnızca betimleyici değer taşır. Bulgular, benzer düzeydeki başka stüdyolar için bir hipotez kaynağı sayılmalı, bir genelleme olarak değil.</w:t>
+      </w:r>
+    </w:p>
+    <w:p>
+      <w:pPr>
+        <w:pStyle w:val="BodyText"/>
+      </w:pPr>
+      <w:r>
+        <w:t xml:space="preserve">Üçüncüsü,</w:t>
+      </w:r>
+      <w:r>
+        <w:t xml:space="preserve"> </w:t>
+      </w:r>
+      <w:r>
+        <w:rPr>
+          <w:bCs/>
+          <w:b/>
+        </w:rPr>
+        <w:t xml:space="preserve">tasarımın kesitsel olmasıdır.</w:t>
+      </w:r>
+      <w:r>
+        <w:t xml:space="preserve"> </w:t>
+      </w:r>
+      <w:r>
+        <w:t xml:space="preserve">Veri dönemin ilk haftasına aittir ve bu, kritik müdahalesinden arındırılmış bir taban çizgisi sağladığı için bilinçli bir tercihtir; ancak aynı tercih, becerinin dönem içinde nasıl geliştiğini görmeyi imkânsız kılar. İlk haftada sıfatta kalan bir öğrencinin ara jüride mekânda yer tutan kararlar üretip üretmediği bu veriden bilinemez. Bu nedenle çalışma, çeviri becerisinin düzeyini değil, stüdyoya getirilen başlangıç düzeyini betimlemektedir.</w:t>
+      </w:r>
+    </w:p>
+    <w:p>
+      <w:pPr>
+        <w:pStyle w:val="BodyText"/>
+      </w:pPr>
+      <w:r>
+        <w:t xml:space="preserve">Dördüncüsü,</w:t>
+      </w:r>
+      <w:r>
+        <w:t xml:space="preserve"> </w:t>
+      </w:r>
+      <w:r>
+        <w:rPr>
+          <w:bCs/>
+          <w:b/>
+        </w:rPr>
+        <w:t xml:space="preserve">ilişki ile nedenselliğin ayrı tutulması gerektiğidir.</w:t>
+      </w:r>
+      <w:r>
+        <w:t xml:space="preserve"> </w:t>
+      </w:r>
+      <w:r>
+        <w:t xml:space="preserve">Markanın diliyle adlandırma ile somut karar üretme arasındaki örtüşme güçlüdür; ancak bu örtüşme, adlandırmanın somutluğu</w:t>
       </w:r>
       <w:r>
         <w:t xml:space="preserve"> </w:t>
@@ -5856,645 +6228,65 @@
           <w:iCs/>
           <w:i/>
         </w:rPr>
-        <w:t xml:space="preserve">bilişsel</w:t>
-      </w:r>
-      <w:r>
-        <w:t xml:space="preserve"> </w:t>
-      </w:r>
-      <w:r>
-        <w:t xml:space="preserve">gerekçesi olduğunu göstermektedir: kısıt, hatırlamayı imkânsız kılarak çeviriyi zorunlu hâle getirir.</w:t>
-      </w:r>
-    </w:p>
-    <w:p>
-      <w:pPr>
-        <w:pStyle w:val="BodyText"/>
-      </w:pPr>
-      <w:r>
-        <w:t xml:space="preserve">Benzer bir mekanizma kategori farkını da açıklamaktadır. Deri, ev ürünleri ve parfüm kategorilerinin yüksek oranları, bu ürünlerin tekil nesne olarak kavranabilir, elle tutulabilir ve kokusuyla ya da dokusuyla deneyimlenebilir olmasıyla ilgilidir; bu nitelikler</w:t>
-      </w:r>
-      <w:r>
-        <w:t xml:space="preserve"> </w:t>
-      </w:r>
-      <w:r>
-        <w:t xml:space="preserve">“</w:t>
-      </w:r>
-      <w:r>
-        <w:t xml:space="preserve">kaide</w:t>
-      </w:r>
-      <w:r>
-        <w:t xml:space="preserve">”</w:t>
-      </w:r>
-      <w:r>
-        <w:t xml:space="preserve">,</w:t>
-      </w:r>
-      <w:r>
-        <w:t xml:space="preserve"> </w:t>
-      </w:r>
-      <w:r>
-        <w:t xml:space="preserve">“</w:t>
-      </w:r>
-      <w:r>
-        <w:t xml:space="preserve">niş</w:t>
-      </w:r>
-      <w:r>
-        <w:t xml:space="preserve">”</w:t>
-      </w:r>
-      <w:r>
-        <w:t xml:space="preserve">,</w:t>
-      </w:r>
-      <w:r>
-        <w:t xml:space="preserve"> </w:t>
-      </w:r>
-      <w:r>
-        <w:t xml:space="preserve">“</w:t>
-      </w:r>
-      <w:r>
-        <w:t xml:space="preserve">numune paneli</w:t>
-      </w:r>
-      <w:r>
-        <w:t xml:space="preserve">”</w:t>
-      </w:r>
-      <w:r>
-        <w:t xml:space="preserve">,</w:t>
-      </w:r>
-      <w:r>
-        <w:t xml:space="preserve"> </w:t>
-      </w:r>
-      <w:r>
-        <w:t xml:space="preserve">“</w:t>
-      </w:r>
-      <w:r>
-        <w:t xml:space="preserve">koku istasyonu</w:t>
-      </w:r>
-      <w:r>
-        <w:t xml:space="preserve">”</w:t>
-      </w:r>
-      <w:r>
-        <w:t xml:space="preserve"> </w:t>
-      </w:r>
-      <w:r>
-        <w:t xml:space="preserve">gibi mekânsal karşılıkları kendiliğinden çağırır. Buna karşılık giyim mağazası, askılık–kabin–kasa üçlüsüyle öğrencinin zihnindeki en yerleşik şablondur ve bu şablon kendini bir çözüm gibi sunar. Kitap-plak ve kozmetik kategorilerinin hiç ilişkisel düzeye geçememesi (her ikisinde de %0) küçük örneklem nedeniyle temkinli yorumlanmalıdır; ancak bu iki kategorinin de</w:t>
-      </w:r>
-      <w:r>
-        <w:t xml:space="preserve"> </w:t>
-      </w:r>
-      <w:r>
-        <w:t xml:space="preserve">“</w:t>
-      </w:r>
-      <w:r>
-        <w:t xml:space="preserve">raf dolusu küçük ürün</w:t>
-      </w:r>
-      <w:r>
-        <w:t xml:space="preserve">”</w:t>
-      </w:r>
-      <w:r>
-        <w:t xml:space="preserve"> </w:t>
-      </w:r>
-      <w:r>
-        <w:t xml:space="preserve">tipolojisini paylaşması dikkat çekicidir.</w:t>
-      </w:r>
-    </w:p>
-    <w:p>
-      <w:pPr>
-        <w:pStyle w:val="BodyText"/>
-      </w:pPr>
-      <w:r>
-        <w:t xml:space="preserve">Brifin</w:t>
-      </w:r>
-      <w:r>
-        <w:t xml:space="preserve"> </w:t>
-      </w:r>
-      <w:r>
-        <w:t xml:space="preserve">“</w:t>
-      </w:r>
-      <w:r>
-        <w:t xml:space="preserve">fiziksel mağazası olmayan niş marka</w:t>
-      </w:r>
-      <w:r>
-        <w:t xml:space="preserve">”</w:t>
-      </w:r>
-      <w:r>
-        <w:t xml:space="preserve"> </w:t>
-      </w:r>
-      <w:r>
-        <w:t xml:space="preserve">kısıtı iki belirgin getiri üretmiştir. Öğrenciler hazır bir mağaza görseline öykünemediği için markayı gerçekten araştırmak zorunda kalmış; kimliği web sitesi, ürün dili, sosyal medya ve kullanıcı yorumları üzerinden kurmuşlardır. Ayrıca yerel ve bağımsız markaların görünürlüğü artmıştır. Kısıt güncel perakende eğilimleriyle de örtüşmektedir: çevrim içi doğan markaların fiziksel mağazaya geçişi son yılların en belirgin perakende hareketlerinden biridir ve bu geçiş çoğunlukla deneyim odaklı, topluluk merkezli, küçük ölçekli mekânlar üzerinden gerçekleşmektedir. Dolayısıyla öğrencilere verilen senaryo kurgusal bir egzersiz değil, sektörün fiilî bir sorusudur. Kısıtın riski ise önerilerin %18,7’sinde görülen kurumsal marka kaymasıdır; bu, kısıtın ölçütlenmemiş olmasından kaynaklanmaktadır ve basit bir brif düzeltmesiyle giderilebilir.</w:t>
-      </w:r>
-    </w:p>
-    <w:p>
-      <w:pPr>
-        <w:pStyle w:val="BodyText"/>
-      </w:pPr>
-      <w:r>
-        <w:t xml:space="preserve">Bu araştırmanın en yakın öncülü olan Sunar Bükülmez, Girginkaya Akdağ ve Ekin (2025) çalışmasıyla ilişkisini açıkça belirtmek gerekir. İki çalışma aynı soruyu farklı yöntemsel kararlarla ele almaktadır (Tablo 8).</w:t>
-      </w:r>
-    </w:p>
-    <w:p>
-      <w:pPr>
-        <w:pStyle w:val="BodyText"/>
-      </w:pPr>
+        <w:t xml:space="preserve">doğurduğunu</w:t>
+      </w:r>
+      <w:r>
+        <w:t xml:space="preserve"> </w:t>
+      </w:r>
+      <w:r>
+        <w:t xml:space="preserve">göstermez. Adlandırma büyük olasılıkla somut düşünmenin bir sonucudur, nedeni değil. Adlandırmanın bir öğretim aracı olarak işe yarayıp yaramadığı, ancak adlandırmanın açıkça istendiği bir sonraki uygulamayla karşılaştırılarak anlaşılabilir. Benzer biçimde, grup çalışmasının bireysel çalışmaya göre daha somut kararlar ürettiği izlenimi de bu veriyle kanıtlanamaz; bunun için grup ve bireysel çıktıların aynı ölçütle karşılaştırıldığı bir tasarım gerekir.</w:t>
+      </w:r>
+    </w:p>
+    <w:p>
+      <w:pPr>
+        <w:pStyle w:val="BodyText"/>
+      </w:pPr>
+      <w:r>
+        <w:t xml:space="preserve">Beşincisi,</w:t>
+      </w:r>
+      <w:r>
+        <w:t xml:space="preserve"> </w:t>
+      </w:r>
       <w:r>
         <w:rPr>
           <w:bCs/>
           <w:b/>
         </w:rPr>
-        <w:t xml:space="preserve">Tablo 8. Önceki çalışmayla yöntemsel konumlanma</w:t>
-      </w:r>
-    </w:p>
-    <w:tbl>
-      <w:tblPr>
-        <w:tblStyle w:val="Table"/>
-        <w:tblW w:type="pct" w:w="5000"/>
-        <w:tblLook w:firstRow="1" w:lastRow="0" w:firstColumn="0" w:lastColumn="0" w:noHBand="0" w:noVBand="0" w:val="0020"/>
-        <w:jc w:val="start"/>
-      </w:tblPr>
-      <w:tblGrid>
-        <w:gridCol w:w="2640"/>
-        <w:gridCol w:w="2640"/>
-        <w:gridCol w:w="2640"/>
-      </w:tblGrid>
-      <w:tr>
-        <w:trPr>
-          <w:tblHeader w:val="true"/>
-        </w:trPr>
-        <w:tc>
-          <w:tcPr/>
-          <w:p>
-            <w:pPr>
-              <w:pStyle w:val="Compact"/>
-            </w:pPr>
-          </w:p>
-        </w:tc>
-        <w:tc>
-          <w:tcPr/>
-          <w:p>
-            <w:pPr>
-              <w:pStyle w:val="Compact"/>
-              <w:jc w:val="left"/>
-            </w:pPr>
-            <w:r>
-              <w:t xml:space="preserve">Sunar Bükülmez vd. (2025)</w:t>
-            </w:r>
-          </w:p>
-        </w:tc>
-        <w:tc>
-          <w:tcPr/>
-          <w:p>
-            <w:pPr>
-              <w:pStyle w:val="Compact"/>
-              <w:jc w:val="left"/>
-            </w:pPr>
-            <w:r>
-              <w:t xml:space="preserve">Bu çalışma</w:t>
-            </w:r>
-          </w:p>
-        </w:tc>
-      </w:tr>
-      <w:tr>
-        <w:tc>
-          <w:tcPr/>
-          <w:p>
-            <w:pPr>
-              <w:pStyle w:val="Compact"/>
-              <w:jc w:val="left"/>
-            </w:pPr>
-            <w:r>
-              <w:t xml:space="preserve">Analiz birimi</w:t>
-            </w:r>
-          </w:p>
-        </w:tc>
-        <w:tc>
-          <w:tcPr/>
-          <w:p>
-            <w:pPr>
-              <w:pStyle w:val="Compact"/>
-              <w:jc w:val="left"/>
-            </w:pPr>
-            <w:r>
-              <w:t xml:space="preserve">Dönem projesi (n = 30)</w:t>
-            </w:r>
-          </w:p>
-        </w:tc>
-        <w:tc>
-          <w:tcPr/>
-          <w:p>
-            <w:pPr>
-              <w:pStyle w:val="Compact"/>
-              <w:jc w:val="left"/>
-            </w:pPr>
-            <w:r>
-              <w:t xml:space="preserve">Çeviri hücresi (n = 225) · marka önerisi (n = 75)</w:t>
-            </w:r>
-          </w:p>
-        </w:tc>
-      </w:tr>
-      <w:tr>
-        <w:tc>
-          <w:tcPr/>
-          <w:p>
-            <w:pPr>
-              <w:pStyle w:val="Compact"/>
-              <w:jc w:val="left"/>
-            </w:pPr>
-            <w:r>
-              <w:t xml:space="preserve">Veri kaynağı</w:t>
-            </w:r>
-          </w:p>
-        </w:tc>
-        <w:tc>
-          <w:tcPr/>
-          <w:p>
-            <w:pPr>
-              <w:pStyle w:val="Compact"/>
-              <w:jc w:val="left"/>
-            </w:pPr>
-            <w:r>
-              <w:t xml:space="preserve">Jüri notları ve uzman Likert değerlendirmesi</w:t>
-            </w:r>
-          </w:p>
-        </w:tc>
-        <w:tc>
-          <w:tcPr/>
-          <w:p>
-            <w:pPr>
-              <w:pStyle w:val="Compact"/>
-              <w:jc w:val="left"/>
-            </w:pPr>
-            <w:r>
-              <w:t xml:space="preserve">Atölye ürününün kendisi (birincil belge)</w:t>
-            </w:r>
-          </w:p>
-        </w:tc>
-      </w:tr>
-      <w:tr>
-        <w:tc>
-          <w:tcPr/>
-          <w:p>
-            <w:pPr>
-              <w:pStyle w:val="Compact"/>
-              <w:jc w:val="left"/>
-            </w:pPr>
-            <w:r>
-              <w:t xml:space="preserve">Zamanlama</w:t>
-            </w:r>
-          </w:p>
-        </w:tc>
-        <w:tc>
-          <w:tcPr/>
-          <w:p>
-            <w:pPr>
-              <w:pStyle w:val="Compact"/>
-              <w:jc w:val="left"/>
-            </w:pPr>
-            <w:r>
-              <w:t xml:space="preserve">Dönem boyu, üç jüri</w:t>
-            </w:r>
-          </w:p>
-        </w:tc>
-        <w:tc>
-          <w:tcPr/>
-          <w:p>
-            <w:pPr>
-              <w:pStyle w:val="Compact"/>
-              <w:jc w:val="left"/>
-            </w:pPr>
-            <w:r>
-              <w:t xml:space="preserve">Dönemin ilk haftası, kritik öncesi</w:t>
-            </w:r>
-          </w:p>
-        </w:tc>
-      </w:tr>
-      <w:tr>
-        <w:tc>
-          <w:tcPr/>
-          <w:p>
-            <w:pPr>
-              <w:pStyle w:val="Compact"/>
-              <w:jc w:val="left"/>
-            </w:pPr>
-            <w:r>
-              <w:t xml:space="preserve">Değerlendirme çerçevesi</w:t>
-            </w:r>
-          </w:p>
-        </w:tc>
-        <w:tc>
-          <w:tcPr/>
-          <w:p>
-            <w:pPr>
-              <w:pStyle w:val="Compact"/>
-              <w:jc w:val="left"/>
-            </w:pPr>
-            <w:r>
-              <w:t xml:space="preserve">MYH anketi ve Quartier yetkinlik çerçevesi</w:t>
-            </w:r>
-          </w:p>
-        </w:tc>
-        <w:tc>
-          <w:tcPr/>
-          <w:p>
-            <w:pPr>
-              <w:pStyle w:val="Compact"/>
-              <w:jc w:val="left"/>
-            </w:pPr>
-            <w:r>
-              <w:t xml:space="preserve">SOLO taksonomisi ve içerik analizi</w:t>
-            </w:r>
-          </w:p>
-        </w:tc>
-      </w:tr>
-      <w:tr>
-        <w:tc>
-          <w:tcPr/>
-          <w:p>
-            <w:pPr>
-              <w:pStyle w:val="Compact"/>
-              <w:jc w:val="left"/>
-            </w:pPr>
-            <w:r>
-              <w:t xml:space="preserve">Temel bulgu</w:t>
-            </w:r>
-          </w:p>
-        </w:tc>
-        <w:tc>
-          <w:tcPr/>
-          <w:p>
-            <w:pPr>
-              <w:pStyle w:val="Compact"/>
-              <w:jc w:val="left"/>
-            </w:pPr>
-            <w:r>
-              <w:t xml:space="preserve">Yetkinlik, analizden somutlaştırmaya doğru düşüyor (3,60 → 3,17)</w:t>
-            </w:r>
-          </w:p>
-        </w:tc>
-        <w:tc>
-          <w:tcPr/>
-          <w:p>
-            <w:pPr>
-              <w:pStyle w:val="Compact"/>
-              <w:jc w:val="left"/>
-            </w:pPr>
-            <w:r>
-              <w:t xml:space="preserve">Çeviri çok yapılı düzeyde yığılıyor (%46,7); ilişkisele geçiş %34,7</w:t>
-            </w:r>
-          </w:p>
-        </w:tc>
-      </w:tr>
-    </w:tbl>
-    <w:p>
-      <w:pPr>
-        <w:pStyle w:val="BodyText"/>
-      </w:pPr>
-      <w:r>
-        <w:t xml:space="preserve">İki çalışmanın bulguları çelişmemekte, birbirini tamamlamaktadır. Sunar Bükülmez ve arkadaşları öğrencilerin analiz ve konsept aşamasında güçlü, somutlaştırmada zayıf olduğunu göstermiştir. Bu çalışma bu zayıflığın nerede başladığını göstermektedir: zayıflık somutlaştırma aşamasında ortaya çıkmaz, dönemin ilk haftasında, anahtar kelimenin mekânsal karara çevrildiği anda zaten mevcuttur. Çok yapılı düzeyde yığılan %46,7’lik kütle, haftalar sonra</w:t>
-      </w:r>
-      <w:r>
-        <w:t xml:space="preserve"> </w:t>
-      </w:r>
-      <w:r>
-        <w:t xml:space="preserve">“</w:t>
-      </w:r>
-      <w:r>
-        <w:t xml:space="preserve">somutlaştırma yetersizliği</w:t>
-      </w:r>
-      <w:r>
-        <w:t xml:space="preserve">”</w:t>
-      </w:r>
-      <w:r>
-        <w:t xml:space="preserve"> </w:t>
-      </w:r>
-      <w:r>
-        <w:t xml:space="preserve">olarak görünecek olan şeyin tohumudur. Bunun müfredat açısından doğrudan bir sonucu vardır: somutlaştırma becerisine yapılacak müdahale, somutlaştırma haftalarında değil, giriş haftasında yapılmalıdır.</w:t>
-      </w:r>
-    </w:p>
-    <w:p>
-      <w:pPr>
-        <w:pStyle w:val="BodyText"/>
-      </w:pPr>
-      <w:r>
-        <w:t xml:space="preserve">Bulgular, mevcut atölye kurgusunun güçlü ve zayıf yönlerini birlikte göstermektedir. Üç çalışma kâğıdından oluşan set mekân okumasını ve marka araştırmasını etkili biçimde üretmektedir; zayıflık üçüncü kâğıdın çeviri tablosunda yoğunlaşmaktadır. Aşağıdaki revizyonlar mevcut kurguyu değiştirmeden uygulanabilir:</w:t>
-      </w:r>
-    </w:p>
-    <w:p>
-      <w:pPr>
-        <w:numPr>
-          <w:ilvl w:val="0"/>
-          <w:numId w:val="1002"/>
-        </w:numPr>
-        <w:pStyle w:val="Compact"/>
-      </w:pPr>
-      <w:r>
-        <w:rPr>
-          <w:bCs/>
-          <w:b/>
-        </w:rPr>
-        <w:t xml:space="preserve">Çeviri satırını üç sütuna böl.</w:t>
-      </w:r>
-      <w:r>
-        <w:t xml:space="preserve"> </w:t>
-      </w:r>
-      <w:r>
-        <w:t xml:space="preserve">Mevcut iki sütunlu tablo (anahtar kelime → mekânsal karar) üçe çıkarılır:</w:t>
-      </w:r>
-      <w:r>
-        <w:t xml:space="preserve"> </w:t>
-      </w:r>
-      <w:r>
-        <w:rPr>
-          <w:iCs/>
-          <w:i/>
-        </w:rPr>
-        <w:t xml:space="preserve">anahtar kelime → mekânsal ilke → tasarım öğesi</w:t>
-      </w:r>
-      <w:r>
-        <w:t xml:space="preserve">. Ortadaki sütun, kelimeyle nesne arasındaki sıçramayı yavaşlatır ve tam olarak çok yapılı ile ilişkisel düzey arasındaki eşiği hedefler. Atölye sunumunun kendi örnek vakası bu üçlü yapıyı zaten kullanmaktadır (</w:t>
-      </w:r>
-      <w:r>
-        <w:t xml:space="preserve">“</w:t>
-      </w:r>
-      <w:r>
-        <w:t xml:space="preserve">görünürlük → görüş hattı ve sınır → camlı atölye duvarı</w:t>
-      </w:r>
-      <w:r>
-        <w:t xml:space="preserve">”</w:t>
-      </w:r>
-      <w:r>
-        <w:t xml:space="preserve">); yapının çalışma kâğıdına taşınması gerekmektedir.</w:t>
-      </w:r>
-    </w:p>
-    <w:p>
-      <w:pPr>
-        <w:numPr>
-          <w:ilvl w:val="0"/>
-          <w:numId w:val="1002"/>
-        </w:numPr>
-        <w:pStyle w:val="Compact"/>
-      </w:pPr>
-      <w:r>
-        <w:rPr>
-          <w:bCs/>
-          <w:b/>
-        </w:rPr>
-        <w:t xml:space="preserve">Aygıt ailesi kotası koy.</w:t>
-      </w:r>
-      <w:r>
-        <w:t xml:space="preserve"> </w:t>
-      </w:r>
-      <w:r>
-        <w:t xml:space="preserve">Üç çeviri satırının en az birinin dolaşım, eşik ya da görüş hattıyla; en az birinin duyusal donatıyla ilgili olması istenir. Bu basit kısıt, saptanan iki yapısal açığı doğrudan hedefler.</w:t>
-      </w:r>
-    </w:p>
-    <w:p>
-      <w:pPr>
-        <w:numPr>
-          <w:ilvl w:val="0"/>
-          <w:numId w:val="1002"/>
-        </w:numPr>
-        <w:pStyle w:val="Compact"/>
-      </w:pPr>
-      <w:r>
-        <w:rPr>
-          <w:bCs/>
-          <w:b/>
-        </w:rPr>
-        <w:t xml:space="preserve">Konum sorusunu ekle.</w:t>
-      </w:r>
-      <w:r>
-        <w:t xml:space="preserve"> </w:t>
-      </w:r>
-      <w:r>
-        <w:t xml:space="preserve">Her tasarım öğesi için tek satırlık bir</w:t>
-      </w:r>
-      <w:r>
-        <w:t xml:space="preserve"> </w:t>
-      </w:r>
-      <w:r>
-        <w:t xml:space="preserve">“</w:t>
-      </w:r>
-      <w:r>
-        <w:t xml:space="preserve">nerede?</w:t>
-      </w:r>
-      <w:r>
-        <w:t xml:space="preserve">”</w:t>
-      </w:r>
-      <w:r>
-        <w:t xml:space="preserve"> </w:t>
-      </w:r>
-      <w:r>
-        <w:t xml:space="preserve">alanı açılır: giriş aksında, vitrin arkasında, merkezde, kabin yanında.</w:t>
-      </w:r>
-    </w:p>
-    <w:p>
-      <w:pPr>
-        <w:numPr>
-          <w:ilvl w:val="0"/>
-          <w:numId w:val="1002"/>
-        </w:numPr>
-        <w:pStyle w:val="Compact"/>
-      </w:pPr>
-      <w:r>
-        <w:rPr>
-          <w:bCs/>
-          <w:b/>
-        </w:rPr>
-        <w:t xml:space="preserve">Adlandırma iste.</w:t>
-      </w:r>
-      <w:r>
-        <w:t xml:space="preserve"> </w:t>
-      </w:r>
-      <w:r>
-        <w:t xml:space="preserve">Her marka için en az bir mekânsal aygıta, markanın kendi sözlüğünden türetilmiş bir ad verilmesi istenir.</w:t>
-      </w:r>
-    </w:p>
-    <w:p>
-      <w:pPr>
-        <w:numPr>
-          <w:ilvl w:val="0"/>
-          <w:numId w:val="1002"/>
-        </w:numPr>
-        <w:pStyle w:val="Compact"/>
-      </w:pPr>
-      <w:r>
-        <w:rPr>
-          <w:bCs/>
-          <w:b/>
-        </w:rPr>
-        <w:t xml:space="preserve">Brif kısıtını ölçütlendir.</w:t>
-      </w:r>
-      <w:r>
-        <w:t xml:space="preserve"> </w:t>
-      </w:r>
-      <w:r>
-        <w:t xml:space="preserve">“</w:t>
-      </w:r>
-      <w:r>
-        <w:t xml:space="preserve">Az bilinen niş marka</w:t>
-      </w:r>
-      <w:r>
-        <w:t xml:space="preserve">”</w:t>
-      </w:r>
-      <w:r>
-        <w:t xml:space="preserve"> </w:t>
-      </w:r>
-      <w:r>
-        <w:t xml:space="preserve">ifadesi kontrol edilebilir ölçütlere bağlanır: Türkiye’de fiziksel mağazası bulunmayan, yalnızca çevrim içi ve/veya seçili satış noktaları üzerinden satan, ulusal zincir olmayan.</w:t>
-      </w:r>
-    </w:p>
-    <w:p>
-      <w:pPr>
-        <w:numPr>
-          <w:ilvl w:val="0"/>
-          <w:numId w:val="1002"/>
-        </w:numPr>
-        <w:pStyle w:val="Compact"/>
-      </w:pPr>
-      <w:r>
-        <w:rPr>
-          <w:bCs/>
-          <w:b/>
-        </w:rPr>
-        <w:t xml:space="preserve">SOLO düzeylerini görünür bir kritik ölçütü yap.</w:t>
-      </w:r>
-      <w:r>
-        <w:t xml:space="preserve"> </w:t>
-      </w:r>
-      <w:r>
-        <w:t xml:space="preserve">Taksonomi öğrencilerle paylaşılır ve kritikte ortak dil olarak kullanılır.</w:t>
-      </w:r>
-      <w:r>
-        <w:t xml:space="preserve"> </w:t>
-      </w:r>
-      <w:r>
-        <w:t xml:space="preserve">“</w:t>
-      </w:r>
-      <w:r>
-        <w:t xml:space="preserve">Bu karar çok yapılı düzeyde kalmış, ilişkisele geçmesi için mekânda bir yere bağlanması gerek</w:t>
-      </w:r>
-      <w:r>
-        <w:t xml:space="preserve">”</w:t>
-      </w:r>
-      <w:r>
-        <w:t xml:space="preserve"> </w:t>
-      </w:r>
-      <w:r>
-        <w:t xml:space="preserve">geri bildirimi,</w:t>
-      </w:r>
-      <w:r>
-        <w:t xml:space="preserve"> </w:t>
-      </w:r>
-      <w:r>
-        <w:t xml:space="preserve">“</w:t>
-      </w:r>
-      <w:r>
-        <w:t xml:space="preserve">bu karar yeterince gelişmemiş</w:t>
-      </w:r>
-      <w:r>
-        <w:t xml:space="preserve">”</w:t>
-      </w:r>
-      <w:r>
-        <w:t xml:space="preserve"> </w:t>
-      </w:r>
-      <w:r>
-        <w:t xml:space="preserve">geri bildiriminden çok daha işlemseldir.</w:t>
+        <w:t xml:space="preserve">analizin yalnızca yazılı çıktıya dayanmasıdır.</w:t>
+      </w:r>
+      <w:r>
+        <w:t xml:space="preserve"> </w:t>
+      </w:r>
+      <w:r>
+        <w:t xml:space="preserve">Çalışma kâğıtları öğrencinin düşüncesinin tamamını değil, kâğıda geçirdiği kadarını kaydeder. Bir öğrenci kararını sözlü sunumda ayrıntılandırmış, çizimle açıklamış ya da yalnızca yazıya dökmekte zorlanmış olabilir. Dolayısıyla</w:t>
+      </w:r>
+      <w:r>
+        <w:t xml:space="preserve"> </w:t>
+      </w:r>
+      <w:r>
+        <w:t xml:space="preserve">“</w:t>
+      </w:r>
+      <w:r>
+        <w:t xml:space="preserve">sıfatta kalan</w:t>
+      </w:r>
+      <w:r>
+        <w:t xml:space="preserve">”</w:t>
+      </w:r>
+      <w:r>
+        <w:t xml:space="preserve"> </w:t>
+      </w:r>
+      <w:r>
+        <w:t xml:space="preserve">olarak kodlanan bir karar, öğrencinin düşüncesinin değil, o düşünceyi yazıya geçirme becerisinin sınırını gösteriyor olabilir. Bu, yazılı çalışma kâğıdına dayanan her analizin paylaştığı bir kısıttır ve bulguların, öğrenci yeterliğine ilişkin bir yargı olarak değil, aracın ürettiği çıktıya ilişkin bir betimleme olarak okunmasını gerektirir.</w:t>
+      </w:r>
+    </w:p>
+    <w:bookmarkEnd w:id="64"/>
+    <w:bookmarkStart w:id="65" w:name="sonuç"/>
+    <w:p>
+      <w:pPr>
+        <w:pStyle w:val="Heading3"/>
+      </w:pPr>
+      <w:r>
+        <w:t xml:space="preserve">Sonuç</w:t>
       </w:r>
     </w:p>
     <w:p>
@@ -6502,31 +6294,33 @@
         <w:pStyle w:val="FirstParagraph"/>
       </w:pPr>
       <w:r>
-        <w:t xml:space="preserve">Çalışmanın sınırlılıkları belirtilmelidir. Kodlama tek araştırmacı tarafından yapılmış, kodlayıcılar arası güvenirlik katsayısı hesaplanmamıştır; çok yapılı ile ilişkisel arasındaki eşik yorum gerektirmekte ve bağımsız kodlayıcılarla sınanmaya muhtaçtır. Veri tek bir kurumda, tek bir dönemde ve tek bir öğrenci grubunda toplanmış olup bu bağlam dışına doğrudan genellenemez. Tasarım kesitseldir: çeviri becerisinin dönem içinde nasıl geliştiği, ancak aynı taksonominin ara jüri ve final jürisi ürünlerine uygulanmasıyla izlenebilir. Son olarak, adlandırma ile en üst düzey arasındaki örtüşme bir ilişkiyi gösterir, nedenselliği değil; adlandırmanın çeviriyi iyileştirip iyileştirmediği ancak adlandırmanın deneysel olarak dayatıldığı bir sonraki uygulamada sınanabilir.</w:t>
-      </w:r>
-    </w:p>
-    <w:p>
-      <w:pPr>
-        <w:pStyle w:val="BodyText"/>
-      </w:pPr>
-      <w:r>
-        <w:t xml:space="preserve">Bu çalışma, perakende tasarımı stüdyosunda marka kimliğinin mekânsallaşması sorusunu bitmiş projeden alıp çevirinin kendisine taşımıştır. Dört temel bulgu elde edilmiştir. Çeviri, yerleşik bir taksonominin beş düzeyinde tutarlı biçimde derecelendirilebilmekte; önerilerin %65,3’ü çok yapılı düzeyde ve altında kalmakta, ilişkisele yalnızca %34,7’si geçmektedir. Tasarım aygıtı repertuvarı yapısal olarak dengesizdir; sergileme ve malzeme baskınken dolaşım ve duyusal donatı sistematik olarak eksiktir. Anahtar kelime sözlüğü son derece dağınıktır. Ve soyutlanmış düzeye ulaşan her öneri, markanın kendi sözlüğünden türetilmiş adlandırılmış bir mekânsal aygıt üretmiştir. Bu bulguların toplamı basit ama sonuçları geniş bir savı destekler:</w:t>
-      </w:r>
-      <w:r>
-        <w:t xml:space="preserve"> </w:t>
-      </w:r>
-      <w:r>
-        <w:rPr>
-          <w:bCs/>
-          <w:b/>
-        </w:rPr>
-        <w:t xml:space="preserve">marka kimliğinin mekâna çevrilmesi sezgisel bir sıçrama değil, adımları tanımlanabilir bir beceridir; dolayısıyla öğretilebilir, ölçülebilir ve geliştirilebilir.</w:t>
-      </w:r>
-      <w:r>
-        <w:t xml:space="preserve"> </w:t>
-      </w:r>
-      <w:r>
-        <w:t xml:space="preserve">Bir sonraki araştırma adımı, önerilen revizyonların uygulandığı dönemle mevcut taban çizgisinin karşılaştırılması ve SOLO kodlamasının ara ve final jürisi ürünlerine uygulanarak çeviri becerisinin boylamsal olarak izlenmesidir.</w:t>
+        <w:t xml:space="preserve">Bu çalışma, perakende tasarımı stüdyosunda marka kimliğinin mekânsallaşması sorusunu, bitmiş projeden alıp çevirinin kendisine taşımıştır. Öğrenciler markayı ağırlıklı olarak kendini ifade, zanaat ve el üretimi ile yerellik eksenlerinden okumakta; bu okumadan markaya özgü ama son derece dağınık bir anahtar kelime sözlüğü üretmektedir. Kelimelerin mekânsal karara dönüşmesinde ise belirgin bir darboğaz vardır: önerilerin neredeyse yarısı bir tasarım öğesi adlandırmakta, ancak öğenin mekândaki yerini söylememektedir. Kararlar sergileme ve malzeme alanlarında yoğunlaşmakta; dolaşım, eşik ve duyusal donatı sistematik olarak eksik kalmaktadır. Kimliğin mekânda gerçekten karşılık bulduğu durumlar ise ortak bir işaret taşımaktadır: öğrenci, ürettiği birimi markanın kendi diliyle adlandırmaktadır.</w:t>
+      </w:r>
+    </w:p>
+    <w:p>
+      <w:pPr>
+        <w:pStyle w:val="BodyText"/>
+      </w:pPr>
+      <w:r>
+        <w:t xml:space="preserve">Bu bulguların toplamı, basit ama sonuçları geniş bir savı destekler. Marka kimliğinin mekâna çevrilmesi sezgisel bir sıçrama değil, adımları tanımlanabilir bir beceridir; dolayısıyla öğretilebilir ve geliştirilebilir. Daha da önemlisi, bu beceri yalnızca bir teknik değildir: öğrencinin tasarımını gerekçelendirebilmesinin, yani boşlukta tasarım yapmamasının koşuludur. Dönem sonunda</w:t>
+      </w:r>
+      <w:r>
+        <w:t xml:space="preserve"> </w:t>
+      </w:r>
+      <w:r>
+        <w:t xml:space="preserve">“</w:t>
+      </w:r>
+      <w:r>
+        <w:t xml:space="preserve">konsept ile tasarım arasında kopukluk</w:t>
+      </w:r>
+      <w:r>
+        <w:t xml:space="preserve">”</w:t>
+      </w:r>
+      <w:r>
+        <w:t xml:space="preserve"> </w:t>
+      </w:r>
+      <w:r>
+        <w:t xml:space="preserve">olarak görünen şey, dönemin ilk haftasında, anahtar kelimenin mekânda bir yer tutmadığı anda başlamaktadır. Müdahalenin yeri de burasıdır.</w:t>
       </w:r>
     </w:p>
     <w:p>
@@ -6536,8 +6330,9 @@
         </w:pict>
       </w:r>
     </w:p>
-    <w:bookmarkEnd w:id="61"/>
-    <w:bookmarkStart w:id="62" w:name="kaynakça"/>
+    <w:bookmarkEnd w:id="65"/>
+    <w:bookmarkEnd w:id="66"/>
+    <w:bookmarkStart w:id="67" w:name="kaynakça"/>
     <w:p>
       <w:pPr>
         <w:pStyle w:val="Heading2"/>
@@ -6551,7 +6346,19 @@
         <w:pStyle w:val="FirstParagraph"/>
       </w:pPr>
       <w:r>
-        <w:t xml:space="preserve">Biggs, John B. ve Kevin F. Collis. 1982.</w:t>
+        <w:t xml:space="preserve">Bitner, Mary Jo. 1992.</w:t>
+      </w:r>
+      <w:r>
+        <w:t xml:space="preserve"> </w:t>
+      </w:r>
+      <w:r>
+        <w:t xml:space="preserve">“</w:t>
+      </w:r>
+      <w:r>
+        <w:t xml:space="preserve">Servicescapes: The Impact of Physical Surroundings on Customers and Employees.</w:t>
+      </w:r>
+      <w:r>
+        <w:t xml:space="preserve">”</w:t>
       </w:r>
       <w:r>
         <w:t xml:space="preserve"> </w:t>
@@ -6561,18 +6368,33 @@
           <w:iCs/>
           <w:i/>
         </w:rPr>
-        <w:t xml:space="preserve">Evaluating the Quality of Learning: The SOLO Taxonomy (Structure of the Observed Learning Outcome)</w:t>
-      </w:r>
-      <w:r>
-        <w:t xml:space="preserve">. New York: Academic Press.</w:t>
-      </w:r>
-    </w:p>
-    <w:p>
-      <w:pPr>
-        <w:pStyle w:val="BodyText"/>
-      </w:pPr>
-      <w:r>
-        <w:t xml:space="preserve">Biggs, John B. ve Catherine Tang. 2011.</w:t>
+        <w:t xml:space="preserve">Journal of Marketing</w:t>
+      </w:r>
+      <w:r>
+        <w:t xml:space="preserve"> </w:t>
+      </w:r>
+      <w:r>
+        <w:t xml:space="preserve">56 (2): 57–71. https://doi.org/10.1177/002224299205600205</w:t>
+      </w:r>
+    </w:p>
+    <w:p>
+      <w:pPr>
+        <w:pStyle w:val="BodyText"/>
+      </w:pPr>
+      <w:r>
+        <w:t xml:space="preserve">Di Iorio, Mariagiovanna ve Alessandra Spagnoli. 2023.</w:t>
+      </w:r>
+      <w:r>
+        <w:t xml:space="preserve"> </w:t>
+      </w:r>
+      <w:r>
+        <w:t xml:space="preserve">“</w:t>
+      </w:r>
+      <w:r>
+        <w:t xml:space="preserve">Retail Design Education: Designing New and Reframed Learning Tools for Experience-Based Learning.</w:t>
+      </w:r>
+      <w:r>
+        <w:t xml:space="preserve">”</w:t>
       </w:r>
       <w:r>
         <w:t xml:space="preserve"> </w:t>
@@ -6582,30 +6404,21 @@
           <w:iCs/>
           <w:i/>
         </w:rPr>
-        <w:t xml:space="preserve">Teaching for Quality Learning at University</w:t>
-      </w:r>
-      <w:r>
-        <w:t xml:space="preserve">. 4. baskı. Maidenhead: McGraw-Hill / Open University Press.</w:t>
-      </w:r>
-    </w:p>
-    <w:p>
-      <w:pPr>
-        <w:pStyle w:val="BodyText"/>
-      </w:pPr>
-      <w:r>
-        <w:t xml:space="preserve">Bitner, Mary Jo. 1992.</w:t>
-      </w:r>
-      <w:r>
-        <w:t xml:space="preserve"> </w:t>
-      </w:r>
-      <w:r>
-        <w:t xml:space="preserve">“</w:t>
-      </w:r>
-      <w:r>
-        <w:t xml:space="preserve">Servicescapes: The Impact of Physical Surroundings on Customers and Employees.</w:t>
-      </w:r>
-      <w:r>
-        <w:t xml:space="preserve">”</w:t>
+        <w:t xml:space="preserve">9th International Conference on Higher Education Advances (HEAd’23)</w:t>
+      </w:r>
+      <w:r>
+        <w:t xml:space="preserve"> </w:t>
+      </w:r>
+      <w:r>
+        <w:t xml:space="preserve">bildiri kitabı. Valencia. https://doi.org/10.4995/HEAd23.2023.16111</w:t>
+      </w:r>
+    </w:p>
+    <w:p>
+      <w:pPr>
+        <w:pStyle w:val="BodyText"/>
+      </w:pPr>
+      <w:r>
+        <w:t xml:space="preserve">Klanten, Robert, Sven Ehmann ve Sofia Borges, ed. 2013.</w:t>
       </w:r>
       <w:r>
         <w:t xml:space="preserve"> </w:t>
@@ -6615,33 +6428,18 @@
           <w:iCs/>
           <w:i/>
         </w:rPr>
-        <w:t xml:space="preserve">Journal of Marketing</w:t>
-      </w:r>
-      <w:r>
-        <w:t xml:space="preserve"> </w:t>
-      </w:r>
-      <w:r>
-        <w:t xml:space="preserve">56 (2): 57–71. https://doi.org/10.1177/002224299205600205</w:t>
-      </w:r>
-    </w:p>
-    <w:p>
-      <w:pPr>
-        <w:pStyle w:val="BodyText"/>
-      </w:pPr>
-      <w:r>
-        <w:t xml:space="preserve">Di Iorio, Mariagiovanna ve Alessandra Spagnoli. 2023.</w:t>
-      </w:r>
-      <w:r>
-        <w:t xml:space="preserve"> </w:t>
-      </w:r>
-      <w:r>
-        <w:t xml:space="preserve">“</w:t>
-      </w:r>
-      <w:r>
-        <w:t xml:space="preserve">Retail Design Education: Designing New and Reframed Learning Tools for Experience-Based Learning.</w:t>
-      </w:r>
-      <w:r>
-        <w:t xml:space="preserve">”</w:t>
+        <w:t xml:space="preserve">Brand Spaces: Branded Architecture and the Future of Retail Design</w:t>
+      </w:r>
+      <w:r>
+        <w:t xml:space="preserve">. Berlin: Gestalten.</w:t>
+      </w:r>
+    </w:p>
+    <w:p>
+      <w:pPr>
+        <w:pStyle w:val="BodyText"/>
+      </w:pPr>
+      <w:r>
+        <w:t xml:space="preserve">Klingmann, Anna. 2010.</w:t>
       </w:r>
       <w:r>
         <w:t xml:space="preserve"> </w:t>
@@ -6651,21 +6449,30 @@
           <w:iCs/>
           <w:i/>
         </w:rPr>
-        <w:t xml:space="preserve">9th International Conference on Higher Education Advances (HEAd’23)</w:t>
-      </w:r>
-      <w:r>
-        <w:t xml:space="preserve"> </w:t>
-      </w:r>
-      <w:r>
-        <w:t xml:space="preserve">bildiri kitabı. Valencia. https://doi.org/10.4995/HEAd23.2023.16111</w:t>
-      </w:r>
-    </w:p>
-    <w:p>
-      <w:pPr>
-        <w:pStyle w:val="BodyText"/>
-      </w:pPr>
-      <w:r>
-        <w:t xml:space="preserve">Klanten, Robert, Sven Ehmann ve Sofia Borges, ed. 2013.</w:t>
+        <w:t xml:space="preserve">Brandscapes: Architecture in the Experience Economy</w:t>
+      </w:r>
+      <w:r>
+        <w:t xml:space="preserve">. Cambridge, MA: MIT Press.</w:t>
+      </w:r>
+    </w:p>
+    <w:p>
+      <w:pPr>
+        <w:pStyle w:val="BodyText"/>
+      </w:pPr>
+      <w:r>
+        <w:t xml:space="preserve">Kotler, Philip. 1973.</w:t>
+      </w:r>
+      <w:r>
+        <w:t xml:space="preserve"> </w:t>
+      </w:r>
+      <w:r>
+        <w:t xml:space="preserve">“</w:t>
+      </w:r>
+      <w:r>
+        <w:t xml:space="preserve">Atmospherics as a Marketing Tool.</w:t>
+      </w:r>
+      <w:r>
+        <w:t xml:space="preserve">”</w:t>
       </w:r>
       <w:r>
         <w:t xml:space="preserve"> </w:t>
@@ -6675,18 +6482,33 @@
           <w:iCs/>
           <w:i/>
         </w:rPr>
-        <w:t xml:space="preserve">Brand Spaces: Branded Architecture and the Future of Retail Design</w:t>
-      </w:r>
-      <w:r>
-        <w:t xml:space="preserve">. Berlin: Gestalten.</w:t>
-      </w:r>
-    </w:p>
-    <w:p>
-      <w:pPr>
-        <w:pStyle w:val="BodyText"/>
-      </w:pPr>
-      <w:r>
-        <w:t xml:space="preserve">Klingmann, Anna. 2010.</w:t>
+        <w:t xml:space="preserve">Journal of Retailing</w:t>
+      </w:r>
+      <w:r>
+        <w:t xml:space="preserve"> </w:t>
+      </w:r>
+      <w:r>
+        <w:t xml:space="preserve">49 (4): 48–64.</w:t>
+      </w:r>
+    </w:p>
+    <w:p>
+      <w:pPr>
+        <w:pStyle w:val="BodyText"/>
+      </w:pPr>
+      <w:r>
+        <w:t xml:space="preserve">Köprülü, Amara ve Yunus E. Boz. 2023.</w:t>
+      </w:r>
+      <w:r>
+        <w:t xml:space="preserve"> </w:t>
+      </w:r>
+      <w:r>
+        <w:t xml:space="preserve">“</w:t>
+      </w:r>
+      <w:r>
+        <w:t xml:space="preserve">Process of Telling the Brand Story Through Space Design in Interior-Brand Interaction: The Case of Decovita Etiler Showroom Store.</w:t>
+      </w:r>
+      <w:r>
+        <w:t xml:space="preserve">”</w:t>
       </w:r>
       <w:r>
         <w:t xml:space="preserve"> </w:t>
@@ -6696,30 +6518,21 @@
           <w:iCs/>
           <w:i/>
         </w:rPr>
-        <w:t xml:space="preserve">Brandscapes: Architecture in the Experience Economy</w:t>
-      </w:r>
-      <w:r>
-        <w:t xml:space="preserve">. Cambridge, MA: MIT Press.</w:t>
-      </w:r>
-    </w:p>
-    <w:p>
-      <w:pPr>
-        <w:pStyle w:val="BodyText"/>
-      </w:pPr>
-      <w:r>
-        <w:t xml:space="preserve">Kotler, Philip. 1973.</w:t>
-      </w:r>
-      <w:r>
-        <w:t xml:space="preserve"> </w:t>
-      </w:r>
-      <w:r>
-        <w:t xml:space="preserve">“</w:t>
-      </w:r>
-      <w:r>
-        <w:t xml:space="preserve">Atmospherics as a Marketing Tool.</w:t>
-      </w:r>
-      <w:r>
-        <w:t xml:space="preserve">”</w:t>
+        <w:t xml:space="preserve">ICCAUA Proceedings</w:t>
+      </w:r>
+      <w:r>
+        <w:t xml:space="preserve"> </w:t>
+      </w:r>
+      <w:r>
+        <w:t xml:space="preserve">6 (1): 169–184. https://doi.org/10.38027/iccaua2023en0282</w:t>
+      </w:r>
+    </w:p>
+    <w:p>
+      <w:pPr>
+        <w:pStyle w:val="BodyText"/>
+      </w:pPr>
+      <w:r>
+        <w:t xml:space="preserve">Krippendorff, Klaus. 2019.</w:t>
       </w:r>
       <w:r>
         <w:t xml:space="preserve"> </w:t>
@@ -6729,30 +6542,27 @@
           <w:iCs/>
           <w:i/>
         </w:rPr>
-        <w:t xml:space="preserve">Journal of Retailing</w:t>
-      </w:r>
-      <w:r>
-        <w:t xml:space="preserve"> </w:t>
-      </w:r>
-      <w:r>
-        <w:t xml:space="preserve">49 (4): 48–64.</w:t>
-      </w:r>
-    </w:p>
-    <w:p>
-      <w:pPr>
-        <w:pStyle w:val="BodyText"/>
-      </w:pPr>
-      <w:r>
-        <w:t xml:space="preserve">Köprülü, Amara ve Yunus E. Boz. 2023.</w:t>
-      </w:r>
-      <w:r>
-        <w:t xml:space="preserve"> </w:t>
-      </w:r>
-      <w:r>
-        <w:t xml:space="preserve">“</w:t>
-      </w:r>
-      <w:r>
-        <w:t xml:space="preserve">Process of Telling the Brand Story Through Space Design in Interior-Brand Interaction: The Case of Decovita Etiler Showroom Store.</w:t>
+        <w:t xml:space="preserve">Content Analysis: An Introduction to Its Methodology</w:t>
+      </w:r>
+      <w:r>
+        <w:t xml:space="preserve">. 4. baskı. Thousand Oaks, CA: SAGE.</w:t>
+      </w:r>
+    </w:p>
+    <w:p>
+      <w:pPr>
+        <w:pStyle w:val="BodyText"/>
+      </w:pPr>
+      <w:r>
+        <w:t xml:space="preserve">Lemon, Katherine N. ve Peter C. Verhoef. 2016.</w:t>
+      </w:r>
+      <w:r>
+        <w:t xml:space="preserve"> </w:t>
+      </w:r>
+      <w:r>
+        <w:t xml:space="preserve">“</w:t>
+      </w:r>
+      <w:r>
+        <w:t xml:space="preserve">Understanding Customer Experience Throughout the Customer Journey.</w:t>
       </w:r>
       <w:r>
         <w:t xml:space="preserve">”</w:t>
@@ -6765,63 +6575,6 @@
           <w:iCs/>
           <w:i/>
         </w:rPr>
-        <w:t xml:space="preserve">ICCAUA Proceedings</w:t>
-      </w:r>
-      <w:r>
-        <w:t xml:space="preserve"> </w:t>
-      </w:r>
-      <w:r>
-        <w:t xml:space="preserve">6 (1): 169–184. https://doi.org/10.38027/iccaua2023en0282</w:t>
-      </w:r>
-    </w:p>
-    <w:p>
-      <w:pPr>
-        <w:pStyle w:val="BodyText"/>
-      </w:pPr>
-      <w:r>
-        <w:t xml:space="preserve">Krippendorff, Klaus. 2019.</w:t>
-      </w:r>
-      <w:r>
-        <w:t xml:space="preserve"> </w:t>
-      </w:r>
-      <w:r>
-        <w:rPr>
-          <w:iCs/>
-          <w:i/>
-        </w:rPr>
-        <w:t xml:space="preserve">Content Analysis: An Introduction to Its Methodology</w:t>
-      </w:r>
-      <w:r>
-        <w:t xml:space="preserve">. 4. baskı. Thousand Oaks, CA: SAGE.</w:t>
-      </w:r>
-    </w:p>
-    <w:p>
-      <w:pPr>
-        <w:pStyle w:val="BodyText"/>
-      </w:pPr>
-      <w:r>
-        <w:t xml:space="preserve">Lemon, Katherine N. ve Peter C. Verhoef. 2016.</w:t>
-      </w:r>
-      <w:r>
-        <w:t xml:space="preserve"> </w:t>
-      </w:r>
-      <w:r>
-        <w:t xml:space="preserve">“</w:t>
-      </w:r>
-      <w:r>
-        <w:t xml:space="preserve">Understanding Customer Experience Throughout the Customer Journey.</w:t>
-      </w:r>
-      <w:r>
-        <w:t xml:space="preserve">”</w:t>
-      </w:r>
-      <w:r>
-        <w:t xml:space="preserve"> </w:t>
-      </w:r>
-      <w:r>
-        <w:rPr>
-          <w:iCs/>
-          <w:i/>
-        </w:rPr>
         <w:t xml:space="preserve">Journal of Marketing</w:t>
       </w:r>
       <w:r>
@@ -6829,27 +6582,6 @@
       </w:r>
       <w:r>
         <w:t xml:space="preserve">80 (6): 69–96. https://doi.org/10.1509/jm.15.0420</w:t>
-      </w:r>
-    </w:p>
-    <w:p>
-      <w:pPr>
-        <w:pStyle w:val="BodyText"/>
-      </w:pPr>
-      <w:r>
-        <w:t xml:space="preserve">Mayring, Philipp. 2014.</w:t>
-      </w:r>
-      <w:r>
-        <w:t xml:space="preserve"> </w:t>
-      </w:r>
-      <w:r>
-        <w:rPr>
-          <w:iCs/>
-          <w:i/>
-        </w:rPr>
-        <w:t xml:space="preserve">Qualitative Content Analysis: Theoretical Foundation, Basic Procedures and Software Solution</w:t>
-      </w:r>
-      <w:r>
-        <w:t xml:space="preserve">. Klagenfurt: SSOAR.</w:t>
       </w:r>
     </w:p>
     <w:p>
@@ -7273,8 +7005,8 @@
         </w:pict>
       </w:r>
     </w:p>
-    <w:bookmarkEnd w:id="62"/>
-    <w:bookmarkStart w:id="63" w:name="ek"/>
+    <w:bookmarkEnd w:id="67"/>
+    <w:bookmarkStart w:id="68" w:name="ek"/>
     <w:p>
       <w:pPr>
         <w:pStyle w:val="Heading2"/>
@@ -7288,7 +7020,7 @@
         <w:pStyle w:val="FirstParagraph"/>
       </w:pPr>
       <w:r>
-        <w:t xml:space="preserve">Yirmi beş teslimde önerilen 75 marka, kategori, anahtar kelime setleri ve SOLO düzeyleriyle birlikte</w:t>
+        <w:t xml:space="preserve">Yirmi beş teslimde önerilen 75 marka; kategori, menşe, ölçek, değer ekseni, anahtar kelimeler ve karar somutluğuyla birlikte</w:t>
       </w:r>
       <w:r>
         <w:t xml:space="preserve"> </w:t>
@@ -7330,14 +7062,26 @@
         <w:t xml:space="preserve">makale/veri/analiz.py</w:t>
       </w:r>
       <w:r>
+        <w:t xml:space="preserve">, şekiller ise</w:t>
+      </w:r>
+      <w:r>
+        <w:t xml:space="preserve"> </w:t>
+      </w:r>
+      <w:r>
+        <w:rPr>
+          <w:rStyle w:val="VerbatimChar"/>
+        </w:rPr>
+        <w:t xml:space="preserve">makale/veri/sekiller.py</w:t>
+      </w:r>
+      <w:r>
         <w:t xml:space="preserve"> </w:t>
       </w:r>
       <w:r>
         <w:t xml:space="preserve">çalıştırılarak yeniden üretilebilir.</w:t>
       </w:r>
     </w:p>
-    <w:bookmarkEnd w:id="63"/>
-    <w:bookmarkEnd w:id="64"/>
+    <w:bookmarkEnd w:id="68"/>
+    <w:bookmarkEnd w:id="69"/>
     <w:sectPr/>
   </w:body>
 </w:document>
@@ -7444,153 +7188,8 @@
       </w:pPr>
     </w:lvl>
   </w:abstractNum>
-  <w:abstractNum w:abstractNumId="99411">
-    <w:nsid w:val="A99411"/>
-    <w:multiLevelType w:val="multilevel"/>
-    <w:lvl w:ilvl="0">
-      <w:start w:val="1"/>
-      <w:numFmt w:val="decimal"/>
-      <w:lvlText w:val="%1."/>
-      <w:lvlJc w:val="left"/>
-      <w:pPr>
-        <w:ind w:left="720" w:hanging="480"/>
-      </w:pPr>
-    </w:lvl>
-    <w:lvl w:ilvl="1">
-      <w:start w:val="1"/>
-      <w:numFmt w:val="decimal"/>
-      <w:lvlText w:val="%2."/>
-      <w:lvlJc w:val="left"/>
-      <w:pPr>
-        <w:ind w:left="1440" w:hanging="480"/>
-      </w:pPr>
-    </w:lvl>
-    <w:lvl w:ilvl="2">
-      <w:start w:val="1"/>
-      <w:numFmt w:val="decimal"/>
-      <w:lvlText w:val="%3."/>
-      <w:lvlJc w:val="left"/>
-      <w:pPr>
-        <w:ind w:left="2160" w:hanging="480"/>
-      </w:pPr>
-    </w:lvl>
-    <w:lvl w:ilvl="3">
-      <w:start w:val="1"/>
-      <w:numFmt w:val="decimal"/>
-      <w:lvlText w:val="%4."/>
-      <w:lvlJc w:val="left"/>
-      <w:pPr>
-        <w:ind w:left="2880" w:hanging="480"/>
-      </w:pPr>
-    </w:lvl>
-    <w:lvl w:ilvl="4">
-      <w:start w:val="1"/>
-      <w:numFmt w:val="decimal"/>
-      <w:lvlText w:val="%5."/>
-      <w:lvlJc w:val="left"/>
-      <w:pPr>
-        <w:ind w:left="3600" w:hanging="480"/>
-      </w:pPr>
-    </w:lvl>
-    <w:lvl w:ilvl="5">
-      <w:start w:val="1"/>
-      <w:numFmt w:val="decimal"/>
-      <w:lvlText w:val="%6."/>
-      <w:lvlJc w:val="left"/>
-      <w:pPr>
-        <w:ind w:left="4320" w:hanging="480"/>
-      </w:pPr>
-    </w:lvl>
-    <w:lvl w:ilvl="6">
-      <w:start w:val="1"/>
-      <w:numFmt w:val="decimal"/>
-      <w:lvlText w:val="%7."/>
-      <w:lvlJc w:val="left"/>
-      <w:pPr>
-        <w:ind w:left="5040" w:hanging="480"/>
-      </w:pPr>
-    </w:lvl>
-    <w:lvl w:ilvl="7">
-      <w:start w:val="1"/>
-      <w:numFmt w:val="decimal"/>
-      <w:lvlText w:val="%8."/>
-      <w:lvlJc w:val="left"/>
-      <w:pPr>
-        <w:ind w:left="5760" w:hanging="480"/>
-      </w:pPr>
-    </w:lvl>
-    <w:lvl w:ilvl="8">
-      <w:start w:val="1"/>
-      <w:numFmt w:val="decimal"/>
-      <w:lvlText w:val="%9."/>
-      <w:lvlJc w:val="left"/>
-      <w:pPr>
-        <w:ind w:left="6480" w:hanging="480"/>
-      </w:pPr>
-    </w:lvl>
-  </w:abstractNum>
   <w:num w:numId="1000">
     <w:abstractNumId w:val="990"/>
-  </w:num>
-  <w:num w:numId="1001">
-    <w:abstractNumId w:val="99411"/>
-    <w:lvlOverride w:ilvl="0">
-      <w:startOverride w:val="1"/>
-    </w:lvlOverride>
-    <w:lvlOverride w:ilvl="1">
-      <w:startOverride w:val="1"/>
-    </w:lvlOverride>
-    <w:lvlOverride w:ilvl="2">
-      <w:startOverride w:val="1"/>
-    </w:lvlOverride>
-    <w:lvlOverride w:ilvl="3">
-      <w:startOverride w:val="1"/>
-    </w:lvlOverride>
-    <w:lvlOverride w:ilvl="4">
-      <w:startOverride w:val="1"/>
-    </w:lvlOverride>
-    <w:lvlOverride w:ilvl="5">
-      <w:startOverride w:val="1"/>
-    </w:lvlOverride>
-    <w:lvlOverride w:ilvl="6">
-      <w:startOverride w:val="1"/>
-    </w:lvlOverride>
-    <w:lvlOverride w:ilvl="7">
-      <w:startOverride w:val="1"/>
-    </w:lvlOverride>
-    <w:lvlOverride w:ilvl="8">
-      <w:startOverride w:val="1"/>
-    </w:lvlOverride>
-  </w:num>
-  <w:num w:numId="1002">
-    <w:abstractNumId w:val="99411"/>
-    <w:lvlOverride w:ilvl="0">
-      <w:startOverride w:val="1"/>
-    </w:lvlOverride>
-    <w:lvlOverride w:ilvl="1">
-      <w:startOverride w:val="1"/>
-    </w:lvlOverride>
-    <w:lvlOverride w:ilvl="2">
-      <w:startOverride w:val="1"/>
-    </w:lvlOverride>
-    <w:lvlOverride w:ilvl="3">
-      <w:startOverride w:val="1"/>
-    </w:lvlOverride>
-    <w:lvlOverride w:ilvl="4">
-      <w:startOverride w:val="1"/>
-    </w:lvlOverride>
-    <w:lvlOverride w:ilvl="5">
-      <w:startOverride w:val="1"/>
-    </w:lvlOverride>
-    <w:lvlOverride w:ilvl="6">
-      <w:startOverride w:val="1"/>
-    </w:lvlOverride>
-    <w:lvlOverride w:ilvl="7">
-      <w:startOverride w:val="1"/>
-    </w:lvlOverride>
-    <w:lvlOverride w:ilvl="8">
-      <w:startOverride w:val="1"/>
-    </w:lvlOverride>
   </w:num>
 </w:numbering>
 </file>

--- a/makale/anahtar-kelimeden-mekansal-karara.docx
+++ b/makale/anahtar-kelimeden-mekansal-karara.docx
@@ -28,7 +28,7 @@
         </w:p>
       </w:sdtContent>
     </w:sdt>
-    <w:bookmarkStart w:id="69" w:name="X814aa35930882066894ff52046bcf37d1bdfd8c"/>
+    <w:bookmarkStart w:id="78" w:name="X814aa35930882066894ff52046bcf37d1bdfd8c"/>
     <w:p>
       <w:pPr>
         <w:pStyle w:val="Heading1"/>
@@ -76,25 +76,7 @@
         <w:pStyle w:val="FirstParagraph"/>
       </w:pPr>
       <w:r>
-        <w:t xml:space="preserve">Perakende mekânı tasarımı stüdyosunda öğrencinin karşılaştığı temel güçlük, biçim üretmek değil, ürettiği biçimi gerekçelendirmektir. Marka kimliği tam da bu gerekçeyi sağlayabilecek bir veridir; ancak kimliğin soyut nitelikleri ile çizilebilir mekânsal kararlar arasındaki geçiş, stüdyo pratiğinde çoğunlukla sezgiye bırakılır. Bu çalışma söz konusu geçişi doğrudan araştırma nesnesi yapmaktadır. Veri, Kapadokya Üniversitesi İç Mimarlık ve Çevre Tasarımı Bölümü üçüncü sınıf stüdyosunda (IMC301) 29 öğrenciyle yürütülen bir giriş atölyesine aittir. Atölye üç çalışma kâğıdı üzerinden kurgulanmıştır: rastgele atanan beş perakende mekânının bireysel okunması, aynı mekâna düşen öğrencilerin grup sentezi ve sunumu, ve fiziksel mağazası bulunmayan niş markalar arasından üç aday markanın araştırılarak anahtar kelimelerinin mekânsal karara çevrilmesi. Toplanan 25 teslim, 75 marka önerisi ve 225</w:t>
-      </w:r>
-      <w:r>
-        <w:t xml:space="preserve"> </w:t>
-      </w:r>
-      <w:r>
-        <w:t xml:space="preserve">“</w:t>
-      </w:r>
-      <w:r>
-        <w:t xml:space="preserve">anahtar kelime → mekânsal karar</w:t>
-      </w:r>
-      <w:r>
-        <w:t xml:space="preserve">”</w:t>
-      </w:r>
-      <w:r>
-        <w:t xml:space="preserve"> </w:t>
-      </w:r>
-      <w:r>
-        <w:t xml:space="preserve">eşleşmesi içerik analiziyle incelenmiştir. Öğrencilerin markayı en çok kendini ifade (%24), zanaat ve el üretimi (%20) ile yerellik ve kültürel köken (%16) eksenlerinden okudukları; buna karşılık ürettikleri 225 anahtar kelime etiketinin yalnızca %4,9’unun doğrudan bir duyuya gönderme yaptığı görülmüştür. Kararların somutluğu üç grupta toplanmıştır: önerilerin %18,7’si anahtar kelimeyi başka bir sıfatla karşılamış, %46,7’si bir tasarım öğesi adlandırmış ancak öğenin mekândaki yerini söylememiş, %34,7’si öğeyi bir konuma, ilişkiye ya da ölçüye bağlamıştır. Tasarım kararlarının dağılımı belirgin biçimde dengesizdir: sergileme birimi (%73) ve malzeme-yüzey (%60) baskınken, dolaşım ve plan kurgusu %19, koku ve ses donatısı %9 oranında görünmektedir. Mekânda yer tutan 26 kararın 12’si, markanın kendi dilinden türetilmiş bir ad taşımaktadır; adlandırma, kimliğin mekânda bir karşılık bulduğunun en açık işareti olarak öne çıkmaktadır.</w:t>
+        <w:t xml:space="preserve">Perakende mekânı tasarımı stüdyosunda öğrencinin karşılaştığı temel güçlük biçim üretmek değil, ürettiği biçimi gerekçelendirmektir. Marka kimliği tam da bu gerekçeyi sağlayabilecek bir veridir; ancak kimliğin soyut nitelikleri ile çizilebilir mekânsal kararlar arasındaki geçiş, stüdyo pratiğinde çoğunlukla sezgiye bırakılır. Bu çalışma söz konusu geçişi doğrudan araştırma nesnesi yapmaktadır. Veri, Kapadokya Üniversitesi İç Mimarlık ve Çevre Tasarımı Bölümü üçüncü sınıf stüdyosunda (IMC301) 29 öğrenciyle yürütülen bir giriş atölyesine aittir. Atölye üç çalışma kâğıdı üzerinden kurgulanmıştır: rastgele atanan beş perakende mekânının bireysel okunması, aynı mekâna düşen öğrencilerin grup sentezi ve sunumu, ve fiziksel mağazası bulunmayan niş markalar arasından üç aday markanın araştırılarak anahtar kelimelerinin mekânsal karara çevrilmesi. Toplanan 25 teslim, 75 marka önerisi ve 225 anahtar kelime – mekânsal karar eşleşmesi içerik analiziyle incelenmiş; kararlar hem tasarım öğesi ailelerine hem de Bitner’ın (1992) üç servicescape boyutuna göre sınıflandırılmış, ardından dersin brifindeki sekiz zorunlu alanla karşılaştırılmıştır. Öğrencilerin markayı en çok kendini ifade (%24), zanaat ve el üretimi (%20) ile yerellik ve kültürel köken (%16) eksenlerinden okudukları; buna karşılık ürettikleri anahtar kelimelerin yalnızca %4,9’unun doğrudan bir duyuya gönderme yaptığı görülmüştür. Kararlar sergileme birimi (%73) ve malzeme-yüzey (%60) alanlarında yoğunlaşmakta, dolaşım ve plan kurgusu %19’da, koku ve ses donatısı %9’da kalmaktadır. Servicescape boyutları bakımından önerilerin %89’u mekânsal yerleşim ve işlevselliğe, %73’ü işaret ve simgelere değinirken yalnızca %48’i ortam koşullarına ulaşmakta; üç boyutu birden kuran öneri oranı %28’dir. Brifin sekiz zorunlu alanıyla karşılaştırıldığında, kararların giriş ve marka eşiğine yalnızca iki, satış ve kasa bölgesine bir öneride ulaştığı, depolama ve personel alanlarına hiç ulaşmadığı saptanmıştır. Kimliğin mekânda en açık karşılık bulduğu durumlar ortak bir işaret taşımaktadır: öğrenci, kurduğu birimi markanın kendi diliyle adlandırmaktadır.</w:t>
       </w:r>
     </w:p>
     <w:p>
@@ -112,7 +94,7 @@
         <w:t xml:space="preserve"> </w:t>
       </w:r>
       <w:r>
-        <w:t xml:space="preserve">perakende mekânı tasarımı, iç mimarlık stüdyo eğitimi, marka kimliği, marka analizi, anahtar kelime, mekânsal tasarım kararı</w:t>
+        <w:t xml:space="preserve">perakende mekânı tasarımı, iç mimarlık stüdyo eğitimi, marka kimliği, marka analizi, mekânsal tasarım kararı, servicescape</w:t>
       </w:r>
     </w:p>
     <w:bookmarkEnd w:id="20"/>
@@ -130,7 +112,7 @@
         <w:pStyle w:val="FirstParagraph"/>
       </w:pPr>
       <w:r>
-        <w:t xml:space="preserve">The core difficulty a student faces in the retail design studio is not producing form but justifying the form produced. Brand identity is precisely the kind of data that can supply that justification; yet the passage from a brand’s abstract attributes to drawable spatial decisions is usually left to intuition in studio practice. This study makes that passage its direct object of inquiry. The data comes from an introductory workshop with 29 third-year students in the Interior Architecture and Environmental Design programme at Cappadocia University (IMC301), structured around three worksheets: individual reading of five randomly assigned retail interiors, group synthesis and presentation by students assigned to the same space, and investigation of three candidate niche brands without physical stores, translating their keywords into spatial decisions. The resulting 25 submissions, 75 brand proposals and 225 keyword-to-decision pairings were examined through content analysis. Students read brands primarily through self-expression (24%), craft and handmaking (20%) and locality and cultural origin (16%); yet only 4.9% of the 225 keyword tags they produced referred directly to a sense. Decisions fell into three groups by concreteness: 18.7% answered the keyword with another adjective, 46.7% named a design element without stating its place in the space, and 34.7% tied an element to a position, relationship or dimension. The distribution of design decisions is markedly unbalanced: display units (73%) and material-surface choices (60%) dominate, while circulation and plan configuration appear in 19% and scent-sound provision in 9% of proposals. Twelve of the 26 decisions that held a place in space carried a name derived from the brand’s own language; naming emerges as the clearest sign that an identity has found a spatial equivalent.</w:t>
+        <w:t xml:space="preserve">The core difficulty a student faces in the retail design studio is not producing form but justifying the form produced. Brand identity is precisely the kind of data that can supply that justification; yet the passage from a brand’s abstract attributes to drawable spatial decisions is usually left to intuition in studio practice. This study makes that passage its direct object of inquiry. The data comes from an introductory workshop with 29 third-year students in the Interior Architecture and Environmental Design programme at Cappadocia University (IMC301), structured around three worksheets: individual reading of five randomly assigned retail interiors, group synthesis and presentation by students assigned to the same space, and investigation of three candidate niche brands without physical stores, translating their keywords into spatial decisions. The resulting 25 submissions, 75 brand proposals and 225 keyword-to-decision pairings were examined through content analysis; decisions were classified both by design element family and by Bitner’s (1992) three servicescape dimensions, then compared against the eight areas the course brief requires students to resolve. Students read brands primarily through self-expression (24%), craft and handmaking (20%) and locality and cultural origin (16%), yet only 4.9% of the keywords they produced referred directly to a sense. Decisions concentrate in display units (73%) and material-surface choices (60%), while circulation and plan configuration remain at 19% and scent-sound provision at 9%. Across servicescape dimensions, 89% of proposals address spatial layout and functionality and 73% address signs and symbols, but only 48% reach ambient conditions; just 28% build all three. Measured against the brief’s eight required areas, decisions reach the entrance and brand threshold in only two proposals and the checkout in one, and never reach storage or staff areas. Where identity does find its clearest spatial equivalent, a common marker appears: the student names the unit in the brand’s own language.</w:t>
       </w:r>
     </w:p>
     <w:p>
@@ -148,7 +130,7 @@
         <w:t xml:space="preserve"> </w:t>
       </w:r>
       <w:r>
-        <w:t xml:space="preserve">retail interior design, interior design studio education, brand identity, brand analysis, keyword, spatial design decision</w:t>
+        <w:t xml:space="preserve">retail interior design, interior design studio education, brand identity, brand analysis, spatial design decision, servicescape</w:t>
       </w:r>
     </w:p>
     <w:p>
@@ -181,7 +163,7 @@
         <w:pStyle w:val="BodyText"/>
       </w:pPr>
       <w:r>
-        <w:t xml:space="preserve">Sorunun stüdyo içindeki karşılığı pedagojiktir ve sanıldığından daha temeldir. Üçüncü sınıf düzeyinde bir öğrencinin asıl güçlüğü biçim üretmek değildir; öğrenciler çoğunlukla biçim üretmekte zorlanmaz. Güçlük, ürettikleri biçimi gerekçelendirmektir. Gerekçesi olmayan bir tasarım, kritikte savunulamaz hâle gelir; öğrenci de bu durumda ya estetik tercihe ya da hocasının beğenisine sığınır. Marka kimliği, tam olarak bu boşluğu dolduracak bir veridir: dışarıdan gelen, araştırmayla elde edilen, tartışılabilir ve test edilebilir bir ölçüt sağlar. Bir mağazada niş duvarının neden kavisli, aydınlatmanın neden noktasal, rotanın neden kıvrımlı olduğu sorusunun yanıtı</w:t>
+        <w:t xml:space="preserve">Sorunun stüdyo içindeki karşılığı pedagojiktir ve sanıldığından daha temeldir. Üçüncü sınıf düzeyinde bir öğrencinin asıl güçlüğü biçim üretmek değildir; öğrenciler çoğunlukla biçim üretmekte zorlanmaz. Güçlük, ürettikleri biçimi gerekçelendirmektir. Gerekçesi olmayan bir tasarım, kritikte savunulamaz hâle gelir; öğrenci de bu durumda ya estetik tercihe ya da yürütücüsünün beğenisine sığınır. Marka kimliği tam olarak bu boşluğu dolduracak bir veridir: dışarıdan gelen, araştırmayla elde edilen, tartışılabilir ve sınanabilir bir ölçüt sağlar. Bir mağazada niş duvarının neden kavisli, aydınlatmanın neden noktasal, rotanın neden kıvrımlı olduğu sorusunun yanıtı</w:t>
       </w:r>
       <w:r>
         <w:t xml:space="preserve"> </w:t>
@@ -279,7 +261,7 @@
         <w:t xml:space="preserve"> </w:t>
       </w:r>
       <w:r>
-        <w:t xml:space="preserve">bir detay doğurmaz. Çeviri tam olarak burada — kelimeyle çizgi arasındaki boşlukta — gerçekleşir ya da gerçekleşmez. Gerçekleşmediğinde ortaya çıkan şey, marka araştırması yapılmış ama tasarıma hiç yansımamış bir proje; yani gerekçenin yalnızca pafta üzerinde durduğu, mekânın ise hâlâ boşlukta kurulduğu bir durumdur. Stüdyo kültürü bu riski çoğunlukla kritikle, yani sözlü ve bireysel bir müdahaleyle yönetir. Bu müdahale değerlidir; ancak izlenebilir ve dönemler arasında karşılaştırılabilir bir veri üretmez.</w:t>
+        <w:t xml:space="preserve">bir detay doğurmaz. Çeviri tam olarak burada — kelimeyle çizgi arasındaki boşlukta — gerçekleşir ya da gerçekleşmez. Gerçekleşmediğinde ortaya çıkan şey, marka araştırması yapılmış ama tasarıma hiç yansımamış bir proje; yani gerekçenin yalnızca pafta üzerinde durduğu, mekânın ise hâlâ boşlukta kurulduğu bir durumdur.</w:t>
       </w:r>
     </w:p>
     <w:p>
@@ -295,7 +277,7 @@
         <w:pStyle w:val="BodyText"/>
       </w:pPr>
       <w:r>
-        <w:t xml:space="preserve">Araştırma soruları şunlardır: Öğrenciler bir markayı neyin üzerinden okumakta, hangi değerleri kimliğin taşıyıcısı saymaktadır? Bu okumadan hangi anahtar kelimeler çıkmaktadır? Anahtar kelimeler hangi somutlukta mekânsal karara dönüşmekte, bu kararlar hangi tasarım alanlarında yoğunlaşıp hangilerinde eksik kalmaktadır? Ve kimliğin mekânda gerçekten karşılık bulduğu durumları, bulamadığı durumlardan ayıran gözlemlenebilir bir işaret var mıdır?</w:t>
+        <w:t xml:space="preserve">Araştırma soruları şunlardır: Öğrenciler bir markayı neyin üzerinden okumakta, hangi değerleri kimliğin taşıyıcısı saymaktadır? Bu okumadan hangi anahtar kelimeler çıkmaktadır? Kelimeler hangi tasarım alanlarında mekânsal karara dönüşmekte, hangi alanlar boş kalmaktadır? Üretilen kararlar, bütüncül bir perakende ortamı kurmaya ve dersin brifinin talep ettiği programı karşılamaya yetmekte midir?</w:t>
       </w:r>
     </w:p>
     <w:p>
@@ -336,7 +318,15 @@
         <w:t xml:space="preserve"> </w:t>
       </w:r>
       <w:r>
-        <w:t xml:space="preserve">kavramıyla başlar. Kotler, satın alma kararının yalnızca ürün ve fiyat tarafından değil, mekânın bilinçli olarak tasarlanmış duyusal niteliklerince de belirlendiğini öne sürerek mekânı pazarlama değişkenleri arasına katmıştır. Mehrabian ve Russell’ın (1974) çevre psikolojisi modeli bu etkinin mekanizmasını haz–uyarılma–baskınlık üçlüsü üzerinden formüle ederek atmosfer ile davranış arasındaki bağı deneysel olarak çalışılabilir kılmış; Bitner (1992)</w:t>
+        <w:t xml:space="preserve">kavramıyla başlar. Kotler, satın alma kararının yalnızca ürün ve fiyat tarafından değil, mekânın bilinçli olarak tasarlanmış duyusal niteliklerince de belirlendiğini öne sürerek mekânı pazarlama değişkenleri arasına katmıştır. Mehrabian ve Russell’ın (1974) çevre psikolojisi modeli bu etkinin mekanizmasını haz–uyarılma–baskınlık üçlüsü üzerinden formüle ederek atmosfer ile davranış arasındaki bağı deneysel olarak çalışılabilir kılmıştır.</w:t>
+      </w:r>
+    </w:p>
+    <w:p>
+      <w:pPr>
+        <w:pStyle w:val="BodyText"/>
+      </w:pPr>
+      <w:r>
+        <w:t xml:space="preserve">Bu çizginin iç mimarlık açısından en kullanışlı halkası Bitner’ın (1992)</w:t>
       </w:r>
       <w:r>
         <w:t xml:space="preserve"> </w:t>
@@ -352,15 +342,71 @@
         <w:t xml:space="preserve"> </w:t>
       </w:r>
       <w:r>
-        <w:t xml:space="preserve">kavramıyla modeli hizmet ortamlarına genişletmiş ve fiziksel çevrenin yalnızca müşteri değil çalışan davranışını da biçimlendirdiğini göstermiştir. Pine ve Gilmore’un (1999) deneyim ekonomisi tezi bu çizgiyi ekonomik bir dönüşüm iddiasına bağlamış; Lemon ve Verhoef (2016) müşteri deneyimini tek bir temas anı değil, satın alma öncesi, satın alma ve sonrası evrelerinden oluşan çok kanallı bir yolculuk olarak yeniden tanımlamıştır. Stein ve Ramaseshan (2016) bu yolculuğun temas noktalarını atmosferik, teknolojik, iletişimsel, süreçsel, çalışan–müşteri etkileşimi, müşteri–müşteri etkileşimi ve ürün etkileşimi olmak üzere yedi öğeye ayırmış; Zomerdijk ve Voss (2010) yolculuk haritasını deneyimin kritik anlarını diziye koyan bir storyboard olarak okumuştur. Bu birikim iç mimarlık stüdyosu için önemli bir sonuç doğurur: mekân statik bir kap değil, zaman içinde açılan bir sekanstır.</w:t>
-      </w:r>
-    </w:p>
-    <w:p>
-      <w:pPr>
-        <w:pStyle w:val="BodyText"/>
-      </w:pPr>
-      <w:r>
-        <w:t xml:space="preserve">Marka kimliğini sistematik olarak çözümleme çabası tasarım alanına büyük ölçüde Wheeler’ın (2017) çalışmasıyla aktarılmıştır. Wheeler, bütüncül bir marka deneyimini imge ve kimlik, ürün ve hizmetler, insanlar ve kültür, satış süreçleri, fiziksel ve sanal mekânlar ile farkındalık stratejisi olmak üzere altı bileşen üzerinden kurar; bu çerçeve pazarlama kökenli olmasına karşın iç mimarlık için doğrudan kullanışlıdır, çünkü fiziksel mekânı marka kimliğinin eşdeğer bir taşıyıcısı olarak konumlandırır. Marka anahtarı araçları — rekabet, hedef kitle, amaçlar, misyon, değerler, faydalar, kişilik, görsel dil, iletişim tonu ve öz — markayı çözümlenebilir bileşenlere ayırır ve öğrenciye araştırma için bir iskelet verir.</w:t>
+        <w:t xml:space="preserve">kavramıdır. Bitner, fiziksel çevreyi üç boyutta çözümler:</w:t>
+      </w:r>
+      <w:r>
+        <w:t xml:space="preserve"> </w:t>
+      </w:r>
+      <w:r>
+        <w:rPr>
+          <w:bCs/>
+          <w:b/>
+        </w:rPr>
+        <w:t xml:space="preserve">ortam koşulları</w:t>
+      </w:r>
+      <w:r>
+        <w:t xml:space="preserve"> </w:t>
+      </w:r>
+      <w:r>
+        <w:t xml:space="preserve">(ışık, ses, koku, ısı gibi arka plan nitelikleri),</w:t>
+      </w:r>
+      <w:r>
+        <w:t xml:space="preserve"> </w:t>
+      </w:r>
+      <w:r>
+        <w:rPr>
+          <w:bCs/>
+          <w:b/>
+        </w:rPr>
+        <w:t xml:space="preserve">mekânsal yerleşim ve işlevsellik</w:t>
+      </w:r>
+      <w:r>
+        <w:t xml:space="preserve"> </w:t>
+      </w:r>
+      <w:r>
+        <w:t xml:space="preserve">(donatı, ekipman ve mobilyanın düzeni, boyutu ve aralarındaki ilişkiler) ve</w:t>
+      </w:r>
+      <w:r>
+        <w:t xml:space="preserve"> </w:t>
+      </w:r>
+      <w:r>
+        <w:rPr>
+          <w:bCs/>
+          <w:b/>
+        </w:rPr>
+        <w:t xml:space="preserve">işaretler, simgeler ve eserler</w:t>
+      </w:r>
+      <w:r>
+        <w:t xml:space="preserve"> </w:t>
+      </w:r>
+      <w:r>
+        <w:t xml:space="preserve">(yönlendirme, grafik, malzeme ve dekor yoluyla taşınan iletişimsel ipuçları). Bu üçlü, pazarlama kökenli olmasına karşın doğrudan iç mimarlığın karar alanlarına karşılık gelir ve bir mekânın yalnızca bir boyutla değil üçünün birlikte kurulmasıyla bütünlendiğini söyler. Bitner ayrıca fiziksel çevrenin yalnızca müşteri değil çalışan davranışını da biçimlendirdiğini göstererek arka alan ve personel mekânlarını tartışmaya dâhil etmiştir — bu makalenin bulguları açısından önem taşıyan bir noktadır.</w:t>
+      </w:r>
+    </w:p>
+    <w:p>
+      <w:pPr>
+        <w:pStyle w:val="BodyText"/>
+      </w:pPr>
+      <w:r>
+        <w:t xml:space="preserve">Pine ve Gilmore’un (1999) deneyim ekonomisi tezi bu birikimi ekonomik bir dönüşüm iddiasına bağlamış; Lemon ve Verhoef (2016) müşteri deneyimini tek bir temas anı değil, satın alma öncesi, satın alma ve sonrası evrelerinden oluşan çok kanallı bir yolculuk olarak yeniden tanımlamıştır. Stein ve Ramaseshan (2016) bu yolculuğun temas noktalarını atmosferik, teknolojik, iletişimsel, süreçsel, çalışan–müşteri etkileşimi, müşteri–müşteri etkileşimi ve ürün etkileşimi olmak üzere yedi öğeye ayırmıştır. Bu kavramsallaştırma iç mimarlık stüdyosu için önemli bir sonuç doğurur: mekân statik bir kap değil, zaman içinde açılan bir sekanstır ve bu sekansın her durağı ayrı bir tasarım sorusudur.</w:t>
+      </w:r>
+    </w:p>
+    <w:p>
+      <w:pPr>
+        <w:pStyle w:val="BodyText"/>
+      </w:pPr>
+      <w:r>
+        <w:t xml:space="preserve">Marka kimliğini sistematik olarak çözümleme çabası tasarım alanına büyük ölçüde Wheeler’ın (2017) çalışmasıyla aktarılmıştır. Wheeler, bütüncül bir marka deneyimini imge ve kimlik, ürün ve hizmetler, insanlar ve kültür, satış süreçleri, fiziksel ve sanal mekânlar ile farkındalık stratejisi olmak üzere altı bileşen üzerinden kurar; bu çerçeve fiziksel mekânı marka kimliğinin eşdeğer bir taşıyıcısı olarak konumlandırdığı için iç mimarlık açısından doğrudan kullanışlıdır. Marka anahtarı araçları — hedef kitle, misyon, değerler, faydalar, kişilik, görsel dil, iletişim tonu — markayı çözümlenebilir bileşenlere ayırır ve öğrenciye araştırma için bir iskelet verir.</w:t>
       </w:r>
     </w:p>
     <w:p>
@@ -408,56 +454,23 @@
         <w:pStyle w:val="BodyText"/>
       </w:pPr>
       <w:r>
-        <w:t xml:space="preserve">Perakende atmosferinin yalnızca görsel olmadığına ilişkin kanıt birikimi güçlüdür. Spence ve arkadaşları (2014) mağaza ortamının görsel, işitsel, dokunsal, kokusal ve tatsal boyutlarına ilişkin bilimsel kanıtları derleyerek çok duyulu atmosfer kavramını sistemleştirmiş; duyular arası uyumun tek bir duyuya yapılan yatırımdan daha güçlü etkiler ürettiğini göstermiştir. Underhill (2008) alışveriş davranışının beden ölçeğindeki belirleyicilerini — geçiş genişlikleri, dokunma eğilimi — etnografik gözlemle ortaya koymuştur. Mimarlık kuramı tarafında Pallasmaa (2005) modern mimarlığın göz-merkezliliğini eleştirerek mekânın bedenin tamamıyla deneyimlendiğini savunur; bu, görselleştirme araçlarının hâkim olduğu bir temsil kültüründe tasarım düşüncesinin yapısal olarak görmeye doğru yanlılaşacağı uyarısını taşır. Bu makalenin bulgularından biri söz konusu uyarının stüdyo düzeyindeki karşılığını göstermektedir.</w:t>
-      </w:r>
-    </w:p>
-    <w:p>
-      <w:pPr>
-        <w:pStyle w:val="BodyText"/>
-      </w:pPr>
-      <w:r>
-        <w:t xml:space="preserve">Perakende tasarımı eğitimini kendisine araştırma nesnesi yapan çizgi büyük ölçüde Quartier ve arkadaşlarının çalışmalarıyla şekillenmiştir. Quartier, Claes ve Vanrie (2017) hızla evrilen disiplinde perakende tasarımcısının hangi yetkinliklere gereksinim duyduğunu sormuş; aynı ekip (2020) araştırma, tasarım, sosyokültürel bilimler, markalaşma, pazarlama ve strateji, çok kanallılık ve dijital, iletişim ile örgütlenme ve yönetim olmak üzere sekiz temada toplanan kapsamlı bir yetkinlik çerçevesi geliştirmiştir. Di Iorio ve Spagnoli (2023) deneyim temelli öğrenme için yeniden çerçevelenmiş öğrenme araçları önermiş; Rolla, Hasırcı, Anal ve Edes (2021) disiplinlerarası bir konsept mağaza tasarım sürecini belgelemiştir. Sunar Bükülmez, Girginkaya Akdağ ve Ekin (2025), marka anahtarı ve müşteri yolculuğu haritalamayı bir iç mimarlık stüdyosuna entegre eden sınanmış bir çerçeve sunmuş ve bu araçların yetkinlik kazanımları üzerindeki etkisini on dört haftalık bir süreç boyunca izlemiştir.</w:t>
-      </w:r>
-    </w:p>
-    <w:p>
-      <w:pPr>
-        <w:pStyle w:val="BodyText"/>
-      </w:pPr>
-      <w:r>
-        <w:t xml:space="preserve">Bu birikim, markanın mekânsallaşmasının mümkün olduğunu ve bu aktarımın eğitimde ölçülebileceğini göstermektedir. Arada kalan şey çevirinin kendisidir: hangi tür bir marka okuması hangi tür bir mekânsal karara dönüşür, bir öğrenci</w:t>
-      </w:r>
-      <w:r>
-        <w:t xml:space="preserve"> </w:t>
-      </w:r>
-      <w:r>
-        <w:t xml:space="preserve">“</w:t>
-      </w:r>
-      <w:r>
-        <w:t xml:space="preserve">zanaat</w:t>
-      </w:r>
-      <w:r>
-        <w:t xml:space="preserve">”</w:t>
-      </w:r>
-      <w:r>
-        <w:t xml:space="preserve"> </w:t>
-      </w:r>
-      <w:r>
-        <w:t xml:space="preserve">kelimesinden</w:t>
-      </w:r>
-      <w:r>
-        <w:t xml:space="preserve"> </w:t>
-      </w:r>
-      <w:r>
-        <w:t xml:space="preserve">“</w:t>
-      </w:r>
-      <w:r>
-        <w:t xml:space="preserve">camlı atölye duvarı</w:t>
-      </w:r>
-      <w:r>
-        <w:t xml:space="preserve">”</w:t>
-      </w:r>
-      <w:r>
-        <w:t xml:space="preserve">na nasıl geçer, geçemediğinde yerine ne koyar? Bu makale söz konusu soruya, bir atölyenin birincil ürünleri üzerinden yanıt aramaktadır.</w:t>
+        <w:t xml:space="preserve">Perakende atmosferinin yalnızca görsel olmadığına ilişkin kanıt birikimi güçlüdür. Spence ve arkadaşları (2014) mağaza ortamının görsel, işitsel, dokunsal, kokusal ve tatsal boyutlarına ilişkin bilimsel kanıtları derleyerek çok duyulu atmosfer kavramını sistemleştirmiş; duyular arası uyumun tek bir duyuya yapılan yatırımdan daha güçlü etkiler ürettiğini göstermiştir. Underhill (2008) alışveriş davranışının beden ölçeğindeki belirleyicilerini — geçiş genişlikleri, dokunma eğilimi — etnografik gözlemle ortaya koymuştur. Mimarlık kuramı tarafında Pallasmaa (2005) modern mimarlığın göz-merkezliliğini eleştirerek mekânın bedenin tamamıyla deneyimlendiğini savunur; bu, görselleştirme araçlarının hâkim olduğu bir temsil kültüründe tasarım düşüncesinin yapısal olarak görmeye doğru yanlılaşacağı uyarısını taşır.</w:t>
+      </w:r>
+    </w:p>
+    <w:p>
+      <w:pPr>
+        <w:pStyle w:val="BodyText"/>
+      </w:pPr>
+      <w:r>
+        <w:t xml:space="preserve">Perakende tasarımı eğitimini kendisine araştırma nesnesi yapan çizgi büyük ölçüde Quartier ve arkadaşlarının çalışmalarıyla şekillenmiştir. Quartier, Claes ve Vanrie (2017) hızla evrilen disiplinde perakende tasarımcısının hangi yetkinliklere gereksinim duyduğunu sormuş; aynı ekip (2020) araştırma, tasarım, sosyokültürel bilimler, markalaşma, pazarlama ve strateji, çok kanallılık ve dijital, iletişim ile örgütlenme ve yönetim olmak üzere sekiz temada toplanan kapsamlı bir yetkinlik çerçevesi geliştirmiştir. Di Iorio ve Spagnoli (2023) deneyim temelli öğrenme için yeniden çerçevelenmiş öğrenme araçları önermiş; Rolla, Hasırcı, Anal ve Edes (2021) disiplinlerarası bir konsept mağaza tasarım sürecini belgelemiştir. Sunar Bükülmez, Girginkaya Akdağ ve Ekin (2025) marka anahtarı ve müşteri yolculuğu haritalamayı bir iç mimarlık stüdyosuna entegre eden sınanmış bir çerçeve sunmuştur.</w:t>
+      </w:r>
+    </w:p>
+    <w:p>
+      <w:pPr>
+        <w:pStyle w:val="BodyText"/>
+      </w:pPr>
+      <w:r>
+        <w:t xml:space="preserve">Bu birikim, markanın mekânsallaşmasının mümkün olduğunu ve bu aktarımın eğitimde ölçülebileceğini göstermektedir. Arada kalan şey çevirinin kendisidir: hangi tür bir marka okuması hangi tasarım alanında karşılık bulur, hangi alanlar boş kalır? Bu makale söz konusu soruya, bir atölyenin birincil ürünleri üzerinden yanıt aramaktadır.</w:t>
       </w:r>
     </w:p>
     <w:p>
@@ -468,7 +481,7 @@
       </w:r>
     </w:p>
     <w:bookmarkEnd w:id="23"/>
-    <w:bookmarkStart w:id="38" w:name="yöntem"/>
+    <w:bookmarkStart w:id="29" w:name="yöntem"/>
     <w:p>
       <w:pPr>
         <w:pStyle w:val="Heading2"/>
@@ -477,7 +490,7 @@
         <w:t xml:space="preserve">3. Yöntem</w:t>
       </w:r>
     </w:p>
-    <w:bookmarkStart w:id="36" w:name="bağlam-ve-atölyenin-kurgusu"/>
+    <w:bookmarkStart w:id="27" w:name="bağlam-ve-atölyenin-kurgusu"/>
     <w:p>
       <w:pPr>
         <w:pStyle w:val="Heading3"/>
@@ -491,7 +504,23 @@
         <w:pStyle w:val="FirstParagraph"/>
       </w:pPr>
       <w:r>
-        <w:t xml:space="preserve">Araştırma, Kapadokya Üniversitesi Mimarlık, Tasarım ve Güzel Sanatlar Fakültesi İç Mimarlık ve Çevre Tasarımı Bölümü’nde yürütülen IMC301 İç Mimari Tasarım Stüdyosu IV dersi kapsamında gerçekleştirilmiştir. Ders, 2026–2027 Güz yarıyılında haftada sekiz saat yüz yüze ve on dört hafta süreyle yürütülen zorunlu bir stüdyo dersidir; derse kayıtlı öğrenci sayısı 29’dur. Dönem projesinin alanı Mersin Marina’dır. Proje tanımı öğrencilerden az bilinen bir perakende markası seçmelerini, alanı çözümlemelerini ve kullanıcı odaklı, etkileşimli, duyusal bir mekânsal deneyim geliştirmelerini beklemektedir. Çözülmesi zorunlu alanlar arasında giriş ve marka eşiği, sergileme alanları, dolaşım ve mekânsal akış, satış ve kasa bölgesi, depolama, personel alanları, deneyim ve etkileşim alanları ile malzeme ve mimari öğeler sayılmıştır. Dersin ayırt edici odağı, izlencede açıkça belirtildiği üzere</w:t>
+        <w:t xml:space="preserve">Araştırma, Kapadokya Üniversitesi Mimarlık, Tasarım ve Güzel Sanatlar Fakültesi İç Mimarlık ve Çevre Tasarımı Bölümü’nde yürütülen IMC301 İç Mimari Tasarım Stüdyosu IV dersi kapsamında gerçekleştirilmiştir. Ders, 2026–2027 Güz yarıyılında haftada sekiz saat yüz yüze ve on dört hafta süreyle yürütülen zorunlu bir stüdyo dersidir; derse kayıtlı öğrenci sayısı 29’dur. Dönem projesinin alanı Mersin Marina’dır. Proje tanımı öğrencilerden az bilinen bir perakende markası seçmelerini, alanı çözümlemelerini ve kullanıcı odaklı, etkileşimli, duyusal bir mekânsal deneyim geliştirmelerini beklemektedir. Brif, tasarımda</w:t>
+      </w:r>
+      <w:r>
+        <w:t xml:space="preserve"> </w:t>
+      </w:r>
+      <w:r>
+        <w:rPr>
+          <w:bCs/>
+          <w:b/>
+        </w:rPr>
+        <w:t xml:space="preserve">sekiz alanın zorunlu olarak çözülmesini</w:t>
+      </w:r>
+      <w:r>
+        <w:t xml:space="preserve"> </w:t>
+      </w:r>
+      <w:r>
+        <w:t xml:space="preserve">istemektedir: giriş ve marka eşiği, sergileme alanları, dolaşım ve mekânsal akış, satış ve kasa bölgesi, depolama ve arka alan, personel alanları, deneyim ve etkileşim alanları, malzeme ve mimari öğeler. Bu liste, bulgular bölümünde bir karşılaştırma ölçütü olarak kullanılmaktadır. Dersin ayırt edici odağı, izlencede açıkça belirtildiği üzere</w:t>
       </w:r>
       <w:r>
         <w:t xml:space="preserve"> </w:t>
@@ -522,15 +551,15 @@
         <w:pStyle w:val="BodyText"/>
       </w:pPr>
       <w:r>
-        <w:t xml:space="preserve">İlk hafta iki oturumluk bir giriş atölyesi olarak kurgulanmıştır. Kuramsal girişte marka kimliği, kullanıcı profili ve müşteri yolculuğu kavramları dört başlık altında sunulmuştur: markadan mekâna, kullanıcı, deneyim ve etkileşim, mekân. Müşteri yolculuğu sekiz aşamalı olarak tanımlanmıştır (farkındalık, çekim, eşik, yönlenme, keşif, etkileşim, satın alma, ayrılış). Duyusal çerçeve beş duyu ve bedensel algı üzerinden kurulmuş; anahtar kelime üretimi için üç ölçüt verilmiştir: her markaya uyacak kadar genel olmamalı, araştırmada karşılığı bulunmalı, mekânda somut bir karşılığı kurulabilmeli. Son ölçüt, bu araştırmanın inceleme nesnesinin doğrudan ifadesidir.</w:t>
-      </w:r>
-    </w:p>
-    <w:p>
-      <w:pPr>
-        <w:pStyle w:val="BodyText"/>
-      </w:pPr>
-      <w:r>
-        <w:t xml:space="preserve">Kuramsal girişin ardından atölye üç çalışma kâğıdı üzerinden ilerlemiştir (Tablo 1, Şekil 1–3).</w:t>
+        <w:t xml:space="preserve">İlk hafta iki oturumluk bir giriş atölyesi olarak kurgulanmıştır. Kuramsal girişte marka kimliği, kullanıcı profili ve müşteri yolculuğu kavramları dört başlık altında sunulmuştur: markadan mekâna, kullanıcı, deneyim ve etkileşim, mekân. Müşteri yolculuğu sekiz aşamalı olarak tanımlanmıştır (farkındalık, çekim, eşik, yönlenme, keşif, etkileşim, satın alma, ayrılış). Duyusal çerçeve beş duyu ve bedensel algı üzerinden kurulmuş; anahtar kelime üretimi için üç ölçüt verilmiştir: her markaya uyacak kadar genel olmamalı, araştırmada karşılığı bulunmalı, mekânda somut bir karşılığı kurulabilmeli.</w:t>
+      </w:r>
+    </w:p>
+    <w:p>
+      <w:pPr>
+        <w:pStyle w:val="BodyText"/>
+      </w:pPr>
+      <w:r>
+        <w:t xml:space="preserve">Kuramsal girişin ardından atölye üç çalışma kâğıdı üzerinden ilerlemiştir (Tablo 1). Kâğıtların ilgili bölümleri, bulgular sunulurken ait oldukları yerde ayrıca gösterilmektedir.</w:t>
       </w:r>
     </w:p>
     <w:p>
@@ -880,309 +909,33 @@
     </w:tbl>
     <w:p>
       <w:pPr>
+        <w:pStyle w:val="BodyText"/>
+      </w:pPr>
+      <w:r>
+        <w:t xml:space="preserve">Çalışma Kâğıdı 1 için seçilen beş mekân, perakende tipolojisi ve atmosfer stratejisi bakımından bilinçli olarak farklılaştırılmıştır (Şekil 1, Tablo 2). Mekânlar öğrencilere marka adı verilmeksizin, yalnızca fotoğraf setleri hâlinde sunulmuş; kimliğin mekândan geriye doğru okunması istenmiştir. Farklılaştırma, atölyenin temel sorusunu beş ayrı atmosfer stratejisi üzerinden sınamayı amaçlamaktadır: renk, doku, strüktür, hammadde ve saydamlık, her biri bir başka mekânda baskın taşıyıcı konumundadır.</w:t>
+      </w:r>
+    </w:p>
+    <w:p>
+      <w:pPr>
         <w:pStyle w:val="CaptionedFigure"/>
       </w:pPr>
       <w:r>
         <w:drawing>
           <wp:inline>
-            <wp:extent cx="5289283" cy="7714907"/>
+            <wp:extent cx="5334000" cy="1266446"/>
             <wp:effectExtent b="0" l="0" r="0" t="0"/>
-            <wp:docPr descr="Çalışma Kâğıdı 1" title="" id="25" name="Picture"/>
+            <wp:docPr descr="Beş vaka mekânı" title="" id="25" name="Picture"/>
             <a:graphic>
               <a:graphicData uri="http://schemas.openxmlformats.org/drawingml/2006/picture">
                 <pic:pic>
                   <pic:nvPicPr>
-                    <pic:cNvPr descr="sekil/calisma-kagidi-1.png" id="26" name="Picture"/>
+                    <pic:cNvPr descr="sekil/sekil-vaka-mekanlari.png" id="26" name="Picture"/>
                     <pic:cNvPicPr>
                       <a:picLocks noChangeArrowheads="1" noChangeAspect="1"/>
                     </pic:cNvPicPr>
                   </pic:nvPicPr>
                   <pic:blipFill>
                     <a:blip r:embed="rId24"/>
-                    <a:stretch>
-                      <a:fillRect/>
-                    </a:stretch>
-                  </pic:blipFill>
-                  <pic:spPr bwMode="auto">
-                    <a:xfrm>
-                      <a:off x="0" y="0"/>
-                      <a:ext cx="5289283" cy="7714907"/>
-                    </a:xfrm>
-                    <a:prstGeom prst="rect">
-                      <a:avLst/>
-                    </a:prstGeom>
-                    <a:noFill/>
-                    <a:ln w="9525">
-                      <a:noFill/>
-                      <a:headEnd/>
-                      <a:tailEnd/>
-                    </a:ln>
-                  </pic:spPr>
-                </pic:pic>
-              </a:graphicData>
-            </a:graphic>
-          </wp:inline>
-        </w:drawing>
-      </w:r>
-    </w:p>
-    <w:p>
-      <w:pPr>
-        <w:pStyle w:val="ImageCaption"/>
-      </w:pPr>
-      <w:r>
-        <w:t xml:space="preserve">Çalışma Kâğıdı 1</w:t>
-      </w:r>
-    </w:p>
-    <w:p>
-      <w:pPr>
-        <w:pStyle w:val="BodyText"/>
-      </w:pPr>
-      <w:r>
-        <w:rPr>
-          <w:bCs/>
-          <w:b/>
-        </w:rPr>
-        <w:t xml:space="preserve">Şekil 1.</w:t>
-      </w:r>
-      <w:r>
-        <w:t xml:space="preserve"> </w:t>
-      </w:r>
-      <w:r>
-        <w:t xml:space="preserve">Çalışma Kâğıdı 1 —</w:t>
-      </w:r>
-      <w:r>
-        <w:t xml:space="preserve"> </w:t>
-      </w:r>
-      <w:r>
-        <w:t xml:space="preserve">“</w:t>
-      </w:r>
-      <w:r>
-        <w:t xml:space="preserve">Bir Mağazayı Okumak: Bireysel Çalışma</w:t>
-      </w:r>
-      <w:r>
-        <w:t xml:space="preserve">”</w:t>
-      </w:r>
-      <w:r>
-        <w:t xml:space="preserve">. Kâğıt, mekânı beş katmanda okutur: ne satıyor ve kime, sergileme–dolaşım–satış nasıl çözülmüş, kullanıcı ne yapıyor ve ne hissediyor, beş duyu, markanın kimliği.</w:t>
-      </w:r>
-    </w:p>
-    <w:p>
-      <w:pPr>
-        <w:pStyle w:val="CaptionedFigure"/>
-      </w:pPr>
-      <w:r>
-        <w:drawing>
-          <wp:inline>
-            <wp:extent cx="5334000" cy="3770445"/>
-            <wp:effectExtent b="0" l="0" r="0" t="0"/>
-            <wp:docPr descr="Çalışma Kâğıdı 2" title="" id="28" name="Picture"/>
-            <a:graphic>
-              <a:graphicData uri="http://schemas.openxmlformats.org/drawingml/2006/picture">
-                <pic:pic>
-                  <pic:nvPicPr>
-                    <pic:cNvPr descr="sekil/calisma-kagidi-2.png" id="29" name="Picture"/>
-                    <pic:cNvPicPr>
-                      <a:picLocks noChangeArrowheads="1" noChangeAspect="1"/>
-                    </pic:cNvPicPr>
-                  </pic:nvPicPr>
-                  <pic:blipFill>
-                    <a:blip r:embed="rId27"/>
-                    <a:stretch>
-                      <a:fillRect/>
-                    </a:stretch>
-                  </pic:blipFill>
-                  <pic:spPr bwMode="auto">
-                    <a:xfrm>
-                      <a:off x="0" y="0"/>
-                      <a:ext cx="5334000" cy="3770445"/>
-                    </a:xfrm>
-                    <a:prstGeom prst="rect">
-                      <a:avLst/>
-                    </a:prstGeom>
-                    <a:noFill/>
-                    <a:ln w="9525">
-                      <a:noFill/>
-                      <a:headEnd/>
-                      <a:tailEnd/>
-                    </a:ln>
-                  </pic:spPr>
-                </pic:pic>
-              </a:graphicData>
-            </a:graphic>
-          </wp:inline>
-        </w:drawing>
-      </w:r>
-    </w:p>
-    <w:p>
-      <w:pPr>
-        <w:pStyle w:val="ImageCaption"/>
-      </w:pPr>
-      <w:r>
-        <w:t xml:space="preserve">Çalışma Kâğıdı 2</w:t>
-      </w:r>
-    </w:p>
-    <w:p>
-      <w:pPr>
-        <w:pStyle w:val="BodyText"/>
-      </w:pPr>
-      <w:r>
-        <w:rPr>
-          <w:bCs/>
-          <w:b/>
-        </w:rPr>
-        <w:t xml:space="preserve">Şekil 2.</w:t>
-      </w:r>
-      <w:r>
-        <w:t xml:space="preserve"> </w:t>
-      </w:r>
-      <w:r>
-        <w:t xml:space="preserve">Çalışma Kâğıdı 2 —</w:t>
-      </w:r>
-      <w:r>
-        <w:t xml:space="preserve"> </w:t>
-      </w:r>
-      <w:r>
-        <w:t xml:space="preserve">“</w:t>
-      </w:r>
-      <w:r>
-        <w:t xml:space="preserve">Grup Sentezi</w:t>
-      </w:r>
-      <w:r>
-        <w:t xml:space="preserve">”</w:t>
-      </w:r>
-      <w:r>
-        <w:t xml:space="preserve">. Bireysel okumalar dört başlıkta üçer ortak maddeye indirgenir; ikinci bölüm bu maddeleri tasarım kararlarıyla eşleştirir.</w:t>
-      </w:r>
-    </w:p>
-    <w:p>
-      <w:pPr>
-        <w:pStyle w:val="CaptionedFigure"/>
-      </w:pPr>
-      <w:r>
-        <w:drawing>
-          <wp:inline>
-            <wp:extent cx="5334000" cy="3743343"/>
-            <wp:effectExtent b="0" l="0" r="0" t="0"/>
-            <wp:docPr descr="Çalışma Kâğıdı 3" title="" id="31" name="Picture"/>
-            <a:graphic>
-              <a:graphicData uri="http://schemas.openxmlformats.org/drawingml/2006/picture">
-                <pic:pic>
-                  <pic:nvPicPr>
-                    <pic:cNvPr descr="sekil/calisma-kagidi-3.png" id="32" name="Picture"/>
-                    <pic:cNvPicPr>
-                      <a:picLocks noChangeArrowheads="1" noChangeAspect="1"/>
-                    </pic:cNvPicPr>
-                  </pic:nvPicPr>
-                  <pic:blipFill>
-                    <a:blip r:embed="rId30"/>
-                    <a:stretch>
-                      <a:fillRect/>
-                    </a:stretch>
-                  </pic:blipFill>
-                  <pic:spPr bwMode="auto">
-                    <a:xfrm>
-                      <a:off x="0" y="0"/>
-                      <a:ext cx="5334000" cy="3743343"/>
-                    </a:xfrm>
-                    <a:prstGeom prst="rect">
-                      <a:avLst/>
-                    </a:prstGeom>
-                    <a:noFill/>
-                    <a:ln w="9525">
-                      <a:noFill/>
-                      <a:headEnd/>
-                      <a:tailEnd/>
-                    </a:ln>
-                  </pic:spPr>
-                </pic:pic>
-              </a:graphicData>
-            </a:graphic>
-          </wp:inline>
-        </w:drawing>
-      </w:r>
-    </w:p>
-    <w:p>
-      <w:pPr>
-        <w:pStyle w:val="ImageCaption"/>
-      </w:pPr>
-      <w:r>
-        <w:t xml:space="preserve">Çalışma Kâğıdı 3</w:t>
-      </w:r>
-    </w:p>
-    <w:p>
-      <w:pPr>
-        <w:pStyle w:val="BodyText"/>
-      </w:pPr>
-      <w:r>
-        <w:rPr>
-          <w:bCs/>
-          <w:b/>
-        </w:rPr>
-        <w:t xml:space="preserve">Şekil 3.</w:t>
-      </w:r>
-      <w:r>
-        <w:t xml:space="preserve"> </w:t>
-      </w:r>
-      <w:r>
-        <w:t xml:space="preserve">Çalışma Kâğıdı 3 —</w:t>
-      </w:r>
-      <w:r>
-        <w:t xml:space="preserve"> </w:t>
-      </w:r>
-      <w:r>
-        <w:t xml:space="preserve">“</w:t>
-      </w:r>
-      <w:r>
-        <w:t xml:space="preserve">Marka Araştırması</w:t>
-      </w:r>
-      <w:r>
-        <w:t xml:space="preserve">”</w:t>
-      </w:r>
-      <w:r>
-        <w:t xml:space="preserve">. Üç aday marka yan yana çalışılır. Alt bölümdeki iki sütunlu tablo (</w:t>
-      </w:r>
-      <w:r>
-        <w:t xml:space="preserve">“</w:t>
-      </w:r>
-      <w:r>
-        <w:t xml:space="preserve">anahtar kelime → mekânsal tasarım kararı / öğesi</w:t>
-      </w:r>
-      <w:r>
-        <w:t xml:space="preserve">”</w:t>
-      </w:r>
-      <w:r>
-        <w:t xml:space="preserve">) bu araştırmanın inceleme birimini oluşturur.</w:t>
-      </w:r>
-    </w:p>
-    <w:p>
-      <w:pPr>
-        <w:pStyle w:val="BodyText"/>
-      </w:pPr>
-      <w:r>
-        <w:t xml:space="preserve">Çalışma Kâğıdı 1 için seçilen beş mekân, perakende tipolojisi ve atmosfer stratejisi bakımından bilinçli olarak farklılaştırılmıştır (Şekil 4, Tablo 2). Mekânlar öğrencilere marka adı verilmeksizin, yalnızca fotoğraf setleri hâlinde sunulmuş; kimliğin mekândan geriye doğru okunması istenmiştir. Farklılaştırma, atölyenin temel sorusunu beş ayrı atmosfer stratejisi üzerinden sınamayı amaçlamaktadır: renk, doku, strüktür, hammadde ve saydamlık, her biri bir başka mekânda baskın taşıyıcı konumundadır.</w:t>
-      </w:r>
-    </w:p>
-    <w:p>
-      <w:pPr>
-        <w:pStyle w:val="CaptionedFigure"/>
-      </w:pPr>
-      <w:r>
-        <w:drawing>
-          <wp:inline>
-            <wp:extent cx="5334000" cy="1266446"/>
-            <wp:effectExtent b="0" l="0" r="0" t="0"/>
-            <wp:docPr descr="Beş vaka mekânı" title="" id="34" name="Picture"/>
-            <a:graphic>
-              <a:graphicData uri="http://schemas.openxmlformats.org/drawingml/2006/picture">
-                <pic:pic>
-                  <pic:nvPicPr>
-                    <pic:cNvPr descr="sekil/sekil-vaka-mekanlari.png" id="35" name="Picture"/>
-                    <pic:cNvPicPr>
-                      <a:picLocks noChangeArrowheads="1" noChangeAspect="1"/>
-                    </pic:cNvPicPr>
-                  </pic:nvPicPr>
-                  <pic:blipFill>
-                    <a:blip r:embed="rId33"/>
                     <a:stretch>
                       <a:fillRect/>
                     </a:stretch>
@@ -1226,7 +979,7 @@
           <w:bCs/>
           <w:b/>
         </w:rPr>
-        <w:t xml:space="preserve">Şekil 4.</w:t>
+        <w:t xml:space="preserve">Şekil 1.</w:t>
       </w:r>
       <w:r>
         <w:t xml:space="preserve"> </w:t>
@@ -1491,8 +1244,8 @@
         </w:tc>
       </w:tr>
     </w:tbl>
-    <w:bookmarkEnd w:id="36"/>
-    <w:bookmarkStart w:id="37" w:name="veri-ve-analiz"/>
+    <w:bookmarkEnd w:id="27"/>
+    <w:bookmarkStart w:id="28" w:name="veri-ve-analiz"/>
     <w:p>
       <w:pPr>
         <w:pStyle w:val="Heading3"/>
@@ -1546,25 +1299,7 @@
         <w:pStyle w:val="BodyText"/>
       </w:pPr>
       <w:r>
-        <w:t xml:space="preserve">Veri, nitel içerik analizi ve bunu izleyen betimsel istatistikle incelenmiştir (Krippendorff 2019). Kategoriler veriden tümevarımla türetilmiş, ardından dersin izlencesindeki</w:t>
-      </w:r>
-      <w:r>
-        <w:t xml:space="preserve"> </w:t>
-      </w:r>
-      <w:r>
-        <w:t xml:space="preserve">“</w:t>
-      </w:r>
-      <w:r>
-        <w:t xml:space="preserve">çözülmesi zorunlu alanlar</w:t>
-      </w:r>
-      <w:r>
-        <w:t xml:space="preserve">”</w:t>
-      </w:r>
-      <w:r>
-        <w:t xml:space="preserve"> </w:t>
-      </w:r>
-      <w:r>
-        <w:t xml:space="preserve">listesi ve Stein ve Ramaseshan’ın (2016) temas noktası öğeleriyle çapraz denetlenmiştir. Dört eksende kodlama yapılmıştır.</w:t>
+        <w:t xml:space="preserve">Veri, nitel içerik analizi ve bunu izleyen betimsel istatistikle incelenmiştir (Krippendorff 2019). Dört eksende kodlama yapılmıştır.</w:t>
       </w:r>
     </w:p>
     <w:p>
@@ -1600,7 +1335,7 @@
         <w:t xml:space="preserve"> </w:t>
       </w:r>
       <w:r>
-        <w:t xml:space="preserve">alanında öğrencinin markayı neyin üzerinden tanımladığı; marka başına bir ya da iki etiketle, çok etiketli olarak kodlanmıştır (ör. zanaat ve el üretimi, yerellik ve kültürel köken, kendini ifade, sürdürülebilirlik ve etik üretim).</w:t>
+        <w:t xml:space="preserve">alanında öğrencinin markayı neyin üzerinden tanımladığı; marka başına bir ya da iki etiketle, çok etiketli olarak kodlanmıştır.</w:t>
       </w:r>
     </w:p>
     <w:p>
@@ -1618,7 +1353,7 @@
         <w:t xml:space="preserve"> </w:t>
       </w:r>
       <w:r>
-        <w:t xml:space="preserve">Marka başına üç kelime; sıklık dağılımı, tekrar oranı ve tematik kümeler üzerinden incelenmiştir.</w:t>
+        <w:t xml:space="preserve">Marka başına üç kelime; sıklık dağılımı ve tematik kümeler üzerinden incelenmiştir.</w:t>
       </w:r>
     </w:p>
     <w:p>
@@ -1630,49 +1365,13 @@
           <w:bCs/>
           <w:b/>
         </w:rPr>
-        <w:t xml:space="preserve">Kararın somutluğu.</w:t>
-      </w:r>
-      <w:r>
-        <w:t xml:space="preserve"> </w:t>
-      </w:r>
-      <w:r>
-        <w:t xml:space="preserve">Her marka önerisinin üç çeviri satırı birlikte değerlendirilerek, anahtar kelimenin mekânda ne ölçüde karşılık bulduğu üç grupta toplanmıştır (Tablo 3). Gruplar arasındaki ayrım, kararın çizilebilir olup olmamasına dayanmaktadır:</w:t>
-      </w:r>
-      <w:r>
-        <w:t xml:space="preserve"> </w:t>
-      </w:r>
-      <w:r>
-        <w:t xml:space="preserve">“</w:t>
-      </w:r>
-      <w:r>
-        <w:t xml:space="preserve">vitrin</w:t>
-      </w:r>
-      <w:r>
-        <w:t xml:space="preserve">”</w:t>
-      </w:r>
-      <w:r>
-        <w:t xml:space="preserve"> </w:t>
-      </w:r>
-      <w:r>
-        <w:t xml:space="preserve">bir öğe adıdır,</w:t>
-      </w:r>
-      <w:r>
-        <w:t xml:space="preserve"> </w:t>
-      </w:r>
-      <w:r>
-        <w:t xml:space="preserve">“</w:t>
-      </w:r>
-      <w:r>
-        <w:t xml:space="preserve">giriş aksında, arkasında çalışan çarkın görüldüğü tek parçalık vitrin</w:t>
-      </w:r>
-      <w:r>
-        <w:t xml:space="preserve">”</w:t>
-      </w:r>
-      <w:r>
-        <w:t xml:space="preserve"> </w:t>
-      </w:r>
-      <w:r>
-        <w:t xml:space="preserve">ise plana işlenebilen bir karardır.</w:t>
+        <w:t xml:space="preserve">Tasarım öğesi ailesi.</w:t>
+      </w:r>
+      <w:r>
+        <w:t xml:space="preserve"> </w:t>
+      </w:r>
+      <w:r>
+        <w:t xml:space="preserve">Her kararın hangi tasarım alanına değindiği, çok etiketli olarak kodlanmıştır: sergileme birimi; malzeme ve yüzey; aydınlatma; dolaşım ve plan kurgusu; grafik ve anlatı yüzeyi; üretim görünürlüğü; kişiselleştirme ve etkileşim istasyonu; dijital ve teknoloji; renk; oturma ve dinlenme; koku, ses ve duyusal donatı; giriş ve marka eşiği; satış ve kasa bölgesi. Son iki aile yalnızca karar metninde açıkça geçtiğinde kodlanmış, diğer alanlardan türetilmemiştir.</w:t>
       </w:r>
     </w:p>
     <w:p>
@@ -1684,7 +1383,25 @@
           <w:bCs/>
           <w:b/>
         </w:rPr>
-        <w:t xml:space="preserve">Tablo 3. Kararların somutluğuna göre üç grup</w:t>
+        <w:t xml:space="preserve">Servicescape boyutu.</w:t>
+      </w:r>
+      <w:r>
+        <w:t xml:space="preserve"> </w:t>
+      </w:r>
+      <w:r>
+        <w:t xml:space="preserve">Tasarım öğesi aileleri, Bitner’ın (1992) üç boyutuna eşlenmiştir (Tablo 3). Bu eşleme, kararların yalnızca hangi öğeye değindiğini değil, bütüncül bir perakende ortamının hangi katmanlarını kurduğunu görmeyi sağlar.</w:t>
+      </w:r>
+    </w:p>
+    <w:p>
+      <w:pPr>
+        <w:pStyle w:val="BodyText"/>
+      </w:pPr>
+      <w:r>
+        <w:rPr>
+          <w:bCs/>
+          <w:b/>
+        </w:rPr>
+        <w:t xml:space="preserve">Tablo 3. Tasarım öğesi ailelerinin servicescape boyutlarına eşlenmesi</w:t>
       </w:r>
     </w:p>
     <w:tbl>
@@ -1695,9 +1412,8 @@
         <w:jc w:val="start"/>
       </w:tblPr>
       <w:tblGrid>
-        <w:gridCol w:w="2640"/>
-        <w:gridCol w:w="2640"/>
-        <w:gridCol w:w="2640"/>
+        <w:gridCol w:w="3960"/>
+        <w:gridCol w:w="3960"/>
       </w:tblGrid>
       <w:tr>
         <w:trPr>
@@ -1711,31 +1427,19 @@
               <w:jc w:val="left"/>
             </w:pPr>
             <w:r>
-              <w:t xml:space="preserve">Grup</w:t>
-            </w:r>
-          </w:p>
-        </w:tc>
-        <w:tc>
-          <w:tcPr/>
-          <w:p>
-            <w:pPr>
-              <w:pStyle w:val="Compact"/>
-              <w:jc w:val="left"/>
-            </w:pPr>
-            <w:r>
-              <w:t xml:space="preserve">Ölçüt</w:t>
-            </w:r>
-          </w:p>
-        </w:tc>
-        <w:tc>
-          <w:tcPr/>
-          <w:p>
-            <w:pPr>
-              <w:pStyle w:val="Compact"/>
-              <w:jc w:val="left"/>
-            </w:pPr>
-            <w:r>
-              <w:t xml:space="preserve">Veriden örnek</w:t>
+              <w:t xml:space="preserve">Servicescape boyutu (Bitner 1992)</w:t>
+            </w:r>
+          </w:p>
+        </w:tc>
+        <w:tc>
+          <w:tcPr/>
+          <w:p>
+            <w:pPr>
+              <w:pStyle w:val="Compact"/>
+              <w:jc w:val="left"/>
+            </w:pPr>
+            <w:r>
+              <w:t xml:space="preserve">Bu araştırmadaki tasarım öğesi aileleri</w:t>
             </w:r>
           </w:p>
         </w:tc>
@@ -1753,82 +1457,19 @@
                 <w:bCs/>
                 <w:b/>
               </w:rPr>
-              <w:t xml:space="preserve">Sıfatta kalan</w:t>
-            </w:r>
-          </w:p>
-        </w:tc>
-        <w:tc>
-          <w:tcPr/>
-          <w:p>
-            <w:pPr>
-              <w:pStyle w:val="Compact"/>
-              <w:jc w:val="left"/>
-            </w:pPr>
-            <w:r>
-              <w:t xml:space="preserve">Anahtar kelime başka bir sıfatla karşılanmış; çizilecek bir şey yok</w:t>
-            </w:r>
-          </w:p>
-        </w:tc>
-        <w:tc>
-          <w:tcPr/>
-          <w:p>
-            <w:pPr>
-              <w:pStyle w:val="Compact"/>
-              <w:jc w:val="left"/>
-            </w:pPr>
-            <w:r>
-              <w:t xml:space="preserve">“</w:t>
-            </w:r>
-            <w:r>
-              <w:t xml:space="preserve">Sade ve estetik</w:t>
-            </w:r>
-            <w:r>
-              <w:t xml:space="preserve">”</w:t>
-            </w:r>
-            <w:r>
-              <w:t xml:space="preserve">;</w:t>
-            </w:r>
-            <w:r>
-              <w:t xml:space="preserve"> </w:t>
-            </w:r>
-            <w:r>
-              <w:t xml:space="preserve">“</w:t>
-            </w:r>
-            <w:r>
-              <w:t xml:space="preserve">Doğayı mekânda hissedebilmeli</w:t>
-            </w:r>
-            <w:r>
-              <w:t xml:space="preserve">”</w:t>
-            </w:r>
-            <w:r>
-              <w:t xml:space="preserve">;</w:t>
-            </w:r>
-            <w:r>
-              <w:t xml:space="preserve"> </w:t>
-            </w:r>
-            <w:r>
-              <w:t xml:space="preserve">“</w:t>
-            </w:r>
-            <w:r>
-              <w:t xml:space="preserve">Ferah dolaşım alanları</w:t>
-            </w:r>
-            <w:r>
-              <w:t xml:space="preserve">”</w:t>
-            </w:r>
-            <w:r>
-              <w:t xml:space="preserve">;</w:t>
-            </w:r>
-            <w:r>
-              <w:t xml:space="preserve"> </w:t>
-            </w:r>
-            <w:r>
-              <w:t xml:space="preserve">“</w:t>
-            </w:r>
-            <w:r>
-              <w:t xml:space="preserve">Güncel modaya uygun</w:t>
-            </w:r>
-            <w:r>
-              <w:t xml:space="preserve">”</w:t>
+              <w:t xml:space="preserve">Ortam koşulları</w:t>
+            </w:r>
+          </w:p>
+        </w:tc>
+        <w:tc>
+          <w:tcPr/>
+          <w:p>
+            <w:pPr>
+              <w:pStyle w:val="Compact"/>
+              <w:jc w:val="left"/>
+            </w:pPr>
+            <w:r>
+              <w:t xml:space="preserve">Aydınlatma · renk · koku, ses ve duyusal donatı</w:t>
             </w:r>
           </w:p>
         </w:tc>
@@ -1846,82 +1487,19 @@
                 <w:bCs/>
                 <w:b/>
               </w:rPr>
-              <w:t xml:space="preserve">Öğe adlandıran</w:t>
-            </w:r>
-          </w:p>
-        </w:tc>
-        <w:tc>
-          <w:tcPr/>
-          <w:p>
-            <w:pPr>
-              <w:pStyle w:val="Compact"/>
-              <w:jc w:val="left"/>
-            </w:pPr>
-            <w:r>
-              <w:t xml:space="preserve">Bir tasarım öğesi adlandırılmış, ama mekândaki yeri söylenmemiş</w:t>
-            </w:r>
-          </w:p>
-        </w:tc>
-        <w:tc>
-          <w:tcPr/>
-          <w:p>
-            <w:pPr>
-              <w:pStyle w:val="Compact"/>
-              <w:jc w:val="left"/>
-            </w:pPr>
-            <w:r>
-              <w:t xml:space="preserve">“</w:t>
-            </w:r>
-            <w:r>
-              <w:t xml:space="preserve">Ahşap raflar</w:t>
-            </w:r>
-            <w:r>
-              <w:t xml:space="preserve">”</w:t>
-            </w:r>
-            <w:r>
-              <w:t xml:space="preserve">;</w:t>
-            </w:r>
-            <w:r>
-              <w:t xml:space="preserve"> </w:t>
-            </w:r>
-            <w:r>
-              <w:t xml:space="preserve">“</w:t>
-            </w:r>
-            <w:r>
-              <w:t xml:space="preserve">Ray spot aydınlatma</w:t>
-            </w:r>
-            <w:r>
-              <w:t xml:space="preserve">”</w:t>
-            </w:r>
-            <w:r>
-              <w:t xml:space="preserve">;</w:t>
-            </w:r>
-            <w:r>
-              <w:t xml:space="preserve"> </w:t>
-            </w:r>
-            <w:r>
-              <w:t xml:space="preserve">“</w:t>
-            </w:r>
-            <w:r>
-              <w:t xml:space="preserve">Açık raf düzeni</w:t>
-            </w:r>
-            <w:r>
-              <w:t xml:space="preserve">”</w:t>
-            </w:r>
-            <w:r>
-              <w:t xml:space="preserve">;</w:t>
-            </w:r>
-            <w:r>
-              <w:t xml:space="preserve"> </w:t>
-            </w:r>
-            <w:r>
-              <w:t xml:space="preserve">“</w:t>
-            </w:r>
-            <w:r>
-              <w:t xml:space="preserve">Nötr renk paleti</w:t>
-            </w:r>
-            <w:r>
-              <w:t xml:space="preserve">”</w:t>
+              <w:t xml:space="preserve">Mekânsal yerleşim ve işlevsellik</w:t>
+            </w:r>
+          </w:p>
+        </w:tc>
+        <w:tc>
+          <w:tcPr/>
+          <w:p>
+            <w:pPr>
+              <w:pStyle w:val="Compact"/>
+              <w:jc w:val="left"/>
+            </w:pPr>
+            <w:r>
+              <w:t xml:space="preserve">Sergileme birimi · dolaşım ve plan kurgusu · oturma ve dinlenme · kişiselleştirme ve etkileşim istasyonu · dijital ve teknoloji · giriş ve marka eşiği · satış ve kasa bölgesi</w:t>
             </w:r>
           </w:p>
         </w:tc>
@@ -1939,67 +1517,19 @@
                 <w:bCs/>
                 <w:b/>
               </w:rPr>
-              <w:t xml:space="preserve">Mekânda yer tutan</w:t>
-            </w:r>
-          </w:p>
-        </w:tc>
-        <w:tc>
-          <w:tcPr/>
-          <w:p>
-            <w:pPr>
-              <w:pStyle w:val="Compact"/>
-              <w:jc w:val="left"/>
-            </w:pPr>
-            <w:r>
-              <w:t xml:space="preserve">Öğe bir konuma, ilişkiye ya da ölçüye bağlanmış</w:t>
-            </w:r>
-          </w:p>
-        </w:tc>
-        <w:tc>
-          <w:tcPr/>
-          <w:p>
-            <w:pPr>
-              <w:pStyle w:val="Compact"/>
-              <w:jc w:val="left"/>
-            </w:pPr>
-            <w:r>
-              <w:t xml:space="preserve">“</w:t>
-            </w:r>
-            <w:r>
-              <w:t xml:space="preserve">Camlı atölye duvarı ve açık kuruma rafı</w:t>
-            </w:r>
-            <w:r>
-              <w:t xml:space="preserve">”</w:t>
-            </w:r>
-            <w:r>
-              <w:t xml:space="preserve">;</w:t>
-            </w:r>
-            <w:r>
-              <w:t xml:space="preserve"> </w:t>
-            </w:r>
-            <w:r>
-              <w:t xml:space="preserve">“</w:t>
-            </w:r>
-            <w:r>
-              <w:t xml:space="preserve">Ana giriş hizasında hızlı erişimli interaktif sipariş kioskları</w:t>
-            </w:r>
-            <w:r>
-              <w:t xml:space="preserve">”</w:t>
-            </w:r>
-            <w:r>
-              <w:t xml:space="preserve">;</w:t>
-            </w:r>
-            <w:r>
-              <w:t xml:space="preserve"> </w:t>
-            </w:r>
-            <w:r>
-              <w:t xml:space="preserve">“</w:t>
-            </w:r>
-            <w:r>
-              <w:t xml:space="preserve">Rafların arkasında sarı ışıkla birlikte perde kullanımı</w:t>
-            </w:r>
-            <w:r>
-              <w:t xml:space="preserve">”</w:t>
+              <w:t xml:space="preserve">İşaretler, simgeler ve eserler</w:t>
+            </w:r>
+          </w:p>
+        </w:tc>
+        <w:tc>
+          <w:tcPr/>
+          <w:p>
+            <w:pPr>
+              <w:pStyle w:val="Compact"/>
+              <w:jc w:val="left"/>
+            </w:pPr>
+            <w:r>
+              <w:t xml:space="preserve">Malzeme ve yüzey · grafik ve anlatı yüzeyi · üretim görünürlüğü</w:t>
             </w:r>
           </w:p>
         </w:tc>
@@ -2010,17 +1540,7 @@
         <w:pStyle w:val="BodyText"/>
       </w:pPr>
       <w:r>
-        <w:rPr>
-          <w:bCs/>
-          <w:b/>
-        </w:rPr>
-        <w:t xml:space="preserve">Tasarım aygıtı ailesi.</w:t>
-      </w:r>
-      <w:r>
-        <w:t xml:space="preserve"> </w:t>
-      </w:r>
-      <w:r>
-        <w:t xml:space="preserve">Kararın hangi tasarım alanına değindiği, çok etiketli olarak kodlanmıştır: sergileme birimi; malzeme ve yüzey; aydınlatma; dolaşım ve plan kurgusu; grafik ve anlatı yüzeyi; üretim görünürlüğü; kişiselleştirme ve etkileşim istasyonu; dijital ve teknoloji; renk; oturma ve dinlenme; koku, ses ve duyusal donatı. Marka önerileri ayrıca ürün kategorisi, menşe ve ölçek bakımından kodlanmıştır.</w:t>
+        <w:t xml:space="preserve">Son olarak kararlar, dersin brifindeki sekiz zorunlu alanla karşılaştırılmıştır. Marka önerileri ayrıca ürün kategorisi, menşe ve ölçek bakımından kodlanmıştır.</w:t>
       </w:r>
     </w:p>
     <w:p>
@@ -2030,9 +1550,9 @@
         </w:pict>
       </w:r>
     </w:p>
-    <w:bookmarkEnd w:id="37"/>
-    <w:bookmarkEnd w:id="38"/>
-    <w:bookmarkStart w:id="63" w:name="bulgular"/>
+    <w:bookmarkEnd w:id="28"/>
+    <w:bookmarkEnd w:id="29"/>
+    <w:bookmarkStart w:id="72" w:name="bulgular"/>
     <w:p>
       <w:pPr>
         <w:pStyle w:val="Heading2"/>
@@ -2041,7 +1561,7 @@
         <w:t xml:space="preserve">4. Bulgular</w:t>
       </w:r>
     </w:p>
-    <w:bookmarkStart w:id="39" w:name="mekândan-kimliğe-mağazayı-okumak"/>
+    <w:bookmarkStart w:id="36" w:name="mekândan-kimliğe-mağazayı-okumak"/>
     <w:p>
       <w:pPr>
         <w:pStyle w:val="Heading3"/>
@@ -2055,7 +1575,161 @@
         <w:pStyle w:val="FirstParagraph"/>
       </w:pPr>
       <w:r>
-        <w:t xml:space="preserve">Grup sentezleri, farklı bireysel okumaların ortak bir sözlükte buluşma kapasitesini göstermektedir (Tablo 4). Dört grubun tamamı atmosfer okumasını üç sıfata indirgemeyi başarmıştır.</w:t>
+        <w:t xml:space="preserve">Çalışma Kâğıdı 1, mekânı katman katman okutur: önce ne satıldığı ve kime satıldığı, ardından sergileme, dolaşım ve satışın nasıl çözüldüğü, sonra atmosferin üç kelimeyle tanımlanması (Şekil 2). Bu sıralama, öğrenciyi doğrudan estetik yargıdan uzaklaştırıp mekânı bir işleyiş olarak görmeye zorlar.</w:t>
+      </w:r>
+    </w:p>
+    <w:p>
+      <w:pPr>
+        <w:pStyle w:val="CaptionedFigure"/>
+      </w:pPr>
+      <w:r>
+        <w:drawing>
+          <wp:inline>
+            <wp:extent cx="5334000" cy="2563856"/>
+            <wp:effectExtent b="0" l="0" r="0" t="0"/>
+            <wp:docPr descr="Çalışma Kâğıdı 1, mekânsal analiz bölümü" title="" id="31" name="Picture"/>
+            <a:graphic>
+              <a:graphicData uri="http://schemas.openxmlformats.org/drawingml/2006/picture">
+                <pic:pic>
+                  <pic:nvPicPr>
+                    <pic:cNvPr descr="sekil/ck1-mekansal-analiz.png" id="32" name="Picture"/>
+                    <pic:cNvPicPr>
+                      <a:picLocks noChangeArrowheads="1" noChangeAspect="1"/>
+                    </pic:cNvPicPr>
+                  </pic:nvPicPr>
+                  <pic:blipFill>
+                    <a:blip r:embed="rId30"/>
+                    <a:stretch>
+                      <a:fillRect/>
+                    </a:stretch>
+                  </pic:blipFill>
+                  <pic:spPr bwMode="auto">
+                    <a:xfrm>
+                      <a:off x="0" y="0"/>
+                      <a:ext cx="5334000" cy="2563856"/>
+                    </a:xfrm>
+                    <a:prstGeom prst="rect">
+                      <a:avLst/>
+                    </a:prstGeom>
+                    <a:noFill/>
+                    <a:ln w="9525">
+                      <a:noFill/>
+                      <a:headEnd/>
+                      <a:tailEnd/>
+                    </a:ln>
+                  </pic:spPr>
+                </pic:pic>
+              </a:graphicData>
+            </a:graphic>
+          </wp:inline>
+        </w:drawing>
+      </w:r>
+    </w:p>
+    <w:p>
+      <w:pPr>
+        <w:pStyle w:val="ImageCaption"/>
+      </w:pPr>
+      <w:r>
+        <w:t xml:space="preserve">Çalışma Kâğıdı 1, mekânsal analiz bölümü</w:t>
+      </w:r>
+    </w:p>
+    <w:p>
+      <w:pPr>
+        <w:pStyle w:val="BodyText"/>
+      </w:pPr>
+      <w:r>
+        <w:rPr>
+          <w:bCs/>
+          <w:b/>
+        </w:rPr>
+        <w:t xml:space="preserve">Şekil 2.</w:t>
+      </w:r>
+      <w:r>
+        <w:t xml:space="preserve"> </w:t>
+      </w:r>
+      <w:r>
+        <w:t xml:space="preserve">Çalışma Kâğıdı 1’in ilk iki bölümü: mekânın kime hitap ettiği ve sergileme–dolaşım–satış kurgusunun nasıl çözüldüğü sorulur.</w:t>
+      </w:r>
+    </w:p>
+    <w:p>
+      <w:pPr>
+        <w:pStyle w:val="BodyText"/>
+      </w:pPr>
+      <w:r>
+        <w:t xml:space="preserve">Grup sentezleri, farklı bireysel okumaların ortak bir sözlükte buluşma kapasitesini göstermektedir (Şekil 3, Tablo 4). Dört grubun tamamı atmosfer okumasını üç sıfata indirgemeyi başarmıştır.</w:t>
+      </w:r>
+    </w:p>
+    <w:p>
+      <w:pPr>
+        <w:pStyle w:val="CaptionedFigure"/>
+      </w:pPr>
+      <w:r>
+        <w:drawing>
+          <wp:inline>
+            <wp:extent cx="5334000" cy="718867"/>
+            <wp:effectExtent b="0" l="0" r="0" t="0"/>
+            <wp:docPr descr="Çalışma Kâğıdı 2, ortak okumalar bölümü" title="" id="34" name="Picture"/>
+            <a:graphic>
+              <a:graphicData uri="http://schemas.openxmlformats.org/drawingml/2006/picture">
+                <pic:pic>
+                  <pic:nvPicPr>
+                    <pic:cNvPr descr="sekil/ck2-ortak-okumalar.png" id="35" name="Picture"/>
+                    <pic:cNvPicPr>
+                      <a:picLocks noChangeArrowheads="1" noChangeAspect="1"/>
+                    </pic:cNvPicPr>
+                  </pic:nvPicPr>
+                  <pic:blipFill>
+                    <a:blip r:embed="rId33"/>
+                    <a:stretch>
+                      <a:fillRect/>
+                    </a:stretch>
+                  </pic:blipFill>
+                  <pic:spPr bwMode="auto">
+                    <a:xfrm>
+                      <a:off x="0" y="0"/>
+                      <a:ext cx="5334000" cy="718867"/>
+                    </a:xfrm>
+                    <a:prstGeom prst="rect">
+                      <a:avLst/>
+                    </a:prstGeom>
+                    <a:noFill/>
+                    <a:ln w="9525">
+                      <a:noFill/>
+                      <a:headEnd/>
+                      <a:tailEnd/>
+                    </a:ln>
+                  </pic:spPr>
+                </pic:pic>
+              </a:graphicData>
+            </a:graphic>
+          </wp:inline>
+        </w:drawing>
+      </w:r>
+    </w:p>
+    <w:p>
+      <w:pPr>
+        <w:pStyle w:val="ImageCaption"/>
+      </w:pPr>
+      <w:r>
+        <w:t xml:space="preserve">Çalışma Kâğıdı 2, ortak okumalar bölümü</w:t>
+      </w:r>
+    </w:p>
+    <w:p>
+      <w:pPr>
+        <w:pStyle w:val="BodyText"/>
+      </w:pPr>
+      <w:r>
+        <w:rPr>
+          <w:bCs/>
+          <w:b/>
+        </w:rPr>
+        <w:t xml:space="preserve">Şekil 3.</w:t>
+      </w:r>
+      <w:r>
+        <w:t xml:space="preserve"> </w:t>
+      </w:r>
+      <w:r>
+        <w:t xml:space="preserve">Çalışma Kâğıdı 2’nin ilk bölümü: grup, bireysel okumaları dört başlıkta üçer ortak maddeye indirger.</w:t>
       </w:r>
     </w:p>
     <w:p>
@@ -2426,7 +2100,7 @@
         <w:pStyle w:val="BodyText"/>
       </w:pPr>
       <w:r>
-        <w:t xml:space="preserve">Grup sentezlerinin ikinci bölümü, belirlenen üç anahtar kelimeyi tasarım kararlarıyla eşleştirmeyi istemektedir; yani Çalışma Kâğıdı 3’teki çevirinin grup ölçeğindeki provasıdır. Burada üretilen kararlar bireysel çalışmaya kıyasla belirgin biçimde daha somuttur. Mekân 2 grubu</w:t>
+        <w:t xml:space="preserve">Grup aşamasında üretilen kararlar, bireysel çalışmaya kıyasla belirgin biçimde daha somuttur. Mekân 2 grubu</w:t>
       </w:r>
       <w:r>
         <w:t xml:space="preserve"> </w:t>
@@ -2498,15 +2172,7 @@
         <w:t xml:space="preserve"> </w:t>
       </w:r>
       <w:r>
-        <w:t xml:space="preserve">olarak tanımlamıştır. Her iki karar da öğeyi mekândaki bir konuma ve bir harekete bağlamaktadır.</w:t>
-      </w:r>
-    </w:p>
-    <w:p>
-      <w:pPr>
-        <w:pStyle w:val="BodyText"/>
-      </w:pPr>
-      <w:r>
-        <w:t xml:space="preserve">Grupların beşinci bölümde ürettiği öneriler de aynı yönde çalışmaktadır. Mekân 1 grubu</w:t>
+        <w:t xml:space="preserve">olarak tanımlamıştır. Her iki karar da öğeyi mekândaki bir konuma ve bir harekete bağlamaktadır. Grupların öneri bölümünde de aynı somutluk sürmektedir:</w:t>
       </w:r>
       <w:r>
         <w:t xml:space="preserve"> </w:t>
@@ -2524,7 +2190,7 @@
         <w:t xml:space="preserve"> </w:t>
       </w:r>
       <w:r>
-        <w:t xml:space="preserve">diyerek doğrudan ergonomi ve yerleşim diline geçmiş; Mekân 3 grubu</w:t>
+        <w:t xml:space="preserve">ya da</w:t>
       </w:r>
       <w:r>
         <w:t xml:space="preserve"> </w:t>
@@ -2539,22 +2205,19 @@
         <w:t xml:space="preserve">”</w:t>
       </w:r>
       <w:r>
-        <w:t xml:space="preserve"> </w:t>
-      </w:r>
-      <w:r>
-        <w:t xml:space="preserve">demiştir. Eleştiri kipinin öneri kipinden daha somut sonuç verdiği görülmektedir: öğrenciler mevcut bir mekânı yargılarken ölçü, konum ve yükseklik gibi kavramlara kendiliğinden başvurmaktadır.</w:t>
-      </w:r>
-    </w:p>
-    <w:p>
-      <w:pPr>
-        <w:pStyle w:val="BodyText"/>
-      </w:pPr>
-      <w:r>
-        <w:t xml:space="preserve">Bu bulgular atölyenin ilk iki aşamasının amacına ulaştığını göstermektedir. Önlerinde okunacak bir mekân bulunduğu sürece öğrenciler kimliği mekândan çıkarabilmekte, ortak bir sözlüğe indirgeyebilmekte ve bu sözlüğü eleştirel biçimde sınayabilmektedir. Asıl güçlük bir sonraki adımdadır — okunan mekân ortadan kalkıp yerine yalnızca bir marka ve bir kelime kaldığında.</w:t>
-      </w:r>
-    </w:p>
-    <w:bookmarkEnd w:id="39"/>
-    <w:bookmarkStart w:id="43" w:name="hangi-markalar-seçildi"/>
+        <w:t xml:space="preserve">. Öğrenciler mevcut bir mekânı yargılarken ölçü, konum ve yükseklik gibi kavramlara kendiliğinden başvurmaktadır.</w:t>
+      </w:r>
+    </w:p>
+    <w:p>
+      <w:pPr>
+        <w:pStyle w:val="BodyText"/>
+      </w:pPr>
+      <w:r>
+        <w:t xml:space="preserve">Bu bulgular atölyenin ilk iki aşamasının amacına ulaştığını göstermektedir. Önlerinde okunacak bir mekân bulunduğu sürece öğrenciler kimliği mekândan çıkarabilmekte, ortak bir sözlüğe indirgeyebilmekte ve bu sözlüğü eleştirel biçimde sınayabilmektedir. Asıl güçlük bir sonraki adımdadır — okunan mekân ortadan kalkıp yerine yalnızca bir marka kaldığında.</w:t>
+      </w:r>
+    </w:p>
+    <w:bookmarkEnd w:id="36"/>
+    <w:bookmarkStart w:id="40" w:name="hangi-markalar-seçildi"/>
     <w:p>
       <w:pPr>
         <w:pStyle w:val="Heading3"/>
@@ -2568,7 +2231,7 @@
         <w:pStyle w:val="FirstParagraph"/>
       </w:pPr>
       <w:r>
-        <w:t xml:space="preserve">Yetmiş beş marka önerisinin ürün kategorisi dağılımı belirgin biçimde yoğunlaşmıştır (Şekil 5). İlk dört kategori — giyim, ev ve yaşam ürünleri, takı ve mücevher, parfüm ve koku — önerilerin %64’ünü oluşturmaktadır.</w:t>
+        <w:t xml:space="preserve">Yetmiş beş marka önerisinin ürün kategorisi dağılımı belirgin biçimde yoğunlaşmıştır (Şekil 4). İlk dört kategori — giyim, ev ve yaşam ürünleri, takı ve mücevher, parfüm ve koku — önerilerin %64’ünü oluşturmaktadır.</w:t>
       </w:r>
     </w:p>
     <w:p>
@@ -2580,18 +2243,18 @@
           <wp:inline>
             <wp:extent cx="5334000" cy="4174434"/>
             <wp:effectExtent b="0" l="0" r="0" t="0"/>
-            <wp:docPr descr="Ürün kategorisi dağılımı" title="" id="41" name="Picture"/>
+            <wp:docPr descr="Ürün kategorisi dağılımı" title="" id="38" name="Picture"/>
             <a:graphic>
               <a:graphicData uri="http://schemas.openxmlformats.org/drawingml/2006/picture">
                 <pic:pic>
                   <pic:nvPicPr>
-                    <pic:cNvPr descr="sekil/sekil-urun-kategorisi.png" id="42" name="Picture"/>
+                    <pic:cNvPr descr="sekil/sekil-urun-kategorisi.png" id="39" name="Picture"/>
                     <pic:cNvPicPr>
                       <a:picLocks noChangeArrowheads="1" noChangeAspect="1"/>
                     </pic:cNvPicPr>
                   </pic:nvPicPr>
                   <pic:blipFill>
-                    <a:blip r:embed="rId40"/>
+                    <a:blip r:embed="rId37"/>
                     <a:stretch>
                       <a:fillRect/>
                     </a:stretch>
@@ -2635,195 +2298,218 @@
           <w:bCs/>
           <w:b/>
         </w:rPr>
+        <w:t xml:space="preserve">Şekil 4.</w:t>
+      </w:r>
+      <w:r>
+        <w:t xml:space="preserve"> </w:t>
+      </w:r>
+      <w:r>
+        <w:t xml:space="preserve">Önerilen markaların ürün kategorisi dağılımı.</w:t>
+      </w:r>
+    </w:p>
+    <w:p>
+      <w:pPr>
+        <w:pStyle w:val="BodyText"/>
+      </w:pPr>
+      <w:r>
+        <w:t xml:space="preserve">Bu yoğunlaşma atölye sunumunda verilen ürün grubu listesiyle uyumludur; ancak listenin daha az temsil edilen uçlarının (halı ve kilim, bisiklet, seramik) neredeyse hiç seçilmediğini de göstermektedir. Öğrenciler kendi tüketim deneyimlerine en yakın kategorilere yönelmektedir.</w:t>
+      </w:r>
+    </w:p>
+    <w:p>
+      <w:pPr>
+        <w:pStyle w:val="BodyText"/>
+      </w:pPr>
+      <w:r>
+        <w:t xml:space="preserve">Markaların %74,7’si Türkiye menşelidir; bu,</w:t>
+      </w:r>
+      <w:r>
+        <w:t xml:space="preserve"> </w:t>
+      </w:r>
+      <w:r>
+        <w:t xml:space="preserve">“</w:t>
+      </w:r>
+      <w:r>
+        <w:t xml:space="preserve">az bilinen marka</w:t>
+      </w:r>
+      <w:r>
+        <w:t xml:space="preserve">”</w:t>
+      </w:r>
+      <w:r>
+        <w:t xml:space="preserve"> </w:t>
+      </w:r>
+      <w:r>
+        <w:t xml:space="preserve">kısıtının yerel bağımsız markaları görünür kıldığını göstermektedir. Önerilerin %81,3’ü niş-bağımsız ölçektedir, yani brifin temel kısıtına uyulmuştur. Buna karşılık yedi öğrenci (%28) en az bir yerleşik kurumsal marka önermiştir. Bu sapma briften kopuş olarak değil, bir okuma güçlüğü olarak yorumlanmalıdır:</w:t>
+      </w:r>
+      <w:r>
+        <w:t xml:space="preserve"> </w:t>
+      </w:r>
+      <w:r>
+        <w:t xml:space="preserve">“</w:t>
+      </w:r>
+      <w:r>
+        <w:t xml:space="preserve">az bilinen</w:t>
+      </w:r>
+      <w:r>
+        <w:t xml:space="preserve">”</w:t>
+      </w:r>
+      <w:r>
+        <w:t xml:space="preserve"> </w:t>
+      </w:r>
+      <w:r>
+        <w:t xml:space="preserve">ile</w:t>
+      </w:r>
+      <w:r>
+        <w:t xml:space="preserve"> </w:t>
+      </w:r>
+      <w:r>
+        <w:t xml:space="preserve">“</w:t>
+      </w:r>
+      <w:r>
+        <w:t xml:space="preserve">benim bilmediğim</w:t>
+      </w:r>
+      <w:r>
+        <w:t xml:space="preserve">”</w:t>
+      </w:r>
+      <w:r>
+        <w:t xml:space="preserve"> </w:t>
+      </w:r>
+      <w:r>
+        <w:t xml:space="preserve">arasındaki fark öğrenciler için her zaman açık değildir ve brifin bu kısıtı ölçütlendirilmeye muhtaçtır.</w:t>
+      </w:r>
+    </w:p>
+    <w:bookmarkEnd w:id="40"/>
+    <w:bookmarkStart w:id="47" w:name="marka-neyin-üzerinden-okundu"/>
+    <w:p>
+      <w:pPr>
+        <w:pStyle w:val="Heading3"/>
+      </w:pPr>
+      <w:r>
+        <w:t xml:space="preserve">4.3. Marka neyin üzerinden okundu</w:t>
+      </w:r>
+    </w:p>
+    <w:p>
+      <w:pPr>
+        <w:pStyle w:val="FirstParagraph"/>
+      </w:pPr>
+      <w:r>
+        <w:t xml:space="preserve">Çalışma Kâğıdı 3’ün ilk bölümü, markayı dört soruyla açar: ne satıyor, kim satın alıyor, neye önem veriyor, kişiliği hangi üç kelimeyle tanımlanır (Şekil 5). Bunlardan</w:t>
+      </w:r>
+      <w:r>
+        <w:t xml:space="preserve"> </w:t>
+      </w:r>
+      <w:r>
+        <w:t xml:space="preserve">“</w:t>
+      </w:r>
+      <w:r>
+        <w:t xml:space="preserve">değer / hikâye</w:t>
+      </w:r>
+      <w:r>
+        <w:t xml:space="preserve">”</w:t>
+      </w:r>
+      <w:r>
+        <w:t xml:space="preserve"> </w:t>
+      </w:r>
+      <w:r>
+        <w:t xml:space="preserve">alanı, öğrencinin markayı hangi eksenden tanımladığını gösterir ve bu bakımdan tüm çevirinin başlangıç noktasıdır. Bir markayı zanaat ekseninden okuyan öğrenci farklı bir mekân kuracak, erişilebilirlik ekseninden okuyan başka bir mekân kuracaktır.</w:t>
+      </w:r>
+    </w:p>
+    <w:p>
+      <w:pPr>
+        <w:pStyle w:val="CaptionedFigure"/>
+      </w:pPr>
+      <w:r>
+        <w:drawing>
+          <wp:inline>
+            <wp:extent cx="5334000" cy="3398274"/>
+            <wp:effectExtent b="0" l="0" r="0" t="0"/>
+            <wp:docPr descr="Çalışma Kâğıdı 3, markayı anlamak bölümü" title="" id="42" name="Picture"/>
+            <a:graphic>
+              <a:graphicData uri="http://schemas.openxmlformats.org/drawingml/2006/picture">
+                <pic:pic>
+                  <pic:nvPicPr>
+                    <pic:cNvPr descr="sekil/ck3-markayi-anlamak.png" id="43" name="Picture"/>
+                    <pic:cNvPicPr>
+                      <a:picLocks noChangeArrowheads="1" noChangeAspect="1"/>
+                    </pic:cNvPicPr>
+                  </pic:nvPicPr>
+                  <pic:blipFill>
+                    <a:blip r:embed="rId41"/>
+                    <a:stretch>
+                      <a:fillRect/>
+                    </a:stretch>
+                  </pic:blipFill>
+                  <pic:spPr bwMode="auto">
+                    <a:xfrm>
+                      <a:off x="0" y="0"/>
+                      <a:ext cx="5334000" cy="3398274"/>
+                    </a:xfrm>
+                    <a:prstGeom prst="rect">
+                      <a:avLst/>
+                    </a:prstGeom>
+                    <a:noFill/>
+                    <a:ln w="9525">
+                      <a:noFill/>
+                      <a:headEnd/>
+                      <a:tailEnd/>
+                    </a:ln>
+                  </pic:spPr>
+                </pic:pic>
+              </a:graphicData>
+            </a:graphic>
+          </wp:inline>
+        </w:drawing>
+      </w:r>
+    </w:p>
+    <w:p>
+      <w:pPr>
+        <w:pStyle w:val="ImageCaption"/>
+      </w:pPr>
+      <w:r>
+        <w:t xml:space="preserve">Çalışma Kâğıdı 3, markayı anlamak bölümü</w:t>
+      </w:r>
+    </w:p>
+    <w:p>
+      <w:pPr>
+        <w:pStyle w:val="BodyText"/>
+      </w:pPr>
+      <w:r>
+        <w:rPr>
+          <w:bCs/>
+          <w:b/>
+        </w:rPr>
         <w:t xml:space="preserve">Şekil 5.</w:t>
       </w:r>
       <w:r>
         <w:t xml:space="preserve"> </w:t>
       </w:r>
       <w:r>
-        <w:t xml:space="preserve">Önerilen markaların ürün kategorisi dağılımı.</w:t>
-      </w:r>
-    </w:p>
-    <w:p>
-      <w:pPr>
-        <w:pStyle w:val="BodyText"/>
-      </w:pPr>
-      <w:r>
-        <w:t xml:space="preserve">Bu yoğunlaşma atölye sunumunda verilen ürün grubu listesiyle uyumludur; ancak listenin daha az temsil edilen uçlarının (halı ve kilim, bisiklet, seramik) neredeyse hiç seçilmediğini de göstermektedir. Öğrenciler kendi tüketim deneyimlerine en yakın kategorilere yönelmektedir.</w:t>
-      </w:r>
-    </w:p>
-    <w:p>
-      <w:pPr>
-        <w:pStyle w:val="BodyText"/>
-      </w:pPr>
-      <w:r>
-        <w:t xml:space="preserve">Markaların %74,7’si Türkiye menşelidir; bu,</w:t>
-      </w:r>
-      <w:r>
-        <w:t xml:space="preserve"> </w:t>
-      </w:r>
-      <w:r>
-        <w:t xml:space="preserve">“</w:t>
-      </w:r>
-      <w:r>
-        <w:t xml:space="preserve">az bilinen marka</w:t>
-      </w:r>
-      <w:r>
-        <w:t xml:space="preserve">”</w:t>
-      </w:r>
-      <w:r>
-        <w:t xml:space="preserve"> </w:t>
-      </w:r>
-      <w:r>
-        <w:t xml:space="preserve">kısıtının yerel bağımsız markaları görünür kıldığını göstermektedir. Önerilerin %81,3’ü niş-bağımsız ölçektedir, yani brifin temel kısıtına uyulmuştur. Buna karşılık yedi öğrenci (%28) en az bir yerleşik kurumsal marka önermiş; iki öğrencinin üç önerisinin tamamı kurumsal ölçekte kalmıştır. Bu sapma briften kopuş olarak değil, bir okuma güçlüğü olarak yorumlanmalıdır:</w:t>
-      </w:r>
-      <w:r>
-        <w:t xml:space="preserve"> </w:t>
-      </w:r>
-      <w:r>
-        <w:t xml:space="preserve">“</w:t>
-      </w:r>
-      <w:r>
-        <w:t xml:space="preserve">az bilinen</w:t>
-      </w:r>
-      <w:r>
-        <w:t xml:space="preserve">”</w:t>
-      </w:r>
-      <w:r>
-        <w:t xml:space="preserve"> </w:t>
-      </w:r>
-      <w:r>
-        <w:t xml:space="preserve">ile</w:t>
-      </w:r>
-      <w:r>
-        <w:t xml:space="preserve"> </w:t>
-      </w:r>
-      <w:r>
-        <w:t xml:space="preserve">“</w:t>
-      </w:r>
-      <w:r>
-        <w:t xml:space="preserve">benim bilmediğim</w:t>
-      </w:r>
-      <w:r>
-        <w:t xml:space="preserve">”</w:t>
-      </w:r>
-      <w:r>
-        <w:t xml:space="preserve"> </w:t>
-      </w:r>
-      <w:r>
-        <w:t xml:space="preserve">arasındaki fark öğrenciler için her zaman açık değildir ve brifin bu kısıtı ölçütlendirilmeye muhtaçtır.</w:t>
-      </w:r>
-    </w:p>
-    <w:p>
-      <w:pPr>
-        <w:pStyle w:val="BodyText"/>
-      </w:pPr>
-      <w:r>
-        <w:t xml:space="preserve">İki öğrencinin bağımsız olarak aynı markayı (Atelier Rebul) seçmiş olması beklenmedik bir karşılaştırma fırsatı sunmuştur. Her iki öğrencinin ürettiği anahtar kelime setleri —</w:t>
-      </w:r>
-      <w:r>
-        <w:t xml:space="preserve"> </w:t>
-      </w:r>
-      <w:r>
-        <w:rPr>
-          <w:iCs/>
-          <w:i/>
-        </w:rPr>
-        <w:t xml:space="preserve">zarafet · nostalji · duyusallık</w:t>
-      </w:r>
-      <w:r>
-        <w:t xml:space="preserve"> </w:t>
-      </w:r>
-      <w:r>
-        <w:t xml:space="preserve">ve</w:t>
-      </w:r>
-      <w:r>
-        <w:t xml:space="preserve"> </w:t>
-      </w:r>
-      <w:r>
-        <w:rPr>
-          <w:iCs/>
-          <w:i/>
-        </w:rPr>
-        <w:t xml:space="preserve">zarif · geleneksel · duyusal</w:t>
-      </w:r>
-      <w:r>
-        <w:t xml:space="preserve"> </w:t>
-      </w:r>
-      <w:r>
-        <w:t xml:space="preserve">— üç kelimeden ikisinde kök düzeyinde örtüşmektedir. Aynı araştırma yönergesinin farklı kişilerce uygulandığında benzer kelimelere yakınsaması, çalışma kâğıdının tutarlı bir okuma ürettiğine ilişkin bir işaret sayılabilir.</w:t>
-      </w:r>
-    </w:p>
-    <w:bookmarkEnd w:id="43"/>
-    <w:bookmarkStart w:id="47" w:name="marka-neyin-üzerinden-okundu"/>
-    <w:p>
-      <w:pPr>
-        <w:pStyle w:val="Heading3"/>
-      </w:pPr>
-      <w:r>
-        <w:t xml:space="preserve">4.3. Marka neyin üzerinden okundu</w:t>
-      </w:r>
-    </w:p>
-    <w:p>
-      <w:pPr>
-        <w:pStyle w:val="FirstParagraph"/>
-      </w:pPr>
-      <w:r>
-        <w:t xml:space="preserve">Çalışma kâğıdının</w:t>
-      </w:r>
-      <w:r>
-        <w:t xml:space="preserve"> </w:t>
-      </w:r>
-      <w:r>
-        <w:t xml:space="preserve">“</w:t>
-      </w:r>
-      <w:r>
-        <w:t xml:space="preserve">değer / hikâye</w:t>
-      </w:r>
-      <w:r>
-        <w:t xml:space="preserve">”</w:t>
-      </w:r>
-      <w:r>
-        <w:t xml:space="preserve"> </w:t>
-      </w:r>
-      <w:r>
-        <w:t xml:space="preserve">alanı, öğrencinin markayı hangi eksenden tanımladığını gösterir ve bu bakımdan tüm çevirinin başlangıç noktasıdır. Bir markayı</w:t>
-      </w:r>
-      <w:r>
-        <w:t xml:space="preserve"> </w:t>
-      </w:r>
-      <w:r>
-        <w:t xml:space="preserve">“</w:t>
-      </w:r>
-      <w:r>
-        <w:t xml:space="preserve">zanaat</w:t>
-      </w:r>
-      <w:r>
-        <w:t xml:space="preserve">”</w:t>
-      </w:r>
-      <w:r>
-        <w:t xml:space="preserve"> </w:t>
-      </w:r>
-      <w:r>
-        <w:t xml:space="preserve">ekseninden okuyan öğrenci farklı bir mekân kuracak,</w:t>
-      </w:r>
-      <w:r>
-        <w:t xml:space="preserve"> </w:t>
-      </w:r>
-      <w:r>
-        <w:t xml:space="preserve">“</w:t>
-      </w:r>
-      <w:r>
-        <w:t xml:space="preserve">erişilebilirlik</w:t>
-      </w:r>
-      <w:r>
-        <w:t xml:space="preserve">”</w:t>
-      </w:r>
-      <w:r>
-        <w:t xml:space="preserve"> </w:t>
-      </w:r>
-      <w:r>
-        <w:t xml:space="preserve">ekseninden okuyan başka bir mekân kuracaktır. Yetmiş beş markanın değer okumaları Şekil 6’da verilmiştir.</w:t>
+        <w:t xml:space="preserve">Çalışma Kâğıdı 3’ün birinci bölümü.</w:t>
+      </w:r>
+      <w:r>
+        <w:t xml:space="preserve"> </w:t>
+      </w:r>
+      <w:r>
+        <w:t xml:space="preserve">“</w:t>
+      </w:r>
+      <w:r>
+        <w:t xml:space="preserve">Değer / hikâye</w:t>
+      </w:r>
+      <w:r>
+        <w:t xml:space="preserve">”</w:t>
+      </w:r>
+      <w:r>
+        <w:t xml:space="preserve"> </w:t>
+      </w:r>
+      <w:r>
+        <w:t xml:space="preserve">satırı, markanın hangi eksenden okunduğunu kaydeder.</w:t>
+      </w:r>
+    </w:p>
+    <w:p>
+      <w:pPr>
+        <w:pStyle w:val="BodyText"/>
+      </w:pPr>
+      <w:r>
+        <w:t xml:space="preserve">Yetmiş beş markanın değer okumaları Şekil 6’da verilmiştir.</w:t>
       </w:r>
     </w:p>
     <w:p>
@@ -2917,7 +2603,7 @@
         <w:t xml:space="preserve">kendini ifade</w:t>
       </w:r>
       <w:r>
-        <w:t xml:space="preserve">tir (%24): markanın kullanıcıya kendi kimliğini, tarzını ya da kişiliğini kurma imkânı sunduğu okuması. Öğrenciler bunu</w:t>
+        <w:t xml:space="preserve">dir (%24): markanın kullanıcıya kendi kimliğini, tarzını ya da kişiliğini kurma imkânı sunduğu okuması. Öğrenciler bunu</w:t>
       </w:r>
       <w:r>
         <w:t xml:space="preserve"> </w:t>
@@ -2965,15 +2651,7 @@
         <w:t xml:space="preserve"> </w:t>
       </w:r>
       <w:r>
-        <w:t xml:space="preserve">gibi ifadelerle yazmıştır. Bu, kuşağın marka ilişkisini tüketim değil kimlik üzerinden kurduğunu gösteren dikkate değer bir sonuçtur.</w:t>
-      </w:r>
-    </w:p>
-    <w:p>
-      <w:pPr>
-        <w:pStyle w:val="BodyText"/>
-      </w:pPr>
-      <w:r>
-        <w:t xml:space="preserve">İkinci sırada</w:t>
+        <w:t xml:space="preserve">gibi ifadelerle yazmıştır. İkinci sırada</w:t>
       </w:r>
       <w:r>
         <w:t xml:space="preserve"> </w:t>
@@ -3110,7 +2788,15 @@
         <w:t xml:space="preserve">”</w:t>
       </w:r>
       <w:r>
-        <w:t xml:space="preserve">. Bu iki eksenin toplamı, önerilerin üçte birinden fazlasının markayı bir</w:t>
+        <w:t xml:space="preserve">.</w:t>
+      </w:r>
+    </w:p>
+    <w:p>
+      <w:pPr>
+        <w:pStyle w:val="BodyText"/>
+      </w:pPr>
+      <w:r>
+        <w:t xml:space="preserve">Bu üç baskın eksenin mekânsal tasarım açısından ortak ve önemli bir özelliği vardır: üçü de mekânda bir karşılık</w:t>
       </w:r>
       <w:r>
         <w:t xml:space="preserve"> </w:t>
@@ -3120,50 +2806,10 @@
           <w:iCs/>
           <w:i/>
         </w:rPr>
-        <w:t xml:space="preserve">üretim biçimi</w:t>
-      </w:r>
-      <w:r>
-        <w:t xml:space="preserve"> </w:t>
-      </w:r>
-      <w:r>
-        <w:t xml:space="preserve">ve bir</w:t>
-      </w:r>
-      <w:r>
-        <w:t xml:space="preserve"> </w:t>
-      </w:r>
-      <w:r>
-        <w:rPr>
-          <w:iCs/>
-          <w:i/>
-        </w:rPr>
-        <w:t xml:space="preserve">coğrafya</w:t>
-      </w:r>
-      <w:r>
-        <w:t xml:space="preserve"> </w:t>
-      </w:r>
-      <w:r>
-        <w:t xml:space="preserve">üzerinden okuduğunu göstermektedir.</w:t>
-      </w:r>
-    </w:p>
-    <w:p>
-      <w:pPr>
-        <w:pStyle w:val="BodyText"/>
-      </w:pPr>
-      <w:r>
-        <w:t xml:space="preserve">Bu üç baskın eksenin mekânsal tasarım açısından önemli bir ortak özelliği vardır: üçü de mekânda bir karşılık</w:t>
-      </w:r>
-      <w:r>
-        <w:t xml:space="preserve"> </w:t>
-      </w:r>
-      <w:r>
-        <w:rPr>
-          <w:iCs/>
-          <w:i/>
-        </w:rPr>
         <w:t xml:space="preserve">gerektirir</w:t>
       </w:r>
       <w:r>
-        <w:t xml:space="preserve">. Kendini ifade, kullanıcının denediği, seçtiği, kendine göre düzenlediği bir alan ister; zanaat, üretimin görünür kılındığı bir yüzey ya da bir tezgâh ister; yerellik, malzemenin ve coğrafyanın anlatıldığı bir bağlam ister. Nitekim bulguların ilerleyen bölümlerinde en somut kararların bu eksenlerden türediği görülecektir.</w:t>
+        <w:t xml:space="preserve">. Kendini ifade, kullanıcının denediği, seçtiği, kendine göre düzenlediği bir alan ister; zanaat, üretimin görünür kılındığı bir yüzey ya da bir tezgâh ister; yerellik, malzemenin ve coğrafyanın anlatıldığı bir bağlam ister. Bu, atölyenin varsayımını destekleyen bir bulgudur: öğrenciler markayı, mekâna çevrilebilecek eksenlerden okumaktadır.</w:t>
       </w:r>
     </w:p>
     <w:p>
@@ -3239,11 +2885,11 @@
         <w:t xml:space="preserve"> </w:t>
       </w:r>
       <w:r>
-        <w:t xml:space="preserve">gibi bir sektör adıyla geçiştirilmiştir; bu iki öneri, ilerleyen bölümlerde görüleceği gibi, en düşük somutluktaki kararları da üretmiştir.</w:t>
+        <w:t xml:space="preserve">gibi bir sektör adıyla geçiştirilmiştir.</w:t>
       </w:r>
     </w:p>
     <w:bookmarkEnd w:id="47"/>
-    <w:bookmarkStart w:id="51" w:name="anahtar-kelimeler"/>
+    <w:bookmarkStart w:id="57" w:name="anahtar-kelimeler"/>
     <w:p>
       <w:pPr>
         <w:pStyle w:val="Heading3"/>
@@ -3257,143 +2903,7 @@
         <w:pStyle w:val="FirstParagraph"/>
       </w:pPr>
       <w:r>
-        <w:t xml:space="preserve">Yetmiş beş marka için üretilen 225 anahtar kelime etiketinin 146’sı tekildir. Tekil kelimelerin %73’ü (107 kelime) yalnızca bir kez kullanılmıştır; bu, tüm etiketlerin %48’ine karşılık gelir. En sık kullanılan on kelime toplam etiketlerin yalnızca %24’ünü oluşturmaktadır. Bu, oldukça dağınık bir sözlüktür. Olumlu okumada öğrenciler markaya özgü ve kalıplaşmamış sözcükler üretmektedir; olumsuz okumada ortak bir mesleki sözlüğün yokluğu stüdyo içi tartışmayı ve karşılaştırmayı güçleştirmektedir. İki okuma birbirini dışlamaz; veriler her ikisini de desteklemektedir.</w:t>
-      </w:r>
-    </w:p>
-    <w:p>
-      <w:pPr>
-        <w:pStyle w:val="BodyText"/>
-      </w:pPr>
-      <w:r>
-        <w:t xml:space="preserve">Kök düzeyinde birleştirildiğinde en sık kelime kümeleri şunlardır:</w:t>
-      </w:r>
-      <w:r>
-        <w:t xml:space="preserve"> </w:t>
-      </w:r>
-      <w:r>
-        <w:rPr>
-          <w:iCs/>
-          <w:i/>
-        </w:rPr>
-        <w:t xml:space="preserve">doğal / doğallık / doğa</w:t>
-      </w:r>
-      <w:r>
-        <w:t xml:space="preserve"> </w:t>
-      </w:r>
-      <w:r>
-        <w:t xml:space="preserve">(14),</w:t>
-      </w:r>
-      <w:r>
-        <w:t xml:space="preserve"> </w:t>
-      </w:r>
-      <w:r>
-        <w:rPr>
-          <w:iCs/>
-          <w:i/>
-        </w:rPr>
-        <w:t xml:space="preserve">zarif / zarafet</w:t>
-      </w:r>
-      <w:r>
-        <w:t xml:space="preserve"> </w:t>
-      </w:r>
-      <w:r>
-        <w:t xml:space="preserve">(10),</w:t>
-      </w:r>
-      <w:r>
-        <w:t xml:space="preserve"> </w:t>
-      </w:r>
-      <w:r>
-        <w:rPr>
-          <w:iCs/>
-          <w:i/>
-        </w:rPr>
-        <w:t xml:space="preserve">özgün / özgünlük</w:t>
-      </w:r>
-      <w:r>
-        <w:t xml:space="preserve"> </w:t>
-      </w:r>
-      <w:r>
-        <w:t xml:space="preserve">(10),</w:t>
-      </w:r>
-      <w:r>
-        <w:t xml:space="preserve"> </w:t>
-      </w:r>
-      <w:r>
-        <w:rPr>
-          <w:iCs/>
-          <w:i/>
-        </w:rPr>
-        <w:t xml:space="preserve">zanaat / el işçiliği / el yapımı</w:t>
-      </w:r>
-      <w:r>
-        <w:t xml:space="preserve"> </w:t>
-      </w:r>
-      <w:r>
-        <w:t xml:space="preserve">(9),</w:t>
-      </w:r>
-      <w:r>
-        <w:t xml:space="preserve"> </w:t>
-      </w:r>
-      <w:r>
-        <w:rPr>
-          <w:iCs/>
-          <w:i/>
-        </w:rPr>
-        <w:t xml:space="preserve">keşif</w:t>
-      </w:r>
-      <w:r>
-        <w:t xml:space="preserve"> </w:t>
-      </w:r>
-      <w:r>
-        <w:t xml:space="preserve">(7),</w:t>
-      </w:r>
-      <w:r>
-        <w:t xml:space="preserve"> </w:t>
-      </w:r>
-      <w:r>
-        <w:rPr>
-          <w:iCs/>
-          <w:i/>
-        </w:rPr>
-        <w:t xml:space="preserve">konfor / konforlu / rahatlık</w:t>
-      </w:r>
-      <w:r>
-        <w:t xml:space="preserve"> </w:t>
-      </w:r>
-      <w:r>
-        <w:t xml:space="preserve">(7),</w:t>
-      </w:r>
-      <w:r>
-        <w:t xml:space="preserve"> </w:t>
-      </w:r>
-      <w:r>
-        <w:rPr>
-          <w:iCs/>
-          <w:i/>
-        </w:rPr>
-        <w:t xml:space="preserve">zamansız / zamansızlık</w:t>
-      </w:r>
-      <w:r>
-        <w:t xml:space="preserve"> </w:t>
-      </w:r>
-      <w:r>
-        <w:t xml:space="preserve">(6),</w:t>
-      </w:r>
-      <w:r>
-        <w:t xml:space="preserve"> </w:t>
-      </w:r>
-      <w:r>
-        <w:rPr>
-          <w:iCs/>
-          <w:i/>
-        </w:rPr>
-        <w:t xml:space="preserve">kişisel / kişisellik / kişiselleştirme</w:t>
-      </w:r>
-      <w:r>
-        <w:t xml:space="preserve"> </w:t>
-      </w:r>
-      <w:r>
-        <w:t xml:space="preserve">(6).</w:t>
+        <w:t xml:space="preserve">Çalışma Kâğıdı 1 ve 3, markanın kimliğini üç kelimeye indirgemeyi ister (Şekil 7). Bu indirgeme, araştırmanın tasarıma devredilebilir hâle geldiği andır: üç kelime, öğrencinin dönem boyunca savunacağı ölçüttür.</w:t>
       </w:r>
     </w:p>
     <w:p>
@@ -3403,20 +2913,197 @@
       <w:r>
         <w:drawing>
           <wp:inline>
-            <wp:extent cx="5334000" cy="4174434"/>
+            <wp:extent cx="5334000" cy="1326132"/>
             <wp:effectExtent b="0" l="0" r="0" t="0"/>
-            <wp:docPr descr="Anahtar kelime temaları" title="" id="49" name="Picture"/>
+            <wp:docPr descr="Çalışma Kâğıdı 1, markanın kimliği bölümü" title="" id="49" name="Picture"/>
             <a:graphic>
               <a:graphicData uri="http://schemas.openxmlformats.org/drawingml/2006/picture">
                 <pic:pic>
                   <pic:nvPicPr>
-                    <pic:cNvPr descr="sekil/sekil-anahtar-kelime-temalari.png" id="50" name="Picture"/>
+                    <pic:cNvPr descr="sekil/ck1-marka-kimligi.png" id="50" name="Picture"/>
                     <pic:cNvPicPr>
                       <a:picLocks noChangeArrowheads="1" noChangeAspect="1"/>
                     </pic:cNvPicPr>
                   </pic:nvPicPr>
                   <pic:blipFill>
                     <a:blip r:embed="rId48"/>
+                    <a:stretch>
+                      <a:fillRect/>
+                    </a:stretch>
+                  </pic:blipFill>
+                  <pic:spPr bwMode="auto">
+                    <a:xfrm>
+                      <a:off x="0" y="0"/>
+                      <a:ext cx="5334000" cy="1326132"/>
+                    </a:xfrm>
+                    <a:prstGeom prst="rect">
+                      <a:avLst/>
+                    </a:prstGeom>
+                    <a:noFill/>
+                    <a:ln w="9525">
+                      <a:noFill/>
+                      <a:headEnd/>
+                      <a:tailEnd/>
+                    </a:ln>
+                  </pic:spPr>
+                </pic:pic>
+              </a:graphicData>
+            </a:graphic>
+          </wp:inline>
+        </w:drawing>
+      </w:r>
+    </w:p>
+    <w:p>
+      <w:pPr>
+        <w:pStyle w:val="ImageCaption"/>
+      </w:pPr>
+      <w:r>
+        <w:t xml:space="preserve">Çalışma Kâğıdı 1, markanın kimliği bölümü</w:t>
+      </w:r>
+    </w:p>
+    <w:p>
+      <w:pPr>
+        <w:pStyle w:val="BodyText"/>
+      </w:pPr>
+      <w:r>
+        <w:rPr>
+          <w:bCs/>
+          <w:b/>
+        </w:rPr>
+        <w:t xml:space="preserve">Şekil 7.</w:t>
+      </w:r>
+      <w:r>
+        <w:t xml:space="preserve"> </w:t>
+      </w:r>
+      <w:r>
+        <w:t xml:space="preserve">Markanın kimliğini üç anahtar kelimeye indirgeyen bölüm.</w:t>
+      </w:r>
+    </w:p>
+    <w:p>
+      <w:pPr>
+        <w:pStyle w:val="BodyText"/>
+      </w:pPr>
+      <w:r>
+        <w:t xml:space="preserve">Yetmiş beş marka için üretilen 225 anahtar kelime etiketinin 146’sı tekildir ve bunların 107’si yalnızca bir kez kullanılmıştır. En sık kullanılan on kelime toplam etiketlerin yalnızca dörtte birini oluşturmaktadır. Sözlük, kısacası, son derece dağınıktır. Olumlu okumada bu, öğrencilerin markaya özgü ve kalıplaşmamış sözcükler ürettiğini gösterir; olumsuz okumada, ortak bir mesleki sözlüğün yokluğu stüdyo içi tartışmayı ve karşılaştırmayı güçleştirir. Kök düzeyinde birleştirildiğinde en sık kümeler şunlardır:</w:t>
+      </w:r>
+      <w:r>
+        <w:t xml:space="preserve"> </w:t>
+      </w:r>
+      <w:r>
+        <w:rPr>
+          <w:iCs/>
+          <w:i/>
+        </w:rPr>
+        <w:t xml:space="preserve">doğal / doğallık / doğa</w:t>
+      </w:r>
+      <w:r>
+        <w:t xml:space="preserve"> </w:t>
+      </w:r>
+      <w:r>
+        <w:t xml:space="preserve">(14),</w:t>
+      </w:r>
+      <w:r>
+        <w:t xml:space="preserve"> </w:t>
+      </w:r>
+      <w:r>
+        <w:rPr>
+          <w:iCs/>
+          <w:i/>
+        </w:rPr>
+        <w:t xml:space="preserve">zarif / zarafet</w:t>
+      </w:r>
+      <w:r>
+        <w:t xml:space="preserve"> </w:t>
+      </w:r>
+      <w:r>
+        <w:t xml:space="preserve">(10),</w:t>
+      </w:r>
+      <w:r>
+        <w:t xml:space="preserve"> </w:t>
+      </w:r>
+      <w:r>
+        <w:rPr>
+          <w:iCs/>
+          <w:i/>
+        </w:rPr>
+        <w:t xml:space="preserve">özgün / özgünlük</w:t>
+      </w:r>
+      <w:r>
+        <w:t xml:space="preserve"> </w:t>
+      </w:r>
+      <w:r>
+        <w:t xml:space="preserve">(10),</w:t>
+      </w:r>
+      <w:r>
+        <w:t xml:space="preserve"> </w:t>
+      </w:r>
+      <w:r>
+        <w:rPr>
+          <w:iCs/>
+          <w:i/>
+        </w:rPr>
+        <w:t xml:space="preserve">zanaat / el işçiliği / el yapımı</w:t>
+      </w:r>
+      <w:r>
+        <w:t xml:space="preserve"> </w:t>
+      </w:r>
+      <w:r>
+        <w:t xml:space="preserve">(9),</w:t>
+      </w:r>
+      <w:r>
+        <w:t xml:space="preserve"> </w:t>
+      </w:r>
+      <w:r>
+        <w:rPr>
+          <w:iCs/>
+          <w:i/>
+        </w:rPr>
+        <w:t xml:space="preserve">keşif</w:t>
+      </w:r>
+      <w:r>
+        <w:t xml:space="preserve"> </w:t>
+      </w:r>
+      <w:r>
+        <w:t xml:space="preserve">(7),</w:t>
+      </w:r>
+      <w:r>
+        <w:t xml:space="preserve"> </w:t>
+      </w:r>
+      <w:r>
+        <w:rPr>
+          <w:iCs/>
+          <w:i/>
+        </w:rPr>
+        <w:t xml:space="preserve">konfor / konforlu / rahatlık</w:t>
+      </w:r>
+      <w:r>
+        <w:t xml:space="preserve"> </w:t>
+      </w:r>
+      <w:r>
+        <w:t xml:space="preserve">(7).</w:t>
+      </w:r>
+    </w:p>
+    <w:p>
+      <w:pPr>
+        <w:pStyle w:val="CaptionedFigure"/>
+      </w:pPr>
+      <w:r>
+        <w:drawing>
+          <wp:inline>
+            <wp:extent cx="5334000" cy="4174434"/>
+            <wp:effectExtent b="0" l="0" r="0" t="0"/>
+            <wp:docPr descr="Anahtar kelime temaları" title="" id="52" name="Picture"/>
+            <a:graphic>
+              <a:graphicData uri="http://schemas.openxmlformats.org/drawingml/2006/picture">
+                <pic:pic>
+                  <pic:nvPicPr>
+                    <pic:cNvPr descr="sekil/sekil-anahtar-kelime-temalari.png" id="53" name="Picture"/>
+                    <pic:cNvPicPr>
+                      <a:picLocks noChangeArrowheads="1" noChangeAspect="1"/>
+                    </pic:cNvPicPr>
+                  </pic:nvPicPr>
+                  <pic:blipFill>
+                    <a:blip r:embed="rId51"/>
                     <a:stretch>
                       <a:fillRect/>
                     </a:stretch>
@@ -3460,7 +3147,7 @@
           <w:bCs/>
           <w:b/>
         </w:rPr>
-        <w:t xml:space="preserve">Şekil 7.</w:t>
+        <w:t xml:space="preserve">Şekil 8.</w:t>
       </w:r>
       <w:r>
         <w:t xml:space="preserve"> </w:t>
@@ -3474,153 +3161,7 @@
         <w:pStyle w:val="BodyText"/>
       </w:pPr>
       <w:r>
-        <w:t xml:space="preserve">Şekil 7’de dikkat çekici olan, duyusallık kümesinin sondan ikinci sırada yer almasıdır. Doğrudan duyuya gönderme yapan etiketler tüm etiketlerin yalnızca %4,9’unu oluşturmaktadır. Oysa atölyenin kuramsal girişi beş duyu ve bedensel algı üzerine kurulmuş, Çalışma Kâğıdı 1 beş duyu için ayrı kutular ayırmış, Çalışma Kâğıdı 3’te</w:t>
-      </w:r>
-      <w:r>
-        <w:t xml:space="preserve"> </w:t>
-      </w:r>
-      <w:r>
-        <w:t xml:space="preserve">“</w:t>
-      </w:r>
-      <w:r>
-        <w:t xml:space="preserve">deneyim + duyu</w:t>
-      </w:r>
-      <w:r>
-        <w:t xml:space="preserve">”</w:t>
-      </w:r>
-      <w:r>
-        <w:t xml:space="preserve"> </w:t>
-      </w:r>
-      <w:r>
-        <w:t xml:space="preserve">başlığı ayrı bir alan olarak yer almıştır. Yani duyusal çerçeve araçta mevcuttur ancak anahtar kelime üretimine taşınmamaktadır. Öğrenciler duyuyu bir deneyim açıklaması olarak yazmakta, bir kimlik niteliği olarak kodlamamaktadır.</w:t>
-      </w:r>
-    </w:p>
-    <w:p>
-      <w:pPr>
-        <w:pStyle w:val="BodyText"/>
-      </w:pPr>
-      <w:r>
-        <w:t xml:space="preserve">Değer ekseni ile anahtar kelime arasındaki ilişki genellikle doğrudandır: markayı zanaat ekseninden okuyan öğrenci</w:t>
-      </w:r>
-      <w:r>
-        <w:t xml:space="preserve"> </w:t>
-      </w:r>
-      <w:r>
-        <w:t xml:space="preserve">“</w:t>
-      </w:r>
-      <w:r>
-        <w:t xml:space="preserve">zanaat</w:t>
-      </w:r>
-      <w:r>
-        <w:t xml:space="preserve">”</w:t>
-      </w:r>
-      <w:r>
-        <w:t xml:space="preserve">,</w:t>
-      </w:r>
-      <w:r>
-        <w:t xml:space="preserve"> </w:t>
-      </w:r>
-      <w:r>
-        <w:t xml:space="preserve">“</w:t>
-      </w:r>
-      <w:r>
-        <w:t xml:space="preserve">el işçiliği</w:t>
-      </w:r>
-      <w:r>
-        <w:t xml:space="preserve">”</w:t>
-      </w:r>
-      <w:r>
-        <w:t xml:space="preserve"> </w:t>
-      </w:r>
-      <w:r>
-        <w:t xml:space="preserve">ya da</w:t>
-      </w:r>
-      <w:r>
-        <w:t xml:space="preserve"> </w:t>
-      </w:r>
-      <w:r>
-        <w:t xml:space="preserve">“</w:t>
-      </w:r>
-      <w:r>
-        <w:t xml:space="preserve">iz</w:t>
-      </w:r>
-      <w:r>
-        <w:t xml:space="preserve">”</w:t>
-      </w:r>
-      <w:r>
-        <w:t xml:space="preserve"> </w:t>
-      </w:r>
-      <w:r>
-        <w:t xml:space="preserve">kelimesini üretmekte; kendini ifade ekseninden okuyan</w:t>
-      </w:r>
-      <w:r>
-        <w:t xml:space="preserve"> </w:t>
-      </w:r>
-      <w:r>
-        <w:t xml:space="preserve">“</w:t>
-      </w:r>
-      <w:r>
-        <w:t xml:space="preserve">özgünlük</w:t>
-      </w:r>
-      <w:r>
-        <w:t xml:space="preserve">”</w:t>
-      </w:r>
-      <w:r>
-        <w:t xml:space="preserve">,</w:t>
-      </w:r>
-      <w:r>
-        <w:t xml:space="preserve"> </w:t>
-      </w:r>
-      <w:r>
-        <w:t xml:space="preserve">“</w:t>
-      </w:r>
-      <w:r>
-        <w:t xml:space="preserve">kimlik</w:t>
-      </w:r>
-      <w:r>
-        <w:t xml:space="preserve">”</w:t>
-      </w:r>
-      <w:r>
-        <w:t xml:space="preserve"> </w:t>
-      </w:r>
-      <w:r>
-        <w:t xml:space="preserve">ya da</w:t>
-      </w:r>
-      <w:r>
-        <w:t xml:space="preserve"> </w:t>
-      </w:r>
-      <w:r>
-        <w:t xml:space="preserve">“</w:t>
-      </w:r>
-      <w:r>
-        <w:t xml:space="preserve">özgüven</w:t>
-      </w:r>
-      <w:r>
-        <w:t xml:space="preserve">”</w:t>
-      </w:r>
-      <w:r>
-        <w:t xml:space="preserve"> </w:t>
-      </w:r>
-      <w:r>
-        <w:t xml:space="preserve">demektedir. Bu, çalışma kâğıdının ilk iki bölümünün birbirini beslediğini göstermektedir. Kopuş bir sonraki adımda yaşanmaktadır.</w:t>
-      </w:r>
-    </w:p>
-    <w:bookmarkEnd w:id="51"/>
-    <w:bookmarkStart w:id="61" w:name="anahtar-kelimeden-mekânsal-karara"/>
-    <w:p>
-      <w:pPr>
-        <w:pStyle w:val="Heading3"/>
-      </w:pPr>
-      <w:r>
-        <w:t xml:space="preserve">4.5. Anahtar kelimeden mekânsal karara</w:t>
-      </w:r>
-    </w:p>
-    <w:p>
-      <w:pPr>
-        <w:pStyle w:val="FirstParagraph"/>
-      </w:pPr>
-      <w:r>
-        <w:t xml:space="preserve">Yetmiş beş marka önerisinin kararları somutluk bakımından Şekil 8’deki gibi dağılmaktadır.</w:t>
+        <w:t xml:space="preserve">Şekil 8’de dikkat çekici olan, duyusallık kümesinin sondan ikinci sırada yer almasıdır. Doğrudan duyuya gönderme yapan etiketler tüm etiketlerin yalnızca %4,9’unu oluşturmaktadır. Oysa Çalışma Kâğıdı 1, beş duyu için ayrı ayrı kutular ayırmaktadır (Şekil 9) ve bu kutular doldurulmuştur. Yani duyusal çerçeve araçta mevcuttur ve öğrenci tarafından kullanılmıştır; ancak anahtar kelime üretimine taşınmamıştır. Öğrenciler duyuyu bir deneyim açıklaması olarak yazmakta, markanın kimliğini tanımlayan bir nitelik olarak kodlamamaktadır.</w:t>
       </w:r>
     </w:p>
     <w:p>
@@ -3630,20 +3171,523 @@
       <w:r>
         <w:drawing>
           <wp:inline>
-            <wp:extent cx="5334000" cy="1907671"/>
+            <wp:extent cx="5334000" cy="1473480"/>
             <wp:effectExtent b="0" l="0" r="0" t="0"/>
-            <wp:docPr descr="Kararların somutluğu" title="" id="53" name="Picture"/>
+            <wp:docPr descr="Çalışma Kâğıdı 1, duyusal analiz bölümü" title="" id="55" name="Picture"/>
             <a:graphic>
               <a:graphicData uri="http://schemas.openxmlformats.org/drawingml/2006/picture">
                 <pic:pic>
                   <pic:nvPicPr>
-                    <pic:cNvPr descr="sekil/sekil-somutluk.png" id="54" name="Picture"/>
+                    <pic:cNvPr descr="sekil/ck1-duyusal-analiz.png" id="56" name="Picture"/>
                     <pic:cNvPicPr>
                       <a:picLocks noChangeArrowheads="1" noChangeAspect="1"/>
                     </pic:cNvPicPr>
                   </pic:nvPicPr>
                   <pic:blipFill>
-                    <a:blip r:embed="rId52"/>
+                    <a:blip r:embed="rId54"/>
+                    <a:stretch>
+                      <a:fillRect/>
+                    </a:stretch>
+                  </pic:blipFill>
+                  <pic:spPr bwMode="auto">
+                    <a:xfrm>
+                      <a:off x="0" y="0"/>
+                      <a:ext cx="5334000" cy="1473480"/>
+                    </a:xfrm>
+                    <a:prstGeom prst="rect">
+                      <a:avLst/>
+                    </a:prstGeom>
+                    <a:noFill/>
+                    <a:ln w="9525">
+                      <a:noFill/>
+                      <a:headEnd/>
+                      <a:tailEnd/>
+                    </a:ln>
+                  </pic:spPr>
+                </pic:pic>
+              </a:graphicData>
+            </a:graphic>
+          </wp:inline>
+        </w:drawing>
+      </w:r>
+    </w:p>
+    <w:p>
+      <w:pPr>
+        <w:pStyle w:val="ImageCaption"/>
+      </w:pPr>
+      <w:r>
+        <w:t xml:space="preserve">Çalışma Kâğıdı 1, duyusal analiz bölümü</w:t>
+      </w:r>
+    </w:p>
+    <w:p>
+      <w:pPr>
+        <w:pStyle w:val="BodyText"/>
+      </w:pPr>
+      <w:r>
+        <w:rPr>
+          <w:bCs/>
+          <w:b/>
+        </w:rPr>
+        <w:t xml:space="preserve">Şekil 9.</w:t>
+      </w:r>
+      <w:r>
+        <w:t xml:space="preserve"> </w:t>
+      </w:r>
+      <w:r>
+        <w:t xml:space="preserve">Çalışma Kâğıdı 1’in duyusal analiz bölümü. Beş duyu için ayrı alan açılmasına karşın, duyu kimlik kelimelerine yansımamaktadır.</w:t>
+      </w:r>
+    </w:p>
+    <w:p>
+      <w:pPr>
+        <w:pStyle w:val="BodyText"/>
+      </w:pPr>
+      <w:r>
+        <w:t xml:space="preserve">Değer ekseni ile anahtar kelime arasındaki ilişki genellikle doğrudandır: markayı zanaat ekseninden okuyan öğrenci</w:t>
+      </w:r>
+      <w:r>
+        <w:t xml:space="preserve"> </w:t>
+      </w:r>
+      <w:r>
+        <w:t xml:space="preserve">“</w:t>
+      </w:r>
+      <w:r>
+        <w:t xml:space="preserve">zanaat</w:t>
+      </w:r>
+      <w:r>
+        <w:t xml:space="preserve">”</w:t>
+      </w:r>
+      <w:r>
+        <w:t xml:space="preserve">,</w:t>
+      </w:r>
+      <w:r>
+        <w:t xml:space="preserve"> </w:t>
+      </w:r>
+      <w:r>
+        <w:t xml:space="preserve">“</w:t>
+      </w:r>
+      <w:r>
+        <w:t xml:space="preserve">el işçiliği</w:t>
+      </w:r>
+      <w:r>
+        <w:t xml:space="preserve">”</w:t>
+      </w:r>
+      <w:r>
+        <w:t xml:space="preserve"> </w:t>
+      </w:r>
+      <w:r>
+        <w:t xml:space="preserve">ya da</w:t>
+      </w:r>
+      <w:r>
+        <w:t xml:space="preserve"> </w:t>
+      </w:r>
+      <w:r>
+        <w:t xml:space="preserve">“</w:t>
+      </w:r>
+      <w:r>
+        <w:t xml:space="preserve">iz</w:t>
+      </w:r>
+      <w:r>
+        <w:t xml:space="preserve">”</w:t>
+      </w:r>
+      <w:r>
+        <w:t xml:space="preserve"> </w:t>
+      </w:r>
+      <w:r>
+        <w:t xml:space="preserve">kelimesini üretmekte; kendini ifade ekseninden okuyan</w:t>
+      </w:r>
+      <w:r>
+        <w:t xml:space="preserve"> </w:t>
+      </w:r>
+      <w:r>
+        <w:t xml:space="preserve">“</w:t>
+      </w:r>
+      <w:r>
+        <w:t xml:space="preserve">özgünlük</w:t>
+      </w:r>
+      <w:r>
+        <w:t xml:space="preserve">”</w:t>
+      </w:r>
+      <w:r>
+        <w:t xml:space="preserve">,</w:t>
+      </w:r>
+      <w:r>
+        <w:t xml:space="preserve"> </w:t>
+      </w:r>
+      <w:r>
+        <w:t xml:space="preserve">“</w:t>
+      </w:r>
+      <w:r>
+        <w:t xml:space="preserve">kimlik</w:t>
+      </w:r>
+      <w:r>
+        <w:t xml:space="preserve">”</w:t>
+      </w:r>
+      <w:r>
+        <w:t xml:space="preserve"> </w:t>
+      </w:r>
+      <w:r>
+        <w:t xml:space="preserve">ya da</w:t>
+      </w:r>
+      <w:r>
+        <w:t xml:space="preserve"> </w:t>
+      </w:r>
+      <w:r>
+        <w:t xml:space="preserve">“</w:t>
+      </w:r>
+      <w:r>
+        <w:t xml:space="preserve">özgüven</w:t>
+      </w:r>
+      <w:r>
+        <w:t xml:space="preserve">”</w:t>
+      </w:r>
+      <w:r>
+        <w:t xml:space="preserve"> </w:t>
+      </w:r>
+      <w:r>
+        <w:t xml:space="preserve">demektedir. Bu, çalışma kâğıdının ilk iki bölümünün birbirini beslediğini göstermektedir.</w:t>
+      </w:r>
+    </w:p>
+    <w:bookmarkEnd w:id="57"/>
+    <w:bookmarkStart w:id="70" w:name="X0af1c4e6b75f5dab6c3e3bf077082844823cc1a"/>
+    <w:p>
+      <w:pPr>
+        <w:pStyle w:val="Heading3"/>
+      </w:pPr>
+      <w:r>
+        <w:t xml:space="preserve">4.5. Kelimeler hangi tasarım alanlarına dönüştü</w:t>
+      </w:r>
+    </w:p>
+    <w:p>
+      <w:pPr>
+        <w:pStyle w:val="FirstParagraph"/>
+      </w:pPr>
+      <w:r>
+        <w:t xml:space="preserve">Çalışma Kâğıdı 3’ün son bölümü, çeviriyi doğrudan talep eder:</w:t>
+      </w:r>
+      <w:r>
+        <w:t xml:space="preserve"> </w:t>
+      </w:r>
+      <w:r>
+        <w:t xml:space="preserve">“</w:t>
+      </w:r>
+      <w:r>
+        <w:t xml:space="preserve">Marka hakkında öğrendiğim bu bilgi, mağazada hangi somut tasarım kararına dönüşebilir?</w:t>
+      </w:r>
+      <w:r>
+        <w:t xml:space="preserve">”</w:t>
+      </w:r>
+      <w:r>
+        <w:t xml:space="preserve"> </w:t>
+      </w:r>
+      <w:r>
+        <w:t xml:space="preserve">(Şekil 10). Her marka için üç satır doldurulur; bu araştırmanın inceleme birimi bu satırlardır.</w:t>
+      </w:r>
+    </w:p>
+    <w:p>
+      <w:pPr>
+        <w:pStyle w:val="CaptionedFigure"/>
+      </w:pPr>
+      <w:r>
+        <w:drawing>
+          <wp:inline>
+            <wp:extent cx="5334000" cy="3140177"/>
+            <wp:effectExtent b="0" l="0" r="0" t="0"/>
+            <wp:docPr descr="Çalışma Kâğıdı 3, karar tablosu" title="" id="59" name="Picture"/>
+            <a:graphic>
+              <a:graphicData uri="http://schemas.openxmlformats.org/drawingml/2006/picture">
+                <pic:pic>
+                  <pic:nvPicPr>
+                    <pic:cNvPr descr="sekil/ck3-karar-tablosu.png" id="60" name="Picture"/>
+                    <pic:cNvPicPr>
+                      <a:picLocks noChangeArrowheads="1" noChangeAspect="1"/>
+                    </pic:cNvPicPr>
+                  </pic:nvPicPr>
+                  <pic:blipFill>
+                    <a:blip r:embed="rId58"/>
+                    <a:stretch>
+                      <a:fillRect/>
+                    </a:stretch>
+                  </pic:blipFill>
+                  <pic:spPr bwMode="auto">
+                    <a:xfrm>
+                      <a:off x="0" y="0"/>
+                      <a:ext cx="5334000" cy="3140177"/>
+                    </a:xfrm>
+                    <a:prstGeom prst="rect">
+                      <a:avLst/>
+                    </a:prstGeom>
+                    <a:noFill/>
+                    <a:ln w="9525">
+                      <a:noFill/>
+                      <a:headEnd/>
+                      <a:tailEnd/>
+                    </a:ln>
+                  </pic:spPr>
+                </pic:pic>
+              </a:graphicData>
+            </a:graphic>
+          </wp:inline>
+        </w:drawing>
+      </w:r>
+    </w:p>
+    <w:p>
+      <w:pPr>
+        <w:pStyle w:val="ImageCaption"/>
+      </w:pPr>
+      <w:r>
+        <w:t xml:space="preserve">Çalışma Kâğıdı 3, karar tablosu</w:t>
+      </w:r>
+    </w:p>
+    <w:p>
+      <w:pPr>
+        <w:pStyle w:val="BodyText"/>
+      </w:pPr>
+      <w:r>
+        <w:rPr>
+          <w:bCs/>
+          <w:b/>
+        </w:rPr>
+        <w:t xml:space="preserve">Şekil 10.</w:t>
+      </w:r>
+      <w:r>
+        <w:t xml:space="preserve"> </w:t>
+      </w:r>
+      <w:r>
+        <w:t xml:space="preserve">Çalışma Kâğıdı 3’ün üçüncü bölümü: anahtar kelimeyi mekânsal tasarım kararına bağlayan iki sütunlu tablo.</w:t>
+      </w:r>
+    </w:p>
+    <w:p>
+      <w:pPr>
+        <w:pStyle w:val="BodyText"/>
+      </w:pPr>
+      <w:r>
+        <w:t xml:space="preserve">Kararların hangi tasarım alanına değindiği Şekil 11’de verilmiştir.</w:t>
+      </w:r>
+    </w:p>
+    <w:p>
+      <w:pPr>
+        <w:pStyle w:val="CaptionedFigure"/>
+      </w:pPr>
+      <w:r>
+        <w:drawing>
+          <wp:inline>
+            <wp:extent cx="5334000" cy="4742995"/>
+            <wp:effectExtent b="0" l="0" r="0" t="0"/>
+            <wp:docPr descr="Tasarım öğesi dağılımı" title="" id="62" name="Picture"/>
+            <a:graphic>
+              <a:graphicData uri="http://schemas.openxmlformats.org/drawingml/2006/picture">
+                <pic:pic>
+                  <pic:nvPicPr>
+                    <pic:cNvPr descr="sekil/sekil-aygit-repertuvari.png" id="63" name="Picture"/>
+                    <pic:cNvPicPr>
+                      <a:picLocks noChangeArrowheads="1" noChangeAspect="1"/>
+                    </pic:cNvPicPr>
+                  </pic:nvPicPr>
+                  <pic:blipFill>
+                    <a:blip r:embed="rId61"/>
+                    <a:stretch>
+                      <a:fillRect/>
+                    </a:stretch>
+                  </pic:blipFill>
+                  <pic:spPr bwMode="auto">
+                    <a:xfrm>
+                      <a:off x="0" y="0"/>
+                      <a:ext cx="5334000" cy="4742995"/>
+                    </a:xfrm>
+                    <a:prstGeom prst="rect">
+                      <a:avLst/>
+                    </a:prstGeom>
+                    <a:noFill/>
+                    <a:ln w="9525">
+                      <a:noFill/>
+                      <a:headEnd/>
+                      <a:tailEnd/>
+                    </a:ln>
+                  </pic:spPr>
+                </pic:pic>
+              </a:graphicData>
+            </a:graphic>
+          </wp:inline>
+        </w:drawing>
+      </w:r>
+    </w:p>
+    <w:p>
+      <w:pPr>
+        <w:pStyle w:val="ImageCaption"/>
+      </w:pPr>
+      <w:r>
+        <w:t xml:space="preserve">Tasarım öğesi dağılımı</w:t>
+      </w:r>
+    </w:p>
+    <w:p>
+      <w:pPr>
+        <w:pStyle w:val="BodyText"/>
+      </w:pPr>
+      <w:r>
+        <w:rPr>
+          <w:bCs/>
+          <w:b/>
+        </w:rPr>
+        <w:t xml:space="preserve">Şekil 11.</w:t>
+      </w:r>
+      <w:r>
+        <w:t xml:space="preserve"> </w:t>
+      </w:r>
+      <w:r>
+        <w:t xml:space="preserve">Mekânsal kararların tasarım öğesi ailelerine dağılımı.</w:t>
+      </w:r>
+    </w:p>
+    <w:p>
+      <w:pPr>
+        <w:pStyle w:val="BodyText"/>
+      </w:pPr>
+      <w:r>
+        <w:t xml:space="preserve">İki alan — sergileme birimi (%73) ve malzeme-yüzey (%60) — repertuvarı domine etmektedir; dokuz öneri (%12) yalnızca bu ikisiyle sınırlı kalmıştır. Buna karşılık dolaşım ve plan kurgusu önerilerin yalnızca %19’unda, koku ve ses donatısı yalnızca %9’unda görünmektedir. Yirmi beş öğrenciden yalnızca 11’i en az bir kez dolaşım kararı, yalnızca 7’si en az bir kez duyusal donatı kararı üretmiştir.</w:t>
+      </w:r>
+    </w:p>
+    <w:p>
+      <w:pPr>
+        <w:pStyle w:val="BodyText"/>
+      </w:pPr>
+      <w:r>
+        <w:t xml:space="preserve">Bu dağılım bir</w:t>
+      </w:r>
+      <w:r>
+        <w:t xml:space="preserve"> </w:t>
+      </w:r>
+      <w:r>
+        <w:rPr>
+          <w:bCs/>
+          <w:b/>
+        </w:rPr>
+        <w:t xml:space="preserve">nesne–mekân</w:t>
+      </w:r>
+      <w:r>
+        <w:t xml:space="preserve"> </w:t>
+      </w:r>
+      <w:r>
+        <w:t xml:space="preserve">dengesizliğine işaret etmektedir: öğrenciler markayı mekânın içine yerleştirilen nesnelere çevirmektedir (raf, kaide, vitrin, yüzey), mekânın kendisine değil (rota, görüş hattı, eşik sekansı, bölgeler arası ilişki). Veride bunun tipik görünümü, bir markanın üç kararının da sergileme ve malzeme üzerinden kurulmasıdır:</w:t>
+      </w:r>
+      <w:r>
+        <w:t xml:space="preserve"> </w:t>
+      </w:r>
+      <w:r>
+        <w:t xml:space="preserve">“</w:t>
+      </w:r>
+      <w:r>
+        <w:t xml:space="preserve">ince profilli vitrinler</w:t>
+      </w:r>
+      <w:r>
+        <w:t xml:space="preserve">”</w:t>
+      </w:r>
+      <w:r>
+        <w:t xml:space="preserve">,</w:t>
+      </w:r>
+      <w:r>
+        <w:t xml:space="preserve"> </w:t>
+      </w:r>
+      <w:r>
+        <w:t xml:space="preserve">“</w:t>
+      </w:r>
+      <w:r>
+        <w:t xml:space="preserve">tekil ürün standları</w:t>
+      </w:r>
+      <w:r>
+        <w:t xml:space="preserve">”</w:t>
+      </w:r>
+      <w:r>
+        <w:t xml:space="preserve">,</w:t>
+      </w:r>
+      <w:r>
+        <w:t xml:space="preserve"> </w:t>
+      </w:r>
+      <w:r>
+        <w:t xml:space="preserve">“</w:t>
+      </w:r>
+      <w:r>
+        <w:t xml:space="preserve">ahşap raflar ve taş yüzeyler</w:t>
+      </w:r>
+      <w:r>
+        <w:t xml:space="preserve">”</w:t>
+      </w:r>
+      <w:r>
+        <w:t xml:space="preserve">. Üç karar da doğru, üçü de aynı aileden ve hiçbiri mağazanın nasıl gezileceğine dair bir şey söylememektedir. Dolaşım kararı üretebilen öğrencilerin çıktıları ise niteliksel olarak farklıdır:</w:t>
+      </w:r>
+      <w:r>
+        <w:t xml:space="preserve"> </w:t>
+      </w:r>
+      <w:r>
+        <w:t xml:space="preserve">“</w:t>
+      </w:r>
+      <w:r>
+        <w:t xml:space="preserve">giriş → teknik / yarış bölümü → günlük giyim → kabinler, iskele gibi uzun bir rota</w:t>
+      </w:r>
+      <w:r>
+        <w:t xml:space="preserve">”</w:t>
+      </w:r>
+      <w:r>
+        <w:t xml:space="preserve">,</w:t>
+      </w:r>
+      <w:r>
+        <w:t xml:space="preserve"> </w:t>
+      </w:r>
+      <w:r>
+        <w:t xml:space="preserve">“</w:t>
+      </w:r>
+      <w:r>
+        <w:t xml:space="preserve">kıvrımlı rota, nişler arasında duraklar</w:t>
+      </w:r>
+      <w:r>
+        <w:t xml:space="preserve">”</w:t>
+      </w:r>
+      <w:r>
+        <w:t xml:space="preserve">,</w:t>
+      </w:r>
+      <w:r>
+        <w:t xml:space="preserve"> </w:t>
+      </w:r>
+      <w:r>
+        <w:t xml:space="preserve">“</w:t>
+      </w:r>
+      <w:r>
+        <w:t xml:space="preserve">kokuların aşamalı deneyimlendiği keşif rotası</w:t>
+      </w:r>
+      <w:r>
+        <w:t xml:space="preserve">”</w:t>
+      </w:r>
+      <w:r>
+        <w:t xml:space="preserve">. Bu ifadeler bir sıra ve bir yön içerir; mekânı zamansal bir sekans olarak kurarlar.</w:t>
+      </w:r>
+    </w:p>
+    <w:p>
+      <w:pPr>
+        <w:pStyle w:val="BodyText"/>
+      </w:pPr>
+      <w:r>
+        <w:t xml:space="preserve">Kararlar Bitner’ın (1992) üç boyutuna göre sınıflandırıldığında dengesizlik daha net görünmektedir (Şekil 12).</w:t>
+      </w:r>
+    </w:p>
+    <w:p>
+      <w:pPr>
+        <w:pStyle w:val="CaptionedFigure"/>
+      </w:pPr>
+      <w:r>
+        <w:drawing>
+          <wp:inline>
+            <wp:extent cx="5334000" cy="1907671"/>
+            <wp:effectExtent b="0" l="0" r="0" t="0"/>
+            <wp:docPr descr="Servicescape boyutları" title="" id="65" name="Picture"/>
+            <a:graphic>
+              <a:graphicData uri="http://schemas.openxmlformats.org/drawingml/2006/picture">
+                <pic:pic>
+                  <pic:nvPicPr>
+                    <pic:cNvPr descr="sekil/sekil-bitner.png" id="66" name="Picture"/>
+                    <pic:cNvPicPr>
+                      <a:picLocks noChangeArrowheads="1" noChangeAspect="1"/>
+                    </pic:cNvPicPr>
+                  </pic:nvPicPr>
+                  <pic:blipFill>
+                    <a:blip r:embed="rId64"/>
                     <a:stretch>
                       <a:fillRect/>
                     </a:stretch>
@@ -3675,7 +3719,7 @@
         <w:pStyle w:val="ImageCaption"/>
       </w:pPr>
       <w:r>
-        <w:t xml:space="preserve">Kararların somutluğu</w:t>
+        <w:t xml:space="preserve">Servicescape boyutları</w:t>
       </w:r>
     </w:p>
     <w:p>
@@ -3687,21 +3731,21 @@
           <w:bCs/>
           <w:b/>
         </w:rPr>
-        <w:t xml:space="preserve">Şekil 8.</w:t>
-      </w:r>
-      <w:r>
-        <w:t xml:space="preserve"> </w:t>
-      </w:r>
-      <w:r>
-        <w:t xml:space="preserve">Anahtar kelimelerin mekânsal karara dönüşme somutluğu.</w:t>
-      </w:r>
-    </w:p>
-    <w:p>
-      <w:pPr>
-        <w:pStyle w:val="BodyText"/>
-      </w:pPr>
-      <w:r>
-        <w:t xml:space="preserve">Önerilerin %18,7’si anahtar kelimeyi başka bir sıfatla karşılamış, yani mekâna hiç ulaşmamıştır. %46,7’si bir tasarım öğesi adlandırmış ancak öğenin mekândaki yerini söylememiştir. Yalnızca %34,7’si öğeyi bir konuma, ilişkiye ya da ölçüye bağlamıştır. En büyük yığılma, önerilerin neredeyse yarısını kapsayan orta grupta, yani öğesi olan ama yeri olmayan kararlardadır. Bulgunun özeti şudur:</w:t>
+        <w:t xml:space="preserve">Şekil 12.</w:t>
+      </w:r>
+      <w:r>
+        <w:t xml:space="preserve"> </w:t>
+      </w:r>
+      <w:r>
+        <w:t xml:space="preserve">Kararların servicescape boyutlarına dağılımı.</w:t>
+      </w:r>
+    </w:p>
+    <w:p>
+      <w:pPr>
+        <w:pStyle w:val="BodyText"/>
+      </w:pPr>
+      <w:r>
+        <w:t xml:space="preserve">Önerilerin %89’u mekânsal yerleşim ve işlevselliğe, %73’ü işaret, simge ve eserlere değinmekte; buna karşılık yalnızca %48’i ortam koşullarına ulaşmaktadır. Daha önemlisi, üç boyutu birden kuran öneri oranı</w:t>
       </w:r>
       <w:r>
         <w:t xml:space="preserve"> </w:t>
@@ -3711,13 +3755,125 @@
           <w:bCs/>
           <w:b/>
         </w:rPr>
-        <w:t xml:space="preserve">öğrencilerin çoğunluğu</w:t>
-      </w:r>
+        <w:t xml:space="preserve">%28</w:t>
+      </w:r>
+      <w:r>
+        <w:t xml:space="preserve">’dir: önerilerin yarıdan fazlası (%57) yalnızca iki boyutla, %12’si tek bir boyutla yetinmektedir. Bitner’ın temel savı, bir servicescape’in etkisinin bu üç boyutun</w:t>
+      </w:r>
+      <w:r>
+        <w:t xml:space="preserve"> </w:t>
+      </w:r>
+      <w:r>
+        <w:rPr>
+          <w:iCs/>
+          <w:i/>
+        </w:rPr>
+        <w:t xml:space="preserve">birlikte</w:t>
+      </w:r>
+      <w:r>
+        <w:t xml:space="preserve"> </w:t>
+      </w:r>
+      <w:r>
+        <w:t xml:space="preserve">kurulmasından doğduğudur; bu ölçüte göre öğrencilerin ilk hafta ürettiği kararların çoğunluğu eksik bir ortam tarif etmektedir. Eksik kalan boyut, neredeyse her zaman ortam koşullarıdır — yani ışık, ses, koku ve ısının bir arada düşünüldüğü katman.</w:t>
+      </w:r>
+    </w:p>
+    <w:p>
+      <w:pPr>
+        <w:pStyle w:val="BodyText"/>
+      </w:pPr>
+      <w:r>
+        <w:t xml:space="preserve">Ortam koşullarına ulaşabilen önerilerin hangi ürün kategorilerinden geldiği bu eksikliğin nedenini açıklamaktadır. Parfüm ve koku kategorisindeki sekiz önerinin %62’si üç boyutu birden kurmaktadır; çünkü koku satan bir marka, öğrenciyi kokuyu mekânda tutmaya, taşımaya ya da ayırmaya zorlar. Giyim kategorisinde bu oran %24’tür. Ürünün kendisi bir duyuyu dayatmadığında, öğrenci ortam koşullarını kendiliğinden hatırlamamaktadır. Buna karşılık markanın ölçeği ve menşei bakımından tutarlı bir fark saptanmamıştır: kurumsal ölçekteki markalarda üç boyutu kurma oranı niş markalardan yüksek (%50’ye %23), menşe bakımından ise fark düzensizdir. Yani çeviri başarısını belirleyen şey markanın ne kadar bilindiği değil, ürünün hangi duyuları zorunlu kıldığıdır.</w:t>
+      </w:r>
+    </w:p>
+    <w:p>
+      <w:pPr>
+        <w:pStyle w:val="BodyText"/>
+      </w:pPr>
+      <w:r>
+        <w:t xml:space="preserve">Kararlar son olarak brifin sekiz zorunlu alanıyla karşılaştırılmıştır (Şekil 13). Bu karşılaştırma, bulguların stüdyo açısından en doğrudan sonucunu vermektedir.</w:t>
+      </w:r>
+    </w:p>
+    <w:p>
+      <w:pPr>
+        <w:pStyle w:val="CaptionedFigure"/>
+      </w:pPr>
+      <w:r>
+        <w:drawing>
+          <wp:inline>
+            <wp:extent cx="5334000" cy="3325333"/>
+            <wp:effectExtent b="0" l="0" r="0" t="0"/>
+            <wp:docPr descr="Program kapsamı" title="" id="68" name="Picture"/>
+            <a:graphic>
+              <a:graphicData uri="http://schemas.openxmlformats.org/drawingml/2006/picture">
+                <pic:pic>
+                  <pic:nvPicPr>
+                    <pic:cNvPr descr="sekil/sekil-program-kapsami.png" id="69" name="Picture"/>
+                    <pic:cNvPicPr>
+                      <a:picLocks noChangeArrowheads="1" noChangeAspect="1"/>
+                    </pic:cNvPicPr>
+                  </pic:nvPicPr>
+                  <pic:blipFill>
+                    <a:blip r:embed="rId67"/>
+                    <a:stretch>
+                      <a:fillRect/>
+                    </a:stretch>
+                  </pic:blipFill>
+                  <pic:spPr bwMode="auto">
+                    <a:xfrm>
+                      <a:off x="0" y="0"/>
+                      <a:ext cx="5334000" cy="3325333"/>
+                    </a:xfrm>
+                    <a:prstGeom prst="rect">
+                      <a:avLst/>
+                    </a:prstGeom>
+                    <a:noFill/>
+                    <a:ln w="9525">
+                      <a:noFill/>
+                      <a:headEnd/>
+                      <a:tailEnd/>
+                    </a:ln>
+                  </pic:spPr>
+                </pic:pic>
+              </a:graphicData>
+            </a:graphic>
+          </wp:inline>
+        </w:drawing>
+      </w:r>
+    </w:p>
+    <w:p>
+      <w:pPr>
+        <w:pStyle w:val="ImageCaption"/>
+      </w:pPr>
+      <w:r>
+        <w:t xml:space="preserve">Program kapsamı</w:t>
+      </w:r>
+    </w:p>
+    <w:p>
+      <w:pPr>
+        <w:pStyle w:val="BodyText"/>
+      </w:pPr>
       <w:r>
         <w:rPr>
           <w:bCs/>
           <w:b/>
         </w:rPr>
+        <w:t xml:space="preserve">Şekil 13.</w:t>
+      </w:r>
+      <w:r>
+        <w:t xml:space="preserve"> </w:t>
+      </w:r>
+      <w:r>
+        <w:t xml:space="preserve">Kararların brifin zorunlu alanlarıyla örtüşmesi.</w:t>
+      </w:r>
+    </w:p>
+    <w:p>
+      <w:pPr>
+        <w:pStyle w:val="BodyText"/>
+      </w:pPr>
+      <w:r>
+        <w:t xml:space="preserve">Kararlar, brifin istediği sekiz alandan dördünü kayda değer ölçüde kapsamaktadır: malzeme ve mimari öğeler (%83), sergileme alanları (%73), deneyim ve etkileşim alanları (%47), dolaşım ve mekânsal akış (%19). Geri kalan dördü ise neredeyse hiç görünmemektedir.</w:t>
+      </w:r>
+      <w:r>
         <w:t xml:space="preserve"> </w:t>
       </w:r>
       <w:r>
@@ -3725,143 +3881,194 @@
           <w:bCs/>
           <w:b/>
         </w:rPr>
-        <w:t xml:space="preserve">“</w:t>
+        <w:t xml:space="preserve">Giriş ve marka eşiği yalnızca iki öneride, satış ve kasa bölgesi bir öneride</w:t>
+      </w:r>
+      <w:r>
+        <w:t xml:space="preserve"> </w:t>
+      </w:r>
+      <w:r>
+        <w:t xml:space="preserve">geçmekte;</w:t>
+      </w:r>
+      <w:r>
+        <w:t xml:space="preserve"> </w:t>
       </w:r>
       <w:r>
         <w:rPr>
           <w:bCs/>
           <w:b/>
         </w:rPr>
-        <w:t xml:space="preserve">ne</w:t>
+        <w:t xml:space="preserve">depolama ve arka alan ile personel alanları hiçbir kararda</w:t>
+      </w:r>
+      <w:r>
+        <w:t xml:space="preserve"> </w:t>
+      </w:r>
+      <w:r>
+        <w:t xml:space="preserve">yer almamaktadır.</w:t>
+      </w:r>
+    </w:p>
+    <w:p>
+      <w:pPr>
+        <w:pStyle w:val="BodyText"/>
+      </w:pPr>
+      <w:r>
+        <w:t xml:space="preserve">Bu, iç mimarlık açısından çarpıcı bir boşluktur. Giriş ve eşik, müşteri yolculuğunda ilk izlenimin kurulduğu ve markanın kendini ilk kez beyan ettiği yerdir; kasa, son temas noktasıdır. Her ikisi de marka deneyiminin en çok belirlendiği anlardır ve brif ikisini de açıkça talep etmektedir. Öğrencilerin kelimeleri bu alanlara hiç ulaşmamaktadır. Eşiğin yokluğunun bir belirtisi, öğrencilerin</w:t>
+      </w:r>
+      <w:r>
+        <w:t xml:space="preserve"> </w:t>
+      </w:r>
+      <w:r>
+        <w:t xml:space="preserve">“</w:t>
+      </w:r>
+      <w:r>
+        <w:t xml:space="preserve">vitrin</w:t>
+      </w:r>
+      <w:r>
+        <w:t xml:space="preserve">”</w:t>
+      </w:r>
+      <w:r>
+        <w:t xml:space="preserve"> </w:t>
+      </w:r>
+      <w:r>
+        <w:t xml:space="preserve">sözcüğünü hem cephedeki sergi penceresi hem de iç mekândaki teşhir dolabı için ayrım yapmadan kullanmasıdır; cephe–eşik–giriş sekansı bir tasarım sorunu olarak kurulmamaktadır.</w:t>
+      </w:r>
+    </w:p>
+    <w:p>
+      <w:pPr>
+        <w:pStyle w:val="BodyText"/>
+      </w:pPr>
+      <w:r>
+        <w:t xml:space="preserve">Eşiğin yokluğu, dönem projesinin alanı düşünüldüğünde ayrıca önem kazanmaktadır. Mersin Marina’daki bir perakende birimi, bir alışveriş merkezi içindeki tipik bir dükkândan farklı bir eşik koşuluna sahiptir: cephe açık havaya, yaya promenadına ve denize bakar; gün ışığı, rüzgâr ve manzara doğrudan iç mekâna girer. Bu, eşiği güçlü bir tasarım fırsatı hâline getiren bir bağlamdır. Öğrencilerin markayı eşikte hiç düşünmemesi, yalnızca bir program eksikliği değil, alanın sunduğu en belirgin mimari imkânın gözden kaçması anlamına gelmektedir.</w:t>
+      </w:r>
+    </w:p>
+    <w:p>
+      <w:pPr>
+        <w:pStyle w:val="BodyText"/>
+      </w:pPr>
+      <w:r>
+        <w:t xml:space="preserve">Arka alan ve personel mekânlarının yokluğu ise farklı bir sorunu işaret eder. Çalışma Kâğıdı 3’ün ikinci bölümü depolamayı açıkça sormakta ve öğrenciler bu alanı doldurmaktadır:</w:t>
+      </w:r>
+      <w:r>
+        <w:t xml:space="preserve"> </w:t>
+      </w:r>
+      <w:r>
+        <w:t xml:space="preserve">“</w:t>
+      </w:r>
+      <w:r>
+        <w:t xml:space="preserve">beden stoğu gizli depoda</w:t>
+      </w:r>
+      <w:r>
+        <w:t xml:space="preserve">”</w:t>
+      </w:r>
+      <w:r>
+        <w:t xml:space="preserve">,</w:t>
+      </w:r>
+      <w:r>
+        <w:t xml:space="preserve"> </w:t>
+      </w:r>
+      <w:r>
+        <w:t xml:space="preserve">“</w:t>
+      </w:r>
+      <w:r>
+        <w:t xml:space="preserve">stok arkada</w:t>
+      </w:r>
+      <w:r>
+        <w:t xml:space="preserve">”</w:t>
+      </w:r>
+      <w:r>
+        <w:t xml:space="preserve">,</w:t>
+      </w:r>
+      <w:r>
+        <w:t xml:space="preserve"> </w:t>
+      </w:r>
+      <w:r>
+        <w:t xml:space="preserve">“</w:t>
+      </w:r>
+      <w:r>
+        <w:t xml:space="preserve">güvenli kapalı depolama</w:t>
+      </w:r>
+      <w:r>
+        <w:t xml:space="preserve">”</w:t>
+      </w:r>
+      <w:r>
+        <w:t xml:space="preserve">. Yani depolama</w:t>
+      </w:r>
+      <w:r>
+        <w:t xml:space="preserve"> </w:t>
+      </w:r>
+      <w:r>
+        <w:rPr>
+          <w:iCs/>
+          <w:i/>
+        </w:rPr>
+        <w:t xml:space="preserve">bir ihtiyaç olarak</w:t>
+      </w:r>
+      <w:r>
+        <w:t xml:space="preserve"> </w:t>
+      </w:r>
+      <w:r>
+        <w:t xml:space="preserve">biliniyor, fakat</w:t>
+      </w:r>
+      <w:r>
+        <w:t xml:space="preserve"> </w:t>
+      </w:r>
+      <w:r>
+        <w:rPr>
+          <w:iCs/>
+          <w:i/>
+        </w:rPr>
+        <w:t xml:space="preserve">marka kimliğiyle ilişkili bir tasarım kararı olarak</w:t>
+      </w:r>
+      <w:r>
+        <w:t xml:space="preserve"> </w:t>
+      </w:r>
+      <w:r>
+        <w:t xml:space="preserve">düşünülmüyor. Oysa Bitner (1992) servicescape’in çalışan davranışını da biçimlendirdiğini göstermiştir; arka alan, markanın yalnızca müşteriye değil kendi çalışanına da ne söylediğinin kurulduğu yerdir.</w:t>
+      </w:r>
+    </w:p>
+    <w:bookmarkEnd w:id="70"/>
+    <w:bookmarkStart w:id="71" w:name="markanın-diliyle-adlandırılan-birimler"/>
+    <w:p>
+      <w:pPr>
+        <w:pStyle w:val="Heading3"/>
+      </w:pPr>
+      <w:r>
+        <w:t xml:space="preserve">4.6. Markanın diliyle adlandırılan birimler</w:t>
+      </w:r>
+    </w:p>
+    <w:p>
+      <w:pPr>
+        <w:pStyle w:val="FirstParagraph"/>
+      </w:pPr>
+      <w:r>
+        <w:t xml:space="preserve">Kararların on ikisinde (%16) ortak ve beklenmedik bir örüntü saptanmıştır: bu öğrenciler kurdukları birime</w:t>
+      </w:r>
+      <w:r>
+        <w:t xml:space="preserve"> </w:t>
       </w:r>
       <w:r>
         <w:rPr>
           <w:bCs/>
           <w:b/>
         </w:rPr>
-        <w:t xml:space="preserve">”</w:t>
-      </w:r>
+        <w:t xml:space="preserve">markanın kendi dilinden türetilmiş özel bir ad</w:t>
+      </w:r>
+      <w:r>
+        <w:t xml:space="preserve"> </w:t>
+      </w:r>
+      <w:r>
+        <w:t xml:space="preserve">vermiştir (Tablo 5).</w:t>
+      </w:r>
+    </w:p>
+    <w:p>
+      <w:pPr>
+        <w:pStyle w:val="BodyText"/>
+      </w:pPr>
       <w:r>
         <w:rPr>
           <w:bCs/>
           <w:b/>
         </w:rPr>
-        <w:t xml:space="preserve"> </w:t>
-      </w:r>
-      <w:r>
-        <w:rPr>
-          <w:bCs/>
-          <w:b/>
-        </w:rPr>
-        <w:t xml:space="preserve">sorusunu yanıtlamakta,</w:t>
-      </w:r>
-      <w:r>
-        <w:rPr>
-          <w:bCs/>
-          <w:b/>
-        </w:rPr>
-        <w:t xml:space="preserve"> </w:t>
-      </w:r>
-      <w:r>
-        <w:rPr>
-          <w:bCs/>
-          <w:b/>
-        </w:rPr>
-        <w:t xml:space="preserve">“</w:t>
-      </w:r>
-      <w:r>
-        <w:rPr>
-          <w:bCs/>
-          <w:b/>
-        </w:rPr>
-        <w:t xml:space="preserve">nerede, neyle, hangi ilişkide</w:t>
-      </w:r>
-      <w:r>
-        <w:rPr>
-          <w:bCs/>
-          <w:b/>
-        </w:rPr>
-        <w:t xml:space="preserve">”</w:t>
-      </w:r>
-      <w:r>
-        <w:rPr>
-          <w:bCs/>
-          <w:b/>
-        </w:rPr>
-        <w:t xml:space="preserve"> </w:t>
-      </w:r>
-      <w:r>
-        <w:rPr>
-          <w:bCs/>
-          <w:b/>
-        </w:rPr>
-        <w:t xml:space="preserve">sorusunu yanıtlamamaktadır.</w:t>
-      </w:r>
-    </w:p>
-    <w:p>
-      <w:pPr>
-        <w:pStyle w:val="BodyText"/>
-      </w:pPr>
-      <w:r>
-        <w:t xml:space="preserve">Aradaki farkın niteliği, tek bir anahtar kelimenin farklı teslimlerdeki karşılıkları yan yana konduğunda netleşir.</w:t>
-      </w:r>
-      <w:r>
-        <w:t xml:space="preserve"> </w:t>
-      </w:r>
-      <w:r>
-        <w:t xml:space="preserve">“</w:t>
-      </w:r>
-      <w:r>
-        <w:t xml:space="preserve">Zanaat</w:t>
-      </w:r>
-      <w:r>
-        <w:t xml:space="preserve">”</w:t>
-      </w:r>
-      <w:r>
-        <w:t xml:space="preserve"> </w:t>
-      </w:r>
-      <w:r>
-        <w:t xml:space="preserve">ve türevleri veri setinde dokuz kez geçmekte ve karşılıkları üç grubun tamamına dağılmaktadır (Tablo 5). Aynı kelime, aynı hafta, aynı brif altında birbirinden çok farklı somutlukta karşılıklar bulmaktadır.</w:t>
-      </w:r>
-    </w:p>
-    <w:p>
-      <w:pPr>
-        <w:pStyle w:val="BodyText"/>
-      </w:pPr>
-      <w:r>
-        <w:rPr>
-          <w:bCs/>
-          <w:b/>
-        </w:rPr>
-        <w:t xml:space="preserve">Tablo 5. Tek bir anahtar kelimenin (</w:t>
-      </w:r>
-      <w:r>
-        <w:rPr>
-          <w:bCs/>
-          <w:b/>
-        </w:rPr>
-        <w:t xml:space="preserve">“</w:t>
-      </w:r>
-      <w:r>
-        <w:rPr>
-          <w:bCs/>
-          <w:b/>
-        </w:rPr>
-        <w:t xml:space="preserve">zanaat / el işçiliği</w:t>
-      </w:r>
-      <w:r>
-        <w:rPr>
-          <w:bCs/>
-          <w:b/>
-        </w:rPr>
-        <w:t xml:space="preserve">”</w:t>
-      </w:r>
-      <w:r>
-        <w:rPr>
-          <w:bCs/>
-          <w:b/>
-        </w:rPr>
-        <w:t xml:space="preserve">) karşılıkları</w:t>
+        <w:t xml:space="preserve">Tablo 5. Markanın diliyle adlandırılan mekânsal birimler</w:t>
       </w:r>
     </w:p>
     <w:tbl>
@@ -3888,31 +4095,31 @@
               <w:jc w:val="left"/>
             </w:pPr>
             <w:r>
-              <w:t xml:space="preserve">Grup</w:t>
-            </w:r>
-          </w:p>
-        </w:tc>
-        <w:tc>
-          <w:tcPr/>
-          <w:p>
-            <w:pPr>
-              <w:pStyle w:val="Compact"/>
-              <w:jc w:val="left"/>
-            </w:pPr>
-            <w:r>
-              <w:t xml:space="preserve">Veriden karşılık</w:t>
-            </w:r>
-          </w:p>
-        </w:tc>
-        <w:tc>
-          <w:tcPr/>
-          <w:p>
-            <w:pPr>
-              <w:pStyle w:val="Compact"/>
-              <w:jc w:val="left"/>
-            </w:pPr>
-            <w:r>
-              <w:t xml:space="preserve">Neden bu grup</w:t>
+              <w:t xml:space="preserve">Birim</w:t>
+            </w:r>
+          </w:p>
+        </w:tc>
+        <w:tc>
+          <w:tcPr/>
+          <w:p>
+            <w:pPr>
+              <w:pStyle w:val="Compact"/>
+              <w:jc w:val="left"/>
+            </w:pPr>
+            <w:r>
+              <w:t xml:space="preserve">Marka</w:t>
+            </w:r>
+          </w:p>
+        </w:tc>
+        <w:tc>
+          <w:tcPr/>
+          <w:p>
+            <w:pPr>
+              <w:pStyle w:val="Compact"/>
+              <w:jc w:val="left"/>
+            </w:pPr>
+            <w:r>
+              <w:t xml:space="preserve">Tanımı</w:t>
             </w:r>
           </w:p>
         </w:tc>
@@ -3926,37 +4133,35 @@
               <w:jc w:val="left"/>
             </w:pPr>
             <w:r>
-              <w:t xml:space="preserve">Sıfatta kalan</w:t>
-            </w:r>
-          </w:p>
-        </w:tc>
-        <w:tc>
-          <w:tcPr/>
-          <w:p>
-            <w:pPr>
-              <w:pStyle w:val="Compact"/>
-              <w:jc w:val="left"/>
-            </w:pPr>
-            <w:r>
-              <w:t xml:space="preserve">“</w:t>
-            </w:r>
-            <w:r>
-              <w:t xml:space="preserve">Ürün detaylarının yakından görülebileceği sergileme alanları</w:t>
-            </w:r>
-            <w:r>
-              <w:t xml:space="preserve">”</w:t>
-            </w:r>
-          </w:p>
-        </w:tc>
-        <w:tc>
-          <w:tcPr/>
-          <w:p>
-            <w:pPr>
-              <w:pStyle w:val="Compact"/>
-              <w:jc w:val="left"/>
-            </w:pPr>
-            <w:r>
-              <w:t xml:space="preserve">Bir nitelik beyan ediliyor; hangi öğeyle sağlanacağı yok</w:t>
+              <w:rPr>
+                <w:iCs/>
+                <w:i/>
+              </w:rPr>
+              <w:t xml:space="preserve">Patina Wall</w:t>
+            </w:r>
+          </w:p>
+        </w:tc>
+        <w:tc>
+          <w:tcPr/>
+          <w:p>
+            <w:pPr>
+              <w:pStyle w:val="Compact"/>
+              <w:jc w:val="left"/>
+            </w:pPr>
+            <w:r>
+              <w:t xml:space="preserve">Philini</w:t>
+            </w:r>
+          </w:p>
+        </w:tc>
+        <w:tc>
+          <w:tcPr/>
+          <w:p>
+            <w:pPr>
+              <w:pStyle w:val="Compact"/>
+              <w:jc w:val="left"/>
+            </w:pPr>
+            <w:r>
+              <w:t xml:space="preserve">Derinin zamanla kazandığı yüzey değişimini sergileyen duvar</w:t>
             </w:r>
           </w:p>
         </w:tc>
@@ -3969,153 +4174,6 @@
               <w:pStyle w:val="Compact"/>
               <w:jc w:val="left"/>
             </w:pPr>
-            <w:r>
-              <w:t xml:space="preserve">Öğe adlandıran</w:t>
-            </w:r>
-          </w:p>
-        </w:tc>
-        <w:tc>
-          <w:tcPr/>
-          <w:p>
-            <w:pPr>
-              <w:pStyle w:val="Compact"/>
-              <w:jc w:val="left"/>
-            </w:pPr>
-            <w:r>
-              <w:t xml:space="preserve">“</w:t>
-            </w:r>
-            <w:r>
-              <w:t xml:space="preserve">Ahşap, deri ve doğal taş gibi malzemelerin kullanılması</w:t>
-            </w:r>
-            <w:r>
-              <w:t xml:space="preserve">”</w:t>
-            </w:r>
-          </w:p>
-        </w:tc>
-        <w:tc>
-          <w:tcPr/>
-          <w:p>
-            <w:pPr>
-              <w:pStyle w:val="Compact"/>
-              <w:jc w:val="left"/>
-            </w:pPr>
-            <w:r>
-              <w:t xml:space="preserve">Malzemeler sayılıyor; aralarında ya da mekânla ilişki kurulmuyor</w:t>
-            </w:r>
-          </w:p>
-        </w:tc>
-      </w:tr>
-      <w:tr>
-        <w:tc>
-          <w:tcPr/>
-          <w:p>
-            <w:pPr>
-              <w:pStyle w:val="Compact"/>
-              <w:jc w:val="left"/>
-            </w:pPr>
-            <w:r>
-              <w:t xml:space="preserve">Öğe adlandıran</w:t>
-            </w:r>
-          </w:p>
-        </w:tc>
-        <w:tc>
-          <w:tcPr/>
-          <w:p>
-            <w:pPr>
-              <w:pStyle w:val="Compact"/>
-              <w:jc w:val="left"/>
-            </w:pPr>
-            <w:r>
-              <w:t xml:space="preserve">“</w:t>
-            </w:r>
-            <w:r>
-              <w:t xml:space="preserve">Açık atölye / üretim köşesi</w:t>
-            </w:r>
-            <w:r>
-              <w:t xml:space="preserve">”</w:t>
-            </w:r>
-          </w:p>
-        </w:tc>
-        <w:tc>
-          <w:tcPr/>
-          <w:p>
-            <w:pPr>
-              <w:pStyle w:val="Compact"/>
-              <w:jc w:val="left"/>
-            </w:pPr>
-            <w:r>
-              <w:t xml:space="preserve">Bir birim adlandırılıyor; mekândaki yeri ve ne göstereceği belirsiz</w:t>
-            </w:r>
-          </w:p>
-        </w:tc>
-      </w:tr>
-      <w:tr>
-        <w:tc>
-          <w:tcPr/>
-          <w:p>
-            <w:pPr>
-              <w:pStyle w:val="Compact"/>
-              <w:jc w:val="left"/>
-            </w:pPr>
-            <w:r>
-              <w:t xml:space="preserve">Mekânda yer tutan</w:t>
-            </w:r>
-          </w:p>
-        </w:tc>
-        <w:tc>
-          <w:tcPr/>
-          <w:p>
-            <w:pPr>
-              <w:pStyle w:val="Compact"/>
-              <w:jc w:val="left"/>
-            </w:pPr>
-            <w:r>
-              <w:t xml:space="preserve">“</w:t>
-            </w:r>
-            <w:r>
-              <w:t xml:space="preserve">Dokuma detaylarının sergilendiği malzeme duvarı, el dokuması halıların askılı sistemde öne çıkarılması, el işçiliğini gösteren yakın inceleme alanı</w:t>
-            </w:r>
-            <w:r>
-              <w:t xml:space="preserve">”</w:t>
-            </w:r>
-          </w:p>
-        </w:tc>
-        <w:tc>
-          <w:tcPr/>
-          <w:p>
-            <w:pPr>
-              <w:pStyle w:val="Compact"/>
-              <w:jc w:val="left"/>
-            </w:pPr>
-            <w:r>
-              <w:t xml:space="preserve">Üç öğe birbirine ve tek bir amaca — görünürlüğe — bağlanıyor</w:t>
-            </w:r>
-          </w:p>
-        </w:tc>
-      </w:tr>
-      <w:tr>
-        <w:tc>
-          <w:tcPr/>
-          <w:p>
-            <w:pPr>
-              <w:pStyle w:val="Compact"/>
-              <w:jc w:val="left"/>
-            </w:pPr>
-            <w:r>
-              <w:t xml:space="preserve">Mekânda yer tutan</w:t>
-            </w:r>
-          </w:p>
-        </w:tc>
-        <w:tc>
-          <w:tcPr/>
-          <w:p>
-            <w:pPr>
-              <w:pStyle w:val="Compact"/>
-              <w:jc w:val="left"/>
-            </w:pPr>
-            <w:r>
-              <w:t xml:space="preserve">“</w:t>
-            </w:r>
             <w:r>
               <w:rPr>
                 <w:iCs/>
@@ -4123,993 +4181,6 @@
               </w:rPr>
               <w:t xml:space="preserve">Visible Atelier</w:t>
             </w:r>
-            <w:r>
-              <w:t xml:space="preserve">: üretimin gizlenmediği, ürünün yalnızca bitmiş hâlinin değil arkasındaki kesim, dikiş ve yüzey işleme sürecinin de izlendiği bölüm</w:t>
-            </w:r>
-            <w:r>
-              <w:t xml:space="preserve">”</w:t>
-            </w:r>
-          </w:p>
-        </w:tc>
-        <w:tc>
-          <w:tcPr/>
-          <w:p>
-            <w:pPr>
-              <w:pStyle w:val="Compact"/>
-              <w:jc w:val="left"/>
-            </w:pPr>
-            <w:r>
-              <w:t xml:space="preserve">Aygıt adlandırılıyor, markanın diline bağlanıyor ve bir ilkeye dönüşüyor</w:t>
-            </w:r>
-          </w:p>
-        </w:tc>
-      </w:tr>
-    </w:tbl>
-    <w:p>
-      <w:pPr>
-        <w:pStyle w:val="BodyText"/>
-      </w:pPr>
-      <w:r>
-        <w:t xml:space="preserve">“</w:t>
-      </w:r>
-      <w:r>
-        <w:t xml:space="preserve">Açık atölye köşesi</w:t>
-      </w:r>
-      <w:r>
-        <w:t xml:space="preserve">”</w:t>
-      </w:r>
-      <w:r>
-        <w:t xml:space="preserve"> </w:t>
-      </w:r>
-      <w:r>
-        <w:t xml:space="preserve">ile</w:t>
-      </w:r>
-      <w:r>
-        <w:t xml:space="preserve"> </w:t>
-      </w:r>
-      <w:r>
-        <w:t xml:space="preserve">“</w:t>
-      </w:r>
-      <w:r>
-        <w:t xml:space="preserve">dokuma detaylarının sergilendiği malzeme duvarı</w:t>
-      </w:r>
-      <w:r>
-        <w:t xml:space="preserve">”</w:t>
-      </w:r>
-      <w:r>
-        <w:t xml:space="preserve"> </w:t>
-      </w:r>
-      <w:r>
-        <w:t xml:space="preserve">arasındaki fark bir kelime dağarcığı farkı değildir; birincisi bir oda adı, ikincisi bir tasarım kararıdır. Birincisi plana bir etiket koyar, ikincisi plana bir yüzey çizdirir.</w:t>
-      </w:r>
-    </w:p>
-    <w:p>
-      <w:pPr>
-        <w:pStyle w:val="BodyText"/>
-      </w:pPr>
-      <w:r>
-        <w:t xml:space="preserve">Öğrenci düzeyinde bakıldığında profil Şekil 9’daki gibidir. Yirmi beş öğrenciden 13’ü en az bir önerisinde mekânda yer tutan bir karar üretmiş; 12’si üç önerisinde de bu düzeye ulaşamamıştır. Baskın karar türü bakımından öğrencilerin 12’si öğe adlandırma, 8’i mekânda yer tutma, 5’i sıfatta kalma grubundadır.</w:t>
-      </w:r>
-    </w:p>
-    <w:p>
-      <w:pPr>
-        <w:pStyle w:val="CaptionedFigure"/>
-      </w:pPr>
-      <w:r>
-        <w:drawing>
-          <wp:inline>
-            <wp:extent cx="5334000" cy="2343216"/>
-            <wp:effectExtent b="0" l="0" r="0" t="0"/>
-            <wp:docPr descr="Öğrenci profili" title="" id="56" name="Picture"/>
-            <a:graphic>
-              <a:graphicData uri="http://schemas.openxmlformats.org/drawingml/2006/picture">
-                <pic:pic>
-                  <pic:nvPicPr>
-                    <pic:cNvPr descr="sekil/sekil-ogrenci-profili.png" id="57" name="Picture"/>
-                    <pic:cNvPicPr>
-                      <a:picLocks noChangeArrowheads="1" noChangeAspect="1"/>
-                    </pic:cNvPicPr>
-                  </pic:nvPicPr>
-                  <pic:blipFill>
-                    <a:blip r:embed="rId55"/>
-                    <a:stretch>
-                      <a:fillRect/>
-                    </a:stretch>
-                  </pic:blipFill>
-                  <pic:spPr bwMode="auto">
-                    <a:xfrm>
-                      <a:off x="0" y="0"/>
-                      <a:ext cx="5334000" cy="2343216"/>
-                    </a:xfrm>
-                    <a:prstGeom prst="rect">
-                      <a:avLst/>
-                    </a:prstGeom>
-                    <a:noFill/>
-                    <a:ln w="9525">
-                      <a:noFill/>
-                      <a:headEnd/>
-                      <a:tailEnd/>
-                    </a:ln>
-                  </pic:spPr>
-                </pic:pic>
-              </a:graphicData>
-            </a:graphic>
-          </wp:inline>
-        </w:drawing>
-      </w:r>
-    </w:p>
-    <w:p>
-      <w:pPr>
-        <w:pStyle w:val="ImageCaption"/>
-      </w:pPr>
-      <w:r>
-        <w:t xml:space="preserve">Öğrenci profili</w:t>
-      </w:r>
-    </w:p>
-    <w:p>
-      <w:pPr>
-        <w:pStyle w:val="BodyText"/>
-      </w:pPr>
-      <w:r>
-        <w:rPr>
-          <w:bCs/>
-          <w:b/>
-        </w:rPr>
-        <w:t xml:space="preserve">Şekil 9.</w:t>
-      </w:r>
-      <w:r>
-        <w:t xml:space="preserve"> </w:t>
-      </w:r>
-      <w:r>
-        <w:t xml:space="preserve">Öğrenci başına karar somutluğu: üç öneride ulaşılan en somut karar ve baskın karar.</w:t>
-      </w:r>
-    </w:p>
-    <w:p>
-      <w:pPr>
-        <w:pStyle w:val="BodyText"/>
-      </w:pPr>
-      <w:r>
-        <w:t xml:space="preserve">Bu dağılımın en önemli özelliği, aynı araç, aynı brif ve aynı süre altında ortaya çıkmış olmasıdır. Becerinin sıfatta kalmaktan mekânda yer tutmaya kadar bu genlikte yayılması, farkın bireysel yetenekten çok henüz öğretilmemiş bir yöntemden kaynaklandığını düşündürmektedir.</w:t>
-      </w:r>
-    </w:p>
-    <w:p>
-      <w:pPr>
-        <w:pStyle w:val="BodyText"/>
-      </w:pPr>
-      <w:r>
-        <w:t xml:space="preserve">Marka özelliklerinin etkisi sınırlıdır. Türkiye menşeli markalarda mekânda yer tutan karar oranı %36, yurt dışı menşelilerde %32’dir. Niş markalarda bu oran %38 iken kurumsal markalarda %21’e düşmektedir. Ürün kategorisine göre farklılık daha belirgindir (Tablo 6).</w:t>
-      </w:r>
-    </w:p>
-    <w:p>
-      <w:pPr>
-        <w:pStyle w:val="BodyText"/>
-      </w:pPr>
-      <w:r>
-        <w:rPr>
-          <w:bCs/>
-          <w:b/>
-        </w:rPr>
-        <w:t xml:space="preserve">Tablo 6. Ürün kategorisine göre mekânda yer tutan karar oranı</w:t>
-      </w:r>
-    </w:p>
-    <w:tbl>
-      <w:tblPr>
-        <w:tblStyle w:val="Table"/>
-        <w:tblW w:type="auto" w:w="0"/>
-        <w:tblLook w:firstRow="1" w:lastRow="0" w:firstColumn="0" w:lastColumn="0" w:noHBand="0" w:noVBand="0" w:val="0020"/>
-        <w:jc w:val="start"/>
-      </w:tblPr>
-      <w:tblGrid>
-        <w:gridCol w:w="2640"/>
-        <w:gridCol w:w="2640"/>
-        <w:gridCol w:w="2640"/>
-      </w:tblGrid>
-      <w:tr>
-        <w:trPr>
-          <w:tblHeader w:val="true"/>
-        </w:trPr>
-        <w:tc>
-          <w:tcPr/>
-          <w:p>
-            <w:pPr>
-              <w:pStyle w:val="Compact"/>
-              <w:jc w:val="left"/>
-            </w:pPr>
-            <w:r>
-              <w:t xml:space="preserve">Kategori</w:t>
-            </w:r>
-          </w:p>
-        </w:tc>
-        <w:tc>
-          <w:tcPr/>
-          <w:p>
-            <w:pPr>
-              <w:pStyle w:val="Compact"/>
-              <w:jc w:val="left"/>
-            </w:pPr>
-            <w:r>
-              <w:t xml:space="preserve">n</w:t>
-            </w:r>
-          </w:p>
-        </w:tc>
-        <w:tc>
-          <w:tcPr/>
-          <w:p>
-            <w:pPr>
-              <w:pStyle w:val="Compact"/>
-              <w:jc w:val="left"/>
-            </w:pPr>
-            <w:r>
-              <w:t xml:space="preserve">Mekânda yer tutan</w:t>
-            </w:r>
-          </w:p>
-        </w:tc>
-      </w:tr>
-      <w:tr>
-        <w:tc>
-          <w:tcPr/>
-          <w:p>
-            <w:pPr>
-              <w:pStyle w:val="Compact"/>
-              <w:jc w:val="left"/>
-            </w:pPr>
-            <w:r>
-              <w:t xml:space="preserve">Aksesuar ve deri</w:t>
-            </w:r>
-          </w:p>
-        </w:tc>
-        <w:tc>
-          <w:tcPr/>
-          <w:p>
-            <w:pPr>
-              <w:pStyle w:val="Compact"/>
-              <w:jc w:val="left"/>
-            </w:pPr>
-            <w:r>
-              <w:t xml:space="preserve">6</w:t>
-            </w:r>
-          </w:p>
-        </w:tc>
-        <w:tc>
-          <w:tcPr/>
-          <w:p>
-            <w:pPr>
-              <w:pStyle w:val="Compact"/>
-              <w:jc w:val="left"/>
-            </w:pPr>
-            <w:r>
-              <w:t xml:space="preserve">%67</w:t>
-            </w:r>
-          </w:p>
-        </w:tc>
-      </w:tr>
-      <w:tr>
-        <w:tc>
-          <w:tcPr/>
-          <w:p>
-            <w:pPr>
-              <w:pStyle w:val="Compact"/>
-              <w:jc w:val="left"/>
-            </w:pPr>
-            <w:r>
-              <w:t xml:space="preserve">Ev ve yaşam ürünleri</w:t>
-            </w:r>
-          </w:p>
-        </w:tc>
-        <w:tc>
-          <w:tcPr/>
-          <w:p>
-            <w:pPr>
-              <w:pStyle w:val="Compact"/>
-              <w:jc w:val="left"/>
-            </w:pPr>
-            <w:r>
-              <w:t xml:space="preserve">13</w:t>
-            </w:r>
-          </w:p>
-        </w:tc>
-        <w:tc>
-          <w:tcPr/>
-          <w:p>
-            <w:pPr>
-              <w:pStyle w:val="Compact"/>
-              <w:jc w:val="left"/>
-            </w:pPr>
-            <w:r>
-              <w:t xml:space="preserve">%46</w:t>
-            </w:r>
-          </w:p>
-        </w:tc>
-      </w:tr>
-      <w:tr>
-        <w:tc>
-          <w:tcPr/>
-          <w:p>
-            <w:pPr>
-              <w:pStyle w:val="Compact"/>
-              <w:jc w:val="left"/>
-            </w:pPr>
-            <w:r>
-              <w:t xml:space="preserve">Parfüm ve koku</w:t>
-            </w:r>
-          </w:p>
-        </w:tc>
-        <w:tc>
-          <w:tcPr/>
-          <w:p>
-            <w:pPr>
-              <w:pStyle w:val="Compact"/>
-              <w:jc w:val="left"/>
-            </w:pPr>
-            <w:r>
-              <w:t xml:space="preserve">8</w:t>
-            </w:r>
-          </w:p>
-        </w:tc>
-        <w:tc>
-          <w:tcPr/>
-          <w:p>
-            <w:pPr>
-              <w:pStyle w:val="Compact"/>
-              <w:jc w:val="left"/>
-            </w:pPr>
-            <w:r>
-              <w:t xml:space="preserve">%38</w:t>
-            </w:r>
-          </w:p>
-        </w:tc>
-      </w:tr>
-      <w:tr>
-        <w:tc>
-          <w:tcPr/>
-          <w:p>
-            <w:pPr>
-              <w:pStyle w:val="Compact"/>
-              <w:jc w:val="left"/>
-            </w:pPr>
-            <w:r>
-              <w:t xml:space="preserve">Takı ve mücevher</w:t>
-            </w:r>
-          </w:p>
-        </w:tc>
-        <w:tc>
-          <w:tcPr/>
-          <w:p>
-            <w:pPr>
-              <w:pStyle w:val="Compact"/>
-              <w:jc w:val="left"/>
-            </w:pPr>
-            <w:r>
-              <w:t xml:space="preserve">10</w:t>
-            </w:r>
-          </w:p>
-        </w:tc>
-        <w:tc>
-          <w:tcPr/>
-          <w:p>
-            <w:pPr>
-              <w:pStyle w:val="Compact"/>
-              <w:jc w:val="left"/>
-            </w:pPr>
-            <w:r>
-              <w:t xml:space="preserve">%30</w:t>
-            </w:r>
-          </w:p>
-        </w:tc>
-      </w:tr>
-      <w:tr>
-        <w:tc>
-          <w:tcPr/>
-          <w:p>
-            <w:pPr>
-              <w:pStyle w:val="Compact"/>
-              <w:jc w:val="left"/>
-            </w:pPr>
-            <w:r>
-              <w:t xml:space="preserve">Giyim</w:t>
-            </w:r>
-          </w:p>
-        </w:tc>
-        <w:tc>
-          <w:tcPr/>
-          <w:p>
-            <w:pPr>
-              <w:pStyle w:val="Compact"/>
-              <w:jc w:val="left"/>
-            </w:pPr>
-            <w:r>
-              <w:t xml:space="preserve">17</w:t>
-            </w:r>
-          </w:p>
-        </w:tc>
-        <w:tc>
-          <w:tcPr/>
-          <w:p>
-            <w:pPr>
-              <w:pStyle w:val="Compact"/>
-              <w:jc w:val="left"/>
-            </w:pPr>
-            <w:r>
-              <w:t xml:space="preserve">%29</w:t>
-            </w:r>
-          </w:p>
-        </w:tc>
-      </w:tr>
-      <w:tr>
-        <w:tc>
-          <w:tcPr/>
-          <w:p>
-            <w:pPr>
-              <w:pStyle w:val="Compact"/>
-              <w:jc w:val="left"/>
-            </w:pPr>
-            <w:r>
-              <w:t xml:space="preserve">Kitap, plak, kırtasiye</w:t>
-            </w:r>
-          </w:p>
-        </w:tc>
-        <w:tc>
-          <w:tcPr/>
-          <w:p>
-            <w:pPr>
-              <w:pStyle w:val="Compact"/>
-              <w:jc w:val="left"/>
-            </w:pPr>
-            <w:r>
-              <w:t xml:space="preserve">3</w:t>
-            </w:r>
-          </w:p>
-        </w:tc>
-        <w:tc>
-          <w:tcPr/>
-          <w:p>
-            <w:pPr>
-              <w:pStyle w:val="Compact"/>
-              <w:jc w:val="left"/>
-            </w:pPr>
-            <w:r>
-              <w:t xml:space="preserve">%0</w:t>
-            </w:r>
-          </w:p>
-        </w:tc>
-      </w:tr>
-      <w:tr>
-        <w:tc>
-          <w:tcPr/>
-          <w:p>
-            <w:pPr>
-              <w:pStyle w:val="Compact"/>
-              <w:jc w:val="left"/>
-            </w:pPr>
-            <w:r>
-              <w:t xml:space="preserve">Kozmetik ve bakım</w:t>
-            </w:r>
-          </w:p>
-        </w:tc>
-        <w:tc>
-          <w:tcPr/>
-          <w:p>
-            <w:pPr>
-              <w:pStyle w:val="Compact"/>
-              <w:jc w:val="left"/>
-            </w:pPr>
-            <w:r>
-              <w:t xml:space="preserve">5</w:t>
-            </w:r>
-          </w:p>
-        </w:tc>
-        <w:tc>
-          <w:tcPr/>
-          <w:p>
-            <w:pPr>
-              <w:pStyle w:val="Compact"/>
-              <w:jc w:val="left"/>
-            </w:pPr>
-            <w:r>
-              <w:t xml:space="preserve">%0</w:t>
-            </w:r>
-          </w:p>
-        </w:tc>
-      </w:tr>
-    </w:tbl>
-    <w:p>
-      <w:pPr>
-        <w:pStyle w:val="BodyText"/>
-      </w:pPr>
-      <w:r>
-        <w:t xml:space="preserve">Deri, ev ürünleri ve parfüm kategorilerinin yüksek oranları, bu ürünlerin tekil nesne olarak kavranabilir, elle tutulabilir ve kokusuyla ya da dokusuyla deneyimlenebilir olmasıyla ilgilidir; bu nitelikler</w:t>
-      </w:r>
-      <w:r>
-        <w:t xml:space="preserve"> </w:t>
-      </w:r>
-      <w:r>
-        <w:t xml:space="preserve">“</w:t>
-      </w:r>
-      <w:r>
-        <w:t xml:space="preserve">kaide</w:t>
-      </w:r>
-      <w:r>
-        <w:t xml:space="preserve">”</w:t>
-      </w:r>
-      <w:r>
-        <w:t xml:space="preserve">,</w:t>
-      </w:r>
-      <w:r>
-        <w:t xml:space="preserve"> </w:t>
-      </w:r>
-      <w:r>
-        <w:t xml:space="preserve">“</w:t>
-      </w:r>
-      <w:r>
-        <w:t xml:space="preserve">niş</w:t>
-      </w:r>
-      <w:r>
-        <w:t xml:space="preserve">”</w:t>
-      </w:r>
-      <w:r>
-        <w:t xml:space="preserve">,</w:t>
-      </w:r>
-      <w:r>
-        <w:t xml:space="preserve"> </w:t>
-      </w:r>
-      <w:r>
-        <w:t xml:space="preserve">“</w:t>
-      </w:r>
-      <w:r>
-        <w:t xml:space="preserve">numune paneli</w:t>
-      </w:r>
-      <w:r>
-        <w:t xml:space="preserve">”</w:t>
-      </w:r>
-      <w:r>
-        <w:t xml:space="preserve">,</w:t>
-      </w:r>
-      <w:r>
-        <w:t xml:space="preserve"> </w:t>
-      </w:r>
-      <w:r>
-        <w:t xml:space="preserve">“</w:t>
-      </w:r>
-      <w:r>
-        <w:t xml:space="preserve">koku istasyonu</w:t>
-      </w:r>
-      <w:r>
-        <w:t xml:space="preserve">”</w:t>
-      </w:r>
-      <w:r>
-        <w:t xml:space="preserve"> </w:t>
-      </w:r>
-      <w:r>
-        <w:t xml:space="preserve">gibi mekânsal karşılıkları kendiliğinden çağırır. Giyim ise en çok seçilen kategori olmasına rağmen en düşük oranlardan birine sahiptir — çünkü askılık, kabin ve kasa üçlüsü öğrencinin zihnindeki en yerleşik şablondur ve bu şablon kendini bir çözüm gibi sunar. Kitap-plak ve kozmetik kategorilerinin hiç mekânda yer tutan karar üretememesi küçük örneklem nedeniyle temkinli yorumlanmalıdır; ancak bu iki kategorinin de</w:t>
-      </w:r>
-      <w:r>
-        <w:t xml:space="preserve"> </w:t>
-      </w:r>
-      <w:r>
-        <w:t xml:space="preserve">“</w:t>
-      </w:r>
-      <w:r>
-        <w:t xml:space="preserve">raf dolusu küçük ürün</w:t>
-      </w:r>
-      <w:r>
-        <w:t xml:space="preserve">”</w:t>
-      </w:r>
-      <w:r>
-        <w:t xml:space="preserve"> </w:t>
-      </w:r>
-      <w:r>
-        <w:t xml:space="preserve">tipolojisini paylaşması dikkat çekicidir.</w:t>
-      </w:r>
-    </w:p>
-    <w:p>
-      <w:pPr>
-        <w:pStyle w:val="BodyText"/>
-      </w:pPr>
-      <w:r>
-        <w:t xml:space="preserve">Kararların hangi tasarım alanına değindiği, repertuvarın dengesizliğini ortaya koymaktadır (Şekil 10).</w:t>
-      </w:r>
-    </w:p>
-    <w:p>
-      <w:pPr>
-        <w:pStyle w:val="CaptionedFigure"/>
-      </w:pPr>
-      <w:r>
-        <w:drawing>
-          <wp:inline>
-            <wp:extent cx="5334000" cy="4174434"/>
-            <wp:effectExtent b="0" l="0" r="0" t="0"/>
-            <wp:docPr descr="Aygıt repertuvarı" title="" id="59" name="Picture"/>
-            <a:graphic>
-              <a:graphicData uri="http://schemas.openxmlformats.org/drawingml/2006/picture">
-                <pic:pic>
-                  <pic:nvPicPr>
-                    <pic:cNvPr descr="sekil/sekil-aygit-repertuvari.png" id="60" name="Picture"/>
-                    <pic:cNvPicPr>
-                      <a:picLocks noChangeArrowheads="1" noChangeAspect="1"/>
-                    </pic:cNvPicPr>
-                  </pic:nvPicPr>
-                  <pic:blipFill>
-                    <a:blip r:embed="rId58"/>
-                    <a:stretch>
-                      <a:fillRect/>
-                    </a:stretch>
-                  </pic:blipFill>
-                  <pic:spPr bwMode="auto">
-                    <a:xfrm>
-                      <a:off x="0" y="0"/>
-                      <a:ext cx="5334000" cy="4174434"/>
-                    </a:xfrm>
-                    <a:prstGeom prst="rect">
-                      <a:avLst/>
-                    </a:prstGeom>
-                    <a:noFill/>
-                    <a:ln w="9525">
-                      <a:noFill/>
-                      <a:headEnd/>
-                      <a:tailEnd/>
-                    </a:ln>
-                  </pic:spPr>
-                </pic:pic>
-              </a:graphicData>
-            </a:graphic>
-          </wp:inline>
-        </w:drawing>
-      </w:r>
-    </w:p>
-    <w:p>
-      <w:pPr>
-        <w:pStyle w:val="ImageCaption"/>
-      </w:pPr>
-      <w:r>
-        <w:t xml:space="preserve">Aygıt repertuvarı</w:t>
-      </w:r>
-    </w:p>
-    <w:p>
-      <w:pPr>
-        <w:pStyle w:val="BodyText"/>
-      </w:pPr>
-      <w:r>
-        <w:rPr>
-          <w:bCs/>
-          <w:b/>
-        </w:rPr>
-        <w:t xml:space="preserve">Şekil 10.</w:t>
-      </w:r>
-      <w:r>
-        <w:t xml:space="preserve"> </w:t>
-      </w:r>
-      <w:r>
-        <w:t xml:space="preserve">Mekânsal kararların tasarım aygıtı ailelerine dağılımı.</w:t>
-      </w:r>
-    </w:p>
-    <w:p>
-      <w:pPr>
-        <w:pStyle w:val="BodyText"/>
-      </w:pPr>
-      <w:r>
-        <w:t xml:space="preserve">İki alan — sergileme birimi ve malzeme — repertuvarı domine etmektedir; dokuz öneri (%12) yalnızca bu ikisiyle sınırlı kalmıştır. Buna karşılık dolaşım ve plan kurgusu önerilerin yalnızca %19’unda, koku ve ses donatısı yalnızca %9’unda görünmektedir. Öğrenci düzeyinde bakıldığında 25 öğrenciden yalnızca 11’i en az bir kez dolaşım kararı, yalnızca 7’si en az bir kez duyusal donatı kararı üretmiştir.</w:t>
-      </w:r>
-    </w:p>
-    <w:p>
-      <w:pPr>
-        <w:pStyle w:val="BodyText"/>
-      </w:pPr>
-      <w:r>
-        <w:t xml:space="preserve">Bu dağılım iki eksende okunabilir. Birinci eksen</w:t>
-      </w:r>
-      <w:r>
-        <w:t xml:space="preserve"> </w:t>
-      </w:r>
-      <w:r>
-        <w:rPr>
-          <w:bCs/>
-          <w:b/>
-        </w:rPr>
-        <w:t xml:space="preserve">nesne–mekân</w:t>
-      </w:r>
-      <w:r>
-        <w:t xml:space="preserve"> </w:t>
-      </w:r>
-      <w:r>
-        <w:t xml:space="preserve">eksenidir: öğrenciler markayı nesneye çevirmektedir (raf, kaide, vitrin, yüzey), mekâna değil (rota, görüş hattı, eşik sekansı, bölge ilişkisi). Veride bunun tipik görünümü, bir markanın üç kararının da sergileme ve malzeme üzerinden kurulmasıdır:</w:t>
-      </w:r>
-      <w:r>
-        <w:t xml:space="preserve"> </w:t>
-      </w:r>
-      <w:r>
-        <w:t xml:space="preserve">“</w:t>
-      </w:r>
-      <w:r>
-        <w:t xml:space="preserve">ince profilli vitrinler</w:t>
-      </w:r>
-      <w:r>
-        <w:t xml:space="preserve">”</w:t>
-      </w:r>
-      <w:r>
-        <w:t xml:space="preserve">,</w:t>
-      </w:r>
-      <w:r>
-        <w:t xml:space="preserve"> </w:t>
-      </w:r>
-      <w:r>
-        <w:t xml:space="preserve">“</w:t>
-      </w:r>
-      <w:r>
-        <w:t xml:space="preserve">tekil ürün standları</w:t>
-      </w:r>
-      <w:r>
-        <w:t xml:space="preserve">”</w:t>
-      </w:r>
-      <w:r>
-        <w:t xml:space="preserve">,</w:t>
-      </w:r>
-      <w:r>
-        <w:t xml:space="preserve"> </w:t>
-      </w:r>
-      <w:r>
-        <w:t xml:space="preserve">“</w:t>
-      </w:r>
-      <w:r>
-        <w:t xml:space="preserve">ahşap raflar ve taş yüzeyler</w:t>
-      </w:r>
-      <w:r>
-        <w:t xml:space="preserve">”</w:t>
-      </w:r>
-      <w:r>
-        <w:t xml:space="preserve">. Üç karar da doğru, üçü de aynı aileden ve hiçbiri mağazanın nasıl gezileceğine dair bir şey söylememektedir. Dolaşım kararı üreten öğrencilerin çıktıları ise niteliksel olarak farklıdır:</w:t>
-      </w:r>
-      <w:r>
-        <w:t xml:space="preserve"> </w:t>
-      </w:r>
-      <w:r>
-        <w:t xml:space="preserve">“</w:t>
-      </w:r>
-      <w:r>
-        <w:t xml:space="preserve">giriş → teknik / yarış bölümü → günlük giyim → kabinler, iskele gibi uzun bir rota</w:t>
-      </w:r>
-      <w:r>
-        <w:t xml:space="preserve">”</w:t>
-      </w:r>
-      <w:r>
-        <w:t xml:space="preserve">,</w:t>
-      </w:r>
-      <w:r>
-        <w:t xml:space="preserve"> </w:t>
-      </w:r>
-      <w:r>
-        <w:t xml:space="preserve">“</w:t>
-      </w:r>
-      <w:r>
-        <w:t xml:space="preserve">kıvrımlı rota, nişler arasında duraklar</w:t>
-      </w:r>
-      <w:r>
-        <w:t xml:space="preserve">”</w:t>
-      </w:r>
-      <w:r>
-        <w:t xml:space="preserve">,</w:t>
-      </w:r>
-      <w:r>
-        <w:t xml:space="preserve"> </w:t>
-      </w:r>
-      <w:r>
-        <w:t xml:space="preserve">“</w:t>
-      </w:r>
-      <w:r>
-        <w:t xml:space="preserve">kokuların aşamalı deneyimlendiği keşif rotası</w:t>
-      </w:r>
-      <w:r>
-        <w:t xml:space="preserve">”</w:t>
-      </w:r>
-      <w:r>
-        <w:t xml:space="preserve">. Bu ifadeler bir sıra ve bir yön içerir; yani mekânı zamansal bir sekans olarak kurarlar. Dolaşımı düşünebilen öğrencinin mekânda yer tutan karara ulaşmasının kolay olması tesadüf değildir: dolaşım, doğası gereği ilişki kurmayı zorunlu kılan tek alandır.</w:t>
-      </w:r>
-    </w:p>
-    <w:p>
-      <w:pPr>
-        <w:pStyle w:val="BodyText"/>
-      </w:pPr>
-      <w:r>
-        <w:t xml:space="preserve">İkinci eksen</w:t>
-      </w:r>
-      <w:r>
-        <w:t xml:space="preserve"> </w:t>
-      </w:r>
-      <w:r>
-        <w:rPr>
-          <w:bCs/>
-          <w:b/>
-        </w:rPr>
-        <w:t xml:space="preserve">göz–beden</w:t>
-      </w:r>
-      <w:r>
-        <w:t xml:space="preserve"> </w:t>
-      </w:r>
-      <w:r>
-        <w:t xml:space="preserve">eksenidir. Sergileme, malzeme, aydınlatma, grafik ve renk — yani doğrudan görsel olanlar — birlikte repertuvarın büyük kısmını oluştururken, koku, ses ve dokunmaya ayrılmış donatı önerilerin onda birinde kalmaktadır. Bu oran, parfüm ve koku kategorisinin önerilerin %10,7’sini oluşturduğu düşünüldüğünde daha da anlamlıdır: öğrenciler koku satan bir markayı seçmekte, ancak kokuyu mekânda nasıl tutacaklarını, taşıyacaklarını ya da ayıracaklarını çoğunlukla çözmemektedir.</w:t>
-      </w:r>
-    </w:p>
-    <w:p>
-      <w:pPr>
-        <w:pStyle w:val="BodyText"/>
-      </w:pPr>
-      <w:r>
-        <w:t xml:space="preserve">Aygıt çeşitliliği ile somutluk arasında düzenli bir ilişki vardır: sıfatta kalan önerilerde öneri başına ortalama 2,08 tasarım alanına değinilirken, bu sayı öğe adlandıranlarda 2,77’ye, mekânda yer tutanlarda 3,15’e yükselmektedir. Yani somut karar yalnızca daha keskin değil, aynı zamanda daha bileşiktir: birden çok tasarım alanını aynı karar içinde ilişkilendirir.</w:t>
-      </w:r>
-      <w:r>
-        <w:t xml:space="preserve"> </w:t>
-      </w:r>
-      <w:r>
-        <w:t xml:space="preserve">“</w:t>
-      </w:r>
-      <w:r>
-        <w:t xml:space="preserve">Camlı atölye duvarı ve açık kuruma rafı</w:t>
-      </w:r>
-      <w:r>
-        <w:t xml:space="preserve">”</w:t>
-      </w:r>
-      <w:r>
-        <w:t xml:space="preserve"> </w:t>
-      </w:r>
-      <w:r>
-        <w:t xml:space="preserve">kararı aynı anda üretim görünürlüğünü, malzemeyi ve sergileme birimini birleştirir.</w:t>
-      </w:r>
-    </w:p>
-    <w:bookmarkEnd w:id="61"/>
-    <w:bookmarkStart w:id="62" w:name="markanın-diliyle-adlandırılan-kararlar"/>
-    <w:p>
-      <w:pPr>
-        <w:pStyle w:val="Heading3"/>
-      </w:pPr>
-      <w:r>
-        <w:t xml:space="preserve">4.6. Markanın diliyle adlandırılan kararlar</w:t>
-      </w:r>
-    </w:p>
-    <w:p>
-      <w:pPr>
-        <w:pStyle w:val="FirstParagraph"/>
-      </w:pPr>
-      <w:r>
-        <w:t xml:space="preserve">Mekânda yer tutan 26 kararın 12’sinde ortak ve beklenmedik bir örüntü saptanmıştır: bu öğrenciler ürettikleri karara</w:t>
-      </w:r>
-      <w:r>
-        <w:t xml:space="preserve"> </w:t>
-      </w:r>
-      <w:r>
-        <w:rPr>
-          <w:bCs/>
-          <w:b/>
-        </w:rPr>
-        <w:t xml:space="preserve">özel bir ad</w:t>
-      </w:r>
-      <w:r>
-        <w:t xml:space="preserve"> </w:t>
-      </w:r>
-      <w:r>
-        <w:t xml:space="preserve">vermiştir. Adlar markanın kendi dilinden türetilmiş ve mekândaki bir birimi tekilleştirmiştir (Tablo 7).</w:t>
-      </w:r>
-    </w:p>
-    <w:p>
-      <w:pPr>
-        <w:pStyle w:val="BodyText"/>
-      </w:pPr>
-      <w:r>
-        <w:rPr>
-          <w:bCs/>
-          <w:b/>
-        </w:rPr>
-        <w:t xml:space="preserve">Tablo 7. Markanın diliyle adlandırılan mekânsal birimler</w:t>
-      </w:r>
-    </w:p>
-    <w:tbl>
-      <w:tblPr>
-        <w:tblStyle w:val="Table"/>
-        <w:tblW w:type="pct" w:w="5000"/>
-        <w:tblLook w:firstRow="1" w:lastRow="0" w:firstColumn="0" w:lastColumn="0" w:noHBand="0" w:noVBand="0" w:val="0020"/>
-        <w:jc w:val="start"/>
-      </w:tblPr>
-      <w:tblGrid>
-        <w:gridCol w:w="2640"/>
-        <w:gridCol w:w="2640"/>
-        <w:gridCol w:w="2640"/>
-      </w:tblGrid>
-      <w:tr>
-        <w:trPr>
-          <w:tblHeader w:val="true"/>
-        </w:trPr>
-        <w:tc>
-          <w:tcPr/>
-          <w:p>
-            <w:pPr>
-              <w:pStyle w:val="Compact"/>
-              <w:jc w:val="left"/>
-            </w:pPr>
-            <w:r>
-              <w:t xml:space="preserve">Birim</w:t>
-            </w:r>
-          </w:p>
-        </w:tc>
-        <w:tc>
-          <w:tcPr/>
-          <w:p>
-            <w:pPr>
-              <w:pStyle w:val="Compact"/>
-              <w:jc w:val="left"/>
-            </w:pPr>
-            <w:r>
-              <w:t xml:space="preserve">Marka</w:t>
-            </w:r>
-          </w:p>
-        </w:tc>
-        <w:tc>
-          <w:tcPr/>
-          <w:p>
-            <w:pPr>
-              <w:pStyle w:val="Compact"/>
-              <w:jc w:val="left"/>
-            </w:pPr>
-            <w:r>
-              <w:t xml:space="preserve">Tanımı</w:t>
-            </w:r>
-          </w:p>
-        </w:tc>
-      </w:tr>
-      <w:tr>
-        <w:tc>
-          <w:tcPr/>
-          <w:p>
-            <w:pPr>
-              <w:pStyle w:val="Compact"/>
-              <w:jc w:val="left"/>
-            </w:pPr>
-            <w:r>
-              <w:rPr>
-                <w:iCs/>
-                <w:i/>
-              </w:rPr>
-              <w:t xml:space="preserve">Patina Wall</w:t>
-            </w:r>
-          </w:p>
-        </w:tc>
-        <w:tc>
-          <w:tcPr/>
-          <w:p>
-            <w:pPr>
-              <w:pStyle w:val="Compact"/>
-              <w:jc w:val="left"/>
-            </w:pPr>
-            <w:r>
-              <w:t xml:space="preserve">Philini</w:t>
-            </w:r>
-          </w:p>
-        </w:tc>
-        <w:tc>
-          <w:tcPr/>
-          <w:p>
-            <w:pPr>
-              <w:pStyle w:val="Compact"/>
-              <w:jc w:val="left"/>
-            </w:pPr>
-            <w:r>
-              <w:t xml:space="preserve">Derinin zamanla kazandığı yüzey değişimini sergileyen duvar</w:t>
-            </w:r>
-          </w:p>
-        </w:tc>
-      </w:tr>
-      <w:tr>
-        <w:tc>
-          <w:tcPr/>
-          <w:p>
-            <w:pPr>
-              <w:pStyle w:val="Compact"/>
-              <w:jc w:val="left"/>
-            </w:pPr>
-            <w:r>
-              <w:rPr>
-                <w:iCs/>
-                <w:i/>
-              </w:rPr>
-              <w:t xml:space="preserve">Visible Atelier</w:t>
-            </w:r>
           </w:p>
         </w:tc>
         <w:tc>
@@ -5461,113 +4532,15 @@
         <w:pStyle w:val="BodyText"/>
       </w:pPr>
       <w:r>
-        <w:t xml:space="preserve">Bu tür bir adlandırma 75 önerinin yalnızca 12’sinde ve 25 öğrencinin yalnızca 7’sinde görülmüştür; ancak adlandırma yapan her öneri, aynı zamanda mekânda yer tutan karar grubundadır. Örüntünün rastlantısal olmadığı açıktır, çünkü bir mekânsal karara ad vermek üç şeyi aynı anda gerektirir. Kararın bir tekillik taşıdığının, yani genel bir raf ya da genel bir vitrin olmadığının farkına varmak; kararın mekân içinde bir yer ve sınır edindiğini kabul etmek; ve kararın marka anlatısıyla doğrudan bağını kurmak — çünkü ad çoğunlukla markanın kendi sözlüğünden gelmektedir.</w:t>
-      </w:r>
-      <w:r>
-        <w:t xml:space="preserve"> </w:t>
-      </w:r>
-      <w:r>
-        <w:t xml:space="preserve">“</w:t>
-      </w:r>
-      <w:r>
-        <w:t xml:space="preserve">Patina</w:t>
-      </w:r>
-      <w:r>
-        <w:t xml:space="preserve">”</w:t>
-      </w:r>
-      <w:r>
-        <w:t xml:space="preserve"> </w:t>
-      </w:r>
-      <w:r>
-        <w:t xml:space="preserve">deri markasının,</w:t>
-      </w:r>
-      <w:r>
-        <w:t xml:space="preserve"> </w:t>
-      </w:r>
-      <w:r>
-        <w:t xml:space="preserve">“</w:t>
-      </w:r>
-      <w:r>
-        <w:t xml:space="preserve">ingredient</w:t>
-      </w:r>
-      <w:r>
-        <w:t xml:space="preserve">”</w:t>
-      </w:r>
-      <w:r>
-        <w:t xml:space="preserve"> </w:t>
-      </w:r>
-      <w:r>
-        <w:t xml:space="preserve">parfüm markasının kelimesidir.</w:t>
-      </w:r>
-    </w:p>
-    <w:p>
-      <w:pPr>
-        <w:pStyle w:val="BodyText"/>
-      </w:pPr>
-      <w:r>
-        <w:t xml:space="preserve">Adlandırmanın ikinci bir işlevi, birimi tekrarlanabilir kılmasıdır. Bir öğrencinin</w:t>
-      </w:r>
-      <w:r>
-        <w:t xml:space="preserve"> </w:t>
-      </w:r>
-      <w:r>
-        <w:t xml:space="preserve">“</w:t>
-      </w:r>
-      <w:r>
-        <w:t xml:space="preserve">nişler ve kaideler</w:t>
-      </w:r>
-      <w:r>
-        <w:t xml:space="preserve">”</w:t>
-      </w:r>
-      <w:r>
-        <w:t xml:space="preserve"> </w:t>
-      </w:r>
-      <w:r>
-        <w:t xml:space="preserve">demesiyle</w:t>
-      </w:r>
-      <w:r>
-        <w:t xml:space="preserve"> </w:t>
-      </w:r>
-      <w:r>
-        <w:t xml:space="preserve">“</w:t>
-      </w:r>
-      <w:r>
-        <w:t xml:space="preserve">Stone Library</w:t>
-      </w:r>
-      <w:r>
-        <w:t xml:space="preserve">”</w:t>
-      </w:r>
-      <w:r>
-        <w:t xml:space="preserve"> </w:t>
-      </w:r>
-      <w:r>
-        <w:t xml:space="preserve">demesi arasındaki fark, ikincisinin mekânda bir kez görünüp geçmeyecek olmasıdır; ad, birimi mağazanın diğer bölümlerinde de aranacak bir sabit hâline getirir. Shulebags önerisindeki</w:t>
-      </w:r>
-      <w:r>
-        <w:t xml:space="preserve"> </w:t>
-      </w:r>
-      <w:r>
-        <w:t xml:space="preserve">“</w:t>
-      </w:r>
-      <w:r>
-        <w:t xml:space="preserve">çanta sapının geometrisinden türetilip mekânda tekrar eden form</w:t>
-      </w:r>
-      <w:r>
-        <w:t xml:space="preserve">”</w:t>
-      </w:r>
-      <w:r>
-        <w:t xml:space="preserve"> </w:t>
-      </w:r>
-      <w:r>
-        <w:t xml:space="preserve">bu mantığı en açık biçimde dile getirmektedir: öğrenci burada tek bir öğe değil, mekân boyunca uygulanacak bir kural tanımlamaktadır.</w:t>
-      </w:r>
-    </w:p>
-    <w:p>
-      <w:pPr>
-        <w:pStyle w:val="BodyText"/>
-      </w:pPr>
-      <w:r>
-        <w:t xml:space="preserve">Üçüncüsü, adlandırılan birimlerin çoğunun bir</w:t>
+        <w:t xml:space="preserve">Bu öneriler ölçülebilir biçimde daha bileşiktir: adlandırma yapan önerilerde öneri başına ortalama 3,50 tasarım öğesi ailesine değinilirken, diğerlerinde bu sayı 2,62’dir. Yani ad veren öğrenci, aynı kararda birden çok tasarım alanını birlikte düşünmektedir.</w:t>
+      </w:r>
+    </w:p>
+    <w:p>
+      <w:pPr>
+        <w:pStyle w:val="BodyText"/>
+      </w:pPr>
+      <w:r>
+        <w:t xml:space="preserve">Ancak bu zenginlik, bütüncül bir ortam kurmaya dönüşmemektedir. Adlandırma yapan öneriler, üç servicescape boyutunu birden kurma bakımından diğerlerinden farklı değildir (%25’e karşı %29) ve ortam koşullarına ulaşma oranları daha da düşüktür (%33’e karşı %51). Bunun nedeni, adlandırılan birimlerin neredeyse tamamının bir</w:t>
       </w:r>
       <w:r>
         <w:t xml:space="preserve"> </w:t>
@@ -5577,6 +4550,152 @@
           <w:iCs/>
           <w:i/>
         </w:rPr>
+        <w:t xml:space="preserve">nesne</w:t>
+      </w:r>
+      <w:r>
+        <w:t xml:space="preserve"> </w:t>
+      </w:r>
+      <w:r>
+        <w:t xml:space="preserve">ya da bir</w:t>
+      </w:r>
+      <w:r>
+        <w:t xml:space="preserve"> </w:t>
+      </w:r>
+      <w:r>
+        <w:rPr>
+          <w:iCs/>
+          <w:i/>
+        </w:rPr>
+        <w:t xml:space="preserve">yüzey</w:t>
+      </w:r>
+      <w:r>
+        <w:t xml:space="preserve"> </w:t>
+      </w:r>
+      <w:r>
+        <w:t xml:space="preserve">olmasıdır: bir duvar, bir bar, bir kütüphane, bir tezgâh. Öğrenci markanın diline bağlı güçlü bir mekânsal fikir üretmekte, fakat bu fikrin çevresindeki ışığı, sesi ve ısıyı düşünmemektedir. Adlandırma, kararın marka ile bağını kurmanın güçlü bir göstergesidir; kararın mekânı bütünlediğinin göstergesi değildir. İkisi birbirinden bağımsız iki beceridir ve stüdyoda ayrı ayrı çalışılmaları gerekir.</w:t>
+      </w:r>
+    </w:p>
+    <w:p>
+      <w:pPr>
+        <w:pStyle w:val="BodyText"/>
+      </w:pPr>
+      <w:r>
+        <w:t xml:space="preserve">Örüntünün rastlantısal olmadığı açıktır, çünkü bir birime ad vermek üç şeyi aynı anda gerektirir. Kararın bir tekillik taşıdığının, yani genel bir raf ya da genel bir vitrin olmadığının farkına varmak; birimin mekân içinde bir yer ve sınır edindiğini kabul etmek; ve birimin marka anlatısıyla doğrudan bağını kurmak — çünkü ad çoğunlukla markanın kendi sözlüğünden gelmektedir.</w:t>
+      </w:r>
+      <w:r>
+        <w:t xml:space="preserve"> </w:t>
+      </w:r>
+      <w:r>
+        <w:t xml:space="preserve">“</w:t>
+      </w:r>
+      <w:r>
+        <w:t xml:space="preserve">Patina</w:t>
+      </w:r>
+      <w:r>
+        <w:t xml:space="preserve">”</w:t>
+      </w:r>
+      <w:r>
+        <w:t xml:space="preserve"> </w:t>
+      </w:r>
+      <w:r>
+        <w:t xml:space="preserve">deri markasının,</w:t>
+      </w:r>
+      <w:r>
+        <w:t xml:space="preserve"> </w:t>
+      </w:r>
+      <w:r>
+        <w:t xml:space="preserve">“</w:t>
+      </w:r>
+      <w:r>
+        <w:t xml:space="preserve">ingredient</w:t>
+      </w:r>
+      <w:r>
+        <w:t xml:space="preserve">”</w:t>
+      </w:r>
+      <w:r>
+        <w:t xml:space="preserve"> </w:t>
+      </w:r>
+      <w:r>
+        <w:t xml:space="preserve">parfüm markasının kelimesidir.</w:t>
+      </w:r>
+    </w:p>
+    <w:p>
+      <w:pPr>
+        <w:pStyle w:val="BodyText"/>
+      </w:pPr>
+      <w:r>
+        <w:t xml:space="preserve">Adlandırmanın ikinci bir işlevi, birimi tekrarlanabilir kılmasıdır.</w:t>
+      </w:r>
+      <w:r>
+        <w:t xml:space="preserve"> </w:t>
+      </w:r>
+      <w:r>
+        <w:t xml:space="preserve">“</w:t>
+      </w:r>
+      <w:r>
+        <w:t xml:space="preserve">Nişler ve kaideler</w:t>
+      </w:r>
+      <w:r>
+        <w:t xml:space="preserve">”</w:t>
+      </w:r>
+      <w:r>
+        <w:t xml:space="preserve"> </w:t>
+      </w:r>
+      <w:r>
+        <w:t xml:space="preserve">demekle</w:t>
+      </w:r>
+      <w:r>
+        <w:t xml:space="preserve"> </w:t>
+      </w:r>
+      <w:r>
+        <w:t xml:space="preserve">“</w:t>
+      </w:r>
+      <w:r>
+        <w:t xml:space="preserve">Stone Library</w:t>
+      </w:r>
+      <w:r>
+        <w:t xml:space="preserve">”</w:t>
+      </w:r>
+      <w:r>
+        <w:t xml:space="preserve"> </w:t>
+      </w:r>
+      <w:r>
+        <w:t xml:space="preserve">demek arasındaki fark, ikincisinin mekânda bir kez görünüp geçmeyecek olmasıdır; ad, birimi mağazanın diğer bölümlerinde de aranacak bir sabit hâline getirir. Shulebags önerisindeki</w:t>
+      </w:r>
+      <w:r>
+        <w:t xml:space="preserve"> </w:t>
+      </w:r>
+      <w:r>
+        <w:t xml:space="preserve">“</w:t>
+      </w:r>
+      <w:r>
+        <w:t xml:space="preserve">çanta sapının geometrisinden türetilip mekânda tekrar eden form</w:t>
+      </w:r>
+      <w:r>
+        <w:t xml:space="preserve">”</w:t>
+      </w:r>
+      <w:r>
+        <w:t xml:space="preserve"> </w:t>
+      </w:r>
+      <w:r>
+        <w:t xml:space="preserve">bu mantığı en açık biçimde dile getirmektedir: öğrenci burada tek bir öğe değil, mekân boyunca uygulanacak bir kural tanımlamaktadır.</w:t>
+      </w:r>
+    </w:p>
+    <w:p>
+      <w:pPr>
+        <w:pStyle w:val="BodyText"/>
+      </w:pPr>
+      <w:r>
+        <w:t xml:space="preserve">Üçüncüsü, adlandırılan birimlerin çoğunun bir</w:t>
+      </w:r>
+      <w:r>
+        <w:t xml:space="preserve"> </w:t>
+      </w:r>
+      <w:r>
+        <w:rPr>
+          <w:iCs/>
+          <w:i/>
+        </w:rPr>
         <w:t xml:space="preserve">eylem</w:t>
       </w:r>
       <w:r>
@@ -5643,51 +4762,7 @@
         <w:t xml:space="preserve">”</w:t>
       </w:r>
       <w:r>
-        <w:t xml:space="preserve">de izlenir. Bu birimler yalnızca ürünü göstermez; müşteriye yapacak bir şey verir. Buna karşılık öğe adlandıran kararların büyük kısmı edilgendir: raf gösterir, vitrin korur, aydınlatma vurgular. Deneyimsel perakendenin temel vaadi — mağazanın bir sahne değil bir etkinlik yeri olması — veride yalnızca bu on iki öneride karşılık bulmaktadır.</w:t>
-      </w:r>
-    </w:p>
-    <w:p>
-      <w:pPr>
-        <w:pStyle w:val="BodyText"/>
-      </w:pPr>
-      <w:r>
-        <w:t xml:space="preserve">Dolayısıyla adlandırma, kimliğin mekânda gerçekten bir karşılık bulduğunun en açık işaretidir. Pedagojik olarak da kullanışlı bir işarettir: hem öğrenci hem yürütücü için anında görülebilir, kritikte doğrudan sorulabilir.</w:t>
-      </w:r>
-      <w:r>
-        <w:t xml:space="preserve"> </w:t>
-      </w:r>
-      <w:r>
-        <w:t xml:space="preserve">“</w:t>
-      </w:r>
-      <w:r>
-        <w:t xml:space="preserve">Bu kararın adı ne?</w:t>
-      </w:r>
-      <w:r>
-        <w:t xml:space="preserve">”</w:t>
-      </w:r>
-      <w:r>
-        <w:t xml:space="preserve"> </w:t>
-      </w:r>
-      <w:r>
-        <w:t xml:space="preserve">sorusu,</w:t>
-      </w:r>
-      <w:r>
-        <w:t xml:space="preserve"> </w:t>
-      </w:r>
-      <w:r>
-        <w:t xml:space="preserve">“</w:t>
-      </w:r>
-      <w:r>
-        <w:t xml:space="preserve">bu karar yeterince somut mu?</w:t>
-      </w:r>
-      <w:r>
-        <w:t xml:space="preserve">”</w:t>
-      </w:r>
-      <w:r>
-        <w:t xml:space="preserve"> </w:t>
-      </w:r>
-      <w:r>
-        <w:t xml:space="preserve">sorusundan çok daha işlemseldir.</w:t>
+        <w:t xml:space="preserve">de izlenir. Bu birimler yalnızca ürünü göstermez; müşteriye yapacak bir şey verir. Deneyimsel perakendenin temel vaadi — mağazanın bir sahne değil bir etkinlik yeri olması — veride en açık biçimde bu on iki öneride karşılık bulmaktadır.</w:t>
       </w:r>
     </w:p>
     <w:p>
@@ -5697,9 +4772,9 @@
         </w:pict>
       </w:r>
     </w:p>
-    <w:bookmarkEnd w:id="62"/>
-    <w:bookmarkEnd w:id="63"/>
-    <w:bookmarkStart w:id="66" w:name="tartışma-ve-sonuç"/>
+    <w:bookmarkEnd w:id="71"/>
+    <w:bookmarkEnd w:id="72"/>
+    <w:bookmarkStart w:id="75" w:name="tartışma-ve-sonuç"/>
     <w:p>
       <w:pPr>
         <w:pStyle w:val="Heading2"/>
@@ -5713,33 +4788,23 @@
         <w:pStyle w:val="FirstParagraph"/>
       </w:pPr>
       <w:r>
-        <w:t xml:space="preserve">Bulguların bütünü, marka kimliğinin mekânsal karara dönüşmesinin öğretilebilir bir beceri olduğunu desteklemektedir. Öğrenciler markayı okuyabilmekte, okumadan anahtar kelime çıkarabilmekte, hatta önlerinde bir mekân varken bu kelimeleri somut tasarım kararlarına bağlayabilmektedir. Kopuş, mekân ortadan kalkıp yerine yalnızca marka ve kelime kaldığında yaşanmaktadır. Bu, bir yetenek sorunu değil, bir aşama atlama sorunudur: kelimeden doğrudan öğeye geçilmekte, arada bulunması gereken ilke ve konum kararı atlanmaktadır.</w:t>
-      </w:r>
-    </w:p>
-    <w:p>
-      <w:pPr>
-        <w:pStyle w:val="BodyText"/>
-      </w:pPr>
-      <w:r>
-        <w:t xml:space="preserve">Araştırmanın en açık pratik sonucu, aracın kendisiyle ilgilidir. Tasarım kararlarının %73’ünün sergileme, %60’ının malzeme alanında toplanmasına karşılık dolaşımın %19’da kalması, öğrencilerin markayı mekânın içine yerleştirilen nesneler üzerinden düşündüğünü, mekânın kendisini — rotayı, eşiği, görüş hattını, bölgeler arası ilişkiyi — marka taşıyıcısı olarak kullanmadığını göstermektedir. Bu bulgu, izlencedeki</w:t>
-      </w:r>
-      <w:r>
-        <w:t xml:space="preserve"> </w:t>
-      </w:r>
-      <w:r>
-        <w:t xml:space="preserve">“</w:t>
-      </w:r>
-      <w:r>
-        <w:t xml:space="preserve">çözülmesi zorunlu alanlar</w:t>
-      </w:r>
-      <w:r>
-        <w:t xml:space="preserve">”</w:t>
-      </w:r>
-      <w:r>
-        <w:t xml:space="preserve"> </w:t>
-      </w:r>
-      <w:r>
-        <w:t xml:space="preserve">listesiyle birlikte okunduğunda daha anlamlıdır: liste giriş ve marka eşiğini, dolaşım ve mekânsal akışı açıkça saymaktadır. Yani brif bu alanları talep etmekte, fakat ilk hafta çeviri aracı bunları üretmemektedir. Çalışma Kâğıdı 3’ün</w:t>
+        <w:t xml:space="preserve">Bulguların bütünü, marka kimliğinin mekânsal karara dönüşmesinin öğretilebilir bir beceri olduğunu desteklemektedir. Öğrenciler markayı okuyabilmekte, okumadan anahtar kelime çıkarabilmekte, hatta önlerinde bir mekân varken bu kelimeleri somut tasarım kararlarına bağlayabilmektedir. Kopuş, mekân ortadan kalkıp yerine yalnızca marka ve kelime kaldığında yaşanmaktadır. Bu bir yetenek sorunu değil, bir kapsam sorunudur: öğrenciler mekânın bazı katmanlarını kurarken diğerlerini hiç düşünmemektedir.</w:t>
+      </w:r>
+    </w:p>
+    <w:p>
+      <w:pPr>
+        <w:pStyle w:val="BodyText"/>
+      </w:pPr>
+      <w:r>
+        <w:t xml:space="preserve">Araştırmanın en açık sonucu, bu kapsam eksikliğinin rastgele olmadığıdır. Kararlar sergileme ve malzeme alanlarında toplanmakta, ortam koşulları ve dolaşım geride kalmakta, brifin dört zorunlu alanı ise hiç görünmemektedir. Üç boyutu birden kuran öneri oranının %28’de kalması, öğrencilerin markayı mekâna değil mekândaki nesnelere çevirdiğini göstermektedir. Nesne yanlılığının pratik sonucu şudur: marka, mağazanın raflarında ve yüzeylerinde görünür, fakat kapısında, rotasında ve kasasında görünmez. Oysa marka deneyimi en çok bu üç yerde kurulur.</w:t>
+      </w:r>
+    </w:p>
+    <w:p>
+      <w:pPr>
+        <w:pStyle w:val="BodyText"/>
+      </w:pPr>
+      <w:r>
+        <w:t xml:space="preserve">Bu eksikliğin bir kısmı doğrudan aracın tasarımından kaynaklanmaktadır. Çalışma Kâğıdı 3’ün</w:t>
       </w:r>
       <w:r>
         <w:t xml:space="preserve"> </w:t>
@@ -5757,42 +4822,16 @@
         <w:t xml:space="preserve"> </w:t>
       </w:r>
       <w:r>
-        <w:t xml:space="preserve">bölümü sergileme, aydınlatma, davranış ve duyu başlıklarını içermekte; dolaşım ve eşik için ayrı bir alan içermemektedir. Araç ne sorarsa, öğrenci onu üretmektedir.</w:t>
-      </w:r>
-    </w:p>
-    <w:p>
-      <w:pPr>
-        <w:pStyle w:val="BodyText"/>
-      </w:pPr>
-      <w:r>
-        <w:t xml:space="preserve">Aynı mantık duyusal boyut için de geçerlidir. Duyusal etiketlerin %4,9, duyusal donatı kararlarının %9 oranında kalması, Pallasmaa’nın (2005) göz-merkezlilik eleştirisinin stüdyo düzeyindeki karşılığıdır; ancak bulguların ayrıntısı daha incelikli bir tablo çizmektedir. Öğrenciler duyuyu betimlemekte, fakat tasarlamamaktadır. Çalışma kâğıdının</w:t>
-      </w:r>
-      <w:r>
-        <w:t xml:space="preserve"> </w:t>
-      </w:r>
-      <w:r>
-        <w:t xml:space="preserve">“</w:t>
-      </w:r>
-      <w:r>
-        <w:t xml:space="preserve">deneyim + duyu</w:t>
-      </w:r>
-      <w:r>
-        <w:t xml:space="preserve">”</w:t>
-      </w:r>
-      <w:r>
-        <w:t xml:space="preserve"> </w:t>
-      </w:r>
-      <w:r>
-        <w:t xml:space="preserve">alanlarında koku, ses ve dokunmaya ilişkin zengin ifadeler bulunmaktadır:</w:t>
-      </w:r>
-      <w:r>
-        <w:t xml:space="preserve"> </w:t>
-      </w:r>
-      <w:r>
-        <w:t xml:space="preserve">“</w:t>
-      </w:r>
-      <w:r>
-        <w:t xml:space="preserve">koku en önemli duyusal deneyimdir</w:t>
+        <w:t xml:space="preserve">bölümü sergileme, aydınlatma, davranış ve duyu başlıklarını içermekte; dolaşım, eşik, kasa ve arka alan için ayrı bir alan içermemektedir. Araç ne sorarsa, öğrenci onu üretmektedir. Depolama örneği bunu doğrulamaktadır: kâğıt depolamayı bir ihtiyaç olarak sorduğu için öğrenciler depolamayı yazmakta, ancak kâğıt depolamayı bir marka kararı olarak sormadığı için depolama hiçbir çeviri satırında görünmemektedir. Aynı mantık duyusal boyut için de geçerlidir. Beş duyu için ayrı kutular açılmış ve bu kutular doldurulmuştur; fakat duyu, kimlik kelimelerine ve oradan karar sütununa taşınmamıştır. İstisnalar kuralı doğrulamaktadır: duyusal donatıyı karara taşıyan öğrenciler bunu bir mekânsal nesne icat ederek yapmıştır —</w:t>
+      </w:r>
+      <w:r>
+        <w:t xml:space="preserve"> </w:t>
+      </w:r>
+      <w:r>
+        <w:t xml:space="preserve">“</w:t>
+      </w:r>
+      <w:r>
+        <w:t xml:space="preserve">Koku Barı</w:t>
       </w:r>
       <w:r>
         <w:t xml:space="preserve">”</w:t>
@@ -5807,51 +4846,6 @@
         <w:t xml:space="preserve">“</w:t>
       </w:r>
       <w:r>
-        <w:t xml:space="preserve">dalga sesi, tuz ve ahşap kokusu</w:t>
-      </w:r>
-      <w:r>
-        <w:t xml:space="preserve">”</w:t>
-      </w:r>
-      <w:r>
-        <w:t xml:space="preserve">,</w:t>
-      </w:r>
-      <w:r>
-        <w:t xml:space="preserve"> </w:t>
-      </w:r>
-      <w:r>
-        <w:t xml:space="preserve">“</w:t>
-      </w:r>
-      <w:r>
-        <w:t xml:space="preserve">koklama ana duyudur</w:t>
-      </w:r>
-      <w:r>
-        <w:t xml:space="preserve">”</w:t>
-      </w:r>
-      <w:r>
-        <w:t xml:space="preserve">. Fakat bu ifadeler karar sütununa taşınmamaktadır. İstisnalar kuralı doğrulamaktadır: duyusal donatıyı somut karara taşıyan öğrenciler bunu bir mekânsal nesne icat ederek yapmıştır —</w:t>
-      </w:r>
-      <w:r>
-        <w:t xml:space="preserve"> </w:t>
-      </w:r>
-      <w:r>
-        <w:t xml:space="preserve">“</w:t>
-      </w:r>
-      <w:r>
-        <w:t xml:space="preserve">Koku Barı</w:t>
-      </w:r>
-      <w:r>
-        <w:t xml:space="preserve">”</w:t>
-      </w:r>
-      <w:r>
-        <w:t xml:space="preserve">,</w:t>
-      </w:r>
-      <w:r>
-        <w:t xml:space="preserve"> </w:t>
-      </w:r>
-      <w:r>
-        <w:t xml:space="preserve">“</w:t>
-      </w:r>
-      <w:r>
         <w:t xml:space="preserve">koku istasyonları</w:t>
       </w:r>
       <w:r>
@@ -5884,7 +4878,238 @@
         <w:pStyle w:val="BodyText"/>
       </w:pPr>
       <w:r>
-        <w:t xml:space="preserve">Markanın okunduğu değer ekseni ile kararın somutluğu arasındaki ilişki de bu yöndedir. En somut kararlar, markayı zanaat, kendini ifade ve yerellik eksenlerinden okuyan önerilerden çıkmıştır; çünkü bu eksenler mekânda bir karşılık</w:t>
+        <w:t xml:space="preserve">Markanın okunduğu değer ekseni ile kararın niteliği arasındaki ilişki de bu yöndedir. Öğrenciler markayı ağırlıklı olarak kendini ifade, zanaat ve yerellik eksenlerinden okumuştur; üçü de mekânda bir karşılık gerektiren eksenlerdir ve nitekim en bileşik kararlar bu okumalardan çıkmıştır. Buna karşılık değer alanını</w:t>
+      </w:r>
+      <w:r>
+        <w:t xml:space="preserve"> </w:t>
+      </w:r>
+      <w:r>
+        <w:t xml:space="preserve">“</w:t>
+      </w:r>
+      <w:r>
+        <w:t xml:space="preserve">moda</w:t>
+      </w:r>
+      <w:r>
+        <w:t xml:space="preserve">”</w:t>
+      </w:r>
+      <w:r>
+        <w:t xml:space="preserve"> </w:t>
+      </w:r>
+      <w:r>
+        <w:t xml:space="preserve">ya da</w:t>
+      </w:r>
+      <w:r>
+        <w:t xml:space="preserve"> </w:t>
+      </w:r>
+      <w:r>
+        <w:t xml:space="preserve">“</w:t>
+      </w:r>
+      <w:r>
+        <w:t xml:space="preserve">kalite</w:t>
+      </w:r>
+      <w:r>
+        <w:t xml:space="preserve">”</w:t>
+      </w:r>
+      <w:r>
+        <w:t xml:space="preserve"> </w:t>
+      </w:r>
+      <w:r>
+        <w:t xml:space="preserve">gibi bir sektör adıyla geçiştiren öneriler, karar sütununda da genel sıfatların ötesine geçememiştir. Marka okumasının zayıflığı doğrudan tasarım kararının zayıflığına dönüşmektedir. Bu, atölyenin temel varsayımını doğrulayan ama koşulunu da gösteren bir bulgudur: marka gerekçe olarak ancak yeterince somut bir okumadan çıkarsa iş görür.</w:t>
+      </w:r>
+    </w:p>
+    <w:p>
+      <w:pPr>
+        <w:pStyle w:val="BodyText"/>
+      </w:pPr>
+      <w:r>
+        <w:t xml:space="preserve">Çeviri başarısının markanın tanınırlığıyla ilişkili olduğu yönündeki sezgisel beklentinin ise veride karşılığı yoktur. Niş markalar, kurumsal markalara göre daha bileşik kararlar üretmemiştir; aksine üç boyutu birden kurma oranı kurumsal markalarda daha yüksektir. Belirleyici olan markanın ölçeği değil, ürünün hangi duyuları zorunlu kıldığıdır: koku satan bir marka öğrenciyi ortam koşullarını düşünmeye zorlarken, giyim gibi en yerleşik tipoloji bunu yapmamaktadır. Bu, brifin marka seçimi kısıtının gerekçesini değiştirmez —</w:t>
+      </w:r>
+      <w:r>
+        <w:t xml:space="preserve"> </w:t>
+      </w:r>
+      <w:r>
+        <w:t xml:space="preserve">“</w:t>
+      </w:r>
+      <w:r>
+        <w:t xml:space="preserve">fiziksel mağazası olmayan az bilinen marka</w:t>
+      </w:r>
+      <w:r>
+        <w:t xml:space="preserve">”</w:t>
+      </w:r>
+      <w:r>
+        <w:t xml:space="preserve"> </w:t>
+      </w:r>
+      <w:r>
+        <w:t xml:space="preserve">kısıtı öğrenciyi gerçekten araştırma yapmaya zorlamakta ve çevrim içi doğan markaların fiziksel mağazaya geçişi gibi güncel bir perakende sorusuyla örtüşmektedir — ancak kısıttan beklenmemesi gereken şeyi de göstermektedir: niş olmak, tek başına daha iyi bir mekânsal çeviri getirmemektedir.</w:t>
+      </w:r>
+    </w:p>
+    <w:p>
+      <w:pPr>
+        <w:pStyle w:val="BodyText"/>
+      </w:pPr>
+      <w:r>
+        <w:t xml:space="preserve">Bu bulgular atölye kurgusunda birkaç düzeltmeyi işaret etmektedir. En doğrudan olanı, karar tablosunun brifin kendi alanlarıyla hizalanmasıdır: üç serbest satır yerine, kararların en az birinin giriş ve eşikle, birinin dolaşımla, birinin de ortam koşullarıyla ilgili olması istenebilir. Bu, saptanan üç yapısal açığı aynı anda hedefler ve öğrenciyi dönem projesinin gerçekten çözmesi gereken alanlara ilk haftadan yönlendirir. Buna, kelimeden doğrudan nesneye yapılan sıçramayı yavaşlatmak için tabloya bir ara sütun eklenmesi eşlik edebilir: anahtar kelime, mekânsal ilke, tasarım öğesi. Atölye sunumunun kendi örnek vakası bu üçlü yapıyı zaten kullanmaktadır (</w:t>
+      </w:r>
+      <w:r>
+        <w:t xml:space="preserve">“</w:t>
+      </w:r>
+      <w:r>
+        <w:t xml:space="preserve">görünürlük → görüş hattı ve sınır → camlı atölye duvarı</w:t>
+      </w:r>
+      <w:r>
+        <w:t xml:space="preserve">”</w:t>
+      </w:r>
+      <w:r>
+        <w:t xml:space="preserve">); yapının çalışma kâğıdına taşınması yeterlidir. Öğrencilerden her marka için en az bir birimi markanın kendi sözlüğünden türetilmiş bir adla adlandırmaları beklenebilir; bulgular bu edimin belirgin biçimde daha bileşik kararlarla birlikte gittiğini göstermektedir. Son olarak</w:t>
+      </w:r>
+      <w:r>
+        <w:t xml:space="preserve"> </w:t>
+      </w:r>
+      <w:r>
+        <w:t xml:space="preserve">“</w:t>
+      </w:r>
+      <w:r>
+        <w:t xml:space="preserve">az bilinen niş marka</w:t>
+      </w:r>
+      <w:r>
+        <w:t xml:space="preserve">”</w:t>
+      </w:r>
+      <w:r>
+        <w:t xml:space="preserve"> </w:t>
+      </w:r>
+      <w:r>
+        <w:t xml:space="preserve">ifadesi kontrol edilebilir ölçütlere bağlanmalıdır: Türkiye’de fiziksel mağazası bulunmayan, yalnızca çevrim içi ya da seçili satış noktaları üzerinden satan, ulusal zincir olmayan.</w:t>
+      </w:r>
+    </w:p>
+    <w:bookmarkStart w:id="73" w:name="sınırlılıklar"/>
+    <w:p>
+      <w:pPr>
+        <w:pStyle w:val="Heading3"/>
+      </w:pPr>
+      <w:r>
+        <w:t xml:space="preserve">Sınırlılıklar</w:t>
+      </w:r>
+    </w:p>
+    <w:p>
+      <w:pPr>
+        <w:pStyle w:val="FirstParagraph"/>
+      </w:pPr>
+      <w:r>
+        <w:t xml:space="preserve">Bu çalışmanın sonuçları aşağıdaki sınırlar içinde okunmalıdır.</w:t>
+      </w:r>
+    </w:p>
+    <w:p>
+      <w:pPr>
+        <w:pStyle w:val="BodyText"/>
+      </w:pPr>
+      <w:r>
+        <w:t xml:space="preserve">Birincisi ve en önemlisi,</w:t>
+      </w:r>
+      <w:r>
+        <w:t xml:space="preserve"> </w:t>
+      </w:r>
+      <w:r>
+        <w:rPr>
+          <w:bCs/>
+          <w:b/>
+        </w:rPr>
+        <w:t xml:space="preserve">kodlamanın tek araştırmacı tarafından yapılmış olmasıdır.</w:t>
+      </w:r>
+      <w:r>
+        <w:t xml:space="preserve"> </w:t>
+      </w:r>
+      <w:r>
+        <w:t xml:space="preserve">İçerik analizinde kategori atamaları yorum içerir ve bu yorumun güvenirliği ancak bağımsız kodlayıcılarla sınanabilir; bu araştırmada kodlayıcılar arası güvenirlik katsayısı hesaplanmamıştır. En çok yoruma açık nokta, tasarım öğesi ailelerinin servicescape boyutlarına eşlenmesidir. Örneğin malzeme ve yüzey kararları burada</w:t>
+      </w:r>
+      <w:r>
+        <w:t xml:space="preserve"> </w:t>
+      </w:r>
+      <w:r>
+        <w:t xml:space="preserve">“</w:t>
+      </w:r>
+      <w:r>
+        <w:t xml:space="preserve">işaretler, simgeler ve eserler</w:t>
+      </w:r>
+      <w:r>
+        <w:t xml:space="preserve">”</w:t>
+      </w:r>
+      <w:r>
+        <w:t xml:space="preserve"> </w:t>
+      </w:r>
+      <w:r>
+        <w:t xml:space="preserve">boyutuna atanmıştır — çünkü malzeme, Bitner’ın şemasında dekor yoluyla anlam taşıyan bir iletişim aracıdır — ancak bir malzeme kararı aynı zamanda dokunsal bir ortam koşulu olarak da okunabilir. Benzer biçimde dijital ekranlar, donanım oldukları için yerleşim boyutuna atanmış olsa da iletişimsel işlevleriyle işaret boyutuna girebilirler. Bu tür sınır kararları toplam dağılımı kaydırabilir; eşleme tablosu (Tablo 3) bu nedenle açıkça verilmiştir. Bulguların doğrulanması için bir sonraki adım, verinin en az beşte birinin ikinci bir kodlayıcı tarafından bağımsız olarak kodlanması ve uyum katsayısının raporlanmasıdır.</w:t>
+      </w:r>
+    </w:p>
+    <w:p>
+      <w:pPr>
+        <w:pStyle w:val="BodyText"/>
+      </w:pPr>
+      <w:r>
+        <w:t xml:space="preserve">İkincisi,</w:t>
+      </w:r>
+      <w:r>
+        <w:t xml:space="preserve"> </w:t>
+      </w:r>
+      <w:r>
+        <w:rPr>
+          <w:bCs/>
+          <w:b/>
+        </w:rPr>
+        <w:t xml:space="preserve">örneklemin tek bir bağlamla sınırlı olmasıdır.</w:t>
+      </w:r>
+      <w:r>
+        <w:t xml:space="preserve"> </w:t>
+      </w:r>
+      <w:r>
+        <w:t xml:space="preserve">Veri tek bir kurumda, tek bir dönemde ve tek bir öğrenci grubunda toplanmıştır. Yirmi beş teslim, istatistiksel genelleme için küçük bir örneklemdir; bazı ürün kategorilerinde n üç ya da beştir ve bu kategorilere ilişkin oranlar yalnızca betimleyici değer taşır. Bulgular, benzer düzeydeki başka stüdyolar için bir hipotez kaynağı sayılmalı, bir genelleme olarak değil.</w:t>
+      </w:r>
+    </w:p>
+    <w:p>
+      <w:pPr>
+        <w:pStyle w:val="BodyText"/>
+      </w:pPr>
+      <w:r>
+        <w:t xml:space="preserve">Üçüncüsü,</w:t>
+      </w:r>
+      <w:r>
+        <w:t xml:space="preserve"> </w:t>
+      </w:r>
+      <w:r>
+        <w:rPr>
+          <w:bCs/>
+          <w:b/>
+        </w:rPr>
+        <w:t xml:space="preserve">tasarımın kesitsel olmasıdır.</w:t>
+      </w:r>
+      <w:r>
+        <w:t xml:space="preserve"> </w:t>
+      </w:r>
+      <w:r>
+        <w:t xml:space="preserve">Veri dönemin ilk haftasına aittir; bu, kritik müdahalesinden arındırılmış bir taban çizgisi sağladığı için bilinçli bir tercihtir, ancak becerinin dönem içinde nasıl geliştiğini görmeyi imkânsız kılar. İlk haftada giriş ve eşiği hiç düşünmemiş bir öğrencinin ara jüride bu alanı çözüp çözmediği bu veriden bilinemez. Dolayısıyla çalışma, çeviri becerisinin düzeyini değil, stüdyoya getirilen başlangıç düzeyini betimlemektedir.</w:t>
+      </w:r>
+    </w:p>
+    <w:p>
+      <w:pPr>
+        <w:pStyle w:val="BodyText"/>
+      </w:pPr>
+      <w:r>
+        <w:t xml:space="preserve">Dördüncüsü,</w:t>
+      </w:r>
+      <w:r>
+        <w:t xml:space="preserve"> </w:t>
+      </w:r>
+      <w:r>
+        <w:rPr>
+          <w:bCs/>
+          <w:b/>
+        </w:rPr>
+        <w:t xml:space="preserve">brifin alanlarıyla yapılan karşılaştırmanın yalnızca karar sütununa dayanmasıdır.</w:t>
+      </w:r>
+      <w:r>
+        <w:t xml:space="preserve"> </w:t>
+      </w:r>
+      <w:r>
+        <w:t xml:space="preserve">Giriş, kasa, depolama ve personel alanlarının kararlarda görünmemesi, öğrencilerin bu alanları hiç düşünmediği anlamına gelmez; nitekim depolama, kâğıdın ihtiyaç bölümünde düzenli biçimde yazılmıştır. Bulgu, bu alanların</w:t>
       </w:r>
       <w:r>
         <w:t xml:space="preserve"> </w:t>
@@ -5894,207 +5119,21 @@
           <w:iCs/>
           <w:i/>
         </w:rPr>
-        <w:t xml:space="preserve">gerektirir</w:t>
-      </w:r>
-      <w:r>
-        <w:t xml:space="preserve">. Zanaat, üretimin görünür kılındığı bir yüzey ister; kendini ifade, kullanıcının denediği ve kendine göre düzenlediği bir alan ister. Buna karşılık değer alanını</w:t>
-      </w:r>
-      <w:r>
-        <w:t xml:space="preserve"> </w:t>
-      </w:r>
-      <w:r>
-        <w:t xml:space="preserve">“</w:t>
-      </w:r>
-      <w:r>
-        <w:t xml:space="preserve">moda</w:t>
-      </w:r>
-      <w:r>
-        <w:t xml:space="preserve">”</w:t>
-      </w:r>
-      <w:r>
-        <w:t xml:space="preserve"> </w:t>
-      </w:r>
-      <w:r>
-        <w:t xml:space="preserve">ya da</w:t>
-      </w:r>
-      <w:r>
-        <w:t xml:space="preserve"> </w:t>
-      </w:r>
-      <w:r>
-        <w:t xml:space="preserve">“</w:t>
-      </w:r>
-      <w:r>
-        <w:t xml:space="preserve">kalite</w:t>
-      </w:r>
-      <w:r>
-        <w:t xml:space="preserve">”</w:t>
-      </w:r>
-      <w:r>
-        <w:t xml:space="preserve"> </w:t>
-      </w:r>
-      <w:r>
-        <w:t xml:space="preserve">gibi bir sektör adıyla geçiştiren öneriler, mekânsal karar sütununda da sıfatta kalmıştır. Marka okumasının zayıflığı, doğrudan tasarım kararının zayıflığına dönüşmektedir. Bu, atölyenin temel varsayımını — markanın tasarımın gerekçesi olabileceğini — doğrulayan ama aynı zamanda koşulunu da gösteren bir bulgudur: gerekçe ancak yeterince somut bir okumadan çıkarsa iş görür.</w:t>
-      </w:r>
-    </w:p>
-    <w:p>
-      <w:pPr>
-        <w:pStyle w:val="BodyText"/>
-      </w:pPr>
-      <w:r>
-        <w:t xml:space="preserve">Kurumsal markaların niş markalara göre daha düşük somutluk üretmesi ve giyimin en çok seçilen kategori olmasına rağmen en düşük oranlardan birinde kalması aynı mekanizmaya işaret etmektedir. Öğrenci tanıdığı bir markayı ya da tanıdığı bir mağaza tipini çalıştığında, çeviri yapmak yerine hatırlamaktadır.</w:t>
-      </w:r>
-      <w:r>
-        <w:t xml:space="preserve"> </w:t>
-      </w:r>
-      <w:r>
-        <w:t xml:space="preserve">“</w:t>
-      </w:r>
-      <w:r>
-        <w:t xml:space="preserve">IKEA → gerçek yaşam alanları ve modüler sergileme</w:t>
-      </w:r>
-      <w:r>
-        <w:t xml:space="preserve">”</w:t>
-      </w:r>
-      <w:r>
-        <w:t xml:space="preserve"> </w:t>
-      </w:r>
-      <w:r>
-        <w:t xml:space="preserve">bir çeviri değil, bir betimlemedir; öğrenci markayı mekâna çevirmemiş, markanın zaten var olan mekânını tarif etmiştir. Niş ve bilinmeyen marka ise böyle bir hazır görüntü sunmadığı için öğrenciyi kararı kendisi üretmeye zorlar. Brifteki</w:t>
-      </w:r>
-      <w:r>
-        <w:t xml:space="preserve"> </w:t>
-      </w:r>
-      <w:r>
-        <w:t xml:space="preserve">“</w:t>
-      </w:r>
-      <w:r>
-        <w:t xml:space="preserve">fiziksel mağazası olmayan az bilinen marka</w:t>
-      </w:r>
-      <w:r>
-        <w:t xml:space="preserve">”</w:t>
-      </w:r>
-      <w:r>
-        <w:t xml:space="preserve"> </w:t>
-      </w:r>
-      <w:r>
-        <w:t xml:space="preserve">kısıtının yalnızca özgünlük değil, doğrudan bir bilişsel gerekçesi olduğu buradan anlaşılmaktadır: kısıt, hatırlamayı imkânsız kılarak çeviriyi zorunlu hâle getirir. Kısıt ayrıca güncel perakende eğilimleriyle de örtüşmektedir; çevrim içi doğan markaların fiziksel mağazaya geçişi son yılların en belirgin perakende hareketlerinden biridir ve bu geçiş çoğunlukla deneyim odaklı, topluluk merkezli, küçük ölçekli mekânlar üzerinden gerçekleşmektedir. Dolayısıyla öğrencilere verilen senaryo kurgusal bir egzersiz değil, sektörün fiilî bir sorusudur.</w:t>
-      </w:r>
-    </w:p>
-    <w:p>
-      <w:pPr>
-        <w:pStyle w:val="BodyText"/>
-      </w:pPr>
-      <w:r>
-        <w:t xml:space="preserve">Bu bulgular, atölye kurgusunda birkaç düzeltmeyi işaret etmektedir. En önemlisi, çeviri tablosunun iki sütundan üç sütuna çıkarılmasıdır: anahtar kelime, mekânsal ilke, tasarım öğesi. Ortadaki sütun, kelimeden doğrudan nesneye yapılan sıçramayı yavaşlatır ve bulguların işaret ettiği asıl boşluğu — öğesi olan ama yeri olmayan kararı — hedefler. Atölye sunumunun kendi örnek vakası bu üçlü yapıyı zaten kullanmaktadır (</w:t>
-      </w:r>
-      <w:r>
-        <w:t xml:space="preserve">“</w:t>
-      </w:r>
-      <w:r>
-        <w:t xml:space="preserve">görünürlük → görüş hattı ve sınır → camlı atölye duvarı</w:t>
-      </w:r>
-      <w:r>
-        <w:t xml:space="preserve">”</w:t>
-      </w:r>
-      <w:r>
-        <w:t xml:space="preserve">); yapının çalışma kâğıdına taşınması yeterlidir. Buna, her tasarım öğesi için tek satırlık bir</w:t>
-      </w:r>
-      <w:r>
-        <w:t xml:space="preserve"> </w:t>
-      </w:r>
-      <w:r>
-        <w:t xml:space="preserve">“</w:t>
-      </w:r>
-      <w:r>
-        <w:t xml:space="preserve">nerede?</w:t>
-      </w:r>
-      <w:r>
-        <w:t xml:space="preserve">”</w:t>
-      </w:r>
-      <w:r>
-        <w:t xml:space="preserve"> </w:t>
-      </w:r>
-      <w:r>
-        <w:t xml:space="preserve">alanı eklenmesi eşlik edebilir. Repertuvardaki iki yapısal açık, basit bir kota ile kapatılabilir: üç karardan en az birinin dolaşım, eşik ya da görüş hattıyla, en az birinin duyusal donatıyla ilgili olması istenebilir. Öğrencilerden her marka için en az bir birimi markanın kendi sözlüğünden türetilmiş bir adla adlandırmaları beklenebilir; bulgular bu edimin en somut kararlarla birlikte gittiğini göstermektedir. Son olarak</w:t>
-      </w:r>
-      <w:r>
-        <w:t xml:space="preserve"> </w:t>
-      </w:r>
-      <w:r>
-        <w:t xml:space="preserve">“</w:t>
-      </w:r>
-      <w:r>
-        <w:t xml:space="preserve">az bilinen niş marka</w:t>
-      </w:r>
-      <w:r>
-        <w:t xml:space="preserve">”</w:t>
-      </w:r>
-      <w:r>
-        <w:t xml:space="preserve"> </w:t>
-      </w:r>
-      <w:r>
-        <w:t xml:space="preserve">ifadesi kontrol edilebilir ölçütlere bağlanmalıdır: Türkiye’de fiziksel mağazası bulunmayan, yalnızca çevrim içi ya da seçili satış noktaları üzerinden satan, ulusal zincir olmayan. Üç somutluk grubunun öğrencilerle paylaşılması da başlı başına bir öğretim aracıdır;</w:t>
-      </w:r>
-      <w:r>
-        <w:t xml:space="preserve"> </w:t>
-      </w:r>
-      <w:r>
-        <w:t xml:space="preserve">“</w:t>
-      </w:r>
-      <w:r>
-        <w:t xml:space="preserve">bu karar bir öğe adlandırıyor ama mekânda bir yer tutmuyor</w:t>
-      </w:r>
-      <w:r>
-        <w:t xml:space="preserve">”</w:t>
-      </w:r>
-      <w:r>
-        <w:t xml:space="preserve"> </w:t>
-      </w:r>
-      <w:r>
-        <w:t xml:space="preserve">geri bildirimi,</w:t>
-      </w:r>
-      <w:r>
-        <w:t xml:space="preserve"> </w:t>
-      </w:r>
-      <w:r>
-        <w:t xml:space="preserve">“</w:t>
-      </w:r>
-      <w:r>
-        <w:t xml:space="preserve">bu karar yeterince gelişmemiş</w:t>
-      </w:r>
-      <w:r>
-        <w:t xml:space="preserve">”</w:t>
-      </w:r>
-      <w:r>
-        <w:t xml:space="preserve"> </w:t>
-      </w:r>
-      <w:r>
-        <w:t xml:space="preserve">geri bildiriminden çok daha işlemseldir.</w:t>
-      </w:r>
-    </w:p>
-    <w:bookmarkStart w:id="64" w:name="sınırlılıklar"/>
-    <w:p>
-      <w:pPr>
-        <w:pStyle w:val="Heading3"/>
-      </w:pPr>
-      <w:r>
-        <w:t xml:space="preserve">Sınırlılıklar</w:t>
-      </w:r>
-    </w:p>
-    <w:p>
-      <w:pPr>
-        <w:pStyle w:val="FirstParagraph"/>
-      </w:pPr>
-      <w:r>
-        <w:t xml:space="preserve">Bu çalışmanın sonuçları, aşağıdaki sınırlar içinde okunmalıdır.</w:t>
-      </w:r>
-    </w:p>
-    <w:p>
-      <w:pPr>
-        <w:pStyle w:val="BodyText"/>
-      </w:pPr>
-      <w:r>
-        <w:t xml:space="preserve">Birincisi ve en önemlisi,</w:t>
+        <w:t xml:space="preserve">marka kimliğiyle ilişkilendirilmediğini</w:t>
+      </w:r>
+      <w:r>
+        <w:t xml:space="preserve"> </w:t>
+      </w:r>
+      <w:r>
+        <w:t xml:space="preserve">söylemektedir, bilinmediğini değil. Bu ayrım, sonucun yorumlanmasında korunmalıdır.</w:t>
+      </w:r>
+    </w:p>
+    <w:p>
+      <w:pPr>
+        <w:pStyle w:val="BodyText"/>
+      </w:pPr>
+      <w:r>
+        <w:t xml:space="preserve">Beşincisi,</w:t>
       </w:r>
       <w:r>
         <w:t xml:space="preserve"> </w:t>
@@ -6104,183 +5143,17 @@
           <w:bCs/>
           <w:b/>
         </w:rPr>
-        <w:t xml:space="preserve">kodlamanın tek araştırmacı tarafından yapılmış olmasıdır.</w:t>
-      </w:r>
-      <w:r>
-        <w:t xml:space="preserve"> </w:t>
-      </w:r>
-      <w:r>
-        <w:t xml:space="preserve">İçerik analizinde kategori atamaları yorum içerir ve bu yorumun güvenirliği ancak bağımsız kodlayıcılarla sınanabilir. Bu araştırmada kodlayıcılar arası güvenirlik katsayısı hesaplanmamıştır. Üç somutluk grubundan ikisi arasındaki sınır — öğe adlandıran ile mekânda yer tutan arasındaki sınır — özellikle yoruma açıktır;</w:t>
-      </w:r>
-      <w:r>
-        <w:t xml:space="preserve"> </w:t>
-      </w:r>
-      <w:r>
-        <w:t xml:space="preserve">“</w:t>
-      </w:r>
-      <w:r>
-        <w:t xml:space="preserve">açık raf düzeni</w:t>
-      </w:r>
-      <w:r>
-        <w:t xml:space="preserve">”</w:t>
-      </w:r>
-      <w:r>
-        <w:t xml:space="preserve"> </w:t>
-      </w:r>
-      <w:r>
-        <w:t xml:space="preserve">ile</w:t>
-      </w:r>
-      <w:r>
-        <w:t xml:space="preserve"> </w:t>
-      </w:r>
-      <w:r>
-        <w:t xml:space="preserve">“</w:t>
-      </w:r>
-      <w:r>
-        <w:t xml:space="preserve">kullanıcının ürünü inceleyip dokunabileceği erişilebilir sergileme düzeni ve geniş geçiş alanları</w:t>
-      </w:r>
-      <w:r>
-        <w:t xml:space="preserve">”</w:t>
-      </w:r>
-      <w:r>
-        <w:t xml:space="preserve"> </w:t>
-      </w:r>
-      <w:r>
-        <w:t xml:space="preserve">arasında nerede durulacağı tartışmalıdır. Aynı güçlük, değer eksenlerinin çok etiketli kodlanmasında da geçerlidir: bir markanın hem zanaat hem yerellik ekseninden okunduğu durumlarda etiket sayısı kodlayıcı kararına bağlıdır. Bulguların doğrulanması için bir sonraki adım, verinin en az beşte birinin ikinci bir kodlayıcı tarafından bağımsız olarak kodlanması ve uyum katsayısının raporlanmasıdır.</w:t>
-      </w:r>
-    </w:p>
-    <w:p>
-      <w:pPr>
-        <w:pStyle w:val="BodyText"/>
-      </w:pPr>
-      <w:r>
-        <w:t xml:space="preserve">İkincisi,</w:t>
-      </w:r>
-      <w:r>
-        <w:t xml:space="preserve"> </w:t>
-      </w:r>
-      <w:r>
-        <w:rPr>
-          <w:bCs/>
-          <w:b/>
-        </w:rPr>
-        <w:t xml:space="preserve">örneklemin tek bir bağlamla sınırlı olmasıdır.</w:t>
-      </w:r>
-      <w:r>
-        <w:t xml:space="preserve"> </w:t>
-      </w:r>
-      <w:r>
-        <w:t xml:space="preserve">Veri tek bir kurumda, tek bir dönemde, tek bir öğrenci grubunda ve tek bir yürütücü ekibin kurguladığı bir atölyede toplanmıştır. Yirmi beş teslim, istatistiksel genelleme için küçük bir örneklemdir; nitekim bazı ürün kategorilerinde n üç ya da beştir ve bu kategorilere ilişkin oranlar yalnızca betimleyici değer taşır. Bulgular, benzer düzeydeki başka stüdyolar için bir hipotez kaynağı sayılmalı, bir genelleme olarak değil.</w:t>
-      </w:r>
-    </w:p>
-    <w:p>
-      <w:pPr>
-        <w:pStyle w:val="BodyText"/>
-      </w:pPr>
-      <w:r>
-        <w:t xml:space="preserve">Üçüncüsü,</w:t>
-      </w:r>
-      <w:r>
-        <w:t xml:space="preserve"> </w:t>
-      </w:r>
-      <w:r>
-        <w:rPr>
-          <w:bCs/>
-          <w:b/>
-        </w:rPr>
-        <w:t xml:space="preserve">tasarımın kesitsel olmasıdır.</w:t>
-      </w:r>
-      <w:r>
-        <w:t xml:space="preserve"> </w:t>
-      </w:r>
-      <w:r>
-        <w:t xml:space="preserve">Veri dönemin ilk haftasına aittir ve bu, kritik müdahalesinden arındırılmış bir taban çizgisi sağladığı için bilinçli bir tercihtir; ancak aynı tercih, becerinin dönem içinde nasıl geliştiğini görmeyi imkânsız kılar. İlk haftada sıfatta kalan bir öğrencinin ara jüride mekânda yer tutan kararlar üretip üretmediği bu veriden bilinemez. Bu nedenle çalışma, çeviri becerisinin düzeyini değil, stüdyoya getirilen başlangıç düzeyini betimlemektedir.</w:t>
-      </w:r>
-    </w:p>
-    <w:p>
-      <w:pPr>
-        <w:pStyle w:val="BodyText"/>
-      </w:pPr>
-      <w:r>
-        <w:t xml:space="preserve">Dördüncüsü,</w:t>
-      </w:r>
-      <w:r>
-        <w:t xml:space="preserve"> </w:t>
-      </w:r>
-      <w:r>
-        <w:rPr>
-          <w:bCs/>
-          <w:b/>
-        </w:rPr>
-        <w:t xml:space="preserve">ilişki ile nedenselliğin ayrı tutulması gerektiğidir.</w:t>
-      </w:r>
-      <w:r>
-        <w:t xml:space="preserve"> </w:t>
-      </w:r>
-      <w:r>
-        <w:t xml:space="preserve">Markanın diliyle adlandırma ile somut karar üretme arasındaki örtüşme güçlüdür; ancak bu örtüşme, adlandırmanın somutluğu</w:t>
-      </w:r>
-      <w:r>
-        <w:t xml:space="preserve"> </w:t>
-      </w:r>
-      <w:r>
-        <w:rPr>
-          <w:iCs/>
-          <w:i/>
-        </w:rPr>
-        <w:t xml:space="preserve">doğurduğunu</w:t>
-      </w:r>
-      <w:r>
-        <w:t xml:space="preserve"> </w:t>
-      </w:r>
-      <w:r>
-        <w:t xml:space="preserve">göstermez. Adlandırma büyük olasılıkla somut düşünmenin bir sonucudur, nedeni değil. Adlandırmanın bir öğretim aracı olarak işe yarayıp yaramadığı, ancak adlandırmanın açıkça istendiği bir sonraki uygulamayla karşılaştırılarak anlaşılabilir. Benzer biçimde, grup çalışmasının bireysel çalışmaya göre daha somut kararlar ürettiği izlenimi de bu veriyle kanıtlanamaz; bunun için grup ve bireysel çıktıların aynı ölçütle karşılaştırıldığı bir tasarım gerekir.</w:t>
-      </w:r>
-    </w:p>
-    <w:p>
-      <w:pPr>
-        <w:pStyle w:val="BodyText"/>
-      </w:pPr>
-      <w:r>
-        <w:t xml:space="preserve">Beşincisi,</w:t>
-      </w:r>
-      <w:r>
-        <w:t xml:space="preserve"> </w:t>
-      </w:r>
-      <w:r>
-        <w:rPr>
-          <w:bCs/>
-          <w:b/>
-        </w:rPr>
         <w:t xml:space="preserve">analizin yalnızca yazılı çıktıya dayanmasıdır.</w:t>
       </w:r>
       <w:r>
         <w:t xml:space="preserve"> </w:t>
       </w:r>
       <w:r>
-        <w:t xml:space="preserve">Çalışma kâğıtları öğrencinin düşüncesinin tamamını değil, kâğıda geçirdiği kadarını kaydeder. Bir öğrenci kararını sözlü sunumda ayrıntılandırmış, çizimle açıklamış ya da yalnızca yazıya dökmekte zorlanmış olabilir. Dolayısıyla</w:t>
-      </w:r>
-      <w:r>
-        <w:t xml:space="preserve"> </w:t>
-      </w:r>
-      <w:r>
-        <w:t xml:space="preserve">“</w:t>
-      </w:r>
-      <w:r>
-        <w:t xml:space="preserve">sıfatta kalan</w:t>
-      </w:r>
-      <w:r>
-        <w:t xml:space="preserve">”</w:t>
-      </w:r>
-      <w:r>
-        <w:t xml:space="preserve"> </w:t>
-      </w:r>
-      <w:r>
-        <w:t xml:space="preserve">olarak kodlanan bir karar, öğrencinin düşüncesinin değil, o düşünceyi yazıya geçirme becerisinin sınırını gösteriyor olabilir. Bu, yazılı çalışma kâğıdına dayanan her analizin paylaştığı bir kısıttır ve bulguların, öğrenci yeterliğine ilişkin bir yargı olarak değil, aracın ürettiği çıktıya ilişkin bir betimleme olarak okunmasını gerektirir.</w:t>
-      </w:r>
-    </w:p>
-    <w:bookmarkEnd w:id="64"/>
-    <w:bookmarkStart w:id="65" w:name="sonuç"/>
+        <w:t xml:space="preserve">Çalışma kâğıtları öğrencinin düşüncesinin tamamını değil, kâğıda geçirdiği kadarını kaydeder. Bir öğrenci kararını sözlü sunumda ayrıntılandırmış, çizimle açıklamış ya da yalnızca yazıya dökmekte zorlanmış olabilir. Bu, yazılı çalışma kâğıdına dayanan her analizin paylaştığı bir kısıttır ve bulguların, öğrenci yeterliğine ilişkin bir yargı olarak değil, aracın ürettiği çıktıya ilişkin bir betimleme olarak okunmasını gerektirir.</w:t>
+      </w:r>
+    </w:p>
+    <w:bookmarkEnd w:id="73"/>
+    <w:bookmarkStart w:id="74" w:name="sonuç"/>
     <w:p>
       <w:pPr>
         <w:pStyle w:val="Heading3"/>
@@ -6294,15 +5167,15 @@
         <w:pStyle w:val="FirstParagraph"/>
       </w:pPr>
       <w:r>
-        <w:t xml:space="preserve">Bu çalışma, perakende tasarımı stüdyosunda marka kimliğinin mekânsallaşması sorusunu, bitmiş projeden alıp çevirinin kendisine taşımıştır. Öğrenciler markayı ağırlıklı olarak kendini ifade, zanaat ve el üretimi ile yerellik eksenlerinden okumakta; bu okumadan markaya özgü ama son derece dağınık bir anahtar kelime sözlüğü üretmektedir. Kelimelerin mekânsal karara dönüşmesinde ise belirgin bir darboğaz vardır: önerilerin neredeyse yarısı bir tasarım öğesi adlandırmakta, ancak öğenin mekândaki yerini söylememektedir. Kararlar sergileme ve malzeme alanlarında yoğunlaşmakta; dolaşım, eşik ve duyusal donatı sistematik olarak eksik kalmaktadır. Kimliğin mekânda gerçekten karşılık bulduğu durumlar ise ortak bir işaret taşımaktadır: öğrenci, ürettiği birimi markanın kendi diliyle adlandırmaktadır.</w:t>
-      </w:r>
-    </w:p>
-    <w:p>
-      <w:pPr>
-        <w:pStyle w:val="BodyText"/>
-      </w:pPr>
-      <w:r>
-        <w:t xml:space="preserve">Bu bulguların toplamı, basit ama sonuçları geniş bir savı destekler. Marka kimliğinin mekâna çevrilmesi sezgisel bir sıçrama değil, adımları tanımlanabilir bir beceridir; dolayısıyla öğretilebilir ve geliştirilebilir. Daha da önemlisi, bu beceri yalnızca bir teknik değildir: öğrencinin tasarımını gerekçelendirebilmesinin, yani boşlukta tasarım yapmamasının koşuludur. Dönem sonunda</w:t>
+        <w:t xml:space="preserve">Bu çalışma, perakende tasarımı stüdyosunda marka kimliğinin mekânsallaşması sorusunu bitmiş projeden alıp çevirinin kendisine taşımıştır. Öğrenciler markayı ağırlıklı olarak kendini ifade, zanaat ve yerellik eksenlerinden okumakta; bu okumadan markaya özgü ama dağınık bir anahtar kelime sözlüğü üretmektedir. Kelimelerin mekânsal karara dönüşmesinde ise belirgin ve sistematik bir kapsam eksikliği vardır: kararlar sergileme ve malzeme alanlarında yoğunlaşmakta, ortam koşulları yarısından azında kurulmakta, önerilerin yalnızca %28’i bütüncül bir perakende ortamının üç boyutunu birden ele almaktadır. Dersin brifinin zorunlu kıldığı sekiz alandan dördü — giriş ve marka eşiği, satış ve kasa, depolama ve arka alan, personel alanları — kararlarda neredeyse hiç görünmemektedir. Kimliğin mekânda en açık karşılık bulduğu durumlar ise ortak bir işaret taşımaktadır: öğrenci, kurduğu birimi markanın kendi diliyle adlandırmakta ve aynı kararda birden çok tasarım alanını birlikte düşünmektedir.</w:t>
+      </w:r>
+    </w:p>
+    <w:p>
+      <w:pPr>
+        <w:pStyle w:val="BodyText"/>
+      </w:pPr>
+      <w:r>
+        <w:t xml:space="preserve">Bu bulguların toplamı basit ama sonuçları geniş bir savı destekler. Marka kimliğinin mekâna çevrilmesi sezgisel bir sıçrama değil, kapsamı tanımlanabilir bir beceridir; dolayısıyla öğretilebilir ve geliştirilebilir. Daha da önemlisi, bu beceri yalnızca bir teknik değildir: öğrencinin tasarımını gerekçelendirebilmesinin, yani boşlukta tasarım yapmamasının koşuludur. Dönem sonunda</w:t>
       </w:r>
       <w:r>
         <w:t xml:space="preserve"> </w:t>
@@ -6320,7 +5193,7 @@
         <w:t xml:space="preserve"> </w:t>
       </w:r>
       <w:r>
-        <w:t xml:space="preserve">olarak görünen şey, dönemin ilk haftasında, anahtar kelimenin mekânda bir yer tutmadığı anda başlamaktadır. Müdahalenin yeri de burasıdır.</w:t>
+        <w:t xml:space="preserve">olarak görünen şey, dönemin ilk haftasında, markanın mağazanın kapısına ve kasasına hiç ulaşmadığı anda başlamaktadır. Müdahalenin yeri de burasıdır.</w:t>
       </w:r>
     </w:p>
     <w:p>
@@ -6330,9 +5203,9 @@
         </w:pict>
       </w:r>
     </w:p>
-    <w:bookmarkEnd w:id="65"/>
-    <w:bookmarkEnd w:id="66"/>
-    <w:bookmarkStart w:id="67" w:name="kaynakça"/>
+    <w:bookmarkEnd w:id="74"/>
+    <w:bookmarkEnd w:id="75"/>
+    <w:bookmarkStart w:id="76" w:name="kaynakça"/>
     <w:p>
       <w:pPr>
         <w:pStyle w:val="Heading2"/>
@@ -6960,42 +5833,6 @@
       </w:r>
       <w:r>
         <w:t xml:space="preserve">. 5. baskı. Hoboken, NJ: Wiley.</w:t>
-      </w:r>
-    </w:p>
-    <w:p>
-      <w:pPr>
-        <w:pStyle w:val="BodyText"/>
-      </w:pPr>
-      <w:r>
-        <w:t xml:space="preserve">Zomerdijk, Leonieke G. ve Christopher A. Voss. 2010.</w:t>
-      </w:r>
-      <w:r>
-        <w:t xml:space="preserve"> </w:t>
-      </w:r>
-      <w:r>
-        <w:t xml:space="preserve">“</w:t>
-      </w:r>
-      <w:r>
-        <w:t xml:space="preserve">Service Design for Experience-Centric Services.</w:t>
-      </w:r>
-      <w:r>
-        <w:t xml:space="preserve">”</w:t>
-      </w:r>
-      <w:r>
-        <w:t xml:space="preserve"> </w:t>
-      </w:r>
-      <w:r>
-        <w:rPr>
-          <w:iCs/>
-          <w:i/>
-        </w:rPr>
-        <w:t xml:space="preserve">Journal of Service Research</w:t>
-      </w:r>
-      <w:r>
-        <w:t xml:space="preserve"> </w:t>
-      </w:r>
-      <w:r>
-        <w:t xml:space="preserve">13 (1): 67–82. https://doi.org/10.1177/1094670509351960</w:t>
       </w:r>
     </w:p>
     <w:p>
@@ -7005,8 +5842,8 @@
         </w:pict>
       </w:r>
     </w:p>
-    <w:bookmarkEnd w:id="67"/>
-    <w:bookmarkStart w:id="68" w:name="ek"/>
+    <w:bookmarkEnd w:id="76"/>
+    <w:bookmarkStart w:id="77" w:name="ek"/>
     <w:p>
       <w:pPr>
         <w:pStyle w:val="Heading2"/>
@@ -7020,7 +5857,7 @@
         <w:pStyle w:val="FirstParagraph"/>
       </w:pPr>
       <w:r>
-        <w:t xml:space="preserve">Yirmi beş teslimde önerilen 75 marka; kategori, menşe, ölçek, değer ekseni, anahtar kelimeler ve karar somutluğuyla birlikte</w:t>
+        <w:t xml:space="preserve">Yirmi beş teslimde önerilen 75 marka; kategori, menşe, ölçek, değer ekseni, anahtar kelimeler ve tasarım öğesi kodlarıyla birlikte</w:t>
       </w:r>
       <w:r>
         <w:t xml:space="preserve"> </w:t>
@@ -7080,8 +5917,8 @@
         <w:t xml:space="preserve">çalıştırılarak yeniden üretilebilir.</w:t>
       </w:r>
     </w:p>
-    <w:bookmarkEnd w:id="68"/>
-    <w:bookmarkEnd w:id="69"/>
+    <w:bookmarkEnd w:id="77"/>
+    <w:bookmarkEnd w:id="78"/>
     <w:sectPr/>
   </w:body>
 </w:document>
